--- a/WebContent/docx/淋巴瘤129基因报告-单样本-苏州市立医院-本部&北区.docx
+++ b/WebContent/docx/淋巴瘤129基因报告-单样本-苏州市立医院-本部&北区.docx
@@ -2469,13 +2469,13 @@
           <w:cols w:space="0" w:num="1"/>
         </w:sectPr>
       </w:pPr>
-      <w:bookmarkStart w:id="0" w:name="_Toc10906"/>
-      <w:bookmarkStart w:id="1" w:name="_Toc21009_WPSOffice_Level1"/>
-      <w:bookmarkStart w:id="2" w:name="_Toc3619"/>
-      <w:bookmarkStart w:id="3" w:name="_Toc30143_WPSOffice_Level1"/>
-      <w:bookmarkStart w:id="4" w:name="_Toc13806"/>
-      <w:bookmarkStart w:id="5" w:name="_Toc21669"/>
-      <w:bookmarkStart w:id="6" w:name="_Toc24178_WPSOffice_Level1"/>
+      <w:bookmarkStart w:id="0" w:name="_Toc3619"/>
+      <w:bookmarkStart w:id="1" w:name="_Toc10906"/>
+      <w:bookmarkStart w:id="2" w:name="_Toc21009_WPSOffice_Level1"/>
+      <w:bookmarkStart w:id="3" w:name="_Toc21669"/>
+      <w:bookmarkStart w:id="4" w:name="_Toc30143_WPSOffice_Level1"/>
+      <w:bookmarkStart w:id="5" w:name="_Toc24178_WPSOffice_Level1"/>
+      <w:bookmarkStart w:id="6" w:name="_Toc13806"/>
     </w:p>
     <w:p>
       <w:pPr>
@@ -3379,12 +3379,12 @@
         </w:rPr>
       </w:pPr>
       <w:bookmarkStart w:id="8" w:name="_Toc26731"/>
-      <w:bookmarkStart w:id="9" w:name="_Toc11015_WPSOffice_Level1"/>
-      <w:bookmarkStart w:id="10" w:name="_Toc18062_WPSOffice_Level1"/>
-      <w:bookmarkStart w:id="11" w:name="_Toc31917"/>
-      <w:bookmarkStart w:id="12" w:name="_Toc7021_WPSOffice_Level1"/>
+      <w:bookmarkStart w:id="9" w:name="_Toc17451"/>
+      <w:bookmarkStart w:id="10" w:name="_Toc31917"/>
+      <w:bookmarkStart w:id="11" w:name="_Toc18062_WPSOffice_Level1"/>
+      <w:bookmarkStart w:id="12" w:name="_Toc11015_WPSOffice_Level1"/>
       <w:bookmarkStart w:id="13" w:name="_Toc29943"/>
-      <w:bookmarkStart w:id="14" w:name="_Toc17451"/>
+      <w:bookmarkStart w:id="14" w:name="_Toc7021_WPSOffice_Level1"/>
       <w:bookmarkStart w:id="15" w:name="_Toc3823"/>
       <w:r>
         <w:rPr>
@@ -3659,12 +3659,12 @@
       <w:bookmarkStart w:id="17" w:name="_Toc149837253"/>
       <w:bookmarkStart w:id="18" w:name="_Toc2887"/>
       <w:bookmarkStart w:id="19" w:name="_Toc94"/>
-      <w:bookmarkStart w:id="20" w:name="_Toc16576"/>
-      <w:bookmarkStart w:id="21" w:name="_Toc6221_WPSOffice_Level1"/>
-      <w:bookmarkStart w:id="22" w:name="_Toc18058"/>
-      <w:bookmarkStart w:id="23" w:name="_Toc23052"/>
-      <w:bookmarkStart w:id="24" w:name="_Toc23369_WPSOffice_Level1"/>
-      <w:bookmarkStart w:id="25" w:name="_Toc25920"/>
+      <w:bookmarkStart w:id="20" w:name="_Toc23369_WPSOffice_Level1"/>
+      <w:bookmarkStart w:id="21" w:name="_Toc23052"/>
+      <w:bookmarkStart w:id="22" w:name="_Toc16576"/>
+      <w:bookmarkStart w:id="23" w:name="_Toc18058"/>
+      <w:bookmarkStart w:id="24" w:name="_Toc25920"/>
+      <w:bookmarkStart w:id="25" w:name="_Toc6221_WPSOffice_Level1"/>
       <w:r>
         <w:rPr>
           <w:rStyle w:val="38"/>
@@ -5074,63 +5074,63 @@
         </w:numPr>
         <w:ind w:left="330" w:leftChars="150"/>
         <w:rPr>
+          <w:rFonts w:hint="default" w:ascii="Times New Roman" w:hAnsi="Times New Roman" w:eastAsia="微软雅黑" w:cs="Times New Roman"/>
+          <w:sz w:val="18"/>
+          <w:szCs w:val="18"/>
+          <w:lang w:val="en-US" w:eastAsia="zh-CN" w:bidi="ar"/>
+        </w:rPr>
+      </w:pPr>
+      <w:r>
+        <w:rPr>
           <w:rFonts w:ascii="Times New Roman" w:hAnsi="Times New Roman" w:eastAsia="微软雅黑" w:cs="Times New Roman"/>
           <w:sz w:val="18"/>
           <w:szCs w:val="18"/>
-          <w:lang w:eastAsia="zh-CN"/>
-        </w:rPr>
-      </w:pPr>
+          <w:lang w:eastAsia="zh-CN" w:bidi="ar"/>
+        </w:rPr>
+        <w:t>本报告只对本次采集样本负责，如有疑问，请在7个工作日内与我们联系。</w:t>
+      </w:r>
+      <w:r>
+        <w:rPr>
+          <w:rFonts w:hint="eastAsia" w:ascii="Times New Roman" w:hAnsi="Times New Roman" w:eastAsia="微软雅黑" w:cs="Times New Roman"/>
+          <w:sz w:val="18"/>
+          <w:szCs w:val="18"/>
+          <w:lang w:eastAsia="zh-CN" w:bidi="ar"/>
+        </w:rPr>
+        <w:t xml:space="preserve">{% if testedby == </w:t>
+      </w:r>
       <w:r>
         <w:rPr>
           <w:rFonts w:ascii="Times New Roman" w:hAnsi="Times New Roman" w:eastAsia="微软雅黑" w:cs="Times New Roman"/>
           <w:sz w:val="18"/>
           <w:szCs w:val="18"/>
-          <w:lang w:eastAsia="zh-CN"/>
-        </w:rPr>
-        <w:t>本报告只对本次采集样本负责，如有疑问，请在7个工作日内与我们联系。</w:t>
+          <w:lang w:eastAsia="zh-CN" w:bidi="ar"/>
+        </w:rPr>
+        <w:t>“</w:t>
       </w:r>
       <w:r>
         <w:rPr>
           <w:rFonts w:hint="eastAsia" w:ascii="Times New Roman" w:hAnsi="Times New Roman" w:eastAsia="微软雅黑" w:cs="Times New Roman"/>
           <w:sz w:val="18"/>
           <w:szCs w:val="18"/>
-          <w:lang w:eastAsia="zh-CN"/>
-        </w:rPr>
-        <w:t xml:space="preserve">{% if testedby == </w:t>
+          <w:lang w:eastAsia="zh-CN" w:bidi="ar"/>
+        </w:rPr>
+        <w:t>1</w:t>
       </w:r>
       <w:r>
         <w:rPr>
           <w:rFonts w:ascii="Times New Roman" w:hAnsi="Times New Roman" w:eastAsia="微软雅黑" w:cs="Times New Roman"/>
           <w:sz w:val="18"/>
           <w:szCs w:val="18"/>
-          <w:lang w:eastAsia="zh-CN"/>
-        </w:rPr>
-        <w:t>“</w:t>
+          <w:lang w:eastAsia="zh-CN" w:bidi="ar"/>
+        </w:rPr>
+        <w:t>”</w:t>
       </w:r>
       <w:r>
         <w:rPr>
           <w:rFonts w:hint="eastAsia" w:ascii="Times New Roman" w:hAnsi="Times New Roman" w:eastAsia="微软雅黑" w:cs="Times New Roman"/>
           <w:sz w:val="18"/>
           <w:szCs w:val="18"/>
-          <w:lang w:eastAsia="zh-CN"/>
-        </w:rPr>
-        <w:t>1</w:t>
-      </w:r>
-      <w:r>
-        <w:rPr>
-          <w:rFonts w:ascii="Times New Roman" w:hAnsi="Times New Roman" w:eastAsia="微软雅黑" w:cs="Times New Roman"/>
-          <w:sz w:val="18"/>
-          <w:szCs w:val="18"/>
-          <w:lang w:eastAsia="zh-CN"/>
-        </w:rPr>
-        <w:t>”</w:t>
-      </w:r>
-      <w:r>
-        <w:rPr>
-          <w:rFonts w:hint="eastAsia" w:ascii="Times New Roman" w:hAnsi="Times New Roman" w:eastAsia="微软雅黑" w:cs="Times New Roman"/>
-          <w:sz w:val="18"/>
-          <w:szCs w:val="18"/>
-          <w:lang w:eastAsia="zh-CN"/>
+          <w:lang w:eastAsia="zh-CN" w:bidi="ar"/>
         </w:rPr>
         <w:t xml:space="preserve"> %}</w:t>
       </w:r>
@@ -5228,21 +5228,24 @@
               </w:rPr>
             </w:pPr>
             <w:r>
+              <w:rPr>
+                <w:sz w:val="22"/>
+              </w:rPr>
               <mc:AlternateContent>
                 <mc:Choice Requires="wpg">
                   <w:drawing>
-                    <wp:anchor distT="0" distB="0" distL="114300" distR="114300" simplePos="0" relativeHeight="251661312" behindDoc="0" locked="0" layoutInCell="1" allowOverlap="1">
+                    <wp:anchor distT="0" distB="0" distL="114300" distR="114300" simplePos="0" relativeHeight="251663360" behindDoc="0" locked="0" layoutInCell="1" allowOverlap="1">
                       <wp:simplePos x="0" y="0"/>
                       <wp:positionH relativeFrom="column">
-                        <wp:posOffset>31115</wp:posOffset>
+                        <wp:posOffset>0</wp:posOffset>
                       </wp:positionH>
                       <wp:positionV relativeFrom="paragraph">
-                        <wp:posOffset>-547370</wp:posOffset>
+                        <wp:posOffset>-460375</wp:posOffset>
                       </wp:positionV>
-                      <wp:extent cx="3160395" cy="1441450"/>
-                      <wp:effectExtent l="0" t="0" r="9525" b="6350"/>
+                      <wp:extent cx="3080385" cy="1442720"/>
+                      <wp:effectExtent l="0" t="0" r="13335" b="5080"/>
                       <wp:wrapNone/>
-                      <wp:docPr id="101" name="组合 101"/>
+                      <wp:docPr id="34" name="组合 34"/>
                       <wp:cNvGraphicFramePr/>
                       <a:graphic xmlns:a="http://schemas.openxmlformats.org/drawingml/2006/main">
                         <a:graphicData uri="http://schemas.microsoft.com/office/word/2010/wordprocessingGroup">
@@ -5251,25 +5254,25 @@
                             <wpg:grpSpPr>
                               <a:xfrm>
                                 <a:off x="0" y="0"/>
-                                <a:ext cx="3160395" cy="1441450"/>
-                                <a:chOff x="10964" y="3809"/>
-                                <a:chExt cx="4977" cy="2270"/>
+                                <a:ext cx="3080385" cy="1442720"/>
+                                <a:chOff x="17956" y="37747"/>
+                                <a:chExt cx="4851" cy="2272"/>
                               </a:xfrm>
                             </wpg:grpSpPr>
                             <wpg:grpSp>
-                              <wpg:cNvPr id="102" name="组合 6"/>
+                              <wpg:cNvPr id="35" name="组合 16"/>
                               <wpg:cNvGrpSpPr/>
                               <wpg:grpSpPr>
                                 <a:xfrm>
-                                  <a:off x="10964" y="4438"/>
-                                  <a:ext cx="4577" cy="734"/>
-                                  <a:chOff x="10964" y="4438"/>
-                                  <a:chExt cx="4577" cy="734"/>
+                                  <a:off x="17956" y="38313"/>
+                                  <a:ext cx="4049" cy="646"/>
+                                  <a:chOff x="17956" y="38313"/>
+                                  <a:chExt cx="4049" cy="646"/>
                                 </a:xfrm>
                               </wpg:grpSpPr>
                               <pic:pic xmlns:pic="http://schemas.openxmlformats.org/drawingml/2006/picture">
                                 <pic:nvPicPr>
-                                  <pic:cNvPr id="30" name="图片 30" descr="微信图片_20220215110121"/>
+                                  <pic:cNvPr id="12" name="图片 29" descr="IMG_256"/>
                                   <pic:cNvPicPr>
                                     <a:picLocks noChangeAspect="1"/>
                                   </pic:cNvPicPr>
@@ -5278,18 +5281,17 @@
                                   <a:blip r:embed="rId9">
                                     <a:clrChange>
                                       <a:clrFrom>
-                                        <a:srgbClr val="A09D98">
+                                        <a:srgbClr val="FFFFFF">
                                           <a:alpha val="100000"/>
                                         </a:srgbClr>
                                       </a:clrFrom>
                                       <a:clrTo>
-                                        <a:srgbClr val="A09D98">
+                                        <a:srgbClr val="FFFFFF">
                                           <a:alpha val="100000"/>
                                           <a:alpha val="0"/>
                                         </a:srgbClr>
                                       </a:clrTo>
                                     </a:clrChange>
-                                    <a:biLevel thresh="50000"/>
                                   </a:blip>
                                   <a:stretch>
                                     <a:fillRect/>
@@ -5297,57 +5299,46 @@
                                 </pic:blipFill>
                                 <pic:spPr>
                                   <a:xfrm>
-                                    <a:off x="10964" y="4458"/>
-                                    <a:ext cx="1234" cy="715"/>
+                                    <a:off x="21031" y="38313"/>
+                                    <a:ext cx="975" cy="570"/>
+                                  </a:xfrm>
+                                  <a:prstGeom prst="rect">
+                                    <a:avLst/>
+                                  </a:prstGeom>
+                                  <a:noFill/>
+                                  <a:ln w="9525">
+                                    <a:noFill/>
+                                  </a:ln>
+                                </pic:spPr>
+                              </pic:pic>
+                              <pic:pic xmlns:pic="http://schemas.openxmlformats.org/drawingml/2006/picture">
+                                <pic:nvPicPr>
+                                  <pic:cNvPr id="15" name="图片 15" descr="c9514d16fd70679bf0495aeebb03c72d_compress"/>
+                                  <pic:cNvPicPr>
+                                    <a:picLocks noChangeAspect="1"/>
+                                  </pic:cNvPicPr>
+                                </pic:nvPicPr>
+                                <pic:blipFill>
+                                  <a:blip r:embed="rId10"/>
+                                  <a:srcRect l="21003" t="56913" r="27176" b="26386"/>
+                                  <a:stretch>
+                                    <a:fillRect/>
+                                  </a:stretch>
+                                </pic:blipFill>
+                                <pic:spPr>
+                                  <a:xfrm>
+                                    <a:off x="17956" y="38485"/>
+                                    <a:ext cx="1550" cy="475"/>
                                   </a:xfrm>
                                   <a:prstGeom prst="rect">
                                     <a:avLst/>
                                   </a:prstGeom>
                                 </pic:spPr>
                               </pic:pic>
-                              <pic:pic xmlns:pic="http://schemas.openxmlformats.org/drawingml/2006/picture">
-                                <pic:nvPicPr>
-                                  <pic:cNvPr id="21" name="图片 34" descr="晓敏"/>
-                                  <pic:cNvPicPr>
-                                    <a:picLocks noChangeAspect="1"/>
-                                  </pic:cNvPicPr>
-                                </pic:nvPicPr>
-                                <pic:blipFill>
-                                  <a:blip r:embed="rId10">
-                                    <a:clrChange>
-                                      <a:clrFrom>
-                                        <a:srgbClr val="949FA1"/>
-                                      </a:clrFrom>
-                                      <a:clrTo>
-                                        <a:srgbClr val="949FA1">
-                                          <a:alpha val="0"/>
-                                        </a:srgbClr>
-                                      </a:clrTo>
-                                    </a:clrChange>
-                                  </a:blip>
-                                  <a:srcRect l="34062" t="26445" r="34097" b="9325"/>
-                                  <a:stretch>
-                                    <a:fillRect/>
-                                  </a:stretch>
-                                </pic:blipFill>
-                                <pic:spPr>
-                                  <a:xfrm rot="16200000">
-                                    <a:off x="14524" y="3981"/>
-                                    <a:ext cx="560" cy="1475"/>
-                                  </a:xfrm>
-                                  <a:prstGeom prst="rect">
-                                    <a:avLst/>
-                                  </a:prstGeom>
-                                  <a:noFill/>
-                                  <a:ln>
-                                    <a:noFill/>
-                                  </a:ln>
-                                </pic:spPr>
-                              </pic:pic>
                             </wpg:grpSp>
                             <pic:pic xmlns:pic="http://schemas.openxmlformats.org/drawingml/2006/picture">
                               <pic:nvPicPr>
-                                <pic:cNvPr id="18" name="图片 8"/>
+                                <pic:cNvPr id="18" name="图片 25"/>
                                 <pic:cNvPicPr>
                                   <a:picLocks noChangeAspect="1" noChangeArrowheads="1"/>
                                 </pic:cNvPicPr>
@@ -5367,8 +5358,8 @@
                               </pic:blipFill>
                               <pic:spPr>
                                 <a:xfrm>
-                                  <a:off x="13671" y="3809"/>
-                                  <a:ext cx="2271" cy="2271"/>
+                                  <a:off x="20535" y="37747"/>
+                                  <a:ext cx="2273" cy="2273"/>
                                 </a:xfrm>
                                 <a:prstGeom prst="rect">
                                   <a:avLst/>
@@ -5387,24 +5378,24 @@
                 </mc:Choice>
                 <mc:Fallback>
                   <w:pict>
-                    <v:group id="_x0000_s1026" o:spid="_x0000_s1026" o:spt="203" style="position:absolute;left:0pt;margin-left:2.45pt;margin-top:-43.1pt;height:113.5pt;width:248.85pt;z-index:251661312;mso-width-relative:page;mso-height-relative:page;" coordorigin="10964,3809" coordsize="4977,2270" o:gfxdata="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">
+                    <v:group id="_x0000_s1026" o:spid="_x0000_s1026" o:spt="203" style="position:absolute;left:0pt;margin-left:0pt;margin-top:-36.25pt;height:113.6pt;width:242.55pt;z-index:251663360;mso-width-relative:page;mso-height-relative:page;" coordorigin="17956,37747" coordsize="4851,2272" o:gfxdata="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">
                       <o:lock v:ext="edit" aspectratio="f"/>
-                      <v:group id="组合 6" o:spid="_x0000_s1026" o:spt="203" style="position:absolute;left:10964;top:4438;height:734;width:4577;" coordorigin="10964,4438" coordsize="4577,734" o:gfxdata="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">
+                      <v:group id="组合 16" o:spid="_x0000_s1026" o:spt="203" style="position:absolute;left:17956;top:38313;height:646;width:4049;" coordorigin="17956,38313" coordsize="4049,646" o:gfxdata="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">
                         <o:lock v:ext="edit" aspectratio="f"/>
-                        <v:shape id="_x0000_s1026" o:spid="_x0000_s1026" o:spt="75" alt="微信图片_20220215110121" type="#_x0000_t75" style="position:absolute;left:10964;top:4458;height:715;width:1234;" filled="f" o:preferrelative="t" stroked="f" coordsize="21600,21600" o:gfxdata="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">
+                        <v:shape id="图片 29" o:spid="_x0000_s1026" o:spt="75" alt="IMG_256" type="#_x0000_t75" style="position:absolute;left:21031;top:38313;height:570;width:975;" filled="f" o:preferrelative="t" stroked="f" coordsize="21600,21600" o:gfxdata="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">
                           <v:fill on="f" focussize="0,0"/>
                           <v:stroke on="f"/>
-                          <v:imagedata r:id="rId9" grayscale="t" bilevel="t" chromakey="#A09D98" o:title=""/>
+                          <v:imagedata r:id="rId9" chromakey="#FFFFFF" o:title=""/>
                           <o:lock v:ext="edit" aspectratio="t"/>
                         </v:shape>
-                        <v:shape id="图片 34" o:spid="_x0000_s1026" o:spt="75" alt="晓敏" type="#_x0000_t75" style="position:absolute;left:14524;top:3981;height:1475;width:560;rotation:-5898240f;" filled="f" o:preferrelative="t" stroked="f" coordsize="21600,21600" o:gfxdata="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">
+                        <v:shape id="_x0000_s1026" o:spid="_x0000_s1026" o:spt="75" alt="c9514d16fd70679bf0495aeebb03c72d_compress" type="#_x0000_t75" style="position:absolute;left:17956;top:38485;height:475;width:1550;" filled="f" o:preferrelative="t" stroked="f" coordsize="21600,21600" o:gfxdata="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">
                           <v:fill on="f" focussize="0,0"/>
                           <v:stroke on="f"/>
-                          <v:imagedata r:id="rId10" cropleft="22323f" croptop="17331f" cropright="22346f" cropbottom="6111f" chromakey="#949FA1" o:title=""/>
+                          <v:imagedata r:id="rId10" cropleft="13765f" croptop="37299f" cropright="17810f" cropbottom="17292f" o:title=""/>
                           <o:lock v:ext="edit" aspectratio="t"/>
                         </v:shape>
                       </v:group>
-                      <v:shape id="图片 8" o:spid="_x0000_s1026" o:spt="75" type="#_x0000_t75" style="position:absolute;left:13671;top:3809;height:2271;width:2271;" filled="f" o:preferrelative="t" stroked="f" coordsize="21600,21600" o:gfxdata="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">
+                      <v:shape id="图片 25" o:spid="_x0000_s1026" o:spt="75" type="#_x0000_t75" style="position:absolute;left:20535;top:37747;height:2273;width:2273;" filled="f" o:preferrelative="t" stroked="f" coordsize="21600,21600" o:gfxdata="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">
                         <v:fill on="f" focussize="0,0"/>
                         <v:stroke on="f"/>
                         <v:imagedata r:id="rId11" o:title=""/>
@@ -5701,8 +5692,9 @@
     <w:p>
       <w:pPr>
         <w:rPr>
+          <w:rFonts w:hint="default"/>
           <w:sz w:val="24"/>
-          <w:lang w:eastAsia="zh-CN"/>
+          <w:lang w:val="en-US" w:eastAsia="zh-CN"/>
         </w:rPr>
       </w:pPr>
     </w:p>
@@ -5792,6 +5784,185 @@
                 <w:szCs w:val="24"/>
               </w:rPr>
             </w:pPr>
+            <w:r>
+              <w:rPr>
+                <w:sz w:val="22"/>
+              </w:rPr>
+              <mc:AlternateContent>
+                <mc:Choice Requires="wpg">
+                  <w:drawing>
+                    <wp:anchor distT="0" distB="0" distL="114300" distR="114300" simplePos="0" relativeHeight="251664384" behindDoc="0" locked="0" layoutInCell="1" allowOverlap="1">
+                      <wp:simplePos x="0" y="0"/>
+                      <wp:positionH relativeFrom="column">
+                        <wp:posOffset>0</wp:posOffset>
+                      </wp:positionH>
+                      <wp:positionV relativeFrom="paragraph">
+                        <wp:posOffset>-490855</wp:posOffset>
+                      </wp:positionV>
+                      <wp:extent cx="3135630" cy="1442720"/>
+                      <wp:effectExtent l="0" t="0" r="3810" b="5080"/>
+                      <wp:wrapNone/>
+                      <wp:docPr id="36" name="组合 36"/>
+                      <wp:cNvGraphicFramePr/>
+                      <a:graphic xmlns:a="http://schemas.openxmlformats.org/drawingml/2006/main">
+                        <a:graphicData uri="http://schemas.microsoft.com/office/word/2010/wordprocessingGroup">
+                          <wpg:wgp>
+                            <wpg:cNvGrpSpPr/>
+                            <wpg:grpSpPr>
+                              <a:xfrm>
+                                <a:off x="0" y="0"/>
+                                <a:ext cx="3135630" cy="1442720"/>
+                                <a:chOff x="17956" y="39496"/>
+                                <a:chExt cx="4938" cy="2272"/>
+                              </a:xfrm>
+                            </wpg:grpSpPr>
+                            <wpg:grpSp>
+                              <wpg:cNvPr id="37" name="组合 30"/>
+                              <wpg:cNvGrpSpPr/>
+                              <wpg:grpSpPr>
+                                <a:xfrm>
+                                  <a:off x="17956" y="40098"/>
+                                  <a:ext cx="4213" cy="570"/>
+                                  <a:chOff x="17956" y="40098"/>
+                                  <a:chExt cx="4213" cy="570"/>
+                                </a:xfrm>
+                              </wpg:grpSpPr>
+                              <pic:pic xmlns:pic="http://schemas.openxmlformats.org/drawingml/2006/picture">
+                                <pic:nvPicPr>
+                                  <pic:cNvPr id="7" name="图片 1" descr="24f613a0-66be-430b-9e80-270d3393fac5"/>
+                                  <pic:cNvPicPr>
+                                    <a:picLocks noChangeAspect="1"/>
+                                  </pic:cNvPicPr>
+                                </pic:nvPicPr>
+                                <pic:blipFill>
+                                  <a:blip r:embed="rId12"/>
+                                  <a:srcRect l="43292" t="26660" r="21693" b="24394"/>
+                                  <a:stretch>
+                                    <a:fillRect/>
+                                  </a:stretch>
+                                </pic:blipFill>
+                                <pic:spPr>
+                                  <a:xfrm rot="16200000">
+                                    <a:off x="18366" y="39740"/>
+                                    <a:ext cx="506" cy="1327"/>
+                                  </a:xfrm>
+                                  <a:prstGeom prst="rect">
+                                    <a:avLst/>
+                                  </a:prstGeom>
+                                </pic:spPr>
+                              </pic:pic>
+                              <pic:pic xmlns:pic="http://schemas.openxmlformats.org/drawingml/2006/picture">
+                                <pic:nvPicPr>
+                                  <pic:cNvPr id="29" name="图片 29" descr="IMG_256"/>
+                                  <pic:cNvPicPr>
+                                    <a:picLocks noChangeAspect="1"/>
+                                  </pic:cNvPicPr>
+                                </pic:nvPicPr>
+                                <pic:blipFill>
+                                  <a:blip r:embed="rId9">
+                                    <a:clrChange>
+                                      <a:clrFrom>
+                                        <a:srgbClr val="FFFFFF">
+                                          <a:alpha val="100000"/>
+                                        </a:srgbClr>
+                                      </a:clrFrom>
+                                      <a:clrTo>
+                                        <a:srgbClr val="FFFFFF">
+                                          <a:alpha val="100000"/>
+                                          <a:alpha val="0"/>
+                                        </a:srgbClr>
+                                      </a:clrTo>
+                                    </a:clrChange>
+                                  </a:blip>
+                                  <a:stretch>
+                                    <a:fillRect/>
+                                  </a:stretch>
+                                </pic:blipFill>
+                                <pic:spPr>
+                                  <a:xfrm>
+                                    <a:off x="21195" y="40098"/>
+                                    <a:ext cx="975" cy="570"/>
+                                  </a:xfrm>
+                                  <a:prstGeom prst="rect">
+                                    <a:avLst/>
+                                  </a:prstGeom>
+                                  <a:noFill/>
+                                  <a:ln w="9525">
+                                    <a:noFill/>
+                                  </a:ln>
+                                </pic:spPr>
+                              </pic:pic>
+                            </wpg:grpSp>
+                            <pic:pic xmlns:pic="http://schemas.openxmlformats.org/drawingml/2006/picture">
+                              <pic:nvPicPr>
+                                <pic:cNvPr id="31" name="图片 25"/>
+                                <pic:cNvPicPr>
+                                  <a:picLocks noChangeAspect="1" noChangeArrowheads="1"/>
+                                </pic:cNvPicPr>
+                              </pic:nvPicPr>
+                              <pic:blipFill>
+                                <a:blip r:embed="rId11">
+                                  <a:extLst>
+                                    <a:ext uri="{28A0092B-C50C-407E-A947-70E740481C1C}">
+                                      <a14:useLocalDpi xmlns:a14="http://schemas.microsoft.com/office/drawing/2010/main" val="0"/>
+                                    </a:ext>
+                                  </a:extLst>
+                                </a:blip>
+                                <a:srcRect/>
+                                <a:stretch>
+                                  <a:fillRect/>
+                                </a:stretch>
+                              </pic:blipFill>
+                              <pic:spPr>
+                                <a:xfrm>
+                                  <a:off x="20622" y="39496"/>
+                                  <a:ext cx="2273" cy="2273"/>
+                                </a:xfrm>
+                                <a:prstGeom prst="rect">
+                                  <a:avLst/>
+                                </a:prstGeom>
+                                <a:noFill/>
+                                <a:ln>
+                                  <a:noFill/>
+                                </a:ln>
+                              </pic:spPr>
+                            </pic:pic>
+                          </wpg:wgp>
+                        </a:graphicData>
+                      </a:graphic>
+                    </wp:anchor>
+                  </w:drawing>
+                </mc:Choice>
+                <mc:Fallback>
+                  <w:pict>
+                    <v:group id="_x0000_s1026" o:spid="_x0000_s1026" o:spt="203" style="position:absolute;left:0pt;margin-left:0pt;margin-top:-38.65pt;height:113.6pt;width:246.9pt;z-index:251664384;mso-width-relative:page;mso-height-relative:page;" coordorigin="17956,39496" coordsize="4938,2272" o:gfxdata="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">
+                      <o:lock v:ext="edit" aspectratio="f"/>
+                      <v:group id="组合 30" o:spid="_x0000_s1026" o:spt="203" style="position:absolute;left:17956;top:40098;height:570;width:4213;" coordorigin="17956,40098" coordsize="4213,570" o:gfxdata="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">
+                        <o:lock v:ext="edit" aspectratio="f"/>
+                        <v:shape id="图片 1" o:spid="_x0000_s1026" o:spt="75" alt="24f613a0-66be-430b-9e80-270d3393fac5" type="#_x0000_t75" style="position:absolute;left:18366;top:39740;height:1327;width:506;rotation:-5898240f;" filled="f" o:preferrelative="t" stroked="f" coordsize="21600,21600" o:gfxdata="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">
+                          <v:fill on="f" focussize="0,0"/>
+                          <v:stroke on="f"/>
+                          <v:imagedata r:id="rId12" cropleft="28372f" croptop="17472f" cropright="14217f" cropbottom="15987f" o:title=""/>
+                          <o:lock v:ext="edit" aspectratio="t"/>
+                        </v:shape>
+                        <v:shape id="_x0000_s1026" o:spid="_x0000_s1026" o:spt="75" alt="IMG_256" type="#_x0000_t75" style="position:absolute;left:21195;top:40098;height:570;width:975;" filled="f" o:preferrelative="t" stroked="f" coordsize="21600,21600" o:gfxdata="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">
+                          <v:fill on="f" focussize="0,0"/>
+                          <v:stroke on="f"/>
+                          <v:imagedata r:id="rId9" chromakey="#FFFFFF" o:title=""/>
+                          <o:lock v:ext="edit" aspectratio="t"/>
+                        </v:shape>
+                      </v:group>
+                      <v:shape id="图片 25" o:spid="_x0000_s1026" o:spt="75" type="#_x0000_t75" style="position:absolute;left:20622;top:39496;height:2273;width:2273;" filled="f" o:preferrelative="t" stroked="f" coordsize="21600,21600" o:gfxdata="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">
+                        <v:fill on="f" focussize="0,0"/>
+                        <v:stroke on="f"/>
+                        <v:imagedata r:id="rId11" o:title=""/>
+                        <o:lock v:ext="edit" aspectratio="t"/>
+                      </v:shape>
+                    </v:group>
+                  </w:pict>
+                </mc:Fallback>
+              </mc:AlternateContent>
+            </w:r>
           </w:p>
         </w:tc>
         <w:tc>
@@ -6172,21 +6343,24 @@
               </w:rPr>
             </w:pPr>
             <w:r>
+              <w:rPr>
+                <w:sz w:val="24"/>
+              </w:rPr>
               <mc:AlternateContent>
                 <mc:Choice Requires="wpg">
                   <w:drawing>
-                    <wp:anchor distT="0" distB="0" distL="114300" distR="114300" simplePos="0" relativeHeight="251662336" behindDoc="0" locked="0" layoutInCell="1" allowOverlap="1">
+                    <wp:anchor distT="0" distB="0" distL="114300" distR="114300" simplePos="0" relativeHeight="251665408" behindDoc="0" locked="0" layoutInCell="1" allowOverlap="1">
                       <wp:simplePos x="0" y="0"/>
                       <wp:positionH relativeFrom="column">
-                        <wp:posOffset>-17780</wp:posOffset>
+                        <wp:posOffset>-59690</wp:posOffset>
                       </wp:positionH>
                       <wp:positionV relativeFrom="paragraph">
-                        <wp:posOffset>-485775</wp:posOffset>
+                        <wp:posOffset>-527685</wp:posOffset>
                       </wp:positionV>
-                      <wp:extent cx="3196590" cy="1442720"/>
-                      <wp:effectExtent l="0" t="0" r="3810" b="5080"/>
+                      <wp:extent cx="3114040" cy="1442720"/>
+                      <wp:effectExtent l="0" t="0" r="10160" b="5080"/>
                       <wp:wrapNone/>
-                      <wp:docPr id="105" name="组合 105"/>
+                      <wp:docPr id="38" name="组合 38"/>
                       <wp:cNvGraphicFramePr/>
                       <a:graphic xmlns:a="http://schemas.openxmlformats.org/drawingml/2006/main">
                         <a:graphicData uri="http://schemas.microsoft.com/office/word/2010/wordprocessingGroup">
@@ -6195,91 +6369,14 @@
                             <wpg:grpSpPr>
                               <a:xfrm>
                                 <a:off x="0" y="0"/>
-                                <a:ext cx="3196590" cy="1442720"/>
-                                <a:chOff x="19087" y="960"/>
-                                <a:chExt cx="5034" cy="2272"/>
+                                <a:ext cx="3114040" cy="1442720"/>
+                                <a:chOff x="17862" y="41199"/>
+                                <a:chExt cx="4904" cy="2272"/>
                               </a:xfrm>
                             </wpg:grpSpPr>
-                            <wpg:grpSp>
-                              <wpg:cNvPr id="106" name="组合 15"/>
-                              <wpg:cNvGrpSpPr/>
-                              <wpg:grpSpPr>
-                                <a:xfrm>
-                                  <a:off x="19087" y="1459"/>
-                                  <a:ext cx="4523" cy="714"/>
-                                  <a:chOff x="12357" y="7666"/>
-                                  <a:chExt cx="4523" cy="714"/>
-                                </a:xfrm>
-                              </wpg:grpSpPr>
-                              <pic:pic xmlns:pic="http://schemas.openxmlformats.org/drawingml/2006/picture">
-                                <pic:nvPicPr>
-                                  <pic:cNvPr id="22" name="图片 59" descr="图片1"/>
-                                  <pic:cNvPicPr>
-                                    <a:picLocks noChangeAspect="1"/>
-                                  </pic:cNvPicPr>
-                                </pic:nvPicPr>
-                                <pic:blipFill>
-                                  <a:blip r:embed="rId12">
-                                    <a:biLevel thresh="50000"/>
-                                  </a:blip>
-                                  <a:srcRect l="7865" t="11797" r="5322" b="19074"/>
-                                  <a:stretch>
-                                    <a:fillRect/>
-                                  </a:stretch>
-                                </pic:blipFill>
-                                <pic:spPr>
-                                  <a:xfrm>
-                                    <a:off x="12357" y="7738"/>
-                                    <a:ext cx="1468" cy="627"/>
-                                  </a:xfrm>
-                                  <a:prstGeom prst="rect">
-                                    <a:avLst/>
-                                  </a:prstGeom>
-                                  <a:noFill/>
-                                </pic:spPr>
-                              </pic:pic>
-                              <pic:pic xmlns:pic="http://schemas.openxmlformats.org/drawingml/2006/picture">
-                                <pic:nvPicPr>
-                                  <pic:cNvPr id="19" name="图片 14" descr="微信图片_20220215110121"/>
-                                  <pic:cNvPicPr>
-                                    <a:picLocks noChangeAspect="1"/>
-                                  </pic:cNvPicPr>
-                                </pic:nvPicPr>
-                                <pic:blipFill>
-                                  <a:blip r:embed="rId9">
-                                    <a:clrChange>
-                                      <a:clrFrom>
-                                        <a:srgbClr val="A09D98">
-                                          <a:alpha val="100000"/>
-                                        </a:srgbClr>
-                                      </a:clrFrom>
-                                      <a:clrTo>
-                                        <a:srgbClr val="A09D98">
-                                          <a:alpha val="100000"/>
-                                          <a:alpha val="0"/>
-                                        </a:srgbClr>
-                                      </a:clrTo>
-                                    </a:clrChange>
-                                    <a:biLevel thresh="50000"/>
-                                  </a:blip>
-                                  <a:stretch>
-                                    <a:fillRect/>
-                                  </a:stretch>
-                                </pic:blipFill>
-                                <pic:spPr>
-                                  <a:xfrm>
-                                    <a:off x="15646" y="7666"/>
-                                    <a:ext cx="1234" cy="715"/>
-                                  </a:xfrm>
-                                  <a:prstGeom prst="rect">
-                                    <a:avLst/>
-                                  </a:prstGeom>
-                                </pic:spPr>
-                              </pic:pic>
-                            </wpg:grpSp>
                             <pic:pic xmlns:pic="http://schemas.openxmlformats.org/drawingml/2006/picture">
                               <pic:nvPicPr>
-                                <pic:cNvPr id="107" name="图片 23"/>
+                                <pic:cNvPr id="6" name="图片 23"/>
                                 <pic:cNvPicPr>
                                   <a:picLocks noChangeAspect="1" noChangeArrowheads="1"/>
                                 </pic:cNvPicPr>
@@ -6299,7 +6396,7 @@
                               </pic:blipFill>
                               <pic:spPr>
                                 <a:xfrm>
-                                  <a:off x="21849" y="960"/>
+                                  <a:off x="20494" y="41199"/>
                                   <a:ext cx="2273" cy="2273"/>
                                 </a:xfrm>
                                 <a:prstGeom prst="rect">
@@ -6311,6 +6408,86 @@
                                 </a:ln>
                               </pic:spPr>
                             </pic:pic>
+                            <wpg:grpSp>
+                              <wpg:cNvPr id="39" name="组合 23"/>
+                              <wpg:cNvGrpSpPr/>
+                              <wpg:grpSpPr>
+                                <a:xfrm>
+                                  <a:off x="17862" y="41843"/>
+                                  <a:ext cx="4208" cy="652"/>
+                                  <a:chOff x="17862" y="41843"/>
+                                  <a:chExt cx="4208" cy="652"/>
+                                </a:xfrm>
+                              </wpg:grpSpPr>
+                              <pic:pic xmlns:pic="http://schemas.openxmlformats.org/drawingml/2006/picture">
+                                <pic:nvPicPr>
+                                  <pic:cNvPr id="22" name="图片 59" descr="图片1"/>
+                                  <pic:cNvPicPr>
+                                    <a:picLocks noChangeAspect="1"/>
+                                  </pic:cNvPicPr>
+                                </pic:nvPicPr>
+                                <pic:blipFill>
+                                  <a:blip r:embed="rId13">
+                                    <a:biLevel thresh="50000"/>
+                                  </a:blip>
+                                  <a:srcRect l="7865" t="11797" r="5322" b="19074"/>
+                                  <a:stretch>
+                                    <a:fillRect/>
+                                  </a:stretch>
+                                </pic:blipFill>
+                                <pic:spPr>
+                                  <a:xfrm>
+                                    <a:off x="17862" y="41869"/>
+                                    <a:ext cx="1468" cy="627"/>
+                                  </a:xfrm>
+                                  <a:prstGeom prst="rect">
+                                    <a:avLst/>
+                                  </a:prstGeom>
+                                  <a:noFill/>
+                                </pic:spPr>
+                              </pic:pic>
+                              <pic:pic xmlns:pic="http://schemas.openxmlformats.org/drawingml/2006/picture">
+                                <pic:nvPicPr>
+                                  <pic:cNvPr id="21" name="图片 29" descr="IMG_256"/>
+                                  <pic:cNvPicPr>
+                                    <a:picLocks noChangeAspect="1"/>
+                                  </pic:cNvPicPr>
+                                </pic:nvPicPr>
+                                <pic:blipFill>
+                                  <a:blip r:embed="rId9">
+                                    <a:clrChange>
+                                      <a:clrFrom>
+                                        <a:srgbClr val="FFFFFF">
+                                          <a:alpha val="100000"/>
+                                        </a:srgbClr>
+                                      </a:clrFrom>
+                                      <a:clrTo>
+                                        <a:srgbClr val="FFFFFF">
+                                          <a:alpha val="100000"/>
+                                          <a:alpha val="0"/>
+                                        </a:srgbClr>
+                                      </a:clrTo>
+                                    </a:clrChange>
+                                  </a:blip>
+                                  <a:stretch>
+                                    <a:fillRect/>
+                                  </a:stretch>
+                                </pic:blipFill>
+                                <pic:spPr>
+                                  <a:xfrm>
+                                    <a:off x="21096" y="41843"/>
+                                    <a:ext cx="975" cy="570"/>
+                                  </a:xfrm>
+                                  <a:prstGeom prst="rect">
+                                    <a:avLst/>
+                                  </a:prstGeom>
+                                  <a:noFill/>
+                                  <a:ln w="9525">
+                                    <a:noFill/>
+                                  </a:ln>
+                                </pic:spPr>
+                              </pic:pic>
+                            </wpg:grpSp>
                           </wpg:wgp>
                         </a:graphicData>
                       </a:graphic>
@@ -6319,29 +6496,29 @@
                 </mc:Choice>
                 <mc:Fallback>
                   <w:pict>
-                    <v:group id="_x0000_s1026" o:spid="_x0000_s1026" o:spt="203" style="position:absolute;left:0pt;margin-left:-1.4pt;margin-top:-38.25pt;height:113.6pt;width:251.7pt;z-index:251662336;mso-width-relative:page;mso-height-relative:page;" coordorigin="19087,960" coordsize="5034,2272" o:gfxdata="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">
+                    <v:group id="_x0000_s1026" o:spid="_x0000_s1026" o:spt="203" style="position:absolute;left:0pt;margin-left:-4.7pt;margin-top:-41.55pt;height:113.6pt;width:245.2pt;z-index:251665408;mso-width-relative:page;mso-height-relative:page;" coordorigin="17862,41199" coordsize="4904,2272" o:gfxdata="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">
                       <o:lock v:ext="edit" aspectratio="f"/>
-                      <v:group id="组合 15" o:spid="_x0000_s1026" o:spt="203" style="position:absolute;left:19087;top:1459;height:714;width:4523;" coordorigin="12357,7666" coordsize="4523,714" o:gfxdata="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">
-                        <o:lock v:ext="edit" aspectratio="f"/>
-                        <v:shape id="图片 59" o:spid="_x0000_s1026" o:spt="75" alt="图片1" type="#_x0000_t75" style="position:absolute;left:12357;top:7738;height:627;width:1468;" filled="f" o:preferrelative="t" stroked="f" coordsize="21600,21600" o:gfxdata="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">
-                          <v:fill on="f" focussize="0,0"/>
-                          <v:stroke on="f"/>
-                          <v:imagedata r:id="rId12" cropleft="5154f" croptop="7731f" cropright="3488f" cropbottom="12500f" grayscale="t" bilevel="t" o:title=""/>
-                          <o:lock v:ext="edit" aspectratio="t"/>
-                        </v:shape>
-                        <v:shape id="图片 14" o:spid="_x0000_s1026" o:spt="75" alt="微信图片_20220215110121" type="#_x0000_t75" style="position:absolute;left:15646;top:7666;height:715;width:1234;" filled="f" o:preferrelative="t" stroked="f" coordsize="21600,21600" o:gfxdata="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">
-                          <v:fill on="f" focussize="0,0"/>
-                          <v:stroke on="f"/>
-                          <v:imagedata r:id="rId9" grayscale="t" bilevel="t" chromakey="#A09D98" o:title=""/>
-                          <o:lock v:ext="edit" aspectratio="t"/>
-                        </v:shape>
-                      </v:group>
-                      <v:shape id="图片 23" o:spid="_x0000_s1026" o:spt="75" type="#_x0000_t75" style="position:absolute;left:21849;top:960;height:2273;width:2273;" filled="f" o:preferrelative="t" stroked="f" coordsize="21600,21600" o:gfxdata="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">
+                      <v:shape id="图片 23" o:spid="_x0000_s1026" o:spt="75" type="#_x0000_t75" style="position:absolute;left:20494;top:41199;height:2273;width:2273;" filled="f" o:preferrelative="t" stroked="f" coordsize="21600,21600" o:gfxdata="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">
                         <v:fill on="f" focussize="0,0"/>
                         <v:stroke on="f"/>
                         <v:imagedata r:id="rId11" o:title=""/>
                         <o:lock v:ext="edit" aspectratio="t"/>
                       </v:shape>
+                      <v:group id="组合 23" o:spid="_x0000_s1026" o:spt="203" style="position:absolute;left:17862;top:41843;height:652;width:4208;" coordorigin="17862,41843" coordsize="4208,652" o:gfxdata="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">
+                        <o:lock v:ext="edit" aspectratio="f"/>
+                        <v:shape id="图片 59" o:spid="_x0000_s1026" o:spt="75" alt="图片1" type="#_x0000_t75" style="position:absolute;left:17862;top:41869;height:627;width:1468;" filled="f" o:preferrelative="t" stroked="f" coordsize="21600,21600" o:gfxdata="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">
+                          <v:fill on="f" focussize="0,0"/>
+                          <v:stroke on="f"/>
+                          <v:imagedata r:id="rId13" cropleft="5154f" croptop="7731f" cropright="3488f" cropbottom="12500f" grayscale="t" bilevel="t" o:title=""/>
+                          <o:lock v:ext="edit" aspectratio="t"/>
+                        </v:shape>
+                        <v:shape id="图片 29" o:spid="_x0000_s1026" o:spt="75" alt="IMG_256" type="#_x0000_t75" style="position:absolute;left:21096;top:41843;height:570;width:975;" filled="f" o:preferrelative="t" stroked="f" coordsize="21600,21600" o:gfxdata="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">
+                          <v:fill on="f" focussize="0,0"/>
+                          <v:stroke on="f"/>
+                          <v:imagedata r:id="rId9" chromakey="#FFFFFF" o:title=""/>
+                          <o:lock v:ext="edit" aspectratio="t"/>
+                        </v:shape>
+                      </v:group>
                     </v:group>
                   </w:pict>
                 </mc:Fallback>
@@ -6646,6 +6823,555 @@
           <w:rFonts w:ascii="Times New Roman" w:hAnsi="Times New Roman" w:eastAsia="微软雅黑" w:cs="Times New Roman"/>
           <w:sz w:val="24"/>
           <w:szCs w:val="24"/>
+          <w:lang w:eastAsia="zh-CN"/>
+        </w:rPr>
+      </w:pPr>
+    </w:p>
+    <w:tbl>
+      <w:tblPr>
+        <w:tblStyle w:val="33"/>
+        <w:tblW w:w="6772" w:type="dxa"/>
+        <w:jc w:val="right"/>
+        <w:tblLayout w:type="fixed"/>
+        <w:tblCellMar>
+          <w:top w:w="0" w:type="dxa"/>
+          <w:left w:w="0" w:type="dxa"/>
+          <w:bottom w:w="0" w:type="dxa"/>
+          <w:right w:w="0" w:type="dxa"/>
+        </w:tblCellMar>
+      </w:tblPr>
+      <w:tblGrid>
+        <w:gridCol w:w="1272"/>
+        <w:gridCol w:w="2040"/>
+        <w:gridCol w:w="1166"/>
+        <w:gridCol w:w="2294"/>
+      </w:tblGrid>
+      <w:tr>
+        <w:trPr>
+          <w:trHeight w:val="441" w:hRule="exact"/>
+          <w:jc w:val="right"/>
+        </w:trPr>
+        <w:tc>
+          <w:tcPr>
+            <w:tcW w:w="1272" w:type="dxa"/>
+            <w:vAlign w:val="center"/>
+          </w:tcPr>
+          <w:p>
+            <w:pPr>
+              <w:pStyle w:val="21"/>
+              <w:spacing w:before="13"/>
+              <w:ind w:left="13" w:right="95"/>
+              <w:jc w:val="both"/>
+              <w:rPr>
+                <w:rFonts w:ascii="Times New Roman" w:hAnsi="Times New Roman" w:cs="Times New Roman"/>
+                <w:b/>
+                <w:sz w:val="24"/>
+                <w:szCs w:val="24"/>
+              </w:rPr>
+            </w:pPr>
+            <w:r>
+              <w:rPr>
+                <w:rFonts w:ascii="Times New Roman" w:hAnsi="Times New Roman" w:cs="Times New Roman"/>
+                <w:b/>
+                <w:sz w:val="24"/>
+                <w:szCs w:val="24"/>
+              </w:rPr>
+              <w:t>检测人：</w:t>
+            </w:r>
+          </w:p>
+        </w:tc>
+        <w:tc>
+          <w:tcPr>
+            <w:tcW w:w="2040" w:type="dxa"/>
+            <w:vAlign w:val="center"/>
+          </w:tcPr>
+          <w:p>
+            <w:pPr>
+              <w:pStyle w:val="21"/>
+              <w:spacing w:before="13"/>
+              <w:jc w:val="both"/>
+              <w:rPr>
+                <w:rFonts w:ascii="Times New Roman" w:hAnsi="Times New Roman" w:cs="Times New Roman"/>
+                <w:b/>
+                <w:sz w:val="24"/>
+                <w:szCs w:val="24"/>
+              </w:rPr>
+            </w:pPr>
+            <w:r>
+              <w:rPr>
+                <w:sz w:val="24"/>
+              </w:rPr>
+              <mc:AlternateContent>
+                <mc:Choice Requires="wpg">
+                  <w:drawing>
+                    <wp:anchor distT="0" distB="0" distL="114300" distR="114300" simplePos="0" relativeHeight="251666432" behindDoc="0" locked="0" layoutInCell="1" allowOverlap="1">
+                      <wp:simplePos x="0" y="0"/>
+                      <wp:positionH relativeFrom="column">
+                        <wp:posOffset>12700</wp:posOffset>
+                      </wp:positionH>
+                      <wp:positionV relativeFrom="paragraph">
+                        <wp:posOffset>-514985</wp:posOffset>
+                      </wp:positionV>
+                      <wp:extent cx="3150235" cy="1442720"/>
+                      <wp:effectExtent l="0" t="0" r="4445" b="5080"/>
+                      <wp:wrapNone/>
+                      <wp:docPr id="40" name="组合 40"/>
+                      <wp:cNvGraphicFramePr/>
+                      <a:graphic xmlns:a="http://schemas.openxmlformats.org/drawingml/2006/main">
+                        <a:graphicData uri="http://schemas.microsoft.com/office/word/2010/wordprocessingGroup">
+                          <wpg:wgp>
+                            <wpg:cNvGrpSpPr/>
+                            <wpg:grpSpPr>
+                              <a:xfrm>
+                                <a:off x="0" y="0"/>
+                                <a:ext cx="3150235" cy="1442720"/>
+                                <a:chOff x="17976" y="42945"/>
+                                <a:chExt cx="4961" cy="2272"/>
+                              </a:xfrm>
+                            </wpg:grpSpPr>
+                            <pic:pic xmlns:pic="http://schemas.openxmlformats.org/drawingml/2006/picture">
+                              <pic:nvPicPr>
+                                <pic:cNvPr id="9" name="图片 25"/>
+                                <pic:cNvPicPr>
+                                  <a:picLocks noChangeAspect="1" noChangeArrowheads="1"/>
+                                </pic:cNvPicPr>
+                              </pic:nvPicPr>
+                              <pic:blipFill>
+                                <a:blip r:embed="rId11">
+                                  <a:extLst>
+                                    <a:ext uri="{28A0092B-C50C-407E-A947-70E740481C1C}">
+                                      <a14:useLocalDpi xmlns:a14="http://schemas.microsoft.com/office/drawing/2010/main" val="0"/>
+                                    </a:ext>
+                                  </a:extLst>
+                                </a:blip>
+                                <a:srcRect/>
+                                <a:stretch>
+                                  <a:fillRect/>
+                                </a:stretch>
+                              </pic:blipFill>
+                              <pic:spPr>
+                                <a:xfrm>
+                                  <a:off x="20665" y="42945"/>
+                                  <a:ext cx="2273" cy="2273"/>
+                                </a:xfrm>
+                                <a:prstGeom prst="rect">
+                                  <a:avLst/>
+                                </a:prstGeom>
+                                <a:noFill/>
+                                <a:ln>
+                                  <a:noFill/>
+                                </a:ln>
+                              </pic:spPr>
+                            </pic:pic>
+                            <wpg:grpSp>
+                              <wpg:cNvPr id="41" name="组合 27"/>
+                              <wpg:cNvGrpSpPr/>
+                              <wpg:grpSpPr>
+                                <a:xfrm>
+                                  <a:off x="17976" y="43614"/>
+                                  <a:ext cx="4551" cy="626"/>
+                                  <a:chOff x="17976" y="43614"/>
+                                  <a:chExt cx="4551" cy="626"/>
+                                </a:xfrm>
+                              </wpg:grpSpPr>
+                              <pic:pic xmlns:pic="http://schemas.openxmlformats.org/drawingml/2006/picture">
+                                <pic:nvPicPr>
+                                  <pic:cNvPr id="8" name="图片 29" descr="IMG_256"/>
+                                  <pic:cNvPicPr>
+                                    <a:picLocks noChangeAspect="1"/>
+                                  </pic:cNvPicPr>
+                                </pic:nvPicPr>
+                                <pic:blipFill>
+                                  <a:blip r:embed="rId9">
+                                    <a:clrChange>
+                                      <a:clrFrom>
+                                        <a:srgbClr val="FFFFFF">
+                                          <a:alpha val="100000"/>
+                                        </a:srgbClr>
+                                      </a:clrFrom>
+                                      <a:clrTo>
+                                        <a:srgbClr val="FFFFFF">
+                                          <a:alpha val="100000"/>
+                                          <a:alpha val="0"/>
+                                        </a:srgbClr>
+                                      </a:clrTo>
+                                    </a:clrChange>
+                                  </a:blip>
+                                  <a:stretch>
+                                    <a:fillRect/>
+                                  </a:stretch>
+                                </pic:blipFill>
+                                <pic:spPr>
+                                  <a:xfrm>
+                                    <a:off x="17976" y="43615"/>
+                                    <a:ext cx="975" cy="570"/>
+                                  </a:xfrm>
+                                  <a:prstGeom prst="rect">
+                                    <a:avLst/>
+                                  </a:prstGeom>
+                                  <a:noFill/>
+                                  <a:ln w="9525">
+                                    <a:noFill/>
+                                  </a:ln>
+                                </pic:spPr>
+                              </pic:pic>
+                              <pic:pic xmlns:pic="http://schemas.openxmlformats.org/drawingml/2006/picture">
+                                <pic:nvPicPr>
+                                  <pic:cNvPr id="26" name="图片 59" descr="图片1"/>
+                                  <pic:cNvPicPr>
+                                    <a:picLocks noChangeAspect="1"/>
+                                  </pic:cNvPicPr>
+                                </pic:nvPicPr>
+                                <pic:blipFill>
+                                  <a:blip r:embed="rId13">
+                                    <a:biLevel thresh="50000"/>
+                                  </a:blip>
+                                  <a:srcRect l="7865" t="11797" r="5322" b="19074"/>
+                                  <a:stretch>
+                                    <a:fillRect/>
+                                  </a:stretch>
+                                </pic:blipFill>
+                                <pic:spPr>
+                                  <a:xfrm>
+                                    <a:off x="21059" y="43614"/>
+                                    <a:ext cx="1468" cy="627"/>
+                                  </a:xfrm>
+                                  <a:prstGeom prst="rect">
+                                    <a:avLst/>
+                                  </a:prstGeom>
+                                  <a:noFill/>
+                                </pic:spPr>
+                              </pic:pic>
+                            </wpg:grpSp>
+                          </wpg:wgp>
+                        </a:graphicData>
+                      </a:graphic>
+                    </wp:anchor>
+                  </w:drawing>
+                </mc:Choice>
+                <mc:Fallback>
+                  <w:pict>
+                    <v:group id="_x0000_s1026" o:spid="_x0000_s1026" o:spt="203" style="position:absolute;left:0pt;margin-left:1pt;margin-top:-40.55pt;height:113.6pt;width:248.05pt;z-index:251666432;mso-width-relative:page;mso-height-relative:page;" coordorigin="17976,42945" coordsize="4961,2272" o:gfxdata="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">
+                      <o:lock v:ext="edit" aspectratio="f"/>
+                      <v:shape id="图片 25" o:spid="_x0000_s1026" o:spt="75" type="#_x0000_t75" style="position:absolute;left:20665;top:42945;height:2273;width:2273;" filled="f" o:preferrelative="t" stroked="f" coordsize="21600,21600" o:gfxdata="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">
+                        <v:fill on="f" focussize="0,0"/>
+                        <v:stroke on="f"/>
+                        <v:imagedata r:id="rId11" o:title=""/>
+                        <o:lock v:ext="edit" aspectratio="t"/>
+                      </v:shape>
+                      <v:group id="组合 27" o:spid="_x0000_s1026" o:spt="203" style="position:absolute;left:17976;top:43614;height:626;width:4551;" coordorigin="17976,43614" coordsize="4551,626" o:gfxdata="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">
+                        <o:lock v:ext="edit" aspectratio="f"/>
+                        <v:shape id="图片 29" o:spid="_x0000_s1026" o:spt="75" alt="IMG_256" type="#_x0000_t75" style="position:absolute;left:17976;top:43615;height:570;width:975;" filled="f" o:preferrelative="t" stroked="f" coordsize="21600,21600" o:gfxdata="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">
+                          <v:fill on="f" focussize="0,0"/>
+                          <v:stroke on="f"/>
+                          <v:imagedata r:id="rId9" chromakey="#FFFFFF" o:title=""/>
+                          <o:lock v:ext="edit" aspectratio="t"/>
+                        </v:shape>
+                        <v:shape id="图片 59" o:spid="_x0000_s1026" o:spt="75" alt="图片1" type="#_x0000_t75" style="position:absolute;left:21059;top:43614;height:627;width:1468;" filled="f" o:preferrelative="t" stroked="f" coordsize="21600,21600" o:gfxdata="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">
+                          <v:fill on="f" focussize="0,0"/>
+                          <v:stroke on="f"/>
+                          <v:imagedata r:id="rId13" cropleft="5154f" croptop="7731f" cropright="3488f" cropbottom="12500f" grayscale="t" bilevel="t" o:title=""/>
+                          <o:lock v:ext="edit" aspectratio="t"/>
+                        </v:shape>
+                      </v:group>
+                    </v:group>
+                  </w:pict>
+                </mc:Fallback>
+              </mc:AlternateContent>
+            </w:r>
+          </w:p>
+        </w:tc>
+        <w:tc>
+          <w:tcPr>
+            <w:tcW w:w="1166" w:type="dxa"/>
+            <w:vAlign w:val="center"/>
+          </w:tcPr>
+          <w:p>
+            <w:pPr>
+              <w:pStyle w:val="21"/>
+              <w:spacing w:before="13"/>
+              <w:jc w:val="both"/>
+              <w:rPr>
+                <w:rFonts w:ascii="Times New Roman" w:hAnsi="Times New Roman" w:cs="Times New Roman"/>
+                <w:b/>
+                <w:sz w:val="24"/>
+                <w:szCs w:val="24"/>
+              </w:rPr>
+            </w:pPr>
+            <w:r>
+              <w:rPr>
+                <w:rFonts w:ascii="Times New Roman" w:hAnsi="Times New Roman" w:cs="Times New Roman"/>
+                <w:b/>
+                <w:sz w:val="24"/>
+                <w:szCs w:val="24"/>
+              </w:rPr>
+              <w:t>复核人</w:t>
+            </w:r>
+            <w:r>
+              <w:rPr>
+                <w:rFonts w:ascii="Times New Roman" w:hAnsi="Times New Roman" w:cs="Times New Roman"/>
+                <w:b/>
+                <w:sz w:val="24"/>
+                <w:szCs w:val="24"/>
+                <w:lang w:eastAsia="zh-CN"/>
+              </w:rPr>
+              <w:t>：</w:t>
+            </w:r>
+          </w:p>
+        </w:tc>
+        <w:tc>
+          <w:tcPr>
+            <w:tcW w:w="2294" w:type="dxa"/>
+            <w:vAlign w:val="center"/>
+          </w:tcPr>
+          <w:p>
+            <w:pPr>
+              <w:pStyle w:val="21"/>
+              <w:spacing w:before="13"/>
+              <w:ind w:right="15"/>
+              <w:jc w:val="both"/>
+              <w:rPr>
+                <w:rFonts w:ascii="Times New Roman" w:hAnsi="Times New Roman" w:cs="Times New Roman"/>
+                <w:b/>
+                <w:sz w:val="24"/>
+                <w:szCs w:val="24"/>
+              </w:rPr>
+            </w:pPr>
+          </w:p>
+        </w:tc>
+      </w:tr>
+      <w:tr>
+        <w:tblPrEx>
+          <w:tblCellMar>
+            <w:top w:w="0" w:type="dxa"/>
+            <w:left w:w="0" w:type="dxa"/>
+            <w:bottom w:w="0" w:type="dxa"/>
+            <w:right w:w="0" w:type="dxa"/>
+          </w:tblCellMar>
+        </w:tblPrEx>
+        <w:trPr>
+          <w:trHeight w:val="457" w:hRule="exact"/>
+          <w:jc w:val="right"/>
+        </w:trPr>
+        <w:tc>
+          <w:tcPr>
+            <w:tcW w:w="1272" w:type="dxa"/>
+            <w:vAlign w:val="center"/>
+          </w:tcPr>
+          <w:p>
+            <w:pPr>
+              <w:pStyle w:val="21"/>
+              <w:spacing w:line="341" w:lineRule="exact"/>
+              <w:ind w:left="13" w:right="165"/>
+              <w:jc w:val="both"/>
+              <w:rPr>
+                <w:rFonts w:ascii="Times New Roman" w:hAnsi="Times New Roman" w:cs="Times New Roman"/>
+                <w:b/>
+                <w:sz w:val="24"/>
+                <w:szCs w:val="24"/>
+              </w:rPr>
+            </w:pPr>
+            <w:r>
+              <w:rPr>
+                <w:rFonts w:ascii="Times New Roman" w:hAnsi="Times New Roman" w:cs="Times New Roman"/>
+                <w:b/>
+                <w:sz w:val="24"/>
+                <w:szCs w:val="24"/>
+              </w:rPr>
+              <w:t>日</w:t>
+            </w:r>
+            <w:r>
+              <w:rPr>
+                <w:rFonts w:ascii="Times New Roman" w:hAnsi="Times New Roman" w:cs="Times New Roman"/>
+                <w:b/>
+                <w:sz w:val="24"/>
+                <w:szCs w:val="24"/>
+                <w:lang w:eastAsia="zh-CN"/>
+              </w:rPr>
+              <w:t xml:space="preserve">  </w:t>
+            </w:r>
+            <w:r>
+              <w:rPr>
+                <w:rFonts w:ascii="Times New Roman" w:hAnsi="Times New Roman" w:cs="Times New Roman"/>
+                <w:b/>
+                <w:sz w:val="24"/>
+                <w:szCs w:val="24"/>
+              </w:rPr>
+              <w:t>期：</w:t>
+            </w:r>
+          </w:p>
+        </w:tc>
+        <w:tc>
+          <w:tcPr>
+            <w:tcW w:w="2040" w:type="dxa"/>
+            <w:vAlign w:val="center"/>
+          </w:tcPr>
+          <w:p>
+            <w:pPr>
+              <w:pStyle w:val="21"/>
+              <w:spacing w:line="363" w:lineRule="exact"/>
+              <w:jc w:val="both"/>
+              <w:rPr>
+                <w:rFonts w:ascii="Times New Roman" w:hAnsi="Times New Roman" w:cs="Times New Roman"/>
+                <w:sz w:val="24"/>
+                <w:szCs w:val="24"/>
+              </w:rPr>
+            </w:pPr>
+            <w:r>
+              <w:rPr>
+                <w:rFonts w:ascii="Times New Roman" w:hAnsi="Times New Roman" w:cs="Times New Roman"/>
+                <w:kern w:val="2"/>
+                <w:sz w:val="24"/>
+                <w:szCs w:val="24"/>
+                <w:lang w:eastAsia="zh-CN"/>
+              </w:rPr>
+              <w:t>{{ reportdate }}</w:t>
+            </w:r>
+          </w:p>
+        </w:tc>
+        <w:tc>
+          <w:tcPr>
+            <w:tcW w:w="1166" w:type="dxa"/>
+            <w:vAlign w:val="center"/>
+          </w:tcPr>
+          <w:p>
+            <w:pPr>
+              <w:pStyle w:val="21"/>
+              <w:spacing w:line="341" w:lineRule="exact"/>
+              <w:jc w:val="both"/>
+              <w:rPr>
+                <w:rFonts w:ascii="Times New Roman" w:hAnsi="Times New Roman" w:cs="Times New Roman"/>
+                <w:b/>
+                <w:sz w:val="24"/>
+                <w:szCs w:val="24"/>
+              </w:rPr>
+            </w:pPr>
+            <w:r>
+              <w:rPr>
+                <w:rFonts w:ascii="Times New Roman" w:hAnsi="Times New Roman" w:cs="Times New Roman"/>
+                <w:b/>
+                <w:sz w:val="24"/>
+                <w:szCs w:val="24"/>
+              </w:rPr>
+              <w:t>日</w:t>
+            </w:r>
+            <w:r>
+              <w:rPr>
+                <w:rFonts w:ascii="Times New Roman" w:hAnsi="Times New Roman" w:cs="Times New Roman"/>
+                <w:b/>
+                <w:sz w:val="24"/>
+                <w:szCs w:val="24"/>
+                <w:lang w:eastAsia="zh-CN"/>
+              </w:rPr>
+              <w:t xml:space="preserve">  </w:t>
+            </w:r>
+            <w:r>
+              <w:rPr>
+                <w:rFonts w:ascii="Times New Roman" w:hAnsi="Times New Roman" w:cs="Times New Roman"/>
+                <w:b/>
+                <w:sz w:val="24"/>
+                <w:szCs w:val="24"/>
+              </w:rPr>
+              <w:t>期：</w:t>
+            </w:r>
+          </w:p>
+        </w:tc>
+        <w:tc>
+          <w:tcPr>
+            <w:tcW w:w="2294" w:type="dxa"/>
+            <w:vAlign w:val="center"/>
+          </w:tcPr>
+          <w:p>
+            <w:pPr>
+              <w:pStyle w:val="21"/>
+              <w:spacing w:line="363" w:lineRule="exact"/>
+              <w:ind w:right="15"/>
+              <w:jc w:val="both"/>
+              <w:rPr>
+                <w:rFonts w:ascii="Times New Roman" w:hAnsi="Times New Roman" w:cs="Times New Roman"/>
+                <w:sz w:val="24"/>
+                <w:szCs w:val="24"/>
+              </w:rPr>
+            </w:pPr>
+            <w:r>
+              <w:rPr>
+                <w:rFonts w:ascii="Times New Roman" w:hAnsi="Times New Roman" w:cs="Times New Roman"/>
+                <w:kern w:val="2"/>
+                <w:sz w:val="24"/>
+                <w:szCs w:val="24"/>
+                <w:lang w:eastAsia="zh-CN"/>
+              </w:rPr>
+              <w:t>{{ reportdate }}</w:t>
+            </w:r>
+          </w:p>
+        </w:tc>
+      </w:tr>
+    </w:tbl>
+    <w:p>
+      <w:pPr>
+        <w:rPr>
+          <w:rFonts w:ascii="Times New Roman" w:hAnsi="Times New Roman" w:eastAsia="微软雅黑" w:cs="Times New Roman"/>
+          <w:sz w:val="24"/>
+          <w:szCs w:val="24"/>
+          <w:lang w:eastAsia="zh-CN"/>
+        </w:rPr>
+      </w:pPr>
+      <w:r>
+        <w:rPr>
+          <w:rFonts w:hint="eastAsia" w:ascii="Times New Roman" w:hAnsi="Times New Roman" w:eastAsia="微软雅黑" w:cs="Times New Roman"/>
+          <w:sz w:val="24"/>
+          <w:szCs w:val="24"/>
+          <w:lang w:eastAsia="zh-CN"/>
+        </w:rPr>
+        <w:t xml:space="preserve">{% endif %}{% if testedby == </w:t>
+      </w:r>
+      <w:r>
+        <w:rPr>
+          <w:rFonts w:ascii="Times New Roman" w:hAnsi="Times New Roman" w:eastAsia="微软雅黑" w:cs="Times New Roman"/>
+          <w:sz w:val="24"/>
+          <w:szCs w:val="24"/>
+          <w:lang w:eastAsia="zh-CN"/>
+        </w:rPr>
+        <w:t>“</w:t>
+      </w:r>
+      <w:r>
+        <w:rPr>
+          <w:rFonts w:hint="eastAsia" w:ascii="Times New Roman" w:hAnsi="Times New Roman" w:eastAsia="微软雅黑" w:cs="Times New Roman"/>
+          <w:sz w:val="24"/>
+          <w:szCs w:val="24"/>
+          <w:lang w:eastAsia="zh-CN"/>
+        </w:rPr>
+        <w:t>5</w:t>
+      </w:r>
+      <w:r>
+        <w:rPr>
+          <w:rFonts w:ascii="Times New Roman" w:hAnsi="Times New Roman" w:eastAsia="微软雅黑" w:cs="Times New Roman"/>
+          <w:sz w:val="24"/>
+          <w:szCs w:val="24"/>
+          <w:lang w:eastAsia="zh-CN"/>
+        </w:rPr>
+        <w:t>”</w:t>
+      </w:r>
+      <w:r>
+        <w:rPr>
+          <w:rFonts w:hint="eastAsia" w:ascii="Times New Roman" w:hAnsi="Times New Roman" w:eastAsia="微软雅黑" w:cs="Times New Roman"/>
+          <w:sz w:val="24"/>
+          <w:szCs w:val="24"/>
+          <w:lang w:eastAsia="zh-CN"/>
+        </w:rPr>
+        <w:t xml:space="preserve"> %}</w:t>
+      </w:r>
+    </w:p>
+    <w:p>
+      <w:pPr>
+        <w:rPr>
+          <w:lang w:eastAsia="zh-CN"/>
+        </w:rPr>
+      </w:pPr>
+    </w:p>
+    <w:p>
+      <w:pPr>
+        <w:rPr>
           <w:lang w:eastAsia="zh-CN"/>
         </w:rPr>
       </w:pPr>
@@ -6728,196 +7454,6 @@
                 <w:szCs w:val="24"/>
               </w:rPr>
             </w:pPr>
-            <w:r>
-              <mc:AlternateContent>
-                <mc:Choice Requires="wpg">
-                  <w:drawing>
-                    <wp:anchor distT="0" distB="0" distL="114300" distR="114300" simplePos="0" relativeHeight="251663360" behindDoc="0" locked="0" layoutInCell="1" allowOverlap="1">
-                      <wp:simplePos x="0" y="0"/>
-                      <wp:positionH relativeFrom="column">
-                        <wp:posOffset>12700</wp:posOffset>
-                      </wp:positionH>
-                      <wp:positionV relativeFrom="paragraph">
-                        <wp:posOffset>-514985</wp:posOffset>
-                      </wp:positionV>
-                      <wp:extent cx="3143250" cy="1442720"/>
-                      <wp:effectExtent l="0" t="0" r="11430" b="5080"/>
-                      <wp:wrapNone/>
-                      <wp:docPr id="108" name="组合 108"/>
-                      <wp:cNvGraphicFramePr/>
-                      <a:graphic xmlns:a="http://schemas.openxmlformats.org/drawingml/2006/main">
-                        <a:graphicData uri="http://schemas.microsoft.com/office/word/2010/wordprocessingGroup">
-                          <wpg:wgp>
-                            <wpg:cNvGrpSpPr/>
-                            <wpg:grpSpPr>
-                              <a:xfrm>
-                                <a:off x="0" y="0"/>
-                                <a:ext cx="3143250" cy="1442720"/>
-                                <a:chOff x="19315" y="2640"/>
-                                <a:chExt cx="4950" cy="2272"/>
-                              </a:xfrm>
-                            </wpg:grpSpPr>
-                            <wpg:grpSp>
-                              <wpg:cNvPr id="109" name="组合 22"/>
-                              <wpg:cNvGrpSpPr/>
-                              <wpg:grpSpPr>
-                                <a:xfrm>
-                                  <a:off x="19315" y="3174"/>
-                                  <a:ext cx="4415" cy="714"/>
-                                  <a:chOff x="12525" y="9562"/>
-                                  <a:chExt cx="4415" cy="714"/>
-                                </a:xfrm>
-                              </wpg:grpSpPr>
-                              <pic:pic xmlns:pic="http://schemas.openxmlformats.org/drawingml/2006/picture">
-                                <pic:nvPicPr>
-                                  <pic:cNvPr id="110" name="图片 29" descr="IMG_256"/>
-                                  <pic:cNvPicPr>
-                                    <a:picLocks noChangeAspect="1"/>
-                                  </pic:cNvPicPr>
-                                </pic:nvPicPr>
-                                <pic:blipFill>
-                                  <a:blip r:embed="rId13">
-                                    <a:clrChange>
-                                      <a:clrFrom>
-                                        <a:srgbClr val="FFFFFF">
-                                          <a:alpha val="100000"/>
-                                        </a:srgbClr>
-                                      </a:clrFrom>
-                                      <a:clrTo>
-                                        <a:srgbClr val="FFFFFF">
-                                          <a:alpha val="100000"/>
-                                          <a:alpha val="0"/>
-                                        </a:srgbClr>
-                                      </a:clrTo>
-                                    </a:clrChange>
-                                  </a:blip>
-                                  <a:stretch>
-                                    <a:fillRect/>
-                                  </a:stretch>
-                                </pic:blipFill>
-                                <pic:spPr>
-                                  <a:xfrm>
-                                    <a:off x="12525" y="9698"/>
-                                    <a:ext cx="975" cy="570"/>
-                                  </a:xfrm>
-                                  <a:prstGeom prst="rect">
-                                    <a:avLst/>
-                                  </a:prstGeom>
-                                  <a:noFill/>
-                                  <a:ln w="9525">
-                                    <a:noFill/>
-                                  </a:ln>
-                                </pic:spPr>
-                              </pic:pic>
-                              <pic:pic xmlns:pic="http://schemas.openxmlformats.org/drawingml/2006/picture">
-                                <pic:nvPicPr>
-                                  <pic:cNvPr id="29" name="图片 20" descr="微信图片_20220215110121"/>
-                                  <pic:cNvPicPr>
-                                    <a:picLocks noChangeAspect="1"/>
-                                  </pic:cNvPicPr>
-                                </pic:nvPicPr>
-                                <pic:blipFill>
-                                  <a:blip r:embed="rId9">
-                                    <a:clrChange>
-                                      <a:clrFrom>
-                                        <a:srgbClr val="A09D98">
-                                          <a:alpha val="100000"/>
-                                        </a:srgbClr>
-                                      </a:clrFrom>
-                                      <a:clrTo>
-                                        <a:srgbClr val="A09D98">
-                                          <a:alpha val="100000"/>
-                                          <a:alpha val="0"/>
-                                        </a:srgbClr>
-                                      </a:clrTo>
-                                    </a:clrChange>
-                                    <a:biLevel thresh="50000"/>
-                                  </a:blip>
-                                  <a:stretch>
-                                    <a:fillRect/>
-                                  </a:stretch>
-                                </pic:blipFill>
-                                <pic:spPr>
-                                  <a:xfrm>
-                                    <a:off x="15706" y="9562"/>
-                                    <a:ext cx="1234" cy="715"/>
-                                  </a:xfrm>
-                                  <a:prstGeom prst="rect">
-                                    <a:avLst/>
-                                  </a:prstGeom>
-                                </pic:spPr>
-                              </pic:pic>
-                            </wpg:grpSp>
-                            <pic:pic xmlns:pic="http://schemas.openxmlformats.org/drawingml/2006/picture">
-                              <pic:nvPicPr>
-                                <pic:cNvPr id="6" name="图片 25"/>
-                                <pic:cNvPicPr>
-                                  <a:picLocks noChangeAspect="1" noChangeArrowheads="1"/>
-                                </pic:cNvPicPr>
-                              </pic:nvPicPr>
-                              <pic:blipFill>
-                                <a:blip r:embed="rId11">
-                                  <a:extLst>
-                                    <a:ext uri="{28A0092B-C50C-407E-A947-70E740481C1C}">
-                                      <a14:useLocalDpi xmlns:a14="http://schemas.microsoft.com/office/drawing/2010/main" val="0"/>
-                                    </a:ext>
-                                  </a:extLst>
-                                </a:blip>
-                                <a:srcRect/>
-                                <a:stretch>
-                                  <a:fillRect/>
-                                </a:stretch>
-                              </pic:blipFill>
-                              <pic:spPr>
-                                <a:xfrm>
-                                  <a:off x="21993" y="2640"/>
-                                  <a:ext cx="2273" cy="2273"/>
-                                </a:xfrm>
-                                <a:prstGeom prst="rect">
-                                  <a:avLst/>
-                                </a:prstGeom>
-                                <a:noFill/>
-                                <a:ln>
-                                  <a:noFill/>
-                                </a:ln>
-                              </pic:spPr>
-                            </pic:pic>
-                          </wpg:wgp>
-                        </a:graphicData>
-                      </a:graphic>
-                    </wp:anchor>
-                  </w:drawing>
-                </mc:Choice>
-                <mc:Fallback>
-                  <w:pict>
-                    <v:group id="_x0000_s1026" o:spid="_x0000_s1026" o:spt="203" style="position:absolute;left:0pt;margin-left:1pt;margin-top:-40.55pt;height:113.6pt;width:247.5pt;z-index:251663360;mso-width-relative:page;mso-height-relative:page;" coordorigin="19315,2640" coordsize="4950,2272" o:gfxdata="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">
-                      <o:lock v:ext="edit" aspectratio="f"/>
-                      <v:group id="组合 22" o:spid="_x0000_s1026" o:spt="203" style="position:absolute;left:19315;top:3174;height:714;width:4415;" coordorigin="12525,9562" coordsize="4415,714" o:gfxdata="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">
-                        <o:lock v:ext="edit" aspectratio="f"/>
-                        <v:shape id="图片 29" o:spid="_x0000_s1026" o:spt="75" alt="IMG_256" type="#_x0000_t75" style="position:absolute;left:12525;top:9698;height:570;width:975;" filled="f" o:preferrelative="t" stroked="f" coordsize="21600,21600" o:gfxdata="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">
-                          <v:fill on="f" focussize="0,0"/>
-                          <v:stroke on="f"/>
-                          <v:imagedata r:id="rId13" chromakey="#FFFFFF" o:title=""/>
-                          <o:lock v:ext="edit" aspectratio="t"/>
-                        </v:shape>
-                        <v:shape id="图片 20" o:spid="_x0000_s1026" o:spt="75" alt="微信图片_20220215110121" type="#_x0000_t75" style="position:absolute;left:15706;top:9562;height:715;width:1234;" filled="f" o:preferrelative="t" stroked="f" coordsize="21600,21600" o:gfxdata="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">
-                          <v:fill on="f" focussize="0,0"/>
-                          <v:stroke on="f"/>
-                          <v:imagedata r:id="rId9" grayscale="t" bilevel="t" chromakey="#A09D98" o:title=""/>
-                          <o:lock v:ext="edit" aspectratio="t"/>
-                        </v:shape>
-                      </v:group>
-                      <v:shape id="图片 25" o:spid="_x0000_s1026" o:spt="75" type="#_x0000_t75" style="position:absolute;left:21993;top:2640;height:2273;width:2273;" filled="f" o:preferrelative="t" stroked="f" coordsize="21600,21600" o:gfxdata="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">
-                        <v:fill on="f" focussize="0,0"/>
-                        <v:stroke on="f"/>
-                        <v:imagedata r:id="rId11" o:title=""/>
-                        <o:lock v:ext="edit" aspectratio="t"/>
-                      </v:shape>
-                    </v:group>
-                  </w:pict>
-                </mc:Fallback>
-              </mc:AlternateContent>
-            </w:r>
           </w:p>
         </w:tc>
         <w:tc>
@@ -7180,7 +7716,7 @@
           <w:szCs w:val="24"/>
           <w:lang w:eastAsia="zh-CN"/>
         </w:rPr>
-        <w:t>5</w:t>
+        <w:t>6</w:t>
       </w:r>
       <w:r>
         <w:rPr>
@@ -7204,6 +7740,9 @@
     <w:p>
       <w:pPr>
         <w:rPr>
+          <w:rFonts w:ascii="Times New Roman" w:hAnsi="Times New Roman" w:eastAsia="微软雅黑" w:cs="Times New Roman"/>
+          <w:sz w:val="24"/>
+          <w:szCs w:val="24"/>
           <w:lang w:eastAsia="zh-CN"/>
         </w:rPr>
       </w:pPr>
@@ -7211,6 +7750,9 @@
     <w:p>
       <w:pPr>
         <w:rPr>
+          <w:rFonts w:ascii="Times New Roman" w:hAnsi="Times New Roman" w:eastAsia="微软雅黑" w:cs="Times New Roman"/>
+          <w:sz w:val="24"/>
+          <w:szCs w:val="24"/>
           <w:lang w:eastAsia="zh-CN"/>
         </w:rPr>
       </w:pPr>
@@ -7524,30 +8066,12 @@
     <w:p>
       <w:pPr>
         <w:rPr>
-          <w:rFonts w:ascii="Times New Roman" w:hAnsi="Times New Roman" w:eastAsia="微软雅黑" w:cs="Times New Roman"/>
-          <w:sz w:val="24"/>
-          <w:szCs w:val="24"/>
-          <w:lang w:eastAsia="zh-CN"/>
-        </w:rPr>
-      </w:pPr>
-      <w:r>
-        <w:rPr>
           <w:rFonts w:hint="eastAsia" w:ascii="Times New Roman" w:hAnsi="Times New Roman" w:eastAsia="微软雅黑" w:cs="Times New Roman"/>
           <w:sz w:val="24"/>
           <w:szCs w:val="24"/>
           <w:lang w:eastAsia="zh-CN"/>
         </w:rPr>
-        <w:t xml:space="preserve">{% endif %}{% if testedby == </w:t>
-      </w:r>
-      <w:r>
-        <w:rPr>
-          <w:rFonts w:ascii="Times New Roman" w:hAnsi="Times New Roman" w:eastAsia="微软雅黑" w:cs="Times New Roman"/>
-          <w:sz w:val="24"/>
-          <w:szCs w:val="24"/>
-          <w:lang w:eastAsia="zh-CN"/>
-        </w:rPr>
-        <w:t>“</w:t>
-      </w:r>
+      </w:pPr>
       <w:r>
         <w:rPr>
           <w:rFonts w:hint="eastAsia" w:ascii="Times New Roman" w:hAnsi="Times New Roman" w:eastAsia="微软雅黑" w:cs="Times New Roman"/>
@@ -7555,562 +8079,20 @@
           <w:szCs w:val="24"/>
           <w:lang w:eastAsia="zh-CN"/>
         </w:rPr>
-        <w:t>6</w:t>
-      </w:r>
-      <w:r>
-        <w:rPr>
-          <w:rFonts w:ascii="Times New Roman" w:hAnsi="Times New Roman" w:eastAsia="微软雅黑" w:cs="Times New Roman"/>
-          <w:sz w:val="24"/>
-          <w:szCs w:val="24"/>
-          <w:lang w:eastAsia="zh-CN"/>
-        </w:rPr>
-        <w:t>”</w:t>
-      </w:r>
-      <w:r>
-        <w:rPr>
-          <w:rFonts w:hint="eastAsia" w:ascii="Times New Roman" w:hAnsi="Times New Roman" w:eastAsia="微软雅黑" w:cs="Times New Roman"/>
-          <w:sz w:val="24"/>
-          <w:szCs w:val="24"/>
-          <w:lang w:eastAsia="zh-CN"/>
-        </w:rPr>
-        <w:t xml:space="preserve"> %}</w:t>
+        <w:t>{% endif %}</w:t>
       </w:r>
     </w:p>
     <w:p>
       <w:pPr>
         <w:rPr>
-          <w:rFonts w:ascii="Times New Roman" w:hAnsi="Times New Roman" w:eastAsia="微软雅黑" w:cs="Times New Roman"/>
-          <w:sz w:val="24"/>
-          <w:szCs w:val="24"/>
-          <w:lang w:eastAsia="zh-CN"/>
-        </w:rPr>
-      </w:pPr>
-    </w:p>
-    <w:p>
-      <w:pPr>
-        <w:rPr>
-          <w:rFonts w:ascii="Times New Roman" w:hAnsi="Times New Roman" w:eastAsia="微软雅黑" w:cs="Times New Roman"/>
-          <w:sz w:val="24"/>
-          <w:szCs w:val="24"/>
-          <w:lang w:eastAsia="zh-CN"/>
-        </w:rPr>
-      </w:pPr>
-    </w:p>
-    <w:tbl>
-      <w:tblPr>
-        <w:tblStyle w:val="33"/>
-        <w:tblW w:w="6772" w:type="dxa"/>
-        <w:jc w:val="right"/>
-        <w:tblLayout w:type="fixed"/>
-        <w:tblCellMar>
-          <w:top w:w="0" w:type="dxa"/>
-          <w:left w:w="0" w:type="dxa"/>
-          <w:bottom w:w="0" w:type="dxa"/>
-          <w:right w:w="0" w:type="dxa"/>
-        </w:tblCellMar>
-      </w:tblPr>
-      <w:tblGrid>
-        <w:gridCol w:w="1272"/>
-        <w:gridCol w:w="2040"/>
-        <w:gridCol w:w="1166"/>
-        <w:gridCol w:w="2294"/>
-      </w:tblGrid>
-      <w:tr>
-        <w:tblPrEx>
-          <w:tblCellMar>
-            <w:top w:w="0" w:type="dxa"/>
-            <w:left w:w="0" w:type="dxa"/>
-            <w:bottom w:w="0" w:type="dxa"/>
-            <w:right w:w="0" w:type="dxa"/>
-          </w:tblCellMar>
-        </w:tblPrEx>
-        <w:trPr>
-          <w:trHeight w:val="441" w:hRule="exact"/>
-          <w:jc w:val="right"/>
-        </w:trPr>
-        <w:tc>
-          <w:tcPr>
-            <w:tcW w:w="1272" w:type="dxa"/>
-            <w:vAlign w:val="center"/>
-          </w:tcPr>
-          <w:p>
-            <w:pPr>
-              <w:pStyle w:val="21"/>
-              <w:spacing w:before="13"/>
-              <w:ind w:left="13" w:right="95"/>
-              <w:jc w:val="both"/>
-              <w:rPr>
-                <w:rFonts w:ascii="Times New Roman" w:hAnsi="Times New Roman" w:cs="Times New Roman"/>
-                <w:b/>
-                <w:sz w:val="24"/>
-                <w:szCs w:val="24"/>
-              </w:rPr>
-            </w:pPr>
-            <w:r>
-              <w:rPr>
-                <w:rFonts w:ascii="Times New Roman" w:hAnsi="Times New Roman" w:cs="Times New Roman"/>
-                <w:b/>
-                <w:sz w:val="24"/>
-                <w:szCs w:val="24"/>
-              </w:rPr>
-              <w:t>检测人：</w:t>
-            </w:r>
-          </w:p>
-        </w:tc>
-        <w:tc>
-          <w:tcPr>
-            <w:tcW w:w="2040" w:type="dxa"/>
-            <w:vAlign w:val="center"/>
-          </w:tcPr>
-          <w:p>
-            <w:pPr>
-              <w:pStyle w:val="21"/>
-              <w:spacing w:before="13"/>
-              <w:jc w:val="both"/>
-              <w:rPr>
-                <w:rFonts w:ascii="Times New Roman" w:hAnsi="Times New Roman" w:cs="Times New Roman"/>
-                <w:b/>
-                <w:sz w:val="24"/>
-                <w:szCs w:val="24"/>
-              </w:rPr>
-            </w:pPr>
-            <w:r>
-              <mc:AlternateContent>
-                <mc:Choice Requires="wpg">
-                  <w:drawing>
-                    <wp:anchor distT="0" distB="0" distL="114300" distR="114300" simplePos="0" relativeHeight="251664384" behindDoc="0" locked="0" layoutInCell="1" allowOverlap="1">
-                      <wp:simplePos x="0" y="0"/>
-                      <wp:positionH relativeFrom="column">
-                        <wp:posOffset>111760</wp:posOffset>
-                      </wp:positionH>
-                      <wp:positionV relativeFrom="paragraph">
-                        <wp:posOffset>-577215</wp:posOffset>
-                      </wp:positionV>
-                      <wp:extent cx="3059430" cy="1442720"/>
-                      <wp:effectExtent l="0" t="0" r="3810" b="5080"/>
-                      <wp:wrapNone/>
-                      <wp:docPr id="114" name="组合 114"/>
-                      <wp:cNvGraphicFramePr/>
-                      <a:graphic xmlns:a="http://schemas.openxmlformats.org/drawingml/2006/main">
-                        <a:graphicData uri="http://schemas.microsoft.com/office/word/2010/wordprocessingGroup">
-                          <wpg:wgp>
-                            <wpg:cNvGrpSpPr/>
-                            <wpg:grpSpPr>
-                              <a:xfrm>
-                                <a:off x="0" y="0"/>
-                                <a:ext cx="3059430" cy="1442720"/>
-                                <a:chOff x="19399" y="6180"/>
-                                <a:chExt cx="4818" cy="2272"/>
-                              </a:xfrm>
-                            </wpg:grpSpPr>
-                            <wpg:grpSp>
-                              <wpg:cNvPr id="115" name="组合 34"/>
-                              <wpg:cNvGrpSpPr/>
-                              <wpg:grpSpPr>
-                                <a:xfrm>
-                                  <a:off x="19399" y="6701"/>
-                                  <a:ext cx="4343" cy="988"/>
-                                  <a:chOff x="12609" y="13215"/>
-                                  <a:chExt cx="4343" cy="988"/>
-                                </a:xfrm>
-                              </wpg:grpSpPr>
-                              <pic:pic xmlns:pic="http://schemas.openxmlformats.org/drawingml/2006/picture">
-                                <pic:nvPicPr>
-                                  <pic:cNvPr id="50" name="图片 1" descr="IMG_256"/>
-                                  <pic:cNvPicPr>
-                                    <a:picLocks noChangeAspect="1"/>
-                                  </pic:cNvPicPr>
-                                </pic:nvPicPr>
-                                <pic:blipFill>
-                                  <a:blip r:embed="rId14">
-                                    <a:clrChange>
-                                      <a:clrFrom>
-                                        <a:srgbClr val="AAA9A5">
-                                          <a:alpha val="100000"/>
-                                        </a:srgbClr>
-                                      </a:clrFrom>
-                                      <a:clrTo>
-                                        <a:srgbClr val="AAA9A5">
-                                          <a:alpha val="100000"/>
-                                          <a:alpha val="0"/>
-                                        </a:srgbClr>
-                                      </a:clrTo>
-                                    </a:clrChange>
-                                  </a:blip>
-                                  <a:srcRect l="27431" t="30452" r="31962" b="18126"/>
-                                  <a:stretch>
-                                    <a:fillRect/>
-                                  </a:stretch>
-                                </pic:blipFill>
-                                <pic:spPr>
-                                  <a:xfrm>
-                                    <a:off x="12609" y="13215"/>
-                                    <a:ext cx="781" cy="989"/>
-                                  </a:xfrm>
-                                  <a:prstGeom prst="rect">
-                                    <a:avLst/>
-                                  </a:prstGeom>
-                                  <a:noFill/>
-                                  <a:ln w="9525">
-                                    <a:noFill/>
-                                  </a:ln>
-                                </pic:spPr>
-                              </pic:pic>
-                              <pic:pic xmlns:pic="http://schemas.openxmlformats.org/drawingml/2006/picture">
-                                <pic:nvPicPr>
-                                  <pic:cNvPr id="116" name="图片 31" descr="微信图片_20220215110121"/>
-                                  <pic:cNvPicPr>
-                                    <a:picLocks noChangeAspect="1"/>
-                                  </pic:cNvPicPr>
-                                </pic:nvPicPr>
-                                <pic:blipFill>
-                                  <a:blip r:embed="rId9">
-                                    <a:clrChange>
-                                      <a:clrFrom>
-                                        <a:srgbClr val="A09D98">
-                                          <a:alpha val="100000"/>
-                                        </a:srgbClr>
-                                      </a:clrFrom>
-                                      <a:clrTo>
-                                        <a:srgbClr val="A09D98">
-                                          <a:alpha val="100000"/>
-                                          <a:alpha val="0"/>
-                                        </a:srgbClr>
-                                      </a:clrTo>
-                                    </a:clrChange>
-                                    <a:biLevel thresh="50000"/>
-                                  </a:blip>
-                                  <a:stretch>
-                                    <a:fillRect/>
-                                  </a:stretch>
-                                </pic:blipFill>
-                                <pic:spPr>
-                                  <a:xfrm>
-                                    <a:off x="15718" y="13246"/>
-                                    <a:ext cx="1234" cy="715"/>
-                                  </a:xfrm>
-                                  <a:prstGeom prst="rect">
-                                    <a:avLst/>
-                                  </a:prstGeom>
-                                </pic:spPr>
-                              </pic:pic>
-                            </wpg:grpSp>
-                            <pic:pic xmlns:pic="http://schemas.openxmlformats.org/drawingml/2006/picture">
-                              <pic:nvPicPr>
-                                <pic:cNvPr id="117" name="图片 32"/>
-                                <pic:cNvPicPr>
-                                  <a:picLocks noChangeAspect="1" noChangeArrowheads="1"/>
-                                </pic:cNvPicPr>
-                              </pic:nvPicPr>
-                              <pic:blipFill>
-                                <a:blip r:embed="rId11">
-                                  <a:extLst>
-                                    <a:ext uri="{28A0092B-C50C-407E-A947-70E740481C1C}">
-                                      <a14:useLocalDpi xmlns:a14="http://schemas.microsoft.com/office/drawing/2010/main" val="0"/>
-                                    </a:ext>
-                                  </a:extLst>
-                                </a:blip>
-                                <a:srcRect/>
-                                <a:stretch>
-                                  <a:fillRect/>
-                                </a:stretch>
-                              </pic:blipFill>
-                              <pic:spPr>
-                                <a:xfrm>
-                                  <a:off x="21945" y="6180"/>
-                                  <a:ext cx="2273" cy="2273"/>
-                                </a:xfrm>
-                                <a:prstGeom prst="rect">
-                                  <a:avLst/>
-                                </a:prstGeom>
-                                <a:noFill/>
-                                <a:ln>
-                                  <a:noFill/>
-                                </a:ln>
-                              </pic:spPr>
-                            </pic:pic>
-                          </wpg:wgp>
-                        </a:graphicData>
-                      </a:graphic>
-                    </wp:anchor>
-                  </w:drawing>
-                </mc:Choice>
-                <mc:Fallback>
-                  <w:pict>
-                    <v:group id="_x0000_s1026" o:spid="_x0000_s1026" o:spt="203" style="position:absolute;left:0pt;margin-left:8.8pt;margin-top:-45.45pt;height:113.6pt;width:240.9pt;z-index:251664384;mso-width-relative:page;mso-height-relative:page;" coordorigin="19399,6180" coordsize="4818,2272" o:gfxdata="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">
-                      <o:lock v:ext="edit" aspectratio="f"/>
-                      <v:group id="组合 34" o:spid="_x0000_s1026" o:spt="203" style="position:absolute;left:19399;top:6701;height:988;width:4343;" coordorigin="12609,13215" coordsize="4343,988" o:gfxdata="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">
-                        <o:lock v:ext="edit" aspectratio="f"/>
-                        <v:shape id="图片 1" o:spid="_x0000_s1026" o:spt="75" alt="IMG_256" type="#_x0000_t75" style="position:absolute;left:12609;top:13215;height:989;width:781;" filled="f" o:preferrelative="t" stroked="f" coordsize="21600,21600" o:gfxdata="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">
-                          <v:fill on="f" focussize="0,0"/>
-                          <v:stroke on="f"/>
-                          <v:imagedata r:id="rId14" cropleft="17977f" croptop="19957f" cropright="20947f" cropbottom="11879f" chromakey="#AAA9A5" o:title=""/>
-                          <o:lock v:ext="edit" aspectratio="t"/>
-                        </v:shape>
-                        <v:shape id="图片 31" o:spid="_x0000_s1026" o:spt="75" alt="微信图片_20220215110121" type="#_x0000_t75" style="position:absolute;left:15718;top:13246;height:715;width:1234;" filled="f" o:preferrelative="t" stroked="f" coordsize="21600,21600" o:gfxdata="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">
-                          <v:fill on="f" focussize="0,0"/>
-                          <v:stroke on="f"/>
-                          <v:imagedata r:id="rId9" grayscale="t" bilevel="t" chromakey="#A09D98" o:title=""/>
-                          <o:lock v:ext="edit" aspectratio="t"/>
-                        </v:shape>
-                      </v:group>
-                      <v:shape id="图片 32" o:spid="_x0000_s1026" o:spt="75" type="#_x0000_t75" style="position:absolute;left:21945;top:6180;height:2273;width:2273;" filled="f" o:preferrelative="t" stroked="f" coordsize="21600,21600" o:gfxdata="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">
-                        <v:fill on="f" focussize="0,0"/>
-                        <v:stroke on="f"/>
-                        <v:imagedata r:id="rId11" o:title=""/>
-                        <o:lock v:ext="edit" aspectratio="t"/>
-                      </v:shape>
-                    </v:group>
-                  </w:pict>
-                </mc:Fallback>
-              </mc:AlternateContent>
-            </w:r>
-          </w:p>
-        </w:tc>
-        <w:tc>
-          <w:tcPr>
-            <w:tcW w:w="1166" w:type="dxa"/>
-            <w:vAlign w:val="center"/>
-          </w:tcPr>
-          <w:p>
-            <w:pPr>
-              <w:pStyle w:val="21"/>
-              <w:spacing w:before="13"/>
-              <w:jc w:val="both"/>
-              <w:rPr>
-                <w:rFonts w:ascii="Times New Roman" w:hAnsi="Times New Roman" w:cs="Times New Roman"/>
-                <w:b/>
-                <w:sz w:val="24"/>
-                <w:szCs w:val="24"/>
-              </w:rPr>
-            </w:pPr>
-            <w:r>
-              <w:rPr>
-                <w:rFonts w:ascii="Times New Roman" w:hAnsi="Times New Roman" w:cs="Times New Roman"/>
-                <w:b/>
-                <w:sz w:val="24"/>
-                <w:szCs w:val="24"/>
-              </w:rPr>
-              <w:t>复核人</w:t>
-            </w:r>
-            <w:r>
-              <w:rPr>
-                <w:rFonts w:ascii="Times New Roman" w:hAnsi="Times New Roman" w:cs="Times New Roman"/>
-                <w:b/>
-                <w:sz w:val="24"/>
-                <w:szCs w:val="24"/>
-                <w:lang w:eastAsia="zh-CN"/>
-              </w:rPr>
-              <w:t>：</w:t>
-            </w:r>
-          </w:p>
-        </w:tc>
-        <w:tc>
-          <w:tcPr>
-            <w:tcW w:w="2294" w:type="dxa"/>
-            <w:vAlign w:val="center"/>
-          </w:tcPr>
-          <w:p>
-            <w:pPr>
-              <w:pStyle w:val="21"/>
-              <w:spacing w:before="13"/>
-              <w:ind w:right="15"/>
-              <w:jc w:val="both"/>
-              <w:rPr>
-                <w:rFonts w:ascii="Times New Roman" w:hAnsi="Times New Roman" w:cs="Times New Roman"/>
-                <w:b/>
-                <w:sz w:val="24"/>
-                <w:szCs w:val="24"/>
-              </w:rPr>
-            </w:pPr>
-          </w:p>
-        </w:tc>
-      </w:tr>
-      <w:tr>
-        <w:tblPrEx>
-          <w:tblCellMar>
-            <w:top w:w="0" w:type="dxa"/>
-            <w:left w:w="0" w:type="dxa"/>
-            <w:bottom w:w="0" w:type="dxa"/>
-            <w:right w:w="0" w:type="dxa"/>
-          </w:tblCellMar>
-        </w:tblPrEx>
-        <w:trPr>
-          <w:trHeight w:val="457" w:hRule="exact"/>
-          <w:jc w:val="right"/>
-        </w:trPr>
-        <w:tc>
-          <w:tcPr>
-            <w:tcW w:w="1272" w:type="dxa"/>
-            <w:vAlign w:val="center"/>
-          </w:tcPr>
-          <w:p>
-            <w:pPr>
-              <w:pStyle w:val="21"/>
-              <w:spacing w:line="341" w:lineRule="exact"/>
-              <w:ind w:left="13" w:right="165"/>
-              <w:jc w:val="both"/>
-              <w:rPr>
-                <w:rFonts w:ascii="Times New Roman" w:hAnsi="Times New Roman" w:cs="Times New Roman"/>
-                <w:b/>
-                <w:sz w:val="24"/>
-                <w:szCs w:val="24"/>
-              </w:rPr>
-            </w:pPr>
-            <w:r>
-              <w:rPr>
-                <w:rFonts w:ascii="Times New Roman" w:hAnsi="Times New Roman" w:cs="Times New Roman"/>
-                <w:b/>
-                <w:sz w:val="24"/>
-                <w:szCs w:val="24"/>
-              </w:rPr>
-              <w:t>日</w:t>
-            </w:r>
-            <w:r>
-              <w:rPr>
-                <w:rFonts w:ascii="Times New Roman" w:hAnsi="Times New Roman" w:cs="Times New Roman"/>
-                <w:b/>
-                <w:sz w:val="24"/>
-                <w:szCs w:val="24"/>
-                <w:lang w:eastAsia="zh-CN"/>
-              </w:rPr>
-              <w:t xml:space="preserve">  </w:t>
-            </w:r>
-            <w:r>
-              <w:rPr>
-                <w:rFonts w:ascii="Times New Roman" w:hAnsi="Times New Roman" w:cs="Times New Roman"/>
-                <w:b/>
-                <w:sz w:val="24"/>
-                <w:szCs w:val="24"/>
-              </w:rPr>
-              <w:t>期：</w:t>
-            </w:r>
-          </w:p>
-        </w:tc>
-        <w:tc>
-          <w:tcPr>
-            <w:tcW w:w="2040" w:type="dxa"/>
-            <w:vAlign w:val="center"/>
-          </w:tcPr>
-          <w:p>
-            <w:pPr>
-              <w:pStyle w:val="21"/>
-              <w:spacing w:line="363" w:lineRule="exact"/>
-              <w:jc w:val="both"/>
-              <w:rPr>
-                <w:rFonts w:ascii="Times New Roman" w:hAnsi="Times New Roman" w:cs="Times New Roman"/>
-                <w:sz w:val="24"/>
-                <w:szCs w:val="24"/>
-              </w:rPr>
-            </w:pPr>
-            <w:r>
-              <w:rPr>
-                <w:rFonts w:ascii="Times New Roman" w:hAnsi="Times New Roman" w:cs="Times New Roman"/>
-                <w:kern w:val="2"/>
-                <w:sz w:val="24"/>
-                <w:szCs w:val="24"/>
-                <w:lang w:eastAsia="zh-CN"/>
-              </w:rPr>
-              <w:t>{{ reportdate }}</w:t>
-            </w:r>
-          </w:p>
-        </w:tc>
-        <w:tc>
-          <w:tcPr>
-            <w:tcW w:w="1166" w:type="dxa"/>
-            <w:vAlign w:val="center"/>
-          </w:tcPr>
-          <w:p>
-            <w:pPr>
-              <w:pStyle w:val="21"/>
-              <w:spacing w:line="341" w:lineRule="exact"/>
-              <w:jc w:val="both"/>
-              <w:rPr>
-                <w:rFonts w:ascii="Times New Roman" w:hAnsi="Times New Roman" w:cs="Times New Roman"/>
-                <w:b/>
-                <w:sz w:val="24"/>
-                <w:szCs w:val="24"/>
-              </w:rPr>
-            </w:pPr>
-            <w:r>
-              <w:rPr>
-                <w:rFonts w:ascii="Times New Roman" w:hAnsi="Times New Roman" w:cs="Times New Roman"/>
-                <w:b/>
-                <w:sz w:val="24"/>
-                <w:szCs w:val="24"/>
-              </w:rPr>
-              <w:t>日</w:t>
-            </w:r>
-            <w:r>
-              <w:rPr>
-                <w:rFonts w:ascii="Times New Roman" w:hAnsi="Times New Roman" w:cs="Times New Roman"/>
-                <w:b/>
-                <w:sz w:val="24"/>
-                <w:szCs w:val="24"/>
-                <w:lang w:eastAsia="zh-CN"/>
-              </w:rPr>
-              <w:t xml:space="preserve">  </w:t>
-            </w:r>
-            <w:r>
-              <w:rPr>
-                <w:rFonts w:ascii="Times New Roman" w:hAnsi="Times New Roman" w:cs="Times New Roman"/>
-                <w:b/>
-                <w:sz w:val="24"/>
-                <w:szCs w:val="24"/>
-              </w:rPr>
-              <w:t>期：</w:t>
-            </w:r>
-          </w:p>
-        </w:tc>
-        <w:tc>
-          <w:tcPr>
-            <w:tcW w:w="2294" w:type="dxa"/>
-            <w:vAlign w:val="center"/>
-          </w:tcPr>
-          <w:p>
-            <w:pPr>
-              <w:pStyle w:val="21"/>
-              <w:spacing w:line="363" w:lineRule="exact"/>
-              <w:ind w:right="15"/>
-              <w:jc w:val="both"/>
-              <w:rPr>
-                <w:rFonts w:ascii="Times New Roman" w:hAnsi="Times New Roman" w:cs="Times New Roman"/>
-                <w:sz w:val="24"/>
-                <w:szCs w:val="24"/>
-              </w:rPr>
-            </w:pPr>
-            <w:r>
-              <w:rPr>
-                <w:rFonts w:ascii="Times New Roman" w:hAnsi="Times New Roman" w:cs="Times New Roman"/>
-                <w:kern w:val="2"/>
-                <w:sz w:val="24"/>
-                <w:szCs w:val="24"/>
-                <w:lang w:eastAsia="zh-CN"/>
-              </w:rPr>
-              <w:t>{{ reportdate }}</w:t>
-            </w:r>
-          </w:p>
-        </w:tc>
-      </w:tr>
-    </w:tbl>
-    <w:p>
-      <w:pPr>
-        <w:rPr>
           <w:rFonts w:hint="eastAsia" w:ascii="Times New Roman" w:hAnsi="Times New Roman" w:eastAsia="微软雅黑" w:cs="Times New Roman"/>
           <w:sz w:val="24"/>
           <w:szCs w:val="24"/>
           <w:lang w:eastAsia="zh-CN"/>
         </w:rPr>
       </w:pPr>
-      <w:r>
-        <w:rPr>
-          <w:rFonts w:hint="eastAsia" w:ascii="Times New Roman" w:hAnsi="Times New Roman" w:eastAsia="微软雅黑" w:cs="Times New Roman"/>
-          <w:sz w:val="24"/>
-          <w:szCs w:val="24"/>
-          <w:lang w:eastAsia="zh-CN"/>
-        </w:rPr>
-        <w:t>{% endif %}</w:t>
-      </w:r>
+      <w:bookmarkStart w:id="107" w:name="_GoBack"/>
+      <w:bookmarkEnd w:id="107"/>
     </w:p>
     <w:p>
       <w:pPr>
@@ -8128,8 +8110,6 @@
           <w:lang w:eastAsia="zh-CN"/>
         </w:rPr>
       </w:pPr>
-      <w:bookmarkStart w:id="107" w:name="_GoBack"/>
-      <w:bookmarkEnd w:id="107"/>
       <w:r>
         <w:rPr>
           <w:rFonts w:hint="eastAsia" w:eastAsia="宋体"/>
@@ -8182,12 +8162,12 @@
           </w14:shadow>
         </w:rPr>
       </w:pPr>
-      <w:bookmarkStart w:id="29" w:name="_Toc19898_WPSOffice_Level1"/>
-      <w:bookmarkStart w:id="30" w:name="_Toc22132"/>
-      <w:bookmarkStart w:id="31" w:name="_Toc5980"/>
-      <w:bookmarkStart w:id="32" w:name="_Toc11794"/>
-      <w:bookmarkStart w:id="33" w:name="_Toc24235"/>
-      <w:bookmarkStart w:id="34" w:name="_Toc2781"/>
+      <w:bookmarkStart w:id="29" w:name="_Toc2781"/>
+      <w:bookmarkStart w:id="30" w:name="_Toc5980"/>
+      <w:bookmarkStart w:id="31" w:name="_Toc19898_WPSOffice_Level1"/>
+      <w:bookmarkStart w:id="32" w:name="_Toc22132"/>
+      <w:bookmarkStart w:id="33" w:name="_Toc11794"/>
+      <w:bookmarkStart w:id="34" w:name="_Toc24235"/>
       <w:bookmarkStart w:id="35" w:name="_Toc20136_WPSOffice_Level1"/>
       <w:r>
         <w:rPr>
@@ -8228,10 +8208,10 @@
           <w:lang w:eastAsia="zh-CN"/>
         </w:rPr>
       </w:pPr>
-      <w:bookmarkStart w:id="36" w:name="_Toc26774"/>
-      <w:bookmarkStart w:id="37" w:name="_Toc149826007"/>
-      <w:bookmarkStart w:id="38" w:name="_Toc29970"/>
-      <w:bookmarkStart w:id="39" w:name="_Toc149832732"/>
+      <w:bookmarkStart w:id="36" w:name="_Toc149826007"/>
+      <w:bookmarkStart w:id="37" w:name="_Toc26774"/>
+      <w:bookmarkStart w:id="38" w:name="_Toc149832732"/>
+      <w:bookmarkStart w:id="39" w:name="_Toc29970"/>
       <w:bookmarkStart w:id="40" w:name="_Toc19748"/>
       <w:r>
         <w:rPr>
@@ -13131,6 +13111,12 @@
             <w:insideH w:val="dotted" w:color="00B050" w:sz="4" w:space="0"/>
             <w:insideV w:val="dotted" w:color="00B050" w:sz="4" w:space="0"/>
           </w:tblBorders>
+          <w:tblCellMar>
+            <w:top w:w="0" w:type="dxa"/>
+            <w:left w:w="0" w:type="dxa"/>
+            <w:bottom w:w="0" w:type="dxa"/>
+            <w:right w:w="0" w:type="dxa"/>
+          </w:tblCellMar>
         </w:tblPrEx>
         <w:trPr>
           <w:cantSplit/>
@@ -14472,12 +14458,6 @@
             <w:insideH w:val="single" w:color="A4A4A4" w:sz="4" w:space="0"/>
             <w:insideV w:val="single" w:color="A4A4A4" w:sz="4" w:space="0"/>
           </w:tblBorders>
-          <w:tblCellMar>
-            <w:top w:w="0" w:type="dxa"/>
-            <w:left w:w="0" w:type="dxa"/>
-            <w:bottom w:w="0" w:type="dxa"/>
-            <w:right w:w="0" w:type="dxa"/>
-          </w:tblCellMar>
         </w:tblPrEx>
         <w:trPr>
           <w:cantSplit/>
@@ -15713,13 +15693,13 @@
           <w:lang w:eastAsia="zh-CN"/>
         </w:rPr>
       </w:pPr>
-      <w:bookmarkStart w:id="44" w:name="_Toc32443_WPSOffice_Level1"/>
-      <w:bookmarkStart w:id="45" w:name="_Toc4331_WPSOffice_Level1"/>
-      <w:bookmarkStart w:id="46" w:name="_Toc11395"/>
-      <w:bookmarkStart w:id="47" w:name="_Toc23903"/>
-      <w:bookmarkStart w:id="48" w:name="_Toc23846_WPSOffice_Level1"/>
-      <w:bookmarkStart w:id="49" w:name="_Toc25727"/>
-      <w:bookmarkStart w:id="50" w:name="_Toc180"/>
+      <w:bookmarkStart w:id="44" w:name="_Toc23903"/>
+      <w:bookmarkStart w:id="45" w:name="_Toc25727"/>
+      <w:bookmarkStart w:id="46" w:name="_Toc32443_WPSOffice_Level1"/>
+      <w:bookmarkStart w:id="47" w:name="_Toc4331_WPSOffice_Level1"/>
+      <w:bookmarkStart w:id="48" w:name="_Toc180"/>
+      <w:bookmarkStart w:id="49" w:name="_Toc23846_WPSOffice_Level1"/>
+      <w:bookmarkStart w:id="50" w:name="_Toc11395"/>
       <w:r>
         <w:rPr>
           <w:rFonts w:hint="eastAsia" w:ascii="Times New Roman" w:hAnsi="Times New Roman" w:eastAsia="微软雅黑" w:cs="Times New Roman"/>
@@ -19033,6 +19013,12 @@
             <w:insideH w:val="dotted" w:color="45A3A7" w:sz="4" w:space="0"/>
             <w:insideV w:val="dotted" w:color="45A3A7" w:sz="4" w:space="0"/>
           </w:tblBorders>
+          <w:tblCellMar>
+            <w:top w:w="0" w:type="dxa"/>
+            <w:left w:w="108" w:type="dxa"/>
+            <w:bottom w:w="0" w:type="dxa"/>
+            <w:right w:w="108" w:type="dxa"/>
+          </w:tblCellMar>
         </w:tblPrEx>
         <w:trPr>
           <w:trHeight w:val="417" w:hRule="atLeast"/>
@@ -19135,6 +19121,12 @@
             <w:insideH w:val="dotted" w:color="45A3A7" w:sz="4" w:space="0"/>
             <w:insideV w:val="dotted" w:color="45A3A7" w:sz="4" w:space="0"/>
           </w:tblBorders>
+          <w:tblCellMar>
+            <w:top w:w="0" w:type="dxa"/>
+            <w:left w:w="108" w:type="dxa"/>
+            <w:bottom w:w="0" w:type="dxa"/>
+            <w:right w:w="108" w:type="dxa"/>
+          </w:tblCellMar>
         </w:tblPrEx>
         <w:trPr>
           <w:trHeight w:val="494" w:hRule="atLeast"/>
@@ -23692,12 +23684,6 @@
             <w:insideH w:val="dotted" w:color="45A3A7" w:sz="4" w:space="0"/>
             <w:insideV w:val="dotted" w:color="45A3A7" w:sz="4" w:space="0"/>
           </w:tblBorders>
-          <w:tblCellMar>
-            <w:top w:w="0" w:type="dxa"/>
-            <w:left w:w="108" w:type="dxa"/>
-            <w:bottom w:w="0" w:type="dxa"/>
-            <w:right w:w="108" w:type="dxa"/>
-          </w:tblCellMar>
         </w:tblPrEx>
         <w:trPr>
           <w:trHeight w:val="329" w:hRule="atLeast"/>
@@ -28484,12 +28470,6 @@
             <w:insideH w:val="dotted" w:color="45A3A7" w:sz="4" w:space="0"/>
             <w:insideV w:val="dotted" w:color="45A3A7" w:sz="4" w:space="0"/>
           </w:tblBorders>
-          <w:tblCellMar>
-            <w:top w:w="0" w:type="dxa"/>
-            <w:left w:w="108" w:type="dxa"/>
-            <w:bottom w:w="0" w:type="dxa"/>
-            <w:right w:w="108" w:type="dxa"/>
-          </w:tblCellMar>
         </w:tblPrEx>
         <w:trPr>
           <w:jc w:val="center"/>
@@ -28588,11 +28568,11 @@
           </w14:shadow>
         </w:rPr>
       </w:pPr>
-      <w:bookmarkStart w:id="61" w:name="_Toc11588"/>
-      <w:bookmarkStart w:id="62" w:name="_Toc1707_WPSOffice_Level1"/>
-      <w:bookmarkStart w:id="63" w:name="_Toc28240"/>
-      <w:bookmarkStart w:id="64" w:name="_Toc27302"/>
-      <w:bookmarkStart w:id="65" w:name="_Toc13698"/>
+      <w:bookmarkStart w:id="61" w:name="_Toc28240"/>
+      <w:bookmarkStart w:id="62" w:name="_Toc27302"/>
+      <w:bookmarkStart w:id="63" w:name="_Toc13698"/>
+      <w:bookmarkStart w:id="64" w:name="_Toc11588"/>
+      <w:bookmarkStart w:id="65" w:name="_Toc1707_WPSOffice_Level1"/>
       <w:bookmarkStart w:id="66" w:name="_Toc21764_WPSOffice_Level1"/>
       <w:bookmarkStart w:id="67" w:name="_Toc13196_WPSOffice_Level1"/>
       <w:bookmarkStart w:id="68" w:name="_Toc2004"/>
@@ -28637,10 +28617,10 @@
       </w:pPr>
       <w:bookmarkStart w:id="69" w:name="_Toc14255_WPSOffice_Level1"/>
       <w:bookmarkStart w:id="70" w:name="_Toc25190"/>
-      <w:bookmarkStart w:id="71" w:name="_Toc24085_WPSOffice_Level1"/>
-      <w:bookmarkStart w:id="72" w:name="_Toc27853"/>
-      <w:bookmarkStart w:id="73" w:name="_Toc3674"/>
-      <w:bookmarkStart w:id="74" w:name="_Toc15840_WPSOffice_Level1"/>
+      <w:bookmarkStart w:id="71" w:name="_Toc27853"/>
+      <w:bookmarkStart w:id="72" w:name="_Toc15840_WPSOffice_Level1"/>
+      <w:bookmarkStart w:id="73" w:name="_Toc24085_WPSOffice_Level1"/>
+      <w:bookmarkStart w:id="74" w:name="_Toc3674"/>
       <w:r>
         <w:rPr>
           <w:rFonts w:hint="eastAsia"/>
@@ -31242,13 +31222,13 @@
       <w:bookmarkEnd w:id="80"/>
       <w:bookmarkEnd w:id="81"/>
       <w:bookmarkEnd w:id="82"/>
-      <w:bookmarkStart w:id="83" w:name="_Toc6304_WPSOffice_Level2"/>
-      <w:bookmarkStart w:id="84" w:name="_Toc11193_WPSOffice_Level2"/>
-      <w:bookmarkStart w:id="85" w:name="_Toc6931_WPSOffice_Level2"/>
-      <w:bookmarkStart w:id="86" w:name="_Toc3488_WPSOffice_Level2"/>
+      <w:bookmarkStart w:id="83" w:name="_Toc17111_WPSOffice_Level2"/>
+      <w:bookmarkStart w:id="84" w:name="_Toc6304_WPSOffice_Level2"/>
+      <w:bookmarkStart w:id="85" w:name="_Toc3488_WPSOffice_Level2"/>
+      <w:bookmarkStart w:id="86" w:name="_Toc31515_WPSOffice_Level2"/>
       <w:bookmarkStart w:id="87" w:name="_Toc19280_WPSOffice_Level2"/>
-      <w:bookmarkStart w:id="88" w:name="_Toc31515_WPSOffice_Level2"/>
-      <w:bookmarkStart w:id="89" w:name="_Toc17111_WPSOffice_Level2"/>
+      <w:bookmarkStart w:id="88" w:name="_Toc6931_WPSOffice_Level2"/>
+      <w:bookmarkStart w:id="89" w:name="_Toc11193_WPSOffice_Level2"/>
       <w:bookmarkStart w:id="90" w:name="_Toc28454_WPSOffice_Level1"/>
     </w:p>
     <w:bookmarkEnd w:id="83"/>
@@ -31335,9 +31315,9 @@
                 <w:lang w:eastAsia="zh-CN" w:bidi="ar"/>
               </w:rPr>
             </w:pPr>
-            <w:bookmarkStart w:id="91" w:name="_Toc26985_WPSOffice_Level1"/>
-            <w:bookmarkStart w:id="92" w:name="_Toc5476"/>
-            <w:bookmarkStart w:id="93" w:name="_Toc20170_WPSOffice_Level1"/>
+            <w:bookmarkStart w:id="91" w:name="_Toc5476"/>
+            <w:bookmarkStart w:id="92" w:name="_Toc20170_WPSOffice_Level1"/>
+            <w:bookmarkStart w:id="93" w:name="_Toc26985_WPSOffice_Level1"/>
             <w:r>
               <w:rPr>
                 <w:rFonts w:ascii="Times New Roman" w:hAnsi="Times New Roman" w:eastAsia="微软雅黑" w:cs="Times New Roman"/>
@@ -31346,299 +31326,6 @@
                 <w:lang w:eastAsia="zh-CN"/>
               </w:rPr>
               <w:t>{%tr for Gene in gene.genes | red(8,16,True) %}</w:t>
-            </w:r>
-          </w:p>
-        </w:tc>
-      </w:tr>
-      <w:tr>
-        <w:tblPrEx>
-          <w:tblBorders>
-            <w:top w:val="single" w:color="000000" w:themeColor="text1" w:sz="4" w:space="0"/>
-            <w:left w:val="single" w:color="000000" w:themeColor="text1" w:sz="4" w:space="0"/>
-            <w:bottom w:val="single" w:color="000000" w:themeColor="text1" w:sz="4" w:space="0"/>
-            <w:right w:val="single" w:color="000000" w:themeColor="text1" w:sz="4" w:space="0"/>
-            <w:insideH w:val="single" w:color="000000" w:themeColor="text1" w:sz="4" w:space="0"/>
-            <w:insideV w:val="single" w:color="000000" w:themeColor="text1" w:sz="4" w:space="0"/>
-          </w:tblBorders>
-          <w:tblCellMar>
-            <w:top w:w="0" w:type="dxa"/>
-            <w:left w:w="108" w:type="dxa"/>
-            <w:bottom w:w="0" w:type="dxa"/>
-            <w:right w:w="108" w:type="dxa"/>
-          </w:tblCellMar>
-        </w:tblPrEx>
-        <w:trPr>
-          <w:trHeight w:val="277" w:hRule="atLeast"/>
-        </w:trPr>
-        <w:tc>
-          <w:tcPr>
-            <w:tcW w:w="1212" w:type="dxa"/>
-            <w:shd w:val="clear" w:color="auto" w:fill="auto"/>
-            <w:noWrap/>
-            <w:vAlign w:val="center"/>
-          </w:tcPr>
-          <w:p>
-            <w:pPr>
-              <w:widowControl/>
-              <w:rPr>
-                <w:rFonts w:ascii="Times New Roman" w:hAnsi="Times New Roman" w:eastAsia="等线" w:cs="Times New Roman"/>
-                <w:i/>
-                <w:iCs/>
-                <w:color w:val="333333"/>
-                <w:sz w:val="16"/>
-                <w:szCs w:val="16"/>
-                <w:lang w:eastAsia="zh-CN" w:bidi="ar"/>
-              </w:rPr>
-            </w:pPr>
-            <w:r>
-              <w:rPr>
-                <w:rFonts w:ascii="Times New Roman" w:hAnsi="Times New Roman" w:eastAsia="等线" w:cs="Times New Roman"/>
-                <w:i/>
-                <w:iCs/>
-                <w:color w:val="333333"/>
-                <w:sz w:val="16"/>
-                <w:szCs w:val="16"/>
-                <w:lang w:eastAsia="zh-CN" w:bidi="ar"/>
-              </w:rPr>
-              <w:t>{{r Gene[0] }}</w:t>
-            </w:r>
-          </w:p>
-        </w:tc>
-        <w:tc>
-          <w:tcPr>
-            <w:tcW w:w="1202" w:type="dxa"/>
-            <w:shd w:val="clear" w:color="auto" w:fill="auto"/>
-            <w:noWrap/>
-            <w:vAlign w:val="center"/>
-          </w:tcPr>
-          <w:p>
-            <w:pPr>
-              <w:widowControl/>
-              <w:rPr>
-                <w:rFonts w:ascii="Times New Roman" w:hAnsi="Times New Roman" w:eastAsia="等线" w:cs="Times New Roman"/>
-                <w:i/>
-                <w:iCs/>
-                <w:color w:val="333333"/>
-                <w:sz w:val="16"/>
-                <w:szCs w:val="16"/>
-                <w:lang w:eastAsia="zh-CN" w:bidi="ar"/>
-              </w:rPr>
-            </w:pPr>
-            <w:r>
-              <w:rPr>
-                <w:rFonts w:ascii="Times New Roman" w:hAnsi="Times New Roman" w:eastAsia="等线" w:cs="Times New Roman"/>
-                <w:i/>
-                <w:iCs/>
-                <w:color w:val="333333"/>
-                <w:sz w:val="16"/>
-                <w:szCs w:val="16"/>
-                <w:lang w:eastAsia="zh-CN" w:bidi="ar"/>
-              </w:rPr>
-              <w:t>{{r Gene[1] }}</w:t>
-            </w:r>
-          </w:p>
-        </w:tc>
-        <w:tc>
-          <w:tcPr>
-            <w:tcW w:w="1257" w:type="dxa"/>
-            <w:shd w:val="clear" w:color="auto" w:fill="auto"/>
-            <w:noWrap/>
-            <w:vAlign w:val="center"/>
-          </w:tcPr>
-          <w:p>
-            <w:pPr>
-              <w:widowControl/>
-              <w:rPr>
-                <w:rFonts w:ascii="Times New Roman" w:hAnsi="Times New Roman" w:eastAsia="等线" w:cs="Times New Roman"/>
-                <w:i/>
-                <w:iCs/>
-                <w:color w:val="333333"/>
-                <w:sz w:val="16"/>
-                <w:szCs w:val="16"/>
-                <w:lang w:eastAsia="zh-CN" w:bidi="ar"/>
-              </w:rPr>
-            </w:pPr>
-            <w:r>
-              <w:rPr>
-                <w:rFonts w:ascii="Times New Roman" w:hAnsi="Times New Roman" w:eastAsia="等线" w:cs="Times New Roman"/>
-                <w:i/>
-                <w:iCs/>
-                <w:color w:val="333333"/>
-                <w:sz w:val="16"/>
-                <w:szCs w:val="16"/>
-                <w:lang w:eastAsia="zh-CN" w:bidi="ar"/>
-              </w:rPr>
-              <w:t>{{r Gene[2] }}</w:t>
-            </w:r>
-          </w:p>
-        </w:tc>
-        <w:tc>
-          <w:tcPr>
-            <w:tcW w:w="1225" w:type="dxa"/>
-            <w:shd w:val="clear" w:color="auto" w:fill="auto"/>
-            <w:noWrap/>
-            <w:vAlign w:val="center"/>
-          </w:tcPr>
-          <w:p>
-            <w:pPr>
-              <w:widowControl/>
-              <w:rPr>
-                <w:rFonts w:ascii="Times New Roman" w:hAnsi="Times New Roman" w:eastAsia="等线" w:cs="Times New Roman"/>
-                <w:i/>
-                <w:iCs/>
-                <w:color w:val="333333"/>
-                <w:sz w:val="16"/>
-                <w:szCs w:val="16"/>
-                <w:lang w:eastAsia="zh-CN" w:bidi="ar"/>
-              </w:rPr>
-            </w:pPr>
-            <w:r>
-              <w:rPr>
-                <w:rFonts w:ascii="Times New Roman" w:hAnsi="Times New Roman" w:eastAsia="等线" w:cs="Times New Roman"/>
-                <w:i/>
-                <w:iCs/>
-                <w:color w:val="333333"/>
-                <w:sz w:val="16"/>
-                <w:szCs w:val="16"/>
-                <w:lang w:eastAsia="zh-CN" w:bidi="ar"/>
-              </w:rPr>
-              <w:t>{{r Gene[3] }}</w:t>
-            </w:r>
-          </w:p>
-        </w:tc>
-        <w:tc>
-          <w:tcPr>
-            <w:tcW w:w="1323" w:type="dxa"/>
-            <w:shd w:val="clear" w:color="auto" w:fill="auto"/>
-            <w:noWrap/>
-            <w:vAlign w:val="center"/>
-          </w:tcPr>
-          <w:p>
-            <w:pPr>
-              <w:widowControl/>
-              <w:rPr>
-                <w:rFonts w:ascii="Times New Roman" w:hAnsi="Times New Roman" w:eastAsia="等线" w:cs="Times New Roman"/>
-                <w:i/>
-                <w:iCs/>
-                <w:color w:val="333333"/>
-                <w:sz w:val="16"/>
-                <w:szCs w:val="16"/>
-                <w:lang w:eastAsia="zh-CN" w:bidi="ar"/>
-              </w:rPr>
-            </w:pPr>
-            <w:r>
-              <w:rPr>
-                <w:rFonts w:ascii="Times New Roman" w:hAnsi="Times New Roman" w:eastAsia="等线" w:cs="Times New Roman"/>
-                <w:i/>
-                <w:iCs/>
-                <w:color w:val="333333"/>
-                <w:sz w:val="16"/>
-                <w:szCs w:val="16"/>
-                <w:lang w:eastAsia="zh-CN" w:bidi="ar"/>
-              </w:rPr>
-              <w:t>{{r Gene[4] }}</w:t>
-            </w:r>
-          </w:p>
-        </w:tc>
-        <w:tc>
-          <w:tcPr>
-            <w:tcW w:w="1236" w:type="dxa"/>
-            <w:shd w:val="clear" w:color="auto" w:fill="auto"/>
-            <w:noWrap/>
-            <w:vAlign w:val="center"/>
-          </w:tcPr>
-          <w:p>
-            <w:pPr>
-              <w:widowControl/>
-              <w:rPr>
-                <w:rFonts w:ascii="Times New Roman" w:hAnsi="Times New Roman" w:eastAsia="等线" w:cs="Times New Roman"/>
-                <w:i/>
-                <w:iCs/>
-                <w:color w:val="333333"/>
-                <w:sz w:val="16"/>
-                <w:szCs w:val="16"/>
-                <w:lang w:eastAsia="zh-CN" w:bidi="ar"/>
-              </w:rPr>
-            </w:pPr>
-            <w:r>
-              <w:rPr>
-                <w:rFonts w:ascii="Times New Roman" w:hAnsi="Times New Roman" w:eastAsia="等线" w:cs="Times New Roman"/>
-                <w:i/>
-                <w:iCs/>
-                <w:color w:val="333333"/>
-                <w:sz w:val="16"/>
-                <w:szCs w:val="16"/>
-                <w:lang w:eastAsia="zh-CN" w:bidi="ar"/>
-              </w:rPr>
-              <w:t>{{r Gene[5] }}</w:t>
-            </w:r>
-          </w:p>
-        </w:tc>
-        <w:tc>
-          <w:tcPr>
-            <w:tcW w:w="1202" w:type="dxa"/>
-            <w:shd w:val="clear" w:color="auto" w:fill="auto"/>
-            <w:noWrap/>
-            <w:vAlign w:val="center"/>
-          </w:tcPr>
-          <w:p>
-            <w:pPr>
-              <w:widowControl/>
-              <w:rPr>
-                <w:rFonts w:ascii="Times New Roman" w:hAnsi="Times New Roman" w:eastAsia="等线" w:cs="Times New Roman"/>
-                <w:i/>
-                <w:iCs/>
-                <w:color w:val="333333"/>
-                <w:sz w:val="16"/>
-                <w:szCs w:val="16"/>
-                <w:lang w:eastAsia="zh-CN" w:bidi="ar"/>
-              </w:rPr>
-            </w:pPr>
-            <w:r>
-              <w:rPr>
-                <w:rFonts w:ascii="Times New Roman" w:hAnsi="Times New Roman" w:eastAsia="等线" w:cs="Times New Roman"/>
-                <w:i/>
-                <w:iCs/>
-                <w:color w:val="333333"/>
-                <w:sz w:val="16"/>
-                <w:szCs w:val="16"/>
-                <w:lang w:eastAsia="zh-CN" w:bidi="ar"/>
-              </w:rPr>
-              <w:t>{{r Gene[6] }}</w:t>
-            </w:r>
-          </w:p>
-        </w:tc>
-        <w:tc>
-          <w:tcPr>
-            <w:tcW w:w="1213" w:type="dxa"/>
-            <w:shd w:val="clear" w:color="auto" w:fill="auto"/>
-            <w:noWrap/>
-            <w:vAlign w:val="center"/>
-          </w:tcPr>
-          <w:p>
-            <w:pPr>
-              <w:widowControl/>
-              <w:rPr>
-                <w:rFonts w:ascii="Times New Roman" w:hAnsi="Times New Roman" w:eastAsia="等线" w:cs="Times New Roman"/>
-                <w:i/>
-                <w:iCs/>
-                <w:color w:val="333333"/>
-                <w:sz w:val="16"/>
-                <w:szCs w:val="16"/>
-                <w:lang w:eastAsia="zh-CN" w:bidi="ar"/>
-              </w:rPr>
-            </w:pPr>
-            <w:r>
-              <w:rPr>
-                <w:rFonts w:ascii="Times New Roman" w:hAnsi="Times New Roman" w:eastAsia="等线" w:cs="Times New Roman"/>
-                <w:i/>
-                <w:iCs/>
-                <w:color w:val="333333"/>
-                <w:sz w:val="16"/>
-                <w:szCs w:val="16"/>
-                <w:lang w:eastAsia="zh-CN" w:bidi="ar"/>
-              </w:rPr>
-              <w:t>{{r Gene[7] }}</w:t>
             </w:r>
           </w:p>
         </w:tc>
@@ -31666,6 +31353,300 @@
         </w:trPr>
         <w:tc>
           <w:tcPr>
+            <w:tcW w:w="1212" w:type="dxa"/>
+            <w:shd w:val="clear" w:color="auto" w:fill="auto"/>
+            <w:noWrap/>
+            <w:vAlign w:val="center"/>
+          </w:tcPr>
+          <w:p>
+            <w:pPr>
+              <w:widowControl/>
+              <w:rPr>
+                <w:rFonts w:ascii="Times New Roman" w:hAnsi="Times New Roman" w:eastAsia="等线" w:cs="Times New Roman"/>
+                <w:i/>
+                <w:iCs/>
+                <w:color w:val="333333"/>
+                <w:sz w:val="16"/>
+                <w:szCs w:val="16"/>
+                <w:lang w:eastAsia="zh-CN" w:bidi="ar"/>
+              </w:rPr>
+            </w:pPr>
+            <w:r>
+              <w:rPr>
+                <w:rFonts w:ascii="Times New Roman" w:hAnsi="Times New Roman" w:eastAsia="等线" w:cs="Times New Roman"/>
+                <w:i/>
+                <w:iCs/>
+                <w:color w:val="333333"/>
+                <w:sz w:val="16"/>
+                <w:szCs w:val="16"/>
+                <w:lang w:eastAsia="zh-CN" w:bidi="ar"/>
+              </w:rPr>
+              <w:t>{{r Gene[0] }}</w:t>
+            </w:r>
+          </w:p>
+        </w:tc>
+        <w:tc>
+          <w:tcPr>
+            <w:tcW w:w="1202" w:type="dxa"/>
+            <w:shd w:val="clear" w:color="auto" w:fill="auto"/>
+            <w:noWrap/>
+            <w:vAlign w:val="center"/>
+          </w:tcPr>
+          <w:p>
+            <w:pPr>
+              <w:widowControl/>
+              <w:rPr>
+                <w:rFonts w:ascii="Times New Roman" w:hAnsi="Times New Roman" w:eastAsia="等线" w:cs="Times New Roman"/>
+                <w:i/>
+                <w:iCs/>
+                <w:color w:val="333333"/>
+                <w:sz w:val="16"/>
+                <w:szCs w:val="16"/>
+                <w:lang w:eastAsia="zh-CN" w:bidi="ar"/>
+              </w:rPr>
+            </w:pPr>
+            <w:r>
+              <w:rPr>
+                <w:rFonts w:ascii="Times New Roman" w:hAnsi="Times New Roman" w:eastAsia="等线" w:cs="Times New Roman"/>
+                <w:i/>
+                <w:iCs/>
+                <w:color w:val="333333"/>
+                <w:sz w:val="16"/>
+                <w:szCs w:val="16"/>
+                <w:lang w:eastAsia="zh-CN" w:bidi="ar"/>
+              </w:rPr>
+              <w:t>{{r Gene[1] }}</w:t>
+            </w:r>
+          </w:p>
+        </w:tc>
+        <w:tc>
+          <w:tcPr>
+            <w:tcW w:w="1257" w:type="dxa"/>
+            <w:shd w:val="clear" w:color="auto" w:fill="auto"/>
+            <w:noWrap/>
+            <w:vAlign w:val="center"/>
+          </w:tcPr>
+          <w:p>
+            <w:pPr>
+              <w:widowControl/>
+              <w:rPr>
+                <w:rFonts w:ascii="Times New Roman" w:hAnsi="Times New Roman" w:eastAsia="等线" w:cs="Times New Roman"/>
+                <w:i/>
+                <w:iCs/>
+                <w:color w:val="333333"/>
+                <w:sz w:val="16"/>
+                <w:szCs w:val="16"/>
+                <w:lang w:eastAsia="zh-CN" w:bidi="ar"/>
+              </w:rPr>
+            </w:pPr>
+            <w:r>
+              <w:rPr>
+                <w:rFonts w:ascii="Times New Roman" w:hAnsi="Times New Roman" w:eastAsia="等线" w:cs="Times New Roman"/>
+                <w:i/>
+                <w:iCs/>
+                <w:color w:val="333333"/>
+                <w:sz w:val="16"/>
+                <w:szCs w:val="16"/>
+                <w:lang w:eastAsia="zh-CN" w:bidi="ar"/>
+              </w:rPr>
+              <w:t>{{r Gene[2] }}</w:t>
+            </w:r>
+          </w:p>
+        </w:tc>
+        <w:tc>
+          <w:tcPr>
+            <w:tcW w:w="1225" w:type="dxa"/>
+            <w:shd w:val="clear" w:color="auto" w:fill="auto"/>
+            <w:noWrap/>
+            <w:vAlign w:val="center"/>
+          </w:tcPr>
+          <w:p>
+            <w:pPr>
+              <w:widowControl/>
+              <w:rPr>
+                <w:rFonts w:ascii="Times New Roman" w:hAnsi="Times New Roman" w:eastAsia="等线" w:cs="Times New Roman"/>
+                <w:i/>
+                <w:iCs/>
+                <w:color w:val="333333"/>
+                <w:sz w:val="16"/>
+                <w:szCs w:val="16"/>
+                <w:lang w:eastAsia="zh-CN" w:bidi="ar"/>
+              </w:rPr>
+            </w:pPr>
+            <w:r>
+              <w:rPr>
+                <w:rFonts w:ascii="Times New Roman" w:hAnsi="Times New Roman" w:eastAsia="等线" w:cs="Times New Roman"/>
+                <w:i/>
+                <w:iCs/>
+                <w:color w:val="333333"/>
+                <w:sz w:val="16"/>
+                <w:szCs w:val="16"/>
+                <w:lang w:eastAsia="zh-CN" w:bidi="ar"/>
+              </w:rPr>
+              <w:t>{{r Gene[3] }}</w:t>
+            </w:r>
+          </w:p>
+        </w:tc>
+        <w:tc>
+          <w:tcPr>
+            <w:tcW w:w="1323" w:type="dxa"/>
+            <w:shd w:val="clear" w:color="auto" w:fill="auto"/>
+            <w:noWrap/>
+            <w:vAlign w:val="center"/>
+          </w:tcPr>
+          <w:p>
+            <w:pPr>
+              <w:widowControl/>
+              <w:rPr>
+                <w:rFonts w:ascii="Times New Roman" w:hAnsi="Times New Roman" w:eastAsia="等线" w:cs="Times New Roman"/>
+                <w:i/>
+                <w:iCs/>
+                <w:color w:val="333333"/>
+                <w:sz w:val="16"/>
+                <w:szCs w:val="16"/>
+                <w:lang w:eastAsia="zh-CN" w:bidi="ar"/>
+              </w:rPr>
+            </w:pPr>
+            <w:r>
+              <w:rPr>
+                <w:rFonts w:ascii="Times New Roman" w:hAnsi="Times New Roman" w:eastAsia="等线" w:cs="Times New Roman"/>
+                <w:i/>
+                <w:iCs/>
+                <w:color w:val="333333"/>
+                <w:sz w:val="16"/>
+                <w:szCs w:val="16"/>
+                <w:lang w:eastAsia="zh-CN" w:bidi="ar"/>
+              </w:rPr>
+              <w:t>{{r Gene[4] }}</w:t>
+            </w:r>
+          </w:p>
+        </w:tc>
+        <w:tc>
+          <w:tcPr>
+            <w:tcW w:w="1236" w:type="dxa"/>
+            <w:shd w:val="clear" w:color="auto" w:fill="auto"/>
+            <w:noWrap/>
+            <w:vAlign w:val="center"/>
+          </w:tcPr>
+          <w:p>
+            <w:pPr>
+              <w:widowControl/>
+              <w:rPr>
+                <w:rFonts w:ascii="Times New Roman" w:hAnsi="Times New Roman" w:eastAsia="等线" w:cs="Times New Roman"/>
+                <w:i/>
+                <w:iCs/>
+                <w:color w:val="333333"/>
+                <w:sz w:val="16"/>
+                <w:szCs w:val="16"/>
+                <w:lang w:eastAsia="zh-CN" w:bidi="ar"/>
+              </w:rPr>
+            </w:pPr>
+            <w:r>
+              <w:rPr>
+                <w:rFonts w:ascii="Times New Roman" w:hAnsi="Times New Roman" w:eastAsia="等线" w:cs="Times New Roman"/>
+                <w:i/>
+                <w:iCs/>
+                <w:color w:val="333333"/>
+                <w:sz w:val="16"/>
+                <w:szCs w:val="16"/>
+                <w:lang w:eastAsia="zh-CN" w:bidi="ar"/>
+              </w:rPr>
+              <w:t>{{r Gene[5] }}</w:t>
+            </w:r>
+          </w:p>
+        </w:tc>
+        <w:tc>
+          <w:tcPr>
+            <w:tcW w:w="1202" w:type="dxa"/>
+            <w:shd w:val="clear" w:color="auto" w:fill="auto"/>
+            <w:noWrap/>
+            <w:vAlign w:val="center"/>
+          </w:tcPr>
+          <w:p>
+            <w:pPr>
+              <w:widowControl/>
+              <w:rPr>
+                <w:rFonts w:ascii="Times New Roman" w:hAnsi="Times New Roman" w:eastAsia="等线" w:cs="Times New Roman"/>
+                <w:i/>
+                <w:iCs/>
+                <w:color w:val="333333"/>
+                <w:sz w:val="16"/>
+                <w:szCs w:val="16"/>
+                <w:lang w:eastAsia="zh-CN" w:bidi="ar"/>
+              </w:rPr>
+            </w:pPr>
+            <w:r>
+              <w:rPr>
+                <w:rFonts w:ascii="Times New Roman" w:hAnsi="Times New Roman" w:eastAsia="等线" w:cs="Times New Roman"/>
+                <w:i/>
+                <w:iCs/>
+                <w:color w:val="333333"/>
+                <w:sz w:val="16"/>
+                <w:szCs w:val="16"/>
+                <w:lang w:eastAsia="zh-CN" w:bidi="ar"/>
+              </w:rPr>
+              <w:t>{{r Gene[6] }}</w:t>
+            </w:r>
+          </w:p>
+        </w:tc>
+        <w:tc>
+          <w:tcPr>
+            <w:tcW w:w="1213" w:type="dxa"/>
+            <w:shd w:val="clear" w:color="auto" w:fill="auto"/>
+            <w:noWrap/>
+            <w:vAlign w:val="center"/>
+          </w:tcPr>
+          <w:p>
+            <w:pPr>
+              <w:widowControl/>
+              <w:rPr>
+                <w:rFonts w:ascii="Times New Roman" w:hAnsi="Times New Roman" w:eastAsia="等线" w:cs="Times New Roman"/>
+                <w:i/>
+                <w:iCs/>
+                <w:color w:val="333333"/>
+                <w:sz w:val="16"/>
+                <w:szCs w:val="16"/>
+                <w:lang w:eastAsia="zh-CN" w:bidi="ar"/>
+              </w:rPr>
+            </w:pPr>
+            <w:r>
+              <w:rPr>
+                <w:rFonts w:ascii="Times New Roman" w:hAnsi="Times New Roman" w:eastAsia="等线" w:cs="Times New Roman"/>
+                <w:i/>
+                <w:iCs/>
+                <w:color w:val="333333"/>
+                <w:sz w:val="16"/>
+                <w:szCs w:val="16"/>
+                <w:lang w:eastAsia="zh-CN" w:bidi="ar"/>
+              </w:rPr>
+              <w:t>{{r Gene[7] }}</w:t>
+            </w:r>
+          </w:p>
+        </w:tc>
+      </w:tr>
+      <w:tr>
+        <w:tblPrEx>
+          <w:tblBorders>
+            <w:top w:val="single" w:color="000000" w:themeColor="text1" w:sz="4" w:space="0"/>
+            <w:left w:val="single" w:color="000000" w:themeColor="text1" w:sz="4" w:space="0"/>
+            <w:bottom w:val="single" w:color="000000" w:themeColor="text1" w:sz="4" w:space="0"/>
+            <w:right w:val="single" w:color="000000" w:themeColor="text1" w:sz="4" w:space="0"/>
+            <w:insideH w:val="single" w:color="000000" w:themeColor="text1" w:sz="4" w:space="0"/>
+            <w:insideV w:val="single" w:color="000000" w:themeColor="text1" w:sz="4" w:space="0"/>
+          </w:tblBorders>
+          <w:shd w:val="clear" w:color="auto" w:fill="F1F1F1" w:themeFill="background1" w:themeFillShade="F2"/>
+          <w:tblCellMar>
+            <w:top w:w="0" w:type="dxa"/>
+            <w:left w:w="108" w:type="dxa"/>
+            <w:bottom w:w="0" w:type="dxa"/>
+            <w:right w:w="108" w:type="dxa"/>
+          </w:tblCellMar>
+        </w:tblPrEx>
+        <w:trPr>
+          <w:trHeight w:val="277" w:hRule="atLeast"/>
+        </w:trPr>
+        <w:tc>
+          <w:tcPr>
             <w:tcW w:w="9870" w:type="dxa"/>
             <w:gridSpan w:val="8"/>
             <w:shd w:val="clear" w:color="auto" w:fill="auto"/>
@@ -31772,8 +31753,8 @@
         </w:rPr>
       </w:pPr>
       <w:bookmarkStart w:id="94" w:name="_Toc10441"/>
-      <w:bookmarkStart w:id="95" w:name="_Toc3409"/>
-      <w:bookmarkStart w:id="96" w:name="_Toc15114"/>
+      <w:bookmarkStart w:id="95" w:name="_Toc15114"/>
+      <w:bookmarkStart w:id="96" w:name="_Toc3409"/>
       <w:bookmarkStart w:id="97" w:name="_Toc9322"/>
       <w:r>
         <w:rPr>
@@ -31993,15 +31974,15 @@
           <w:lang w:eastAsia="zh-CN"/>
         </w:rPr>
       </w:pPr>
-      <w:bookmarkStart w:id="98" w:name="_Toc21649"/>
-      <w:bookmarkStart w:id="99" w:name="_Toc21361"/>
-      <w:bookmarkStart w:id="100" w:name="_Toc31320"/>
-      <w:bookmarkStart w:id="101" w:name="_Toc17792_WPSOffice_Level2"/>
+      <w:bookmarkStart w:id="98" w:name="_Toc21361"/>
+      <w:bookmarkStart w:id="99" w:name="_Toc31320"/>
+      <w:bookmarkStart w:id="100" w:name="_Toc21649"/>
+      <w:bookmarkStart w:id="101" w:name="_Toc19584_WPSOffice_Level1"/>
       <w:bookmarkStart w:id="102" w:name="_Toc14611_WPSOffice_Level1"/>
       <w:bookmarkStart w:id="103" w:name="_Toc13275"/>
-      <w:bookmarkStart w:id="104" w:name="_Toc22623"/>
-      <w:bookmarkStart w:id="105" w:name="_Toc22162_WPSOffice_Level1"/>
-      <w:bookmarkStart w:id="106" w:name="_Toc19584_WPSOffice_Level1"/>
+      <w:bookmarkStart w:id="104" w:name="_Toc22162_WPSOffice_Level1"/>
+      <w:bookmarkStart w:id="105" w:name="_Toc22623"/>
+      <w:bookmarkStart w:id="106" w:name="_Toc17792_WPSOffice_Level2"/>
       <w:r>
         <w:rPr>
           <w:rFonts w:hint="eastAsia"/>
@@ -33397,7 +33378,7 @@
         <w:lang w:eastAsia="zh-CN"/>
       </w:rPr>
       <w:drawing>
-        <wp:anchor distT="0" distB="0" distL="0" distR="0" simplePos="0" relativeHeight="251663360" behindDoc="0" locked="0" layoutInCell="1" allowOverlap="1">
+        <wp:anchor distT="0" distB="0" distL="0" distR="0" simplePos="0" relativeHeight="251661312" behindDoc="0" locked="0" layoutInCell="1" allowOverlap="1">
           <wp:simplePos x="0" y="0"/>
           <wp:positionH relativeFrom="column">
             <wp:posOffset>4538980</wp:posOffset>
@@ -33557,7 +33538,7 @@
         <w:lang w:eastAsia="zh-CN"/>
       </w:rPr>
       <w:drawing>
-        <wp:anchor distT="0" distB="0" distL="0" distR="0" simplePos="0" relativeHeight="251664384" behindDoc="0" locked="0" layoutInCell="1" allowOverlap="1">
+        <wp:anchor distT="0" distB="0" distL="0" distR="0" simplePos="0" relativeHeight="251662336" behindDoc="0" locked="0" layoutInCell="1" allowOverlap="1">
           <wp:simplePos x="0" y="0"/>
           <wp:positionH relativeFrom="column">
             <wp:posOffset>4582795</wp:posOffset>
@@ -35791,7 +35772,6 @@
     <customSectPr/>
     <customSectPr/>
     <customSectPr/>
-    <customSectPr/>
   </customSectProps>
   <customShpExts>
     <customShpInfo spid="_x0000_s1026" textRotate="1"/>

--- a/WebContent/docx/淋巴瘤129基因报告-单样本-苏州市立医院-本部&北区.docx
+++ b/WebContent/docx/淋巴瘤129基因报告-单样本-苏州市立医院-本部&北区.docx
@@ -2469,13 +2469,13 @@
           <w:cols w:space="0" w:num="1"/>
         </w:sectPr>
       </w:pPr>
-      <w:bookmarkStart w:id="0" w:name="_Toc3619"/>
-      <w:bookmarkStart w:id="1" w:name="_Toc10906"/>
-      <w:bookmarkStart w:id="2" w:name="_Toc21009_WPSOffice_Level1"/>
-      <w:bookmarkStart w:id="3" w:name="_Toc21669"/>
-      <w:bookmarkStart w:id="4" w:name="_Toc30143_WPSOffice_Level1"/>
-      <w:bookmarkStart w:id="5" w:name="_Toc24178_WPSOffice_Level1"/>
-      <w:bookmarkStart w:id="6" w:name="_Toc13806"/>
+      <w:bookmarkStart w:id="0" w:name="_Toc10906"/>
+      <w:bookmarkStart w:id="1" w:name="_Toc21009_WPSOffice_Level1"/>
+      <w:bookmarkStart w:id="2" w:name="_Toc3619"/>
+      <w:bookmarkStart w:id="3" w:name="_Toc30143_WPSOffice_Level1"/>
+      <w:bookmarkStart w:id="4" w:name="_Toc13806"/>
+      <w:bookmarkStart w:id="5" w:name="_Toc21669"/>
+      <w:bookmarkStart w:id="6" w:name="_Toc24178_WPSOffice_Level1"/>
     </w:p>
     <w:p>
       <w:pPr>
@@ -3379,12 +3379,12 @@
         </w:rPr>
       </w:pPr>
       <w:bookmarkStart w:id="8" w:name="_Toc26731"/>
-      <w:bookmarkStart w:id="9" w:name="_Toc17451"/>
-      <w:bookmarkStart w:id="10" w:name="_Toc31917"/>
-      <w:bookmarkStart w:id="11" w:name="_Toc18062_WPSOffice_Level1"/>
-      <w:bookmarkStart w:id="12" w:name="_Toc11015_WPSOffice_Level1"/>
+      <w:bookmarkStart w:id="9" w:name="_Toc11015_WPSOffice_Level1"/>
+      <w:bookmarkStart w:id="10" w:name="_Toc18062_WPSOffice_Level1"/>
+      <w:bookmarkStart w:id="11" w:name="_Toc31917"/>
+      <w:bookmarkStart w:id="12" w:name="_Toc7021_WPSOffice_Level1"/>
       <w:bookmarkStart w:id="13" w:name="_Toc29943"/>
-      <w:bookmarkStart w:id="14" w:name="_Toc7021_WPSOffice_Level1"/>
+      <w:bookmarkStart w:id="14" w:name="_Toc17451"/>
       <w:bookmarkStart w:id="15" w:name="_Toc3823"/>
       <w:r>
         <w:rPr>
@@ -3659,12 +3659,12 @@
       <w:bookmarkStart w:id="17" w:name="_Toc149837253"/>
       <w:bookmarkStart w:id="18" w:name="_Toc2887"/>
       <w:bookmarkStart w:id="19" w:name="_Toc94"/>
-      <w:bookmarkStart w:id="20" w:name="_Toc23369_WPSOffice_Level1"/>
-      <w:bookmarkStart w:id="21" w:name="_Toc23052"/>
-      <w:bookmarkStart w:id="22" w:name="_Toc16576"/>
-      <w:bookmarkStart w:id="23" w:name="_Toc18058"/>
-      <w:bookmarkStart w:id="24" w:name="_Toc25920"/>
-      <w:bookmarkStart w:id="25" w:name="_Toc6221_WPSOffice_Level1"/>
+      <w:bookmarkStart w:id="20" w:name="_Toc16576"/>
+      <w:bookmarkStart w:id="21" w:name="_Toc6221_WPSOffice_Level1"/>
+      <w:bookmarkStart w:id="22" w:name="_Toc18058"/>
+      <w:bookmarkStart w:id="23" w:name="_Toc23052"/>
+      <w:bookmarkStart w:id="24" w:name="_Toc23369_WPSOffice_Level1"/>
+      <w:bookmarkStart w:id="25" w:name="_Toc25920"/>
       <w:r>
         <w:rPr>
           <w:rStyle w:val="38"/>
@@ -5074,18 +5074,18 @@
         </w:numPr>
         <w:ind w:left="330" w:leftChars="150"/>
         <w:rPr>
-          <w:rFonts w:hint="default" w:ascii="Times New Roman" w:hAnsi="Times New Roman" w:eastAsia="微软雅黑" w:cs="Times New Roman"/>
-          <w:sz w:val="18"/>
-          <w:szCs w:val="18"/>
-          <w:lang w:val="en-US" w:eastAsia="zh-CN" w:bidi="ar"/>
-        </w:rPr>
-      </w:pPr>
-      <w:r>
-        <w:rPr>
           <w:rFonts w:ascii="Times New Roman" w:hAnsi="Times New Roman" w:eastAsia="微软雅黑" w:cs="Times New Roman"/>
           <w:sz w:val="18"/>
           <w:szCs w:val="18"/>
-          <w:lang w:eastAsia="zh-CN" w:bidi="ar"/>
+          <w:lang w:eastAsia="zh-CN"/>
+        </w:rPr>
+      </w:pPr>
+      <w:r>
+        <w:rPr>
+          <w:rFonts w:ascii="Times New Roman" w:hAnsi="Times New Roman" w:eastAsia="微软雅黑" w:cs="Times New Roman"/>
+          <w:sz w:val="18"/>
+          <w:szCs w:val="18"/>
+          <w:lang w:eastAsia="zh-CN"/>
         </w:rPr>
         <w:t>本报告只对本次采集样本负责，如有疑问，请在7个工作日内与我们联系。</w:t>
       </w:r>
@@ -5094,7 +5094,7 @@
           <w:rFonts w:hint="eastAsia" w:ascii="Times New Roman" w:hAnsi="Times New Roman" w:eastAsia="微软雅黑" w:cs="Times New Roman"/>
           <w:sz w:val="18"/>
           <w:szCs w:val="18"/>
-          <w:lang w:eastAsia="zh-CN" w:bidi="ar"/>
+          <w:lang w:eastAsia="zh-CN"/>
         </w:rPr>
         <w:t xml:space="preserve">{% if testedby == </w:t>
       </w:r>
@@ -5103,7 +5103,7 @@
           <w:rFonts w:ascii="Times New Roman" w:hAnsi="Times New Roman" w:eastAsia="微软雅黑" w:cs="Times New Roman"/>
           <w:sz w:val="18"/>
           <w:szCs w:val="18"/>
-          <w:lang w:eastAsia="zh-CN" w:bidi="ar"/>
+          <w:lang w:eastAsia="zh-CN"/>
         </w:rPr>
         <w:t>“</w:t>
       </w:r>
@@ -5112,7 +5112,7 @@
           <w:rFonts w:hint="eastAsia" w:ascii="Times New Roman" w:hAnsi="Times New Roman" w:eastAsia="微软雅黑" w:cs="Times New Roman"/>
           <w:sz w:val="18"/>
           <w:szCs w:val="18"/>
-          <w:lang w:eastAsia="zh-CN" w:bidi="ar"/>
+          <w:lang w:eastAsia="zh-CN"/>
         </w:rPr>
         <w:t>1</w:t>
       </w:r>
@@ -5121,7 +5121,7 @@
           <w:rFonts w:ascii="Times New Roman" w:hAnsi="Times New Roman" w:eastAsia="微软雅黑" w:cs="Times New Roman"/>
           <w:sz w:val="18"/>
           <w:szCs w:val="18"/>
-          <w:lang w:eastAsia="zh-CN" w:bidi="ar"/>
+          <w:lang w:eastAsia="zh-CN"/>
         </w:rPr>
         <w:t>”</w:t>
       </w:r>
@@ -5130,7 +5130,7 @@
           <w:rFonts w:hint="eastAsia" w:ascii="Times New Roman" w:hAnsi="Times New Roman" w:eastAsia="微软雅黑" w:cs="Times New Roman"/>
           <w:sz w:val="18"/>
           <w:szCs w:val="18"/>
-          <w:lang w:eastAsia="zh-CN" w:bidi="ar"/>
+          <w:lang w:eastAsia="zh-CN"/>
         </w:rPr>
         <w:t xml:space="preserve"> %}</w:t>
       </w:r>
@@ -5228,24 +5228,21 @@
               </w:rPr>
             </w:pPr>
             <w:r>
-              <w:rPr>
-                <w:sz w:val="22"/>
-              </w:rPr>
               <mc:AlternateContent>
                 <mc:Choice Requires="wpg">
                   <w:drawing>
-                    <wp:anchor distT="0" distB="0" distL="114300" distR="114300" simplePos="0" relativeHeight="251663360" behindDoc="0" locked="0" layoutInCell="1" allowOverlap="1">
+                    <wp:anchor distT="0" distB="0" distL="114300" distR="114300" simplePos="0" relativeHeight="251661312" behindDoc="0" locked="0" layoutInCell="1" allowOverlap="1">
                       <wp:simplePos x="0" y="0"/>
                       <wp:positionH relativeFrom="column">
-                        <wp:posOffset>0</wp:posOffset>
+                        <wp:posOffset>31115</wp:posOffset>
                       </wp:positionH>
                       <wp:positionV relativeFrom="paragraph">
-                        <wp:posOffset>-460375</wp:posOffset>
+                        <wp:posOffset>-547370</wp:posOffset>
                       </wp:positionV>
-                      <wp:extent cx="3080385" cy="1442720"/>
-                      <wp:effectExtent l="0" t="0" r="13335" b="5080"/>
+                      <wp:extent cx="3160395" cy="1441450"/>
+                      <wp:effectExtent l="0" t="0" r="9525" b="6350"/>
                       <wp:wrapNone/>
-                      <wp:docPr id="34" name="组合 34"/>
+                      <wp:docPr id="101" name="组合 101"/>
                       <wp:cNvGraphicFramePr/>
                       <a:graphic xmlns:a="http://schemas.openxmlformats.org/drawingml/2006/main">
                         <a:graphicData uri="http://schemas.microsoft.com/office/word/2010/wordprocessingGroup">
@@ -5254,25 +5251,25 @@
                             <wpg:grpSpPr>
                               <a:xfrm>
                                 <a:off x="0" y="0"/>
-                                <a:ext cx="3080385" cy="1442720"/>
-                                <a:chOff x="17956" y="37747"/>
-                                <a:chExt cx="4851" cy="2272"/>
+                                <a:ext cx="3160395" cy="1441450"/>
+                                <a:chOff x="10964" y="3809"/>
+                                <a:chExt cx="4977" cy="2270"/>
                               </a:xfrm>
                             </wpg:grpSpPr>
                             <wpg:grpSp>
-                              <wpg:cNvPr id="35" name="组合 16"/>
+                              <wpg:cNvPr id="102" name="组合 6"/>
                               <wpg:cNvGrpSpPr/>
                               <wpg:grpSpPr>
                                 <a:xfrm>
-                                  <a:off x="17956" y="38313"/>
-                                  <a:ext cx="4049" cy="646"/>
-                                  <a:chOff x="17956" y="38313"/>
-                                  <a:chExt cx="4049" cy="646"/>
+                                  <a:off x="10964" y="4438"/>
+                                  <a:ext cx="4577" cy="734"/>
+                                  <a:chOff x="10964" y="4438"/>
+                                  <a:chExt cx="4577" cy="734"/>
                                 </a:xfrm>
                               </wpg:grpSpPr>
                               <pic:pic xmlns:pic="http://schemas.openxmlformats.org/drawingml/2006/picture">
                                 <pic:nvPicPr>
-                                  <pic:cNvPr id="12" name="图片 29" descr="IMG_256"/>
+                                  <pic:cNvPr id="30" name="图片 30" descr="微信图片_20220215110121"/>
                                   <pic:cNvPicPr>
                                     <a:picLocks noChangeAspect="1"/>
                                   </pic:cNvPicPr>
@@ -5281,17 +5278,18 @@
                                   <a:blip r:embed="rId9">
                                     <a:clrChange>
                                       <a:clrFrom>
-                                        <a:srgbClr val="FFFFFF">
+                                        <a:srgbClr val="A09D98">
                                           <a:alpha val="100000"/>
                                         </a:srgbClr>
                                       </a:clrFrom>
                                       <a:clrTo>
-                                        <a:srgbClr val="FFFFFF">
+                                        <a:srgbClr val="A09D98">
                                           <a:alpha val="100000"/>
                                           <a:alpha val="0"/>
                                         </a:srgbClr>
                                       </a:clrTo>
                                     </a:clrChange>
+                                    <a:biLevel thresh="50000"/>
                                   </a:blip>
                                   <a:stretch>
                                     <a:fillRect/>
@@ -5299,46 +5297,57 @@
                                 </pic:blipFill>
                                 <pic:spPr>
                                   <a:xfrm>
-                                    <a:off x="21031" y="38313"/>
-                                    <a:ext cx="975" cy="570"/>
-                                  </a:xfrm>
-                                  <a:prstGeom prst="rect">
-                                    <a:avLst/>
-                                  </a:prstGeom>
-                                  <a:noFill/>
-                                  <a:ln w="9525">
-                                    <a:noFill/>
-                                  </a:ln>
-                                </pic:spPr>
-                              </pic:pic>
-                              <pic:pic xmlns:pic="http://schemas.openxmlformats.org/drawingml/2006/picture">
-                                <pic:nvPicPr>
-                                  <pic:cNvPr id="15" name="图片 15" descr="c9514d16fd70679bf0495aeebb03c72d_compress"/>
-                                  <pic:cNvPicPr>
-                                    <a:picLocks noChangeAspect="1"/>
-                                  </pic:cNvPicPr>
-                                </pic:nvPicPr>
-                                <pic:blipFill>
-                                  <a:blip r:embed="rId10"/>
-                                  <a:srcRect l="21003" t="56913" r="27176" b="26386"/>
-                                  <a:stretch>
-                                    <a:fillRect/>
-                                  </a:stretch>
-                                </pic:blipFill>
-                                <pic:spPr>
-                                  <a:xfrm>
-                                    <a:off x="17956" y="38485"/>
-                                    <a:ext cx="1550" cy="475"/>
+                                    <a:off x="10964" y="4458"/>
+                                    <a:ext cx="1234" cy="715"/>
                                   </a:xfrm>
                                   <a:prstGeom prst="rect">
                                     <a:avLst/>
                                   </a:prstGeom>
                                 </pic:spPr>
                               </pic:pic>
+                              <pic:pic xmlns:pic="http://schemas.openxmlformats.org/drawingml/2006/picture">
+                                <pic:nvPicPr>
+                                  <pic:cNvPr id="21" name="图片 34" descr="晓敏"/>
+                                  <pic:cNvPicPr>
+                                    <a:picLocks noChangeAspect="1"/>
+                                  </pic:cNvPicPr>
+                                </pic:nvPicPr>
+                                <pic:blipFill>
+                                  <a:blip r:embed="rId10">
+                                    <a:clrChange>
+                                      <a:clrFrom>
+                                        <a:srgbClr val="949FA1"/>
+                                      </a:clrFrom>
+                                      <a:clrTo>
+                                        <a:srgbClr val="949FA1">
+                                          <a:alpha val="0"/>
+                                        </a:srgbClr>
+                                      </a:clrTo>
+                                    </a:clrChange>
+                                  </a:blip>
+                                  <a:srcRect l="34062" t="26445" r="34097" b="9325"/>
+                                  <a:stretch>
+                                    <a:fillRect/>
+                                  </a:stretch>
+                                </pic:blipFill>
+                                <pic:spPr>
+                                  <a:xfrm rot="16200000">
+                                    <a:off x="14524" y="3981"/>
+                                    <a:ext cx="560" cy="1475"/>
+                                  </a:xfrm>
+                                  <a:prstGeom prst="rect">
+                                    <a:avLst/>
+                                  </a:prstGeom>
+                                  <a:noFill/>
+                                  <a:ln>
+                                    <a:noFill/>
+                                  </a:ln>
+                                </pic:spPr>
+                              </pic:pic>
                             </wpg:grpSp>
                             <pic:pic xmlns:pic="http://schemas.openxmlformats.org/drawingml/2006/picture">
                               <pic:nvPicPr>
-                                <pic:cNvPr id="18" name="图片 25"/>
+                                <pic:cNvPr id="18" name="图片 8"/>
                                 <pic:cNvPicPr>
                                   <a:picLocks noChangeAspect="1" noChangeArrowheads="1"/>
                                 </pic:cNvPicPr>
@@ -5358,8 +5367,8 @@
                               </pic:blipFill>
                               <pic:spPr>
                                 <a:xfrm>
-                                  <a:off x="20535" y="37747"/>
-                                  <a:ext cx="2273" cy="2273"/>
+                                  <a:off x="13671" y="3809"/>
+                                  <a:ext cx="2271" cy="2271"/>
                                 </a:xfrm>
                                 <a:prstGeom prst="rect">
                                   <a:avLst/>
@@ -5378,24 +5387,24 @@
                 </mc:Choice>
                 <mc:Fallback>
                   <w:pict>
-                    <v:group id="_x0000_s1026" o:spid="_x0000_s1026" o:spt="203" style="position:absolute;left:0pt;margin-left:0pt;margin-top:-36.25pt;height:113.6pt;width:242.55pt;z-index:251663360;mso-width-relative:page;mso-height-relative:page;" coordorigin="17956,37747" coordsize="4851,2272" o:gfxdata="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">
+                    <v:group id="_x0000_s1026" o:spid="_x0000_s1026" o:spt="203" style="position:absolute;left:0pt;margin-left:2.45pt;margin-top:-43.1pt;height:113.5pt;width:248.85pt;z-index:251661312;mso-width-relative:page;mso-height-relative:page;" coordorigin="10964,3809" coordsize="4977,2270" o:gfxdata="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">
                       <o:lock v:ext="edit" aspectratio="f"/>
-                      <v:group id="组合 16" o:spid="_x0000_s1026" o:spt="203" style="position:absolute;left:17956;top:38313;height:646;width:4049;" coordorigin="17956,38313" coordsize="4049,646" o:gfxdata="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">
+                      <v:group id="组合 6" o:spid="_x0000_s1026" o:spt="203" style="position:absolute;left:10964;top:4438;height:734;width:4577;" coordorigin="10964,4438" coordsize="4577,734" o:gfxdata="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">
                         <o:lock v:ext="edit" aspectratio="f"/>
-                        <v:shape id="图片 29" o:spid="_x0000_s1026" o:spt="75" alt="IMG_256" type="#_x0000_t75" style="position:absolute;left:21031;top:38313;height:570;width:975;" filled="f" o:preferrelative="t" stroked="f" coordsize="21600,21600" o:gfxdata="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">
+                        <v:shape id="_x0000_s1026" o:spid="_x0000_s1026" o:spt="75" alt="微信图片_20220215110121" type="#_x0000_t75" style="position:absolute;left:10964;top:4458;height:715;width:1234;" filled="f" o:preferrelative="t" stroked="f" coordsize="21600,21600" o:gfxdata="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">
                           <v:fill on="f" focussize="0,0"/>
                           <v:stroke on="f"/>
-                          <v:imagedata r:id="rId9" chromakey="#FFFFFF" o:title=""/>
+                          <v:imagedata r:id="rId9" grayscale="t" bilevel="t" chromakey="#A09D98" o:title=""/>
                           <o:lock v:ext="edit" aspectratio="t"/>
                         </v:shape>
-                        <v:shape id="_x0000_s1026" o:spid="_x0000_s1026" o:spt="75" alt="c9514d16fd70679bf0495aeebb03c72d_compress" type="#_x0000_t75" style="position:absolute;left:17956;top:38485;height:475;width:1550;" filled="f" o:preferrelative="t" stroked="f" coordsize="21600,21600" o:gfxdata="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">
+                        <v:shape id="图片 34" o:spid="_x0000_s1026" o:spt="75" alt="晓敏" type="#_x0000_t75" style="position:absolute;left:14524;top:3981;height:1475;width:560;rotation:-5898240f;" filled="f" o:preferrelative="t" stroked="f" coordsize="21600,21600" o:gfxdata="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">
                           <v:fill on="f" focussize="0,0"/>
                           <v:stroke on="f"/>
-                          <v:imagedata r:id="rId10" cropleft="13765f" croptop="37299f" cropright="17810f" cropbottom="17292f" o:title=""/>
+                          <v:imagedata r:id="rId10" cropleft="22323f" croptop="17331f" cropright="22346f" cropbottom="6111f" chromakey="#949FA1" o:title=""/>
                           <o:lock v:ext="edit" aspectratio="t"/>
                         </v:shape>
                       </v:group>
-                      <v:shape id="图片 25" o:spid="_x0000_s1026" o:spt="75" type="#_x0000_t75" style="position:absolute;left:20535;top:37747;height:2273;width:2273;" filled="f" o:preferrelative="t" stroked="f" coordsize="21600,21600" o:gfxdata="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">
+                      <v:shape id="图片 8" o:spid="_x0000_s1026" o:spt="75" type="#_x0000_t75" style="position:absolute;left:13671;top:3809;height:2271;width:2271;" filled="f" o:preferrelative="t" stroked="f" coordsize="21600,21600" o:gfxdata="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">
                         <v:fill on="f" focussize="0,0"/>
                         <v:stroke on="f"/>
                         <v:imagedata r:id="rId11" o:title=""/>
@@ -5692,9 +5701,8 @@
     <w:p>
       <w:pPr>
         <w:rPr>
-          <w:rFonts w:hint="default"/>
           <w:sz w:val="24"/>
-          <w:lang w:val="en-US" w:eastAsia="zh-CN"/>
+          <w:lang w:eastAsia="zh-CN"/>
         </w:rPr>
       </w:pPr>
     </w:p>
@@ -5784,185 +5792,6 @@
                 <w:szCs w:val="24"/>
               </w:rPr>
             </w:pPr>
-            <w:r>
-              <w:rPr>
-                <w:sz w:val="22"/>
-              </w:rPr>
-              <mc:AlternateContent>
-                <mc:Choice Requires="wpg">
-                  <w:drawing>
-                    <wp:anchor distT="0" distB="0" distL="114300" distR="114300" simplePos="0" relativeHeight="251664384" behindDoc="0" locked="0" layoutInCell="1" allowOverlap="1">
-                      <wp:simplePos x="0" y="0"/>
-                      <wp:positionH relativeFrom="column">
-                        <wp:posOffset>0</wp:posOffset>
-                      </wp:positionH>
-                      <wp:positionV relativeFrom="paragraph">
-                        <wp:posOffset>-490855</wp:posOffset>
-                      </wp:positionV>
-                      <wp:extent cx="3135630" cy="1442720"/>
-                      <wp:effectExtent l="0" t="0" r="3810" b="5080"/>
-                      <wp:wrapNone/>
-                      <wp:docPr id="36" name="组合 36"/>
-                      <wp:cNvGraphicFramePr/>
-                      <a:graphic xmlns:a="http://schemas.openxmlformats.org/drawingml/2006/main">
-                        <a:graphicData uri="http://schemas.microsoft.com/office/word/2010/wordprocessingGroup">
-                          <wpg:wgp>
-                            <wpg:cNvGrpSpPr/>
-                            <wpg:grpSpPr>
-                              <a:xfrm>
-                                <a:off x="0" y="0"/>
-                                <a:ext cx="3135630" cy="1442720"/>
-                                <a:chOff x="17956" y="39496"/>
-                                <a:chExt cx="4938" cy="2272"/>
-                              </a:xfrm>
-                            </wpg:grpSpPr>
-                            <wpg:grpSp>
-                              <wpg:cNvPr id="37" name="组合 30"/>
-                              <wpg:cNvGrpSpPr/>
-                              <wpg:grpSpPr>
-                                <a:xfrm>
-                                  <a:off x="17956" y="40098"/>
-                                  <a:ext cx="4213" cy="570"/>
-                                  <a:chOff x="17956" y="40098"/>
-                                  <a:chExt cx="4213" cy="570"/>
-                                </a:xfrm>
-                              </wpg:grpSpPr>
-                              <pic:pic xmlns:pic="http://schemas.openxmlformats.org/drawingml/2006/picture">
-                                <pic:nvPicPr>
-                                  <pic:cNvPr id="7" name="图片 1" descr="24f613a0-66be-430b-9e80-270d3393fac5"/>
-                                  <pic:cNvPicPr>
-                                    <a:picLocks noChangeAspect="1"/>
-                                  </pic:cNvPicPr>
-                                </pic:nvPicPr>
-                                <pic:blipFill>
-                                  <a:blip r:embed="rId12"/>
-                                  <a:srcRect l="43292" t="26660" r="21693" b="24394"/>
-                                  <a:stretch>
-                                    <a:fillRect/>
-                                  </a:stretch>
-                                </pic:blipFill>
-                                <pic:spPr>
-                                  <a:xfrm rot="16200000">
-                                    <a:off x="18366" y="39740"/>
-                                    <a:ext cx="506" cy="1327"/>
-                                  </a:xfrm>
-                                  <a:prstGeom prst="rect">
-                                    <a:avLst/>
-                                  </a:prstGeom>
-                                </pic:spPr>
-                              </pic:pic>
-                              <pic:pic xmlns:pic="http://schemas.openxmlformats.org/drawingml/2006/picture">
-                                <pic:nvPicPr>
-                                  <pic:cNvPr id="29" name="图片 29" descr="IMG_256"/>
-                                  <pic:cNvPicPr>
-                                    <a:picLocks noChangeAspect="1"/>
-                                  </pic:cNvPicPr>
-                                </pic:nvPicPr>
-                                <pic:blipFill>
-                                  <a:blip r:embed="rId9">
-                                    <a:clrChange>
-                                      <a:clrFrom>
-                                        <a:srgbClr val="FFFFFF">
-                                          <a:alpha val="100000"/>
-                                        </a:srgbClr>
-                                      </a:clrFrom>
-                                      <a:clrTo>
-                                        <a:srgbClr val="FFFFFF">
-                                          <a:alpha val="100000"/>
-                                          <a:alpha val="0"/>
-                                        </a:srgbClr>
-                                      </a:clrTo>
-                                    </a:clrChange>
-                                  </a:blip>
-                                  <a:stretch>
-                                    <a:fillRect/>
-                                  </a:stretch>
-                                </pic:blipFill>
-                                <pic:spPr>
-                                  <a:xfrm>
-                                    <a:off x="21195" y="40098"/>
-                                    <a:ext cx="975" cy="570"/>
-                                  </a:xfrm>
-                                  <a:prstGeom prst="rect">
-                                    <a:avLst/>
-                                  </a:prstGeom>
-                                  <a:noFill/>
-                                  <a:ln w="9525">
-                                    <a:noFill/>
-                                  </a:ln>
-                                </pic:spPr>
-                              </pic:pic>
-                            </wpg:grpSp>
-                            <pic:pic xmlns:pic="http://schemas.openxmlformats.org/drawingml/2006/picture">
-                              <pic:nvPicPr>
-                                <pic:cNvPr id="31" name="图片 25"/>
-                                <pic:cNvPicPr>
-                                  <a:picLocks noChangeAspect="1" noChangeArrowheads="1"/>
-                                </pic:cNvPicPr>
-                              </pic:nvPicPr>
-                              <pic:blipFill>
-                                <a:blip r:embed="rId11">
-                                  <a:extLst>
-                                    <a:ext uri="{28A0092B-C50C-407E-A947-70E740481C1C}">
-                                      <a14:useLocalDpi xmlns:a14="http://schemas.microsoft.com/office/drawing/2010/main" val="0"/>
-                                    </a:ext>
-                                  </a:extLst>
-                                </a:blip>
-                                <a:srcRect/>
-                                <a:stretch>
-                                  <a:fillRect/>
-                                </a:stretch>
-                              </pic:blipFill>
-                              <pic:spPr>
-                                <a:xfrm>
-                                  <a:off x="20622" y="39496"/>
-                                  <a:ext cx="2273" cy="2273"/>
-                                </a:xfrm>
-                                <a:prstGeom prst="rect">
-                                  <a:avLst/>
-                                </a:prstGeom>
-                                <a:noFill/>
-                                <a:ln>
-                                  <a:noFill/>
-                                </a:ln>
-                              </pic:spPr>
-                            </pic:pic>
-                          </wpg:wgp>
-                        </a:graphicData>
-                      </a:graphic>
-                    </wp:anchor>
-                  </w:drawing>
-                </mc:Choice>
-                <mc:Fallback>
-                  <w:pict>
-                    <v:group id="_x0000_s1026" o:spid="_x0000_s1026" o:spt="203" style="position:absolute;left:0pt;margin-left:0pt;margin-top:-38.65pt;height:113.6pt;width:246.9pt;z-index:251664384;mso-width-relative:page;mso-height-relative:page;" coordorigin="17956,39496" coordsize="4938,2272" o:gfxdata="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">
-                      <o:lock v:ext="edit" aspectratio="f"/>
-                      <v:group id="组合 30" o:spid="_x0000_s1026" o:spt="203" style="position:absolute;left:17956;top:40098;height:570;width:4213;" coordorigin="17956,40098" coordsize="4213,570" o:gfxdata="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">
-                        <o:lock v:ext="edit" aspectratio="f"/>
-                        <v:shape id="图片 1" o:spid="_x0000_s1026" o:spt="75" alt="24f613a0-66be-430b-9e80-270d3393fac5" type="#_x0000_t75" style="position:absolute;left:18366;top:39740;height:1327;width:506;rotation:-5898240f;" filled="f" o:preferrelative="t" stroked="f" coordsize="21600,21600" o:gfxdata="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">
-                          <v:fill on="f" focussize="0,0"/>
-                          <v:stroke on="f"/>
-                          <v:imagedata r:id="rId12" cropleft="28372f" croptop="17472f" cropright="14217f" cropbottom="15987f" o:title=""/>
-                          <o:lock v:ext="edit" aspectratio="t"/>
-                        </v:shape>
-                        <v:shape id="_x0000_s1026" o:spid="_x0000_s1026" o:spt="75" alt="IMG_256" type="#_x0000_t75" style="position:absolute;left:21195;top:40098;height:570;width:975;" filled="f" o:preferrelative="t" stroked="f" coordsize="21600,21600" o:gfxdata="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">
-                          <v:fill on="f" focussize="0,0"/>
-                          <v:stroke on="f"/>
-                          <v:imagedata r:id="rId9" chromakey="#FFFFFF" o:title=""/>
-                          <o:lock v:ext="edit" aspectratio="t"/>
-                        </v:shape>
-                      </v:group>
-                      <v:shape id="图片 25" o:spid="_x0000_s1026" o:spt="75" type="#_x0000_t75" style="position:absolute;left:20622;top:39496;height:2273;width:2273;" filled="f" o:preferrelative="t" stroked="f" coordsize="21600,21600" o:gfxdata="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">
-                        <v:fill on="f" focussize="0,0"/>
-                        <v:stroke on="f"/>
-                        <v:imagedata r:id="rId11" o:title=""/>
-                        <o:lock v:ext="edit" aspectratio="t"/>
-                      </v:shape>
-                    </v:group>
-                  </w:pict>
-                </mc:Fallback>
-              </mc:AlternateContent>
-            </w:r>
           </w:p>
         </w:tc>
         <w:tc>
@@ -6343,24 +6172,21 @@
               </w:rPr>
             </w:pPr>
             <w:r>
-              <w:rPr>
-                <w:sz w:val="24"/>
-              </w:rPr>
               <mc:AlternateContent>
                 <mc:Choice Requires="wpg">
                   <w:drawing>
-                    <wp:anchor distT="0" distB="0" distL="114300" distR="114300" simplePos="0" relativeHeight="251665408" behindDoc="0" locked="0" layoutInCell="1" allowOverlap="1">
+                    <wp:anchor distT="0" distB="0" distL="114300" distR="114300" simplePos="0" relativeHeight="251662336" behindDoc="0" locked="0" layoutInCell="1" allowOverlap="1">
                       <wp:simplePos x="0" y="0"/>
                       <wp:positionH relativeFrom="column">
-                        <wp:posOffset>-59690</wp:posOffset>
+                        <wp:posOffset>-17780</wp:posOffset>
                       </wp:positionH>
                       <wp:positionV relativeFrom="paragraph">
-                        <wp:posOffset>-527685</wp:posOffset>
+                        <wp:posOffset>-485775</wp:posOffset>
                       </wp:positionV>
-                      <wp:extent cx="3114040" cy="1442720"/>
-                      <wp:effectExtent l="0" t="0" r="10160" b="5080"/>
+                      <wp:extent cx="3196590" cy="1442720"/>
+                      <wp:effectExtent l="0" t="0" r="3810" b="5080"/>
                       <wp:wrapNone/>
-                      <wp:docPr id="38" name="组合 38"/>
+                      <wp:docPr id="105" name="组合 105"/>
                       <wp:cNvGraphicFramePr/>
                       <a:graphic xmlns:a="http://schemas.openxmlformats.org/drawingml/2006/main">
                         <a:graphicData uri="http://schemas.microsoft.com/office/word/2010/wordprocessingGroup">
@@ -6369,14 +6195,91 @@
                             <wpg:grpSpPr>
                               <a:xfrm>
                                 <a:off x="0" y="0"/>
-                                <a:ext cx="3114040" cy="1442720"/>
-                                <a:chOff x="17862" y="41199"/>
-                                <a:chExt cx="4904" cy="2272"/>
+                                <a:ext cx="3196590" cy="1442720"/>
+                                <a:chOff x="19087" y="960"/>
+                                <a:chExt cx="5034" cy="2272"/>
                               </a:xfrm>
                             </wpg:grpSpPr>
+                            <wpg:grpSp>
+                              <wpg:cNvPr id="106" name="组合 15"/>
+                              <wpg:cNvGrpSpPr/>
+                              <wpg:grpSpPr>
+                                <a:xfrm>
+                                  <a:off x="19087" y="1459"/>
+                                  <a:ext cx="4523" cy="714"/>
+                                  <a:chOff x="12357" y="7666"/>
+                                  <a:chExt cx="4523" cy="714"/>
+                                </a:xfrm>
+                              </wpg:grpSpPr>
+                              <pic:pic xmlns:pic="http://schemas.openxmlformats.org/drawingml/2006/picture">
+                                <pic:nvPicPr>
+                                  <pic:cNvPr id="22" name="图片 59" descr="图片1"/>
+                                  <pic:cNvPicPr>
+                                    <a:picLocks noChangeAspect="1"/>
+                                  </pic:cNvPicPr>
+                                </pic:nvPicPr>
+                                <pic:blipFill>
+                                  <a:blip r:embed="rId12">
+                                    <a:biLevel thresh="50000"/>
+                                  </a:blip>
+                                  <a:srcRect l="7865" t="11797" r="5322" b="19074"/>
+                                  <a:stretch>
+                                    <a:fillRect/>
+                                  </a:stretch>
+                                </pic:blipFill>
+                                <pic:spPr>
+                                  <a:xfrm>
+                                    <a:off x="12357" y="7738"/>
+                                    <a:ext cx="1468" cy="627"/>
+                                  </a:xfrm>
+                                  <a:prstGeom prst="rect">
+                                    <a:avLst/>
+                                  </a:prstGeom>
+                                  <a:noFill/>
+                                </pic:spPr>
+                              </pic:pic>
+                              <pic:pic xmlns:pic="http://schemas.openxmlformats.org/drawingml/2006/picture">
+                                <pic:nvPicPr>
+                                  <pic:cNvPr id="19" name="图片 14" descr="微信图片_20220215110121"/>
+                                  <pic:cNvPicPr>
+                                    <a:picLocks noChangeAspect="1"/>
+                                  </pic:cNvPicPr>
+                                </pic:nvPicPr>
+                                <pic:blipFill>
+                                  <a:blip r:embed="rId9">
+                                    <a:clrChange>
+                                      <a:clrFrom>
+                                        <a:srgbClr val="A09D98">
+                                          <a:alpha val="100000"/>
+                                        </a:srgbClr>
+                                      </a:clrFrom>
+                                      <a:clrTo>
+                                        <a:srgbClr val="A09D98">
+                                          <a:alpha val="100000"/>
+                                          <a:alpha val="0"/>
+                                        </a:srgbClr>
+                                      </a:clrTo>
+                                    </a:clrChange>
+                                    <a:biLevel thresh="50000"/>
+                                  </a:blip>
+                                  <a:stretch>
+                                    <a:fillRect/>
+                                  </a:stretch>
+                                </pic:blipFill>
+                                <pic:spPr>
+                                  <a:xfrm>
+                                    <a:off x="15646" y="7666"/>
+                                    <a:ext cx="1234" cy="715"/>
+                                  </a:xfrm>
+                                  <a:prstGeom prst="rect">
+                                    <a:avLst/>
+                                  </a:prstGeom>
+                                </pic:spPr>
+                              </pic:pic>
+                            </wpg:grpSp>
                             <pic:pic xmlns:pic="http://schemas.openxmlformats.org/drawingml/2006/picture">
                               <pic:nvPicPr>
-                                <pic:cNvPr id="6" name="图片 23"/>
+                                <pic:cNvPr id="107" name="图片 23"/>
                                 <pic:cNvPicPr>
                                   <a:picLocks noChangeAspect="1" noChangeArrowheads="1"/>
                                 </pic:cNvPicPr>
@@ -6396,7 +6299,7 @@
                               </pic:blipFill>
                               <pic:spPr>
                                 <a:xfrm>
-                                  <a:off x="20494" y="41199"/>
+                                  <a:off x="21849" y="960"/>
                                   <a:ext cx="2273" cy="2273"/>
                                 </a:xfrm>
                                 <a:prstGeom prst="rect">
@@ -6408,86 +6311,6 @@
                                 </a:ln>
                               </pic:spPr>
                             </pic:pic>
-                            <wpg:grpSp>
-                              <wpg:cNvPr id="39" name="组合 23"/>
-                              <wpg:cNvGrpSpPr/>
-                              <wpg:grpSpPr>
-                                <a:xfrm>
-                                  <a:off x="17862" y="41843"/>
-                                  <a:ext cx="4208" cy="652"/>
-                                  <a:chOff x="17862" y="41843"/>
-                                  <a:chExt cx="4208" cy="652"/>
-                                </a:xfrm>
-                              </wpg:grpSpPr>
-                              <pic:pic xmlns:pic="http://schemas.openxmlformats.org/drawingml/2006/picture">
-                                <pic:nvPicPr>
-                                  <pic:cNvPr id="22" name="图片 59" descr="图片1"/>
-                                  <pic:cNvPicPr>
-                                    <a:picLocks noChangeAspect="1"/>
-                                  </pic:cNvPicPr>
-                                </pic:nvPicPr>
-                                <pic:blipFill>
-                                  <a:blip r:embed="rId13">
-                                    <a:biLevel thresh="50000"/>
-                                  </a:blip>
-                                  <a:srcRect l="7865" t="11797" r="5322" b="19074"/>
-                                  <a:stretch>
-                                    <a:fillRect/>
-                                  </a:stretch>
-                                </pic:blipFill>
-                                <pic:spPr>
-                                  <a:xfrm>
-                                    <a:off x="17862" y="41869"/>
-                                    <a:ext cx="1468" cy="627"/>
-                                  </a:xfrm>
-                                  <a:prstGeom prst="rect">
-                                    <a:avLst/>
-                                  </a:prstGeom>
-                                  <a:noFill/>
-                                </pic:spPr>
-                              </pic:pic>
-                              <pic:pic xmlns:pic="http://schemas.openxmlformats.org/drawingml/2006/picture">
-                                <pic:nvPicPr>
-                                  <pic:cNvPr id="21" name="图片 29" descr="IMG_256"/>
-                                  <pic:cNvPicPr>
-                                    <a:picLocks noChangeAspect="1"/>
-                                  </pic:cNvPicPr>
-                                </pic:nvPicPr>
-                                <pic:blipFill>
-                                  <a:blip r:embed="rId9">
-                                    <a:clrChange>
-                                      <a:clrFrom>
-                                        <a:srgbClr val="FFFFFF">
-                                          <a:alpha val="100000"/>
-                                        </a:srgbClr>
-                                      </a:clrFrom>
-                                      <a:clrTo>
-                                        <a:srgbClr val="FFFFFF">
-                                          <a:alpha val="100000"/>
-                                          <a:alpha val="0"/>
-                                        </a:srgbClr>
-                                      </a:clrTo>
-                                    </a:clrChange>
-                                  </a:blip>
-                                  <a:stretch>
-                                    <a:fillRect/>
-                                  </a:stretch>
-                                </pic:blipFill>
-                                <pic:spPr>
-                                  <a:xfrm>
-                                    <a:off x="21096" y="41843"/>
-                                    <a:ext cx="975" cy="570"/>
-                                  </a:xfrm>
-                                  <a:prstGeom prst="rect">
-                                    <a:avLst/>
-                                  </a:prstGeom>
-                                  <a:noFill/>
-                                  <a:ln w="9525">
-                                    <a:noFill/>
-                                  </a:ln>
-                                </pic:spPr>
-                              </pic:pic>
-                            </wpg:grpSp>
                           </wpg:wgp>
                         </a:graphicData>
                       </a:graphic>
@@ -6496,29 +6319,29 @@
                 </mc:Choice>
                 <mc:Fallback>
                   <w:pict>
-                    <v:group id="_x0000_s1026" o:spid="_x0000_s1026" o:spt="203" style="position:absolute;left:0pt;margin-left:-4.7pt;margin-top:-41.55pt;height:113.6pt;width:245.2pt;z-index:251665408;mso-width-relative:page;mso-height-relative:page;" coordorigin="17862,41199" coordsize="4904,2272" o:gfxdata="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">
+                    <v:group id="_x0000_s1026" o:spid="_x0000_s1026" o:spt="203" style="position:absolute;left:0pt;margin-left:-1.4pt;margin-top:-38.25pt;height:113.6pt;width:251.7pt;z-index:251662336;mso-width-relative:page;mso-height-relative:page;" coordorigin="19087,960" coordsize="5034,2272" o:gfxdata="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">
                       <o:lock v:ext="edit" aspectratio="f"/>
-                      <v:shape id="图片 23" o:spid="_x0000_s1026" o:spt="75" type="#_x0000_t75" style="position:absolute;left:20494;top:41199;height:2273;width:2273;" filled="f" o:preferrelative="t" stroked="f" coordsize="21600,21600" o:gfxdata="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">
+                      <v:group id="组合 15" o:spid="_x0000_s1026" o:spt="203" style="position:absolute;left:19087;top:1459;height:714;width:4523;" coordorigin="12357,7666" coordsize="4523,714" o:gfxdata="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">
+                        <o:lock v:ext="edit" aspectratio="f"/>
+                        <v:shape id="图片 59" o:spid="_x0000_s1026" o:spt="75" alt="图片1" type="#_x0000_t75" style="position:absolute;left:12357;top:7738;height:627;width:1468;" filled="f" o:preferrelative="t" stroked="f" coordsize="21600,21600" o:gfxdata="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">
+                          <v:fill on="f" focussize="0,0"/>
+                          <v:stroke on="f"/>
+                          <v:imagedata r:id="rId12" cropleft="5154f" croptop="7731f" cropright="3488f" cropbottom="12500f" grayscale="t" bilevel="t" o:title=""/>
+                          <o:lock v:ext="edit" aspectratio="t"/>
+                        </v:shape>
+                        <v:shape id="图片 14" o:spid="_x0000_s1026" o:spt="75" alt="微信图片_20220215110121" type="#_x0000_t75" style="position:absolute;left:15646;top:7666;height:715;width:1234;" filled="f" o:preferrelative="t" stroked="f" coordsize="21600,21600" o:gfxdata="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">
+                          <v:fill on="f" focussize="0,0"/>
+                          <v:stroke on="f"/>
+                          <v:imagedata r:id="rId9" grayscale="t" bilevel="t" chromakey="#A09D98" o:title=""/>
+                          <o:lock v:ext="edit" aspectratio="t"/>
+                        </v:shape>
+                      </v:group>
+                      <v:shape id="图片 23" o:spid="_x0000_s1026" o:spt="75" type="#_x0000_t75" style="position:absolute;left:21849;top:960;height:2273;width:2273;" filled="f" o:preferrelative="t" stroked="f" coordsize="21600,21600" o:gfxdata="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">
                         <v:fill on="f" focussize="0,0"/>
                         <v:stroke on="f"/>
                         <v:imagedata r:id="rId11" o:title=""/>
                         <o:lock v:ext="edit" aspectratio="t"/>
                       </v:shape>
-                      <v:group id="组合 23" o:spid="_x0000_s1026" o:spt="203" style="position:absolute;left:17862;top:41843;height:652;width:4208;" coordorigin="17862,41843" coordsize="4208,652" o:gfxdata="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">
-                        <o:lock v:ext="edit" aspectratio="f"/>
-                        <v:shape id="图片 59" o:spid="_x0000_s1026" o:spt="75" alt="图片1" type="#_x0000_t75" style="position:absolute;left:17862;top:41869;height:627;width:1468;" filled="f" o:preferrelative="t" stroked="f" coordsize="21600,21600" o:gfxdata="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">
-                          <v:fill on="f" focussize="0,0"/>
-                          <v:stroke on="f"/>
-                          <v:imagedata r:id="rId13" cropleft="5154f" croptop="7731f" cropright="3488f" cropbottom="12500f" grayscale="t" bilevel="t" o:title=""/>
-                          <o:lock v:ext="edit" aspectratio="t"/>
-                        </v:shape>
-                        <v:shape id="图片 29" o:spid="_x0000_s1026" o:spt="75" alt="IMG_256" type="#_x0000_t75" style="position:absolute;left:21096;top:41843;height:570;width:975;" filled="f" o:preferrelative="t" stroked="f" coordsize="21600,21600" o:gfxdata="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">
-                          <v:fill on="f" focussize="0,0"/>
-                          <v:stroke on="f"/>
-                          <v:imagedata r:id="rId9" chromakey="#FFFFFF" o:title=""/>
-                          <o:lock v:ext="edit" aspectratio="t"/>
-                        </v:shape>
-                      </v:group>
                     </v:group>
                   </w:pict>
                 </mc:Fallback>
@@ -6823,555 +6646,6 @@
           <w:rFonts w:ascii="Times New Roman" w:hAnsi="Times New Roman" w:eastAsia="微软雅黑" w:cs="Times New Roman"/>
           <w:sz w:val="24"/>
           <w:szCs w:val="24"/>
-          <w:lang w:eastAsia="zh-CN"/>
-        </w:rPr>
-      </w:pPr>
-    </w:p>
-    <w:tbl>
-      <w:tblPr>
-        <w:tblStyle w:val="33"/>
-        <w:tblW w:w="6772" w:type="dxa"/>
-        <w:jc w:val="right"/>
-        <w:tblLayout w:type="fixed"/>
-        <w:tblCellMar>
-          <w:top w:w="0" w:type="dxa"/>
-          <w:left w:w="0" w:type="dxa"/>
-          <w:bottom w:w="0" w:type="dxa"/>
-          <w:right w:w="0" w:type="dxa"/>
-        </w:tblCellMar>
-      </w:tblPr>
-      <w:tblGrid>
-        <w:gridCol w:w="1272"/>
-        <w:gridCol w:w="2040"/>
-        <w:gridCol w:w="1166"/>
-        <w:gridCol w:w="2294"/>
-      </w:tblGrid>
-      <w:tr>
-        <w:trPr>
-          <w:trHeight w:val="441" w:hRule="exact"/>
-          <w:jc w:val="right"/>
-        </w:trPr>
-        <w:tc>
-          <w:tcPr>
-            <w:tcW w:w="1272" w:type="dxa"/>
-            <w:vAlign w:val="center"/>
-          </w:tcPr>
-          <w:p>
-            <w:pPr>
-              <w:pStyle w:val="21"/>
-              <w:spacing w:before="13"/>
-              <w:ind w:left="13" w:right="95"/>
-              <w:jc w:val="both"/>
-              <w:rPr>
-                <w:rFonts w:ascii="Times New Roman" w:hAnsi="Times New Roman" w:cs="Times New Roman"/>
-                <w:b/>
-                <w:sz w:val="24"/>
-                <w:szCs w:val="24"/>
-              </w:rPr>
-            </w:pPr>
-            <w:r>
-              <w:rPr>
-                <w:rFonts w:ascii="Times New Roman" w:hAnsi="Times New Roman" w:cs="Times New Roman"/>
-                <w:b/>
-                <w:sz w:val="24"/>
-                <w:szCs w:val="24"/>
-              </w:rPr>
-              <w:t>检测人：</w:t>
-            </w:r>
-          </w:p>
-        </w:tc>
-        <w:tc>
-          <w:tcPr>
-            <w:tcW w:w="2040" w:type="dxa"/>
-            <w:vAlign w:val="center"/>
-          </w:tcPr>
-          <w:p>
-            <w:pPr>
-              <w:pStyle w:val="21"/>
-              <w:spacing w:before="13"/>
-              <w:jc w:val="both"/>
-              <w:rPr>
-                <w:rFonts w:ascii="Times New Roman" w:hAnsi="Times New Roman" w:cs="Times New Roman"/>
-                <w:b/>
-                <w:sz w:val="24"/>
-                <w:szCs w:val="24"/>
-              </w:rPr>
-            </w:pPr>
-            <w:r>
-              <w:rPr>
-                <w:sz w:val="24"/>
-              </w:rPr>
-              <mc:AlternateContent>
-                <mc:Choice Requires="wpg">
-                  <w:drawing>
-                    <wp:anchor distT="0" distB="0" distL="114300" distR="114300" simplePos="0" relativeHeight="251666432" behindDoc="0" locked="0" layoutInCell="1" allowOverlap="1">
-                      <wp:simplePos x="0" y="0"/>
-                      <wp:positionH relativeFrom="column">
-                        <wp:posOffset>12700</wp:posOffset>
-                      </wp:positionH>
-                      <wp:positionV relativeFrom="paragraph">
-                        <wp:posOffset>-514985</wp:posOffset>
-                      </wp:positionV>
-                      <wp:extent cx="3150235" cy="1442720"/>
-                      <wp:effectExtent l="0" t="0" r="4445" b="5080"/>
-                      <wp:wrapNone/>
-                      <wp:docPr id="40" name="组合 40"/>
-                      <wp:cNvGraphicFramePr/>
-                      <a:graphic xmlns:a="http://schemas.openxmlformats.org/drawingml/2006/main">
-                        <a:graphicData uri="http://schemas.microsoft.com/office/word/2010/wordprocessingGroup">
-                          <wpg:wgp>
-                            <wpg:cNvGrpSpPr/>
-                            <wpg:grpSpPr>
-                              <a:xfrm>
-                                <a:off x="0" y="0"/>
-                                <a:ext cx="3150235" cy="1442720"/>
-                                <a:chOff x="17976" y="42945"/>
-                                <a:chExt cx="4961" cy="2272"/>
-                              </a:xfrm>
-                            </wpg:grpSpPr>
-                            <pic:pic xmlns:pic="http://schemas.openxmlformats.org/drawingml/2006/picture">
-                              <pic:nvPicPr>
-                                <pic:cNvPr id="9" name="图片 25"/>
-                                <pic:cNvPicPr>
-                                  <a:picLocks noChangeAspect="1" noChangeArrowheads="1"/>
-                                </pic:cNvPicPr>
-                              </pic:nvPicPr>
-                              <pic:blipFill>
-                                <a:blip r:embed="rId11">
-                                  <a:extLst>
-                                    <a:ext uri="{28A0092B-C50C-407E-A947-70E740481C1C}">
-                                      <a14:useLocalDpi xmlns:a14="http://schemas.microsoft.com/office/drawing/2010/main" val="0"/>
-                                    </a:ext>
-                                  </a:extLst>
-                                </a:blip>
-                                <a:srcRect/>
-                                <a:stretch>
-                                  <a:fillRect/>
-                                </a:stretch>
-                              </pic:blipFill>
-                              <pic:spPr>
-                                <a:xfrm>
-                                  <a:off x="20665" y="42945"/>
-                                  <a:ext cx="2273" cy="2273"/>
-                                </a:xfrm>
-                                <a:prstGeom prst="rect">
-                                  <a:avLst/>
-                                </a:prstGeom>
-                                <a:noFill/>
-                                <a:ln>
-                                  <a:noFill/>
-                                </a:ln>
-                              </pic:spPr>
-                            </pic:pic>
-                            <wpg:grpSp>
-                              <wpg:cNvPr id="41" name="组合 27"/>
-                              <wpg:cNvGrpSpPr/>
-                              <wpg:grpSpPr>
-                                <a:xfrm>
-                                  <a:off x="17976" y="43614"/>
-                                  <a:ext cx="4551" cy="626"/>
-                                  <a:chOff x="17976" y="43614"/>
-                                  <a:chExt cx="4551" cy="626"/>
-                                </a:xfrm>
-                              </wpg:grpSpPr>
-                              <pic:pic xmlns:pic="http://schemas.openxmlformats.org/drawingml/2006/picture">
-                                <pic:nvPicPr>
-                                  <pic:cNvPr id="8" name="图片 29" descr="IMG_256"/>
-                                  <pic:cNvPicPr>
-                                    <a:picLocks noChangeAspect="1"/>
-                                  </pic:cNvPicPr>
-                                </pic:nvPicPr>
-                                <pic:blipFill>
-                                  <a:blip r:embed="rId9">
-                                    <a:clrChange>
-                                      <a:clrFrom>
-                                        <a:srgbClr val="FFFFFF">
-                                          <a:alpha val="100000"/>
-                                        </a:srgbClr>
-                                      </a:clrFrom>
-                                      <a:clrTo>
-                                        <a:srgbClr val="FFFFFF">
-                                          <a:alpha val="100000"/>
-                                          <a:alpha val="0"/>
-                                        </a:srgbClr>
-                                      </a:clrTo>
-                                    </a:clrChange>
-                                  </a:blip>
-                                  <a:stretch>
-                                    <a:fillRect/>
-                                  </a:stretch>
-                                </pic:blipFill>
-                                <pic:spPr>
-                                  <a:xfrm>
-                                    <a:off x="17976" y="43615"/>
-                                    <a:ext cx="975" cy="570"/>
-                                  </a:xfrm>
-                                  <a:prstGeom prst="rect">
-                                    <a:avLst/>
-                                  </a:prstGeom>
-                                  <a:noFill/>
-                                  <a:ln w="9525">
-                                    <a:noFill/>
-                                  </a:ln>
-                                </pic:spPr>
-                              </pic:pic>
-                              <pic:pic xmlns:pic="http://schemas.openxmlformats.org/drawingml/2006/picture">
-                                <pic:nvPicPr>
-                                  <pic:cNvPr id="26" name="图片 59" descr="图片1"/>
-                                  <pic:cNvPicPr>
-                                    <a:picLocks noChangeAspect="1"/>
-                                  </pic:cNvPicPr>
-                                </pic:nvPicPr>
-                                <pic:blipFill>
-                                  <a:blip r:embed="rId13">
-                                    <a:biLevel thresh="50000"/>
-                                  </a:blip>
-                                  <a:srcRect l="7865" t="11797" r="5322" b="19074"/>
-                                  <a:stretch>
-                                    <a:fillRect/>
-                                  </a:stretch>
-                                </pic:blipFill>
-                                <pic:spPr>
-                                  <a:xfrm>
-                                    <a:off x="21059" y="43614"/>
-                                    <a:ext cx="1468" cy="627"/>
-                                  </a:xfrm>
-                                  <a:prstGeom prst="rect">
-                                    <a:avLst/>
-                                  </a:prstGeom>
-                                  <a:noFill/>
-                                </pic:spPr>
-                              </pic:pic>
-                            </wpg:grpSp>
-                          </wpg:wgp>
-                        </a:graphicData>
-                      </a:graphic>
-                    </wp:anchor>
-                  </w:drawing>
-                </mc:Choice>
-                <mc:Fallback>
-                  <w:pict>
-                    <v:group id="_x0000_s1026" o:spid="_x0000_s1026" o:spt="203" style="position:absolute;left:0pt;margin-left:1pt;margin-top:-40.55pt;height:113.6pt;width:248.05pt;z-index:251666432;mso-width-relative:page;mso-height-relative:page;" coordorigin="17976,42945" coordsize="4961,2272" o:gfxdata="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">
-                      <o:lock v:ext="edit" aspectratio="f"/>
-                      <v:shape id="图片 25" o:spid="_x0000_s1026" o:spt="75" type="#_x0000_t75" style="position:absolute;left:20665;top:42945;height:2273;width:2273;" filled="f" o:preferrelative="t" stroked="f" coordsize="21600,21600" o:gfxdata="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">
-                        <v:fill on="f" focussize="0,0"/>
-                        <v:stroke on="f"/>
-                        <v:imagedata r:id="rId11" o:title=""/>
-                        <o:lock v:ext="edit" aspectratio="t"/>
-                      </v:shape>
-                      <v:group id="组合 27" o:spid="_x0000_s1026" o:spt="203" style="position:absolute;left:17976;top:43614;height:626;width:4551;" coordorigin="17976,43614" coordsize="4551,626" o:gfxdata="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">
-                        <o:lock v:ext="edit" aspectratio="f"/>
-                        <v:shape id="图片 29" o:spid="_x0000_s1026" o:spt="75" alt="IMG_256" type="#_x0000_t75" style="position:absolute;left:17976;top:43615;height:570;width:975;" filled="f" o:preferrelative="t" stroked="f" coordsize="21600,21600" o:gfxdata="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">
-                          <v:fill on="f" focussize="0,0"/>
-                          <v:stroke on="f"/>
-                          <v:imagedata r:id="rId9" chromakey="#FFFFFF" o:title=""/>
-                          <o:lock v:ext="edit" aspectratio="t"/>
-                        </v:shape>
-                        <v:shape id="图片 59" o:spid="_x0000_s1026" o:spt="75" alt="图片1" type="#_x0000_t75" style="position:absolute;left:21059;top:43614;height:627;width:1468;" filled="f" o:preferrelative="t" stroked="f" coordsize="21600,21600" o:gfxdata="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">
-                          <v:fill on="f" focussize="0,0"/>
-                          <v:stroke on="f"/>
-                          <v:imagedata r:id="rId13" cropleft="5154f" croptop="7731f" cropright="3488f" cropbottom="12500f" grayscale="t" bilevel="t" o:title=""/>
-                          <o:lock v:ext="edit" aspectratio="t"/>
-                        </v:shape>
-                      </v:group>
-                    </v:group>
-                  </w:pict>
-                </mc:Fallback>
-              </mc:AlternateContent>
-            </w:r>
-          </w:p>
-        </w:tc>
-        <w:tc>
-          <w:tcPr>
-            <w:tcW w:w="1166" w:type="dxa"/>
-            <w:vAlign w:val="center"/>
-          </w:tcPr>
-          <w:p>
-            <w:pPr>
-              <w:pStyle w:val="21"/>
-              <w:spacing w:before="13"/>
-              <w:jc w:val="both"/>
-              <w:rPr>
-                <w:rFonts w:ascii="Times New Roman" w:hAnsi="Times New Roman" w:cs="Times New Roman"/>
-                <w:b/>
-                <w:sz w:val="24"/>
-                <w:szCs w:val="24"/>
-              </w:rPr>
-            </w:pPr>
-            <w:r>
-              <w:rPr>
-                <w:rFonts w:ascii="Times New Roman" w:hAnsi="Times New Roman" w:cs="Times New Roman"/>
-                <w:b/>
-                <w:sz w:val="24"/>
-                <w:szCs w:val="24"/>
-              </w:rPr>
-              <w:t>复核人</w:t>
-            </w:r>
-            <w:r>
-              <w:rPr>
-                <w:rFonts w:ascii="Times New Roman" w:hAnsi="Times New Roman" w:cs="Times New Roman"/>
-                <w:b/>
-                <w:sz w:val="24"/>
-                <w:szCs w:val="24"/>
-                <w:lang w:eastAsia="zh-CN"/>
-              </w:rPr>
-              <w:t>：</w:t>
-            </w:r>
-          </w:p>
-        </w:tc>
-        <w:tc>
-          <w:tcPr>
-            <w:tcW w:w="2294" w:type="dxa"/>
-            <w:vAlign w:val="center"/>
-          </w:tcPr>
-          <w:p>
-            <w:pPr>
-              <w:pStyle w:val="21"/>
-              <w:spacing w:before="13"/>
-              <w:ind w:right="15"/>
-              <w:jc w:val="both"/>
-              <w:rPr>
-                <w:rFonts w:ascii="Times New Roman" w:hAnsi="Times New Roman" w:cs="Times New Roman"/>
-                <w:b/>
-                <w:sz w:val="24"/>
-                <w:szCs w:val="24"/>
-              </w:rPr>
-            </w:pPr>
-          </w:p>
-        </w:tc>
-      </w:tr>
-      <w:tr>
-        <w:tblPrEx>
-          <w:tblCellMar>
-            <w:top w:w="0" w:type="dxa"/>
-            <w:left w:w="0" w:type="dxa"/>
-            <w:bottom w:w="0" w:type="dxa"/>
-            <w:right w:w="0" w:type="dxa"/>
-          </w:tblCellMar>
-        </w:tblPrEx>
-        <w:trPr>
-          <w:trHeight w:val="457" w:hRule="exact"/>
-          <w:jc w:val="right"/>
-        </w:trPr>
-        <w:tc>
-          <w:tcPr>
-            <w:tcW w:w="1272" w:type="dxa"/>
-            <w:vAlign w:val="center"/>
-          </w:tcPr>
-          <w:p>
-            <w:pPr>
-              <w:pStyle w:val="21"/>
-              <w:spacing w:line="341" w:lineRule="exact"/>
-              <w:ind w:left="13" w:right="165"/>
-              <w:jc w:val="both"/>
-              <w:rPr>
-                <w:rFonts w:ascii="Times New Roman" w:hAnsi="Times New Roman" w:cs="Times New Roman"/>
-                <w:b/>
-                <w:sz w:val="24"/>
-                <w:szCs w:val="24"/>
-              </w:rPr>
-            </w:pPr>
-            <w:r>
-              <w:rPr>
-                <w:rFonts w:ascii="Times New Roman" w:hAnsi="Times New Roman" w:cs="Times New Roman"/>
-                <w:b/>
-                <w:sz w:val="24"/>
-                <w:szCs w:val="24"/>
-              </w:rPr>
-              <w:t>日</w:t>
-            </w:r>
-            <w:r>
-              <w:rPr>
-                <w:rFonts w:ascii="Times New Roman" w:hAnsi="Times New Roman" w:cs="Times New Roman"/>
-                <w:b/>
-                <w:sz w:val="24"/>
-                <w:szCs w:val="24"/>
-                <w:lang w:eastAsia="zh-CN"/>
-              </w:rPr>
-              <w:t xml:space="preserve">  </w:t>
-            </w:r>
-            <w:r>
-              <w:rPr>
-                <w:rFonts w:ascii="Times New Roman" w:hAnsi="Times New Roman" w:cs="Times New Roman"/>
-                <w:b/>
-                <w:sz w:val="24"/>
-                <w:szCs w:val="24"/>
-              </w:rPr>
-              <w:t>期：</w:t>
-            </w:r>
-          </w:p>
-        </w:tc>
-        <w:tc>
-          <w:tcPr>
-            <w:tcW w:w="2040" w:type="dxa"/>
-            <w:vAlign w:val="center"/>
-          </w:tcPr>
-          <w:p>
-            <w:pPr>
-              <w:pStyle w:val="21"/>
-              <w:spacing w:line="363" w:lineRule="exact"/>
-              <w:jc w:val="both"/>
-              <w:rPr>
-                <w:rFonts w:ascii="Times New Roman" w:hAnsi="Times New Roman" w:cs="Times New Roman"/>
-                <w:sz w:val="24"/>
-                <w:szCs w:val="24"/>
-              </w:rPr>
-            </w:pPr>
-            <w:r>
-              <w:rPr>
-                <w:rFonts w:ascii="Times New Roman" w:hAnsi="Times New Roman" w:cs="Times New Roman"/>
-                <w:kern w:val="2"/>
-                <w:sz w:val="24"/>
-                <w:szCs w:val="24"/>
-                <w:lang w:eastAsia="zh-CN"/>
-              </w:rPr>
-              <w:t>{{ reportdate }}</w:t>
-            </w:r>
-          </w:p>
-        </w:tc>
-        <w:tc>
-          <w:tcPr>
-            <w:tcW w:w="1166" w:type="dxa"/>
-            <w:vAlign w:val="center"/>
-          </w:tcPr>
-          <w:p>
-            <w:pPr>
-              <w:pStyle w:val="21"/>
-              <w:spacing w:line="341" w:lineRule="exact"/>
-              <w:jc w:val="both"/>
-              <w:rPr>
-                <w:rFonts w:ascii="Times New Roman" w:hAnsi="Times New Roman" w:cs="Times New Roman"/>
-                <w:b/>
-                <w:sz w:val="24"/>
-                <w:szCs w:val="24"/>
-              </w:rPr>
-            </w:pPr>
-            <w:r>
-              <w:rPr>
-                <w:rFonts w:ascii="Times New Roman" w:hAnsi="Times New Roman" w:cs="Times New Roman"/>
-                <w:b/>
-                <w:sz w:val="24"/>
-                <w:szCs w:val="24"/>
-              </w:rPr>
-              <w:t>日</w:t>
-            </w:r>
-            <w:r>
-              <w:rPr>
-                <w:rFonts w:ascii="Times New Roman" w:hAnsi="Times New Roman" w:cs="Times New Roman"/>
-                <w:b/>
-                <w:sz w:val="24"/>
-                <w:szCs w:val="24"/>
-                <w:lang w:eastAsia="zh-CN"/>
-              </w:rPr>
-              <w:t xml:space="preserve">  </w:t>
-            </w:r>
-            <w:r>
-              <w:rPr>
-                <w:rFonts w:ascii="Times New Roman" w:hAnsi="Times New Roman" w:cs="Times New Roman"/>
-                <w:b/>
-                <w:sz w:val="24"/>
-                <w:szCs w:val="24"/>
-              </w:rPr>
-              <w:t>期：</w:t>
-            </w:r>
-          </w:p>
-        </w:tc>
-        <w:tc>
-          <w:tcPr>
-            <w:tcW w:w="2294" w:type="dxa"/>
-            <w:vAlign w:val="center"/>
-          </w:tcPr>
-          <w:p>
-            <w:pPr>
-              <w:pStyle w:val="21"/>
-              <w:spacing w:line="363" w:lineRule="exact"/>
-              <w:ind w:right="15"/>
-              <w:jc w:val="both"/>
-              <w:rPr>
-                <w:rFonts w:ascii="Times New Roman" w:hAnsi="Times New Roman" w:cs="Times New Roman"/>
-                <w:sz w:val="24"/>
-                <w:szCs w:val="24"/>
-              </w:rPr>
-            </w:pPr>
-            <w:r>
-              <w:rPr>
-                <w:rFonts w:ascii="Times New Roman" w:hAnsi="Times New Roman" w:cs="Times New Roman"/>
-                <w:kern w:val="2"/>
-                <w:sz w:val="24"/>
-                <w:szCs w:val="24"/>
-                <w:lang w:eastAsia="zh-CN"/>
-              </w:rPr>
-              <w:t>{{ reportdate }}</w:t>
-            </w:r>
-          </w:p>
-        </w:tc>
-      </w:tr>
-    </w:tbl>
-    <w:p>
-      <w:pPr>
-        <w:rPr>
-          <w:rFonts w:ascii="Times New Roman" w:hAnsi="Times New Roman" w:eastAsia="微软雅黑" w:cs="Times New Roman"/>
-          <w:sz w:val="24"/>
-          <w:szCs w:val="24"/>
-          <w:lang w:eastAsia="zh-CN"/>
-        </w:rPr>
-      </w:pPr>
-      <w:r>
-        <w:rPr>
-          <w:rFonts w:hint="eastAsia" w:ascii="Times New Roman" w:hAnsi="Times New Roman" w:eastAsia="微软雅黑" w:cs="Times New Roman"/>
-          <w:sz w:val="24"/>
-          <w:szCs w:val="24"/>
-          <w:lang w:eastAsia="zh-CN"/>
-        </w:rPr>
-        <w:t xml:space="preserve">{% endif %}{% if testedby == </w:t>
-      </w:r>
-      <w:r>
-        <w:rPr>
-          <w:rFonts w:ascii="Times New Roman" w:hAnsi="Times New Roman" w:eastAsia="微软雅黑" w:cs="Times New Roman"/>
-          <w:sz w:val="24"/>
-          <w:szCs w:val="24"/>
-          <w:lang w:eastAsia="zh-CN"/>
-        </w:rPr>
-        <w:t>“</w:t>
-      </w:r>
-      <w:r>
-        <w:rPr>
-          <w:rFonts w:hint="eastAsia" w:ascii="Times New Roman" w:hAnsi="Times New Roman" w:eastAsia="微软雅黑" w:cs="Times New Roman"/>
-          <w:sz w:val="24"/>
-          <w:szCs w:val="24"/>
-          <w:lang w:eastAsia="zh-CN"/>
-        </w:rPr>
-        <w:t>5</w:t>
-      </w:r>
-      <w:r>
-        <w:rPr>
-          <w:rFonts w:ascii="Times New Roman" w:hAnsi="Times New Roman" w:eastAsia="微软雅黑" w:cs="Times New Roman"/>
-          <w:sz w:val="24"/>
-          <w:szCs w:val="24"/>
-          <w:lang w:eastAsia="zh-CN"/>
-        </w:rPr>
-        <w:t>”</w:t>
-      </w:r>
-      <w:r>
-        <w:rPr>
-          <w:rFonts w:hint="eastAsia" w:ascii="Times New Roman" w:hAnsi="Times New Roman" w:eastAsia="微软雅黑" w:cs="Times New Roman"/>
-          <w:sz w:val="24"/>
-          <w:szCs w:val="24"/>
-          <w:lang w:eastAsia="zh-CN"/>
-        </w:rPr>
-        <w:t xml:space="preserve"> %}</w:t>
-      </w:r>
-    </w:p>
-    <w:p>
-      <w:pPr>
-        <w:rPr>
-          <w:lang w:eastAsia="zh-CN"/>
-        </w:rPr>
-      </w:pPr>
-    </w:p>
-    <w:p>
-      <w:pPr>
-        <w:rPr>
           <w:lang w:eastAsia="zh-CN"/>
         </w:rPr>
       </w:pPr>
@@ -7454,6 +6728,196 @@
                 <w:szCs w:val="24"/>
               </w:rPr>
             </w:pPr>
+            <w:r>
+              <mc:AlternateContent>
+                <mc:Choice Requires="wpg">
+                  <w:drawing>
+                    <wp:anchor distT="0" distB="0" distL="114300" distR="114300" simplePos="0" relativeHeight="251663360" behindDoc="0" locked="0" layoutInCell="1" allowOverlap="1">
+                      <wp:simplePos x="0" y="0"/>
+                      <wp:positionH relativeFrom="column">
+                        <wp:posOffset>12700</wp:posOffset>
+                      </wp:positionH>
+                      <wp:positionV relativeFrom="paragraph">
+                        <wp:posOffset>-514985</wp:posOffset>
+                      </wp:positionV>
+                      <wp:extent cx="3143250" cy="1442720"/>
+                      <wp:effectExtent l="0" t="0" r="11430" b="5080"/>
+                      <wp:wrapNone/>
+                      <wp:docPr id="108" name="组合 108"/>
+                      <wp:cNvGraphicFramePr/>
+                      <a:graphic xmlns:a="http://schemas.openxmlformats.org/drawingml/2006/main">
+                        <a:graphicData uri="http://schemas.microsoft.com/office/word/2010/wordprocessingGroup">
+                          <wpg:wgp>
+                            <wpg:cNvGrpSpPr/>
+                            <wpg:grpSpPr>
+                              <a:xfrm>
+                                <a:off x="0" y="0"/>
+                                <a:ext cx="3143250" cy="1442720"/>
+                                <a:chOff x="19315" y="2640"/>
+                                <a:chExt cx="4950" cy="2272"/>
+                              </a:xfrm>
+                            </wpg:grpSpPr>
+                            <wpg:grpSp>
+                              <wpg:cNvPr id="109" name="组合 22"/>
+                              <wpg:cNvGrpSpPr/>
+                              <wpg:grpSpPr>
+                                <a:xfrm>
+                                  <a:off x="19315" y="3174"/>
+                                  <a:ext cx="4415" cy="714"/>
+                                  <a:chOff x="12525" y="9562"/>
+                                  <a:chExt cx="4415" cy="714"/>
+                                </a:xfrm>
+                              </wpg:grpSpPr>
+                              <pic:pic xmlns:pic="http://schemas.openxmlformats.org/drawingml/2006/picture">
+                                <pic:nvPicPr>
+                                  <pic:cNvPr id="110" name="图片 29" descr="IMG_256"/>
+                                  <pic:cNvPicPr>
+                                    <a:picLocks noChangeAspect="1"/>
+                                  </pic:cNvPicPr>
+                                </pic:nvPicPr>
+                                <pic:blipFill>
+                                  <a:blip r:embed="rId13">
+                                    <a:clrChange>
+                                      <a:clrFrom>
+                                        <a:srgbClr val="FFFFFF">
+                                          <a:alpha val="100000"/>
+                                        </a:srgbClr>
+                                      </a:clrFrom>
+                                      <a:clrTo>
+                                        <a:srgbClr val="FFFFFF">
+                                          <a:alpha val="100000"/>
+                                          <a:alpha val="0"/>
+                                        </a:srgbClr>
+                                      </a:clrTo>
+                                    </a:clrChange>
+                                  </a:blip>
+                                  <a:stretch>
+                                    <a:fillRect/>
+                                  </a:stretch>
+                                </pic:blipFill>
+                                <pic:spPr>
+                                  <a:xfrm>
+                                    <a:off x="12525" y="9698"/>
+                                    <a:ext cx="975" cy="570"/>
+                                  </a:xfrm>
+                                  <a:prstGeom prst="rect">
+                                    <a:avLst/>
+                                  </a:prstGeom>
+                                  <a:noFill/>
+                                  <a:ln w="9525">
+                                    <a:noFill/>
+                                  </a:ln>
+                                </pic:spPr>
+                              </pic:pic>
+                              <pic:pic xmlns:pic="http://schemas.openxmlformats.org/drawingml/2006/picture">
+                                <pic:nvPicPr>
+                                  <pic:cNvPr id="29" name="图片 20" descr="微信图片_20220215110121"/>
+                                  <pic:cNvPicPr>
+                                    <a:picLocks noChangeAspect="1"/>
+                                  </pic:cNvPicPr>
+                                </pic:nvPicPr>
+                                <pic:blipFill>
+                                  <a:blip r:embed="rId9">
+                                    <a:clrChange>
+                                      <a:clrFrom>
+                                        <a:srgbClr val="A09D98">
+                                          <a:alpha val="100000"/>
+                                        </a:srgbClr>
+                                      </a:clrFrom>
+                                      <a:clrTo>
+                                        <a:srgbClr val="A09D98">
+                                          <a:alpha val="100000"/>
+                                          <a:alpha val="0"/>
+                                        </a:srgbClr>
+                                      </a:clrTo>
+                                    </a:clrChange>
+                                    <a:biLevel thresh="50000"/>
+                                  </a:blip>
+                                  <a:stretch>
+                                    <a:fillRect/>
+                                  </a:stretch>
+                                </pic:blipFill>
+                                <pic:spPr>
+                                  <a:xfrm>
+                                    <a:off x="15706" y="9562"/>
+                                    <a:ext cx="1234" cy="715"/>
+                                  </a:xfrm>
+                                  <a:prstGeom prst="rect">
+                                    <a:avLst/>
+                                  </a:prstGeom>
+                                </pic:spPr>
+                              </pic:pic>
+                            </wpg:grpSp>
+                            <pic:pic xmlns:pic="http://schemas.openxmlformats.org/drawingml/2006/picture">
+                              <pic:nvPicPr>
+                                <pic:cNvPr id="6" name="图片 25"/>
+                                <pic:cNvPicPr>
+                                  <a:picLocks noChangeAspect="1" noChangeArrowheads="1"/>
+                                </pic:cNvPicPr>
+                              </pic:nvPicPr>
+                              <pic:blipFill>
+                                <a:blip r:embed="rId11">
+                                  <a:extLst>
+                                    <a:ext uri="{28A0092B-C50C-407E-A947-70E740481C1C}">
+                                      <a14:useLocalDpi xmlns:a14="http://schemas.microsoft.com/office/drawing/2010/main" val="0"/>
+                                    </a:ext>
+                                  </a:extLst>
+                                </a:blip>
+                                <a:srcRect/>
+                                <a:stretch>
+                                  <a:fillRect/>
+                                </a:stretch>
+                              </pic:blipFill>
+                              <pic:spPr>
+                                <a:xfrm>
+                                  <a:off x="21993" y="2640"/>
+                                  <a:ext cx="2273" cy="2273"/>
+                                </a:xfrm>
+                                <a:prstGeom prst="rect">
+                                  <a:avLst/>
+                                </a:prstGeom>
+                                <a:noFill/>
+                                <a:ln>
+                                  <a:noFill/>
+                                </a:ln>
+                              </pic:spPr>
+                            </pic:pic>
+                          </wpg:wgp>
+                        </a:graphicData>
+                      </a:graphic>
+                    </wp:anchor>
+                  </w:drawing>
+                </mc:Choice>
+                <mc:Fallback>
+                  <w:pict>
+                    <v:group id="_x0000_s1026" o:spid="_x0000_s1026" o:spt="203" style="position:absolute;left:0pt;margin-left:1pt;margin-top:-40.55pt;height:113.6pt;width:247.5pt;z-index:251663360;mso-width-relative:page;mso-height-relative:page;" coordorigin="19315,2640" coordsize="4950,2272" o:gfxdata="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">
+                      <o:lock v:ext="edit" aspectratio="f"/>
+                      <v:group id="组合 22" o:spid="_x0000_s1026" o:spt="203" style="position:absolute;left:19315;top:3174;height:714;width:4415;" coordorigin="12525,9562" coordsize="4415,714" o:gfxdata="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">
+                        <o:lock v:ext="edit" aspectratio="f"/>
+                        <v:shape id="图片 29" o:spid="_x0000_s1026" o:spt="75" alt="IMG_256" type="#_x0000_t75" style="position:absolute;left:12525;top:9698;height:570;width:975;" filled="f" o:preferrelative="t" stroked="f" coordsize="21600,21600" o:gfxdata="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">
+                          <v:fill on="f" focussize="0,0"/>
+                          <v:stroke on="f"/>
+                          <v:imagedata r:id="rId13" chromakey="#FFFFFF" o:title=""/>
+                          <o:lock v:ext="edit" aspectratio="t"/>
+                        </v:shape>
+                        <v:shape id="图片 20" o:spid="_x0000_s1026" o:spt="75" alt="微信图片_20220215110121" type="#_x0000_t75" style="position:absolute;left:15706;top:9562;height:715;width:1234;" filled="f" o:preferrelative="t" stroked="f" coordsize="21600,21600" o:gfxdata="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">
+                          <v:fill on="f" focussize="0,0"/>
+                          <v:stroke on="f"/>
+                          <v:imagedata r:id="rId9" grayscale="t" bilevel="t" chromakey="#A09D98" o:title=""/>
+                          <o:lock v:ext="edit" aspectratio="t"/>
+                        </v:shape>
+                      </v:group>
+                      <v:shape id="图片 25" o:spid="_x0000_s1026" o:spt="75" type="#_x0000_t75" style="position:absolute;left:21993;top:2640;height:2273;width:2273;" filled="f" o:preferrelative="t" stroked="f" coordsize="21600,21600" o:gfxdata="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">
+                        <v:fill on="f" focussize="0,0"/>
+                        <v:stroke on="f"/>
+                        <v:imagedata r:id="rId11" o:title=""/>
+                        <o:lock v:ext="edit" aspectratio="t"/>
+                      </v:shape>
+                    </v:group>
+                  </w:pict>
+                </mc:Fallback>
+              </mc:AlternateContent>
+            </w:r>
           </w:p>
         </w:tc>
         <w:tc>
@@ -7716,7 +7180,7 @@
           <w:szCs w:val="24"/>
           <w:lang w:eastAsia="zh-CN"/>
         </w:rPr>
-        <w:t>6</w:t>
+        <w:t>5</w:t>
       </w:r>
       <w:r>
         <w:rPr>
@@ -7740,9 +7204,6 @@
     <w:p>
       <w:pPr>
         <w:rPr>
-          <w:rFonts w:ascii="Times New Roman" w:hAnsi="Times New Roman" w:eastAsia="微软雅黑" w:cs="Times New Roman"/>
-          <w:sz w:val="24"/>
-          <w:szCs w:val="24"/>
           <w:lang w:eastAsia="zh-CN"/>
         </w:rPr>
       </w:pPr>
@@ -7750,9 +7211,6 @@
     <w:p>
       <w:pPr>
         <w:rPr>
-          <w:rFonts w:ascii="Times New Roman" w:hAnsi="Times New Roman" w:eastAsia="微软雅黑" w:cs="Times New Roman"/>
-          <w:sz w:val="24"/>
-          <w:szCs w:val="24"/>
           <w:lang w:eastAsia="zh-CN"/>
         </w:rPr>
       </w:pPr>
@@ -8066,12 +7524,30 @@
     <w:p>
       <w:pPr>
         <w:rPr>
+          <w:rFonts w:ascii="Times New Roman" w:hAnsi="Times New Roman" w:eastAsia="微软雅黑" w:cs="Times New Roman"/>
+          <w:sz w:val="24"/>
+          <w:szCs w:val="24"/>
+          <w:lang w:eastAsia="zh-CN"/>
+        </w:rPr>
+      </w:pPr>
+      <w:r>
+        <w:rPr>
           <w:rFonts w:hint="eastAsia" w:ascii="Times New Roman" w:hAnsi="Times New Roman" w:eastAsia="微软雅黑" w:cs="Times New Roman"/>
           <w:sz w:val="24"/>
           <w:szCs w:val="24"/>
           <w:lang w:eastAsia="zh-CN"/>
         </w:rPr>
-      </w:pPr>
+        <w:t xml:space="preserve">{% endif %}{% if testedby == </w:t>
+      </w:r>
+      <w:r>
+        <w:rPr>
+          <w:rFonts w:ascii="Times New Roman" w:hAnsi="Times New Roman" w:eastAsia="微软雅黑" w:cs="Times New Roman"/>
+          <w:sz w:val="24"/>
+          <w:szCs w:val="24"/>
+          <w:lang w:eastAsia="zh-CN"/>
+        </w:rPr>
+        <w:t>“</w:t>
+      </w:r>
       <w:r>
         <w:rPr>
           <w:rFonts w:hint="eastAsia" w:ascii="Times New Roman" w:hAnsi="Times New Roman" w:eastAsia="微软雅黑" w:cs="Times New Roman"/>
@@ -8079,20 +7555,562 @@
           <w:szCs w:val="24"/>
           <w:lang w:eastAsia="zh-CN"/>
         </w:rPr>
-        <w:t>{% endif %}</w:t>
+        <w:t>6</w:t>
+      </w:r>
+      <w:r>
+        <w:rPr>
+          <w:rFonts w:ascii="Times New Roman" w:hAnsi="Times New Roman" w:eastAsia="微软雅黑" w:cs="Times New Roman"/>
+          <w:sz w:val="24"/>
+          <w:szCs w:val="24"/>
+          <w:lang w:eastAsia="zh-CN"/>
+        </w:rPr>
+        <w:t>”</w:t>
+      </w:r>
+      <w:r>
+        <w:rPr>
+          <w:rFonts w:hint="eastAsia" w:ascii="Times New Roman" w:hAnsi="Times New Roman" w:eastAsia="微软雅黑" w:cs="Times New Roman"/>
+          <w:sz w:val="24"/>
+          <w:szCs w:val="24"/>
+          <w:lang w:eastAsia="zh-CN"/>
+        </w:rPr>
+        <w:t xml:space="preserve"> %}</w:t>
       </w:r>
     </w:p>
     <w:p>
       <w:pPr>
         <w:rPr>
+          <w:rFonts w:ascii="Times New Roman" w:hAnsi="Times New Roman" w:eastAsia="微软雅黑" w:cs="Times New Roman"/>
+          <w:sz w:val="24"/>
+          <w:szCs w:val="24"/>
+          <w:lang w:eastAsia="zh-CN"/>
+        </w:rPr>
+      </w:pPr>
+    </w:p>
+    <w:p>
+      <w:pPr>
+        <w:rPr>
+          <w:rFonts w:ascii="Times New Roman" w:hAnsi="Times New Roman" w:eastAsia="微软雅黑" w:cs="Times New Roman"/>
+          <w:sz w:val="24"/>
+          <w:szCs w:val="24"/>
+          <w:lang w:eastAsia="zh-CN"/>
+        </w:rPr>
+      </w:pPr>
+    </w:p>
+    <w:tbl>
+      <w:tblPr>
+        <w:tblStyle w:val="33"/>
+        <w:tblW w:w="6772" w:type="dxa"/>
+        <w:jc w:val="right"/>
+        <w:tblLayout w:type="fixed"/>
+        <w:tblCellMar>
+          <w:top w:w="0" w:type="dxa"/>
+          <w:left w:w="0" w:type="dxa"/>
+          <w:bottom w:w="0" w:type="dxa"/>
+          <w:right w:w="0" w:type="dxa"/>
+        </w:tblCellMar>
+      </w:tblPr>
+      <w:tblGrid>
+        <w:gridCol w:w="1272"/>
+        <w:gridCol w:w="2040"/>
+        <w:gridCol w:w="1166"/>
+        <w:gridCol w:w="2294"/>
+      </w:tblGrid>
+      <w:tr>
+        <w:tblPrEx>
+          <w:tblCellMar>
+            <w:top w:w="0" w:type="dxa"/>
+            <w:left w:w="0" w:type="dxa"/>
+            <w:bottom w:w="0" w:type="dxa"/>
+            <w:right w:w="0" w:type="dxa"/>
+          </w:tblCellMar>
+        </w:tblPrEx>
+        <w:trPr>
+          <w:trHeight w:val="441" w:hRule="exact"/>
+          <w:jc w:val="right"/>
+        </w:trPr>
+        <w:tc>
+          <w:tcPr>
+            <w:tcW w:w="1272" w:type="dxa"/>
+            <w:vAlign w:val="center"/>
+          </w:tcPr>
+          <w:p>
+            <w:pPr>
+              <w:pStyle w:val="21"/>
+              <w:spacing w:before="13"/>
+              <w:ind w:left="13" w:right="95"/>
+              <w:jc w:val="both"/>
+              <w:rPr>
+                <w:rFonts w:ascii="Times New Roman" w:hAnsi="Times New Roman" w:cs="Times New Roman"/>
+                <w:b/>
+                <w:sz w:val="24"/>
+                <w:szCs w:val="24"/>
+              </w:rPr>
+            </w:pPr>
+            <w:r>
+              <w:rPr>
+                <w:rFonts w:ascii="Times New Roman" w:hAnsi="Times New Roman" w:cs="Times New Roman"/>
+                <w:b/>
+                <w:sz w:val="24"/>
+                <w:szCs w:val="24"/>
+              </w:rPr>
+              <w:t>检测人：</w:t>
+            </w:r>
+          </w:p>
+        </w:tc>
+        <w:tc>
+          <w:tcPr>
+            <w:tcW w:w="2040" w:type="dxa"/>
+            <w:vAlign w:val="center"/>
+          </w:tcPr>
+          <w:p>
+            <w:pPr>
+              <w:pStyle w:val="21"/>
+              <w:spacing w:before="13"/>
+              <w:jc w:val="both"/>
+              <w:rPr>
+                <w:rFonts w:ascii="Times New Roman" w:hAnsi="Times New Roman" w:cs="Times New Roman"/>
+                <w:b/>
+                <w:sz w:val="24"/>
+                <w:szCs w:val="24"/>
+              </w:rPr>
+            </w:pPr>
+            <w:r>
+              <mc:AlternateContent>
+                <mc:Choice Requires="wpg">
+                  <w:drawing>
+                    <wp:anchor distT="0" distB="0" distL="114300" distR="114300" simplePos="0" relativeHeight="251664384" behindDoc="0" locked="0" layoutInCell="1" allowOverlap="1">
+                      <wp:simplePos x="0" y="0"/>
+                      <wp:positionH relativeFrom="column">
+                        <wp:posOffset>111760</wp:posOffset>
+                      </wp:positionH>
+                      <wp:positionV relativeFrom="paragraph">
+                        <wp:posOffset>-577215</wp:posOffset>
+                      </wp:positionV>
+                      <wp:extent cx="3059430" cy="1442720"/>
+                      <wp:effectExtent l="0" t="0" r="3810" b="5080"/>
+                      <wp:wrapNone/>
+                      <wp:docPr id="114" name="组合 114"/>
+                      <wp:cNvGraphicFramePr/>
+                      <a:graphic xmlns:a="http://schemas.openxmlformats.org/drawingml/2006/main">
+                        <a:graphicData uri="http://schemas.microsoft.com/office/word/2010/wordprocessingGroup">
+                          <wpg:wgp>
+                            <wpg:cNvGrpSpPr/>
+                            <wpg:grpSpPr>
+                              <a:xfrm>
+                                <a:off x="0" y="0"/>
+                                <a:ext cx="3059430" cy="1442720"/>
+                                <a:chOff x="19399" y="6180"/>
+                                <a:chExt cx="4818" cy="2272"/>
+                              </a:xfrm>
+                            </wpg:grpSpPr>
+                            <wpg:grpSp>
+                              <wpg:cNvPr id="115" name="组合 34"/>
+                              <wpg:cNvGrpSpPr/>
+                              <wpg:grpSpPr>
+                                <a:xfrm>
+                                  <a:off x="19399" y="6701"/>
+                                  <a:ext cx="4343" cy="988"/>
+                                  <a:chOff x="12609" y="13215"/>
+                                  <a:chExt cx="4343" cy="988"/>
+                                </a:xfrm>
+                              </wpg:grpSpPr>
+                              <pic:pic xmlns:pic="http://schemas.openxmlformats.org/drawingml/2006/picture">
+                                <pic:nvPicPr>
+                                  <pic:cNvPr id="50" name="图片 1" descr="IMG_256"/>
+                                  <pic:cNvPicPr>
+                                    <a:picLocks noChangeAspect="1"/>
+                                  </pic:cNvPicPr>
+                                </pic:nvPicPr>
+                                <pic:blipFill>
+                                  <a:blip r:embed="rId14">
+                                    <a:clrChange>
+                                      <a:clrFrom>
+                                        <a:srgbClr val="AAA9A5">
+                                          <a:alpha val="100000"/>
+                                        </a:srgbClr>
+                                      </a:clrFrom>
+                                      <a:clrTo>
+                                        <a:srgbClr val="AAA9A5">
+                                          <a:alpha val="100000"/>
+                                          <a:alpha val="0"/>
+                                        </a:srgbClr>
+                                      </a:clrTo>
+                                    </a:clrChange>
+                                  </a:blip>
+                                  <a:srcRect l="27431" t="30452" r="31962" b="18126"/>
+                                  <a:stretch>
+                                    <a:fillRect/>
+                                  </a:stretch>
+                                </pic:blipFill>
+                                <pic:spPr>
+                                  <a:xfrm>
+                                    <a:off x="12609" y="13215"/>
+                                    <a:ext cx="781" cy="989"/>
+                                  </a:xfrm>
+                                  <a:prstGeom prst="rect">
+                                    <a:avLst/>
+                                  </a:prstGeom>
+                                  <a:noFill/>
+                                  <a:ln w="9525">
+                                    <a:noFill/>
+                                  </a:ln>
+                                </pic:spPr>
+                              </pic:pic>
+                              <pic:pic xmlns:pic="http://schemas.openxmlformats.org/drawingml/2006/picture">
+                                <pic:nvPicPr>
+                                  <pic:cNvPr id="116" name="图片 31" descr="微信图片_20220215110121"/>
+                                  <pic:cNvPicPr>
+                                    <a:picLocks noChangeAspect="1"/>
+                                  </pic:cNvPicPr>
+                                </pic:nvPicPr>
+                                <pic:blipFill>
+                                  <a:blip r:embed="rId9">
+                                    <a:clrChange>
+                                      <a:clrFrom>
+                                        <a:srgbClr val="A09D98">
+                                          <a:alpha val="100000"/>
+                                        </a:srgbClr>
+                                      </a:clrFrom>
+                                      <a:clrTo>
+                                        <a:srgbClr val="A09D98">
+                                          <a:alpha val="100000"/>
+                                          <a:alpha val="0"/>
+                                        </a:srgbClr>
+                                      </a:clrTo>
+                                    </a:clrChange>
+                                    <a:biLevel thresh="50000"/>
+                                  </a:blip>
+                                  <a:stretch>
+                                    <a:fillRect/>
+                                  </a:stretch>
+                                </pic:blipFill>
+                                <pic:spPr>
+                                  <a:xfrm>
+                                    <a:off x="15718" y="13246"/>
+                                    <a:ext cx="1234" cy="715"/>
+                                  </a:xfrm>
+                                  <a:prstGeom prst="rect">
+                                    <a:avLst/>
+                                  </a:prstGeom>
+                                </pic:spPr>
+                              </pic:pic>
+                            </wpg:grpSp>
+                            <pic:pic xmlns:pic="http://schemas.openxmlformats.org/drawingml/2006/picture">
+                              <pic:nvPicPr>
+                                <pic:cNvPr id="117" name="图片 32"/>
+                                <pic:cNvPicPr>
+                                  <a:picLocks noChangeAspect="1" noChangeArrowheads="1"/>
+                                </pic:cNvPicPr>
+                              </pic:nvPicPr>
+                              <pic:blipFill>
+                                <a:blip r:embed="rId11">
+                                  <a:extLst>
+                                    <a:ext uri="{28A0092B-C50C-407E-A947-70E740481C1C}">
+                                      <a14:useLocalDpi xmlns:a14="http://schemas.microsoft.com/office/drawing/2010/main" val="0"/>
+                                    </a:ext>
+                                  </a:extLst>
+                                </a:blip>
+                                <a:srcRect/>
+                                <a:stretch>
+                                  <a:fillRect/>
+                                </a:stretch>
+                              </pic:blipFill>
+                              <pic:spPr>
+                                <a:xfrm>
+                                  <a:off x="21945" y="6180"/>
+                                  <a:ext cx="2273" cy="2273"/>
+                                </a:xfrm>
+                                <a:prstGeom prst="rect">
+                                  <a:avLst/>
+                                </a:prstGeom>
+                                <a:noFill/>
+                                <a:ln>
+                                  <a:noFill/>
+                                </a:ln>
+                              </pic:spPr>
+                            </pic:pic>
+                          </wpg:wgp>
+                        </a:graphicData>
+                      </a:graphic>
+                    </wp:anchor>
+                  </w:drawing>
+                </mc:Choice>
+                <mc:Fallback>
+                  <w:pict>
+                    <v:group id="_x0000_s1026" o:spid="_x0000_s1026" o:spt="203" style="position:absolute;left:0pt;margin-left:8.8pt;margin-top:-45.45pt;height:113.6pt;width:240.9pt;z-index:251664384;mso-width-relative:page;mso-height-relative:page;" coordorigin="19399,6180" coordsize="4818,2272" o:gfxdata="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">
+                      <o:lock v:ext="edit" aspectratio="f"/>
+                      <v:group id="组合 34" o:spid="_x0000_s1026" o:spt="203" style="position:absolute;left:19399;top:6701;height:988;width:4343;" coordorigin="12609,13215" coordsize="4343,988" o:gfxdata="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">
+                        <o:lock v:ext="edit" aspectratio="f"/>
+                        <v:shape id="图片 1" o:spid="_x0000_s1026" o:spt="75" alt="IMG_256" type="#_x0000_t75" style="position:absolute;left:12609;top:13215;height:989;width:781;" filled="f" o:preferrelative="t" stroked="f" coordsize="21600,21600" o:gfxdata="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">
+                          <v:fill on="f" focussize="0,0"/>
+                          <v:stroke on="f"/>
+                          <v:imagedata r:id="rId14" cropleft="17977f" croptop="19957f" cropright="20947f" cropbottom="11879f" chromakey="#AAA9A5" o:title=""/>
+                          <o:lock v:ext="edit" aspectratio="t"/>
+                        </v:shape>
+                        <v:shape id="图片 31" o:spid="_x0000_s1026" o:spt="75" alt="微信图片_20220215110121" type="#_x0000_t75" style="position:absolute;left:15718;top:13246;height:715;width:1234;" filled="f" o:preferrelative="t" stroked="f" coordsize="21600,21600" o:gfxdata="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">
+                          <v:fill on="f" focussize="0,0"/>
+                          <v:stroke on="f"/>
+                          <v:imagedata r:id="rId9" grayscale="t" bilevel="t" chromakey="#A09D98" o:title=""/>
+                          <o:lock v:ext="edit" aspectratio="t"/>
+                        </v:shape>
+                      </v:group>
+                      <v:shape id="图片 32" o:spid="_x0000_s1026" o:spt="75" type="#_x0000_t75" style="position:absolute;left:21945;top:6180;height:2273;width:2273;" filled="f" o:preferrelative="t" stroked="f" coordsize="21600,21600" o:gfxdata="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">
+                        <v:fill on="f" focussize="0,0"/>
+                        <v:stroke on="f"/>
+                        <v:imagedata r:id="rId11" o:title=""/>
+                        <o:lock v:ext="edit" aspectratio="t"/>
+                      </v:shape>
+                    </v:group>
+                  </w:pict>
+                </mc:Fallback>
+              </mc:AlternateContent>
+            </w:r>
+          </w:p>
+        </w:tc>
+        <w:tc>
+          <w:tcPr>
+            <w:tcW w:w="1166" w:type="dxa"/>
+            <w:vAlign w:val="center"/>
+          </w:tcPr>
+          <w:p>
+            <w:pPr>
+              <w:pStyle w:val="21"/>
+              <w:spacing w:before="13"/>
+              <w:jc w:val="both"/>
+              <w:rPr>
+                <w:rFonts w:ascii="Times New Roman" w:hAnsi="Times New Roman" w:cs="Times New Roman"/>
+                <w:b/>
+                <w:sz w:val="24"/>
+                <w:szCs w:val="24"/>
+              </w:rPr>
+            </w:pPr>
+            <w:r>
+              <w:rPr>
+                <w:rFonts w:ascii="Times New Roman" w:hAnsi="Times New Roman" w:cs="Times New Roman"/>
+                <w:b/>
+                <w:sz w:val="24"/>
+                <w:szCs w:val="24"/>
+              </w:rPr>
+              <w:t>复核人</w:t>
+            </w:r>
+            <w:r>
+              <w:rPr>
+                <w:rFonts w:ascii="Times New Roman" w:hAnsi="Times New Roman" w:cs="Times New Roman"/>
+                <w:b/>
+                <w:sz w:val="24"/>
+                <w:szCs w:val="24"/>
+                <w:lang w:eastAsia="zh-CN"/>
+              </w:rPr>
+              <w:t>：</w:t>
+            </w:r>
+          </w:p>
+        </w:tc>
+        <w:tc>
+          <w:tcPr>
+            <w:tcW w:w="2294" w:type="dxa"/>
+            <w:vAlign w:val="center"/>
+          </w:tcPr>
+          <w:p>
+            <w:pPr>
+              <w:pStyle w:val="21"/>
+              <w:spacing w:before="13"/>
+              <w:ind w:right="15"/>
+              <w:jc w:val="both"/>
+              <w:rPr>
+                <w:rFonts w:ascii="Times New Roman" w:hAnsi="Times New Roman" w:cs="Times New Roman"/>
+                <w:b/>
+                <w:sz w:val="24"/>
+                <w:szCs w:val="24"/>
+              </w:rPr>
+            </w:pPr>
+          </w:p>
+        </w:tc>
+      </w:tr>
+      <w:tr>
+        <w:tblPrEx>
+          <w:tblCellMar>
+            <w:top w:w="0" w:type="dxa"/>
+            <w:left w:w="0" w:type="dxa"/>
+            <w:bottom w:w="0" w:type="dxa"/>
+            <w:right w:w="0" w:type="dxa"/>
+          </w:tblCellMar>
+        </w:tblPrEx>
+        <w:trPr>
+          <w:trHeight w:val="457" w:hRule="exact"/>
+          <w:jc w:val="right"/>
+        </w:trPr>
+        <w:tc>
+          <w:tcPr>
+            <w:tcW w:w="1272" w:type="dxa"/>
+            <w:vAlign w:val="center"/>
+          </w:tcPr>
+          <w:p>
+            <w:pPr>
+              <w:pStyle w:val="21"/>
+              <w:spacing w:line="341" w:lineRule="exact"/>
+              <w:ind w:left="13" w:right="165"/>
+              <w:jc w:val="both"/>
+              <w:rPr>
+                <w:rFonts w:ascii="Times New Roman" w:hAnsi="Times New Roman" w:cs="Times New Roman"/>
+                <w:b/>
+                <w:sz w:val="24"/>
+                <w:szCs w:val="24"/>
+              </w:rPr>
+            </w:pPr>
+            <w:r>
+              <w:rPr>
+                <w:rFonts w:ascii="Times New Roman" w:hAnsi="Times New Roman" w:cs="Times New Roman"/>
+                <w:b/>
+                <w:sz w:val="24"/>
+                <w:szCs w:val="24"/>
+              </w:rPr>
+              <w:t>日</w:t>
+            </w:r>
+            <w:r>
+              <w:rPr>
+                <w:rFonts w:ascii="Times New Roman" w:hAnsi="Times New Roman" w:cs="Times New Roman"/>
+                <w:b/>
+                <w:sz w:val="24"/>
+                <w:szCs w:val="24"/>
+                <w:lang w:eastAsia="zh-CN"/>
+              </w:rPr>
+              <w:t xml:space="preserve">  </w:t>
+            </w:r>
+            <w:r>
+              <w:rPr>
+                <w:rFonts w:ascii="Times New Roman" w:hAnsi="Times New Roman" w:cs="Times New Roman"/>
+                <w:b/>
+                <w:sz w:val="24"/>
+                <w:szCs w:val="24"/>
+              </w:rPr>
+              <w:t>期：</w:t>
+            </w:r>
+          </w:p>
+        </w:tc>
+        <w:tc>
+          <w:tcPr>
+            <w:tcW w:w="2040" w:type="dxa"/>
+            <w:vAlign w:val="center"/>
+          </w:tcPr>
+          <w:p>
+            <w:pPr>
+              <w:pStyle w:val="21"/>
+              <w:spacing w:line="363" w:lineRule="exact"/>
+              <w:jc w:val="both"/>
+              <w:rPr>
+                <w:rFonts w:ascii="Times New Roman" w:hAnsi="Times New Roman" w:cs="Times New Roman"/>
+                <w:sz w:val="24"/>
+                <w:szCs w:val="24"/>
+              </w:rPr>
+            </w:pPr>
+            <w:r>
+              <w:rPr>
+                <w:rFonts w:ascii="Times New Roman" w:hAnsi="Times New Roman" w:cs="Times New Roman"/>
+                <w:kern w:val="2"/>
+                <w:sz w:val="24"/>
+                <w:szCs w:val="24"/>
+                <w:lang w:eastAsia="zh-CN"/>
+              </w:rPr>
+              <w:t>{{ reportdate }}</w:t>
+            </w:r>
+          </w:p>
+        </w:tc>
+        <w:tc>
+          <w:tcPr>
+            <w:tcW w:w="1166" w:type="dxa"/>
+            <w:vAlign w:val="center"/>
+          </w:tcPr>
+          <w:p>
+            <w:pPr>
+              <w:pStyle w:val="21"/>
+              <w:spacing w:line="341" w:lineRule="exact"/>
+              <w:jc w:val="both"/>
+              <w:rPr>
+                <w:rFonts w:ascii="Times New Roman" w:hAnsi="Times New Roman" w:cs="Times New Roman"/>
+                <w:b/>
+                <w:sz w:val="24"/>
+                <w:szCs w:val="24"/>
+              </w:rPr>
+            </w:pPr>
+            <w:r>
+              <w:rPr>
+                <w:rFonts w:ascii="Times New Roman" w:hAnsi="Times New Roman" w:cs="Times New Roman"/>
+                <w:b/>
+                <w:sz w:val="24"/>
+                <w:szCs w:val="24"/>
+              </w:rPr>
+              <w:t>日</w:t>
+            </w:r>
+            <w:r>
+              <w:rPr>
+                <w:rFonts w:ascii="Times New Roman" w:hAnsi="Times New Roman" w:cs="Times New Roman"/>
+                <w:b/>
+                <w:sz w:val="24"/>
+                <w:szCs w:val="24"/>
+                <w:lang w:eastAsia="zh-CN"/>
+              </w:rPr>
+              <w:t xml:space="preserve">  </w:t>
+            </w:r>
+            <w:r>
+              <w:rPr>
+                <w:rFonts w:ascii="Times New Roman" w:hAnsi="Times New Roman" w:cs="Times New Roman"/>
+                <w:b/>
+                <w:sz w:val="24"/>
+                <w:szCs w:val="24"/>
+              </w:rPr>
+              <w:t>期：</w:t>
+            </w:r>
+          </w:p>
+        </w:tc>
+        <w:tc>
+          <w:tcPr>
+            <w:tcW w:w="2294" w:type="dxa"/>
+            <w:vAlign w:val="center"/>
+          </w:tcPr>
+          <w:p>
+            <w:pPr>
+              <w:pStyle w:val="21"/>
+              <w:spacing w:line="363" w:lineRule="exact"/>
+              <w:ind w:right="15"/>
+              <w:jc w:val="both"/>
+              <w:rPr>
+                <w:rFonts w:ascii="Times New Roman" w:hAnsi="Times New Roman" w:cs="Times New Roman"/>
+                <w:sz w:val="24"/>
+                <w:szCs w:val="24"/>
+              </w:rPr>
+            </w:pPr>
+            <w:r>
+              <w:rPr>
+                <w:rFonts w:ascii="Times New Roman" w:hAnsi="Times New Roman" w:cs="Times New Roman"/>
+                <w:kern w:val="2"/>
+                <w:sz w:val="24"/>
+                <w:szCs w:val="24"/>
+                <w:lang w:eastAsia="zh-CN"/>
+              </w:rPr>
+              <w:t>{{ reportdate }}</w:t>
+            </w:r>
+          </w:p>
+        </w:tc>
+      </w:tr>
+    </w:tbl>
+    <w:p>
+      <w:pPr>
+        <w:rPr>
           <w:rFonts w:hint="eastAsia" w:ascii="Times New Roman" w:hAnsi="Times New Roman" w:eastAsia="微软雅黑" w:cs="Times New Roman"/>
           <w:sz w:val="24"/>
           <w:szCs w:val="24"/>
           <w:lang w:eastAsia="zh-CN"/>
         </w:rPr>
       </w:pPr>
-      <w:bookmarkStart w:id="107" w:name="_GoBack"/>
-      <w:bookmarkEnd w:id="107"/>
+      <w:r>
+        <w:rPr>
+          <w:rFonts w:hint="eastAsia" w:ascii="Times New Roman" w:hAnsi="Times New Roman" w:eastAsia="微软雅黑" w:cs="Times New Roman"/>
+          <w:sz w:val="24"/>
+          <w:szCs w:val="24"/>
+          <w:lang w:eastAsia="zh-CN"/>
+        </w:rPr>
+        <w:t>{% endif %}</w:t>
+      </w:r>
     </w:p>
     <w:p>
       <w:pPr>
@@ -8110,6 +8128,8 @@
           <w:lang w:eastAsia="zh-CN"/>
         </w:rPr>
       </w:pPr>
+      <w:bookmarkStart w:id="107" w:name="_GoBack"/>
+      <w:bookmarkEnd w:id="107"/>
       <w:r>
         <w:rPr>
           <w:rFonts w:hint="eastAsia" w:eastAsia="宋体"/>
@@ -8162,12 +8182,12 @@
           </w14:shadow>
         </w:rPr>
       </w:pPr>
-      <w:bookmarkStart w:id="29" w:name="_Toc2781"/>
-      <w:bookmarkStart w:id="30" w:name="_Toc5980"/>
-      <w:bookmarkStart w:id="31" w:name="_Toc19898_WPSOffice_Level1"/>
-      <w:bookmarkStart w:id="32" w:name="_Toc22132"/>
-      <w:bookmarkStart w:id="33" w:name="_Toc11794"/>
-      <w:bookmarkStart w:id="34" w:name="_Toc24235"/>
+      <w:bookmarkStart w:id="29" w:name="_Toc19898_WPSOffice_Level1"/>
+      <w:bookmarkStart w:id="30" w:name="_Toc22132"/>
+      <w:bookmarkStart w:id="31" w:name="_Toc5980"/>
+      <w:bookmarkStart w:id="32" w:name="_Toc11794"/>
+      <w:bookmarkStart w:id="33" w:name="_Toc24235"/>
+      <w:bookmarkStart w:id="34" w:name="_Toc2781"/>
       <w:bookmarkStart w:id="35" w:name="_Toc20136_WPSOffice_Level1"/>
       <w:r>
         <w:rPr>
@@ -8208,10 +8228,10 @@
           <w:lang w:eastAsia="zh-CN"/>
         </w:rPr>
       </w:pPr>
-      <w:bookmarkStart w:id="36" w:name="_Toc149826007"/>
-      <w:bookmarkStart w:id="37" w:name="_Toc26774"/>
-      <w:bookmarkStart w:id="38" w:name="_Toc149832732"/>
-      <w:bookmarkStart w:id="39" w:name="_Toc29970"/>
+      <w:bookmarkStart w:id="36" w:name="_Toc26774"/>
+      <w:bookmarkStart w:id="37" w:name="_Toc149826007"/>
+      <w:bookmarkStart w:id="38" w:name="_Toc29970"/>
+      <w:bookmarkStart w:id="39" w:name="_Toc149832732"/>
       <w:bookmarkStart w:id="40" w:name="_Toc19748"/>
       <w:r>
         <w:rPr>
@@ -13111,12 +13131,6 @@
             <w:insideH w:val="dotted" w:color="00B050" w:sz="4" w:space="0"/>
             <w:insideV w:val="dotted" w:color="00B050" w:sz="4" w:space="0"/>
           </w:tblBorders>
-          <w:tblCellMar>
-            <w:top w:w="0" w:type="dxa"/>
-            <w:left w:w="0" w:type="dxa"/>
-            <w:bottom w:w="0" w:type="dxa"/>
-            <w:right w:w="0" w:type="dxa"/>
-          </w:tblCellMar>
         </w:tblPrEx>
         <w:trPr>
           <w:cantSplit/>
@@ -14458,6 +14472,12 @@
             <w:insideH w:val="single" w:color="A4A4A4" w:sz="4" w:space="0"/>
             <w:insideV w:val="single" w:color="A4A4A4" w:sz="4" w:space="0"/>
           </w:tblBorders>
+          <w:tblCellMar>
+            <w:top w:w="0" w:type="dxa"/>
+            <w:left w:w="0" w:type="dxa"/>
+            <w:bottom w:w="0" w:type="dxa"/>
+            <w:right w:w="0" w:type="dxa"/>
+          </w:tblCellMar>
         </w:tblPrEx>
         <w:trPr>
           <w:cantSplit/>
@@ -15693,13 +15713,13 @@
           <w:lang w:eastAsia="zh-CN"/>
         </w:rPr>
       </w:pPr>
-      <w:bookmarkStart w:id="44" w:name="_Toc23903"/>
-      <w:bookmarkStart w:id="45" w:name="_Toc25727"/>
-      <w:bookmarkStart w:id="46" w:name="_Toc32443_WPSOffice_Level1"/>
-      <w:bookmarkStart w:id="47" w:name="_Toc4331_WPSOffice_Level1"/>
-      <w:bookmarkStart w:id="48" w:name="_Toc180"/>
-      <w:bookmarkStart w:id="49" w:name="_Toc23846_WPSOffice_Level1"/>
-      <w:bookmarkStart w:id="50" w:name="_Toc11395"/>
+      <w:bookmarkStart w:id="44" w:name="_Toc32443_WPSOffice_Level1"/>
+      <w:bookmarkStart w:id="45" w:name="_Toc4331_WPSOffice_Level1"/>
+      <w:bookmarkStart w:id="46" w:name="_Toc11395"/>
+      <w:bookmarkStart w:id="47" w:name="_Toc23903"/>
+      <w:bookmarkStart w:id="48" w:name="_Toc23846_WPSOffice_Level1"/>
+      <w:bookmarkStart w:id="49" w:name="_Toc25727"/>
+      <w:bookmarkStart w:id="50" w:name="_Toc180"/>
       <w:r>
         <w:rPr>
           <w:rFonts w:hint="eastAsia" w:ascii="Times New Roman" w:hAnsi="Times New Roman" w:eastAsia="微软雅黑" w:cs="Times New Roman"/>
@@ -19013,12 +19033,6 @@
             <w:insideH w:val="dotted" w:color="45A3A7" w:sz="4" w:space="0"/>
             <w:insideV w:val="dotted" w:color="45A3A7" w:sz="4" w:space="0"/>
           </w:tblBorders>
-          <w:tblCellMar>
-            <w:top w:w="0" w:type="dxa"/>
-            <w:left w:w="108" w:type="dxa"/>
-            <w:bottom w:w="0" w:type="dxa"/>
-            <w:right w:w="108" w:type="dxa"/>
-          </w:tblCellMar>
         </w:tblPrEx>
         <w:trPr>
           <w:trHeight w:val="417" w:hRule="atLeast"/>
@@ -19121,12 +19135,6 @@
             <w:insideH w:val="dotted" w:color="45A3A7" w:sz="4" w:space="0"/>
             <w:insideV w:val="dotted" w:color="45A3A7" w:sz="4" w:space="0"/>
           </w:tblBorders>
-          <w:tblCellMar>
-            <w:top w:w="0" w:type="dxa"/>
-            <w:left w:w="108" w:type="dxa"/>
-            <w:bottom w:w="0" w:type="dxa"/>
-            <w:right w:w="108" w:type="dxa"/>
-          </w:tblCellMar>
         </w:tblPrEx>
         <w:trPr>
           <w:trHeight w:val="494" w:hRule="atLeast"/>
@@ -23684,6 +23692,12 @@
             <w:insideH w:val="dotted" w:color="45A3A7" w:sz="4" w:space="0"/>
             <w:insideV w:val="dotted" w:color="45A3A7" w:sz="4" w:space="0"/>
           </w:tblBorders>
+          <w:tblCellMar>
+            <w:top w:w="0" w:type="dxa"/>
+            <w:left w:w="108" w:type="dxa"/>
+            <w:bottom w:w="0" w:type="dxa"/>
+            <w:right w:w="108" w:type="dxa"/>
+          </w:tblCellMar>
         </w:tblPrEx>
         <w:trPr>
           <w:trHeight w:val="329" w:hRule="atLeast"/>
@@ -28470,6 +28484,12 @@
             <w:insideH w:val="dotted" w:color="45A3A7" w:sz="4" w:space="0"/>
             <w:insideV w:val="dotted" w:color="45A3A7" w:sz="4" w:space="0"/>
           </w:tblBorders>
+          <w:tblCellMar>
+            <w:top w:w="0" w:type="dxa"/>
+            <w:left w:w="108" w:type="dxa"/>
+            <w:bottom w:w="0" w:type="dxa"/>
+            <w:right w:w="108" w:type="dxa"/>
+          </w:tblCellMar>
         </w:tblPrEx>
         <w:trPr>
           <w:jc w:val="center"/>
@@ -28568,11 +28588,11 @@
           </w14:shadow>
         </w:rPr>
       </w:pPr>
-      <w:bookmarkStart w:id="61" w:name="_Toc28240"/>
-      <w:bookmarkStart w:id="62" w:name="_Toc27302"/>
-      <w:bookmarkStart w:id="63" w:name="_Toc13698"/>
-      <w:bookmarkStart w:id="64" w:name="_Toc11588"/>
-      <w:bookmarkStart w:id="65" w:name="_Toc1707_WPSOffice_Level1"/>
+      <w:bookmarkStart w:id="61" w:name="_Toc11588"/>
+      <w:bookmarkStart w:id="62" w:name="_Toc1707_WPSOffice_Level1"/>
+      <w:bookmarkStart w:id="63" w:name="_Toc28240"/>
+      <w:bookmarkStart w:id="64" w:name="_Toc27302"/>
+      <w:bookmarkStart w:id="65" w:name="_Toc13698"/>
       <w:bookmarkStart w:id="66" w:name="_Toc21764_WPSOffice_Level1"/>
       <w:bookmarkStart w:id="67" w:name="_Toc13196_WPSOffice_Level1"/>
       <w:bookmarkStart w:id="68" w:name="_Toc2004"/>
@@ -28617,10 +28637,10 @@
       </w:pPr>
       <w:bookmarkStart w:id="69" w:name="_Toc14255_WPSOffice_Level1"/>
       <w:bookmarkStart w:id="70" w:name="_Toc25190"/>
-      <w:bookmarkStart w:id="71" w:name="_Toc27853"/>
-      <w:bookmarkStart w:id="72" w:name="_Toc15840_WPSOffice_Level1"/>
-      <w:bookmarkStart w:id="73" w:name="_Toc24085_WPSOffice_Level1"/>
-      <w:bookmarkStart w:id="74" w:name="_Toc3674"/>
+      <w:bookmarkStart w:id="71" w:name="_Toc24085_WPSOffice_Level1"/>
+      <w:bookmarkStart w:id="72" w:name="_Toc27853"/>
+      <w:bookmarkStart w:id="73" w:name="_Toc3674"/>
+      <w:bookmarkStart w:id="74" w:name="_Toc15840_WPSOffice_Level1"/>
       <w:r>
         <w:rPr>
           <w:rFonts w:hint="eastAsia"/>
@@ -31222,13 +31242,13 @@
       <w:bookmarkEnd w:id="80"/>
       <w:bookmarkEnd w:id="81"/>
       <w:bookmarkEnd w:id="82"/>
-      <w:bookmarkStart w:id="83" w:name="_Toc17111_WPSOffice_Level2"/>
-      <w:bookmarkStart w:id="84" w:name="_Toc6304_WPSOffice_Level2"/>
-      <w:bookmarkStart w:id="85" w:name="_Toc3488_WPSOffice_Level2"/>
-      <w:bookmarkStart w:id="86" w:name="_Toc31515_WPSOffice_Level2"/>
+      <w:bookmarkStart w:id="83" w:name="_Toc6304_WPSOffice_Level2"/>
+      <w:bookmarkStart w:id="84" w:name="_Toc11193_WPSOffice_Level2"/>
+      <w:bookmarkStart w:id="85" w:name="_Toc6931_WPSOffice_Level2"/>
+      <w:bookmarkStart w:id="86" w:name="_Toc3488_WPSOffice_Level2"/>
       <w:bookmarkStart w:id="87" w:name="_Toc19280_WPSOffice_Level2"/>
-      <w:bookmarkStart w:id="88" w:name="_Toc6931_WPSOffice_Level2"/>
-      <w:bookmarkStart w:id="89" w:name="_Toc11193_WPSOffice_Level2"/>
+      <w:bookmarkStart w:id="88" w:name="_Toc31515_WPSOffice_Level2"/>
+      <w:bookmarkStart w:id="89" w:name="_Toc17111_WPSOffice_Level2"/>
       <w:bookmarkStart w:id="90" w:name="_Toc28454_WPSOffice_Level1"/>
     </w:p>
     <w:bookmarkEnd w:id="83"/>
@@ -31315,9 +31335,9 @@
                 <w:lang w:eastAsia="zh-CN" w:bidi="ar"/>
               </w:rPr>
             </w:pPr>
-            <w:bookmarkStart w:id="91" w:name="_Toc5476"/>
-            <w:bookmarkStart w:id="92" w:name="_Toc20170_WPSOffice_Level1"/>
-            <w:bookmarkStart w:id="93" w:name="_Toc26985_WPSOffice_Level1"/>
+            <w:bookmarkStart w:id="91" w:name="_Toc26985_WPSOffice_Level1"/>
+            <w:bookmarkStart w:id="92" w:name="_Toc5476"/>
+            <w:bookmarkStart w:id="93" w:name="_Toc20170_WPSOffice_Level1"/>
             <w:r>
               <w:rPr>
                 <w:rFonts w:ascii="Times New Roman" w:hAnsi="Times New Roman" w:eastAsia="微软雅黑" w:cs="Times New Roman"/>
@@ -31326,6 +31346,299 @@
                 <w:lang w:eastAsia="zh-CN"/>
               </w:rPr>
               <w:t>{%tr for Gene in gene.genes | red(8,16,True) %}</w:t>
+            </w:r>
+          </w:p>
+        </w:tc>
+      </w:tr>
+      <w:tr>
+        <w:tblPrEx>
+          <w:tblBorders>
+            <w:top w:val="single" w:color="000000" w:themeColor="text1" w:sz="4" w:space="0"/>
+            <w:left w:val="single" w:color="000000" w:themeColor="text1" w:sz="4" w:space="0"/>
+            <w:bottom w:val="single" w:color="000000" w:themeColor="text1" w:sz="4" w:space="0"/>
+            <w:right w:val="single" w:color="000000" w:themeColor="text1" w:sz="4" w:space="0"/>
+            <w:insideH w:val="single" w:color="000000" w:themeColor="text1" w:sz="4" w:space="0"/>
+            <w:insideV w:val="single" w:color="000000" w:themeColor="text1" w:sz="4" w:space="0"/>
+          </w:tblBorders>
+          <w:tblCellMar>
+            <w:top w:w="0" w:type="dxa"/>
+            <w:left w:w="108" w:type="dxa"/>
+            <w:bottom w:w="0" w:type="dxa"/>
+            <w:right w:w="108" w:type="dxa"/>
+          </w:tblCellMar>
+        </w:tblPrEx>
+        <w:trPr>
+          <w:trHeight w:val="277" w:hRule="atLeast"/>
+        </w:trPr>
+        <w:tc>
+          <w:tcPr>
+            <w:tcW w:w="1212" w:type="dxa"/>
+            <w:shd w:val="clear" w:color="auto" w:fill="auto"/>
+            <w:noWrap/>
+            <w:vAlign w:val="center"/>
+          </w:tcPr>
+          <w:p>
+            <w:pPr>
+              <w:widowControl/>
+              <w:rPr>
+                <w:rFonts w:ascii="Times New Roman" w:hAnsi="Times New Roman" w:eastAsia="等线" w:cs="Times New Roman"/>
+                <w:i/>
+                <w:iCs/>
+                <w:color w:val="333333"/>
+                <w:sz w:val="16"/>
+                <w:szCs w:val="16"/>
+                <w:lang w:eastAsia="zh-CN" w:bidi="ar"/>
+              </w:rPr>
+            </w:pPr>
+            <w:r>
+              <w:rPr>
+                <w:rFonts w:ascii="Times New Roman" w:hAnsi="Times New Roman" w:eastAsia="等线" w:cs="Times New Roman"/>
+                <w:i/>
+                <w:iCs/>
+                <w:color w:val="333333"/>
+                <w:sz w:val="16"/>
+                <w:szCs w:val="16"/>
+                <w:lang w:eastAsia="zh-CN" w:bidi="ar"/>
+              </w:rPr>
+              <w:t>{{r Gene[0] }}</w:t>
+            </w:r>
+          </w:p>
+        </w:tc>
+        <w:tc>
+          <w:tcPr>
+            <w:tcW w:w="1202" w:type="dxa"/>
+            <w:shd w:val="clear" w:color="auto" w:fill="auto"/>
+            <w:noWrap/>
+            <w:vAlign w:val="center"/>
+          </w:tcPr>
+          <w:p>
+            <w:pPr>
+              <w:widowControl/>
+              <w:rPr>
+                <w:rFonts w:ascii="Times New Roman" w:hAnsi="Times New Roman" w:eastAsia="等线" w:cs="Times New Roman"/>
+                <w:i/>
+                <w:iCs/>
+                <w:color w:val="333333"/>
+                <w:sz w:val="16"/>
+                <w:szCs w:val="16"/>
+                <w:lang w:eastAsia="zh-CN" w:bidi="ar"/>
+              </w:rPr>
+            </w:pPr>
+            <w:r>
+              <w:rPr>
+                <w:rFonts w:ascii="Times New Roman" w:hAnsi="Times New Roman" w:eastAsia="等线" w:cs="Times New Roman"/>
+                <w:i/>
+                <w:iCs/>
+                <w:color w:val="333333"/>
+                <w:sz w:val="16"/>
+                <w:szCs w:val="16"/>
+                <w:lang w:eastAsia="zh-CN" w:bidi="ar"/>
+              </w:rPr>
+              <w:t>{{r Gene[1] }}</w:t>
+            </w:r>
+          </w:p>
+        </w:tc>
+        <w:tc>
+          <w:tcPr>
+            <w:tcW w:w="1257" w:type="dxa"/>
+            <w:shd w:val="clear" w:color="auto" w:fill="auto"/>
+            <w:noWrap/>
+            <w:vAlign w:val="center"/>
+          </w:tcPr>
+          <w:p>
+            <w:pPr>
+              <w:widowControl/>
+              <w:rPr>
+                <w:rFonts w:ascii="Times New Roman" w:hAnsi="Times New Roman" w:eastAsia="等线" w:cs="Times New Roman"/>
+                <w:i/>
+                <w:iCs/>
+                <w:color w:val="333333"/>
+                <w:sz w:val="16"/>
+                <w:szCs w:val="16"/>
+                <w:lang w:eastAsia="zh-CN" w:bidi="ar"/>
+              </w:rPr>
+            </w:pPr>
+            <w:r>
+              <w:rPr>
+                <w:rFonts w:ascii="Times New Roman" w:hAnsi="Times New Roman" w:eastAsia="等线" w:cs="Times New Roman"/>
+                <w:i/>
+                <w:iCs/>
+                <w:color w:val="333333"/>
+                <w:sz w:val="16"/>
+                <w:szCs w:val="16"/>
+                <w:lang w:eastAsia="zh-CN" w:bidi="ar"/>
+              </w:rPr>
+              <w:t>{{r Gene[2] }}</w:t>
+            </w:r>
+          </w:p>
+        </w:tc>
+        <w:tc>
+          <w:tcPr>
+            <w:tcW w:w="1225" w:type="dxa"/>
+            <w:shd w:val="clear" w:color="auto" w:fill="auto"/>
+            <w:noWrap/>
+            <w:vAlign w:val="center"/>
+          </w:tcPr>
+          <w:p>
+            <w:pPr>
+              <w:widowControl/>
+              <w:rPr>
+                <w:rFonts w:ascii="Times New Roman" w:hAnsi="Times New Roman" w:eastAsia="等线" w:cs="Times New Roman"/>
+                <w:i/>
+                <w:iCs/>
+                <w:color w:val="333333"/>
+                <w:sz w:val="16"/>
+                <w:szCs w:val="16"/>
+                <w:lang w:eastAsia="zh-CN" w:bidi="ar"/>
+              </w:rPr>
+            </w:pPr>
+            <w:r>
+              <w:rPr>
+                <w:rFonts w:ascii="Times New Roman" w:hAnsi="Times New Roman" w:eastAsia="等线" w:cs="Times New Roman"/>
+                <w:i/>
+                <w:iCs/>
+                <w:color w:val="333333"/>
+                <w:sz w:val="16"/>
+                <w:szCs w:val="16"/>
+                <w:lang w:eastAsia="zh-CN" w:bidi="ar"/>
+              </w:rPr>
+              <w:t>{{r Gene[3] }}</w:t>
+            </w:r>
+          </w:p>
+        </w:tc>
+        <w:tc>
+          <w:tcPr>
+            <w:tcW w:w="1323" w:type="dxa"/>
+            <w:shd w:val="clear" w:color="auto" w:fill="auto"/>
+            <w:noWrap/>
+            <w:vAlign w:val="center"/>
+          </w:tcPr>
+          <w:p>
+            <w:pPr>
+              <w:widowControl/>
+              <w:rPr>
+                <w:rFonts w:ascii="Times New Roman" w:hAnsi="Times New Roman" w:eastAsia="等线" w:cs="Times New Roman"/>
+                <w:i/>
+                <w:iCs/>
+                <w:color w:val="333333"/>
+                <w:sz w:val="16"/>
+                <w:szCs w:val="16"/>
+                <w:lang w:eastAsia="zh-CN" w:bidi="ar"/>
+              </w:rPr>
+            </w:pPr>
+            <w:r>
+              <w:rPr>
+                <w:rFonts w:ascii="Times New Roman" w:hAnsi="Times New Roman" w:eastAsia="等线" w:cs="Times New Roman"/>
+                <w:i/>
+                <w:iCs/>
+                <w:color w:val="333333"/>
+                <w:sz w:val="16"/>
+                <w:szCs w:val="16"/>
+                <w:lang w:eastAsia="zh-CN" w:bidi="ar"/>
+              </w:rPr>
+              <w:t>{{r Gene[4] }}</w:t>
+            </w:r>
+          </w:p>
+        </w:tc>
+        <w:tc>
+          <w:tcPr>
+            <w:tcW w:w="1236" w:type="dxa"/>
+            <w:shd w:val="clear" w:color="auto" w:fill="auto"/>
+            <w:noWrap/>
+            <w:vAlign w:val="center"/>
+          </w:tcPr>
+          <w:p>
+            <w:pPr>
+              <w:widowControl/>
+              <w:rPr>
+                <w:rFonts w:ascii="Times New Roman" w:hAnsi="Times New Roman" w:eastAsia="等线" w:cs="Times New Roman"/>
+                <w:i/>
+                <w:iCs/>
+                <w:color w:val="333333"/>
+                <w:sz w:val="16"/>
+                <w:szCs w:val="16"/>
+                <w:lang w:eastAsia="zh-CN" w:bidi="ar"/>
+              </w:rPr>
+            </w:pPr>
+            <w:r>
+              <w:rPr>
+                <w:rFonts w:ascii="Times New Roman" w:hAnsi="Times New Roman" w:eastAsia="等线" w:cs="Times New Roman"/>
+                <w:i/>
+                <w:iCs/>
+                <w:color w:val="333333"/>
+                <w:sz w:val="16"/>
+                <w:szCs w:val="16"/>
+                <w:lang w:eastAsia="zh-CN" w:bidi="ar"/>
+              </w:rPr>
+              <w:t>{{r Gene[5] }}</w:t>
+            </w:r>
+          </w:p>
+        </w:tc>
+        <w:tc>
+          <w:tcPr>
+            <w:tcW w:w="1202" w:type="dxa"/>
+            <w:shd w:val="clear" w:color="auto" w:fill="auto"/>
+            <w:noWrap/>
+            <w:vAlign w:val="center"/>
+          </w:tcPr>
+          <w:p>
+            <w:pPr>
+              <w:widowControl/>
+              <w:rPr>
+                <w:rFonts w:ascii="Times New Roman" w:hAnsi="Times New Roman" w:eastAsia="等线" w:cs="Times New Roman"/>
+                <w:i/>
+                <w:iCs/>
+                <w:color w:val="333333"/>
+                <w:sz w:val="16"/>
+                <w:szCs w:val="16"/>
+                <w:lang w:eastAsia="zh-CN" w:bidi="ar"/>
+              </w:rPr>
+            </w:pPr>
+            <w:r>
+              <w:rPr>
+                <w:rFonts w:ascii="Times New Roman" w:hAnsi="Times New Roman" w:eastAsia="等线" w:cs="Times New Roman"/>
+                <w:i/>
+                <w:iCs/>
+                <w:color w:val="333333"/>
+                <w:sz w:val="16"/>
+                <w:szCs w:val="16"/>
+                <w:lang w:eastAsia="zh-CN" w:bidi="ar"/>
+              </w:rPr>
+              <w:t>{{r Gene[6] }}</w:t>
+            </w:r>
+          </w:p>
+        </w:tc>
+        <w:tc>
+          <w:tcPr>
+            <w:tcW w:w="1213" w:type="dxa"/>
+            <w:shd w:val="clear" w:color="auto" w:fill="auto"/>
+            <w:noWrap/>
+            <w:vAlign w:val="center"/>
+          </w:tcPr>
+          <w:p>
+            <w:pPr>
+              <w:widowControl/>
+              <w:rPr>
+                <w:rFonts w:ascii="Times New Roman" w:hAnsi="Times New Roman" w:eastAsia="等线" w:cs="Times New Roman"/>
+                <w:i/>
+                <w:iCs/>
+                <w:color w:val="333333"/>
+                <w:sz w:val="16"/>
+                <w:szCs w:val="16"/>
+                <w:lang w:eastAsia="zh-CN" w:bidi="ar"/>
+              </w:rPr>
+            </w:pPr>
+            <w:r>
+              <w:rPr>
+                <w:rFonts w:ascii="Times New Roman" w:hAnsi="Times New Roman" w:eastAsia="等线" w:cs="Times New Roman"/>
+                <w:i/>
+                <w:iCs/>
+                <w:color w:val="333333"/>
+                <w:sz w:val="16"/>
+                <w:szCs w:val="16"/>
+                <w:lang w:eastAsia="zh-CN" w:bidi="ar"/>
+              </w:rPr>
+              <w:t>{{r Gene[7] }}</w:t>
             </w:r>
           </w:p>
         </w:tc>
@@ -31353,300 +31666,6 @@
         </w:trPr>
         <w:tc>
           <w:tcPr>
-            <w:tcW w:w="1212" w:type="dxa"/>
-            <w:shd w:val="clear" w:color="auto" w:fill="auto"/>
-            <w:noWrap/>
-            <w:vAlign w:val="center"/>
-          </w:tcPr>
-          <w:p>
-            <w:pPr>
-              <w:widowControl/>
-              <w:rPr>
-                <w:rFonts w:ascii="Times New Roman" w:hAnsi="Times New Roman" w:eastAsia="等线" w:cs="Times New Roman"/>
-                <w:i/>
-                <w:iCs/>
-                <w:color w:val="333333"/>
-                <w:sz w:val="16"/>
-                <w:szCs w:val="16"/>
-                <w:lang w:eastAsia="zh-CN" w:bidi="ar"/>
-              </w:rPr>
-            </w:pPr>
-            <w:r>
-              <w:rPr>
-                <w:rFonts w:ascii="Times New Roman" w:hAnsi="Times New Roman" w:eastAsia="等线" w:cs="Times New Roman"/>
-                <w:i/>
-                <w:iCs/>
-                <w:color w:val="333333"/>
-                <w:sz w:val="16"/>
-                <w:szCs w:val="16"/>
-                <w:lang w:eastAsia="zh-CN" w:bidi="ar"/>
-              </w:rPr>
-              <w:t>{{r Gene[0] }}</w:t>
-            </w:r>
-          </w:p>
-        </w:tc>
-        <w:tc>
-          <w:tcPr>
-            <w:tcW w:w="1202" w:type="dxa"/>
-            <w:shd w:val="clear" w:color="auto" w:fill="auto"/>
-            <w:noWrap/>
-            <w:vAlign w:val="center"/>
-          </w:tcPr>
-          <w:p>
-            <w:pPr>
-              <w:widowControl/>
-              <w:rPr>
-                <w:rFonts w:ascii="Times New Roman" w:hAnsi="Times New Roman" w:eastAsia="等线" w:cs="Times New Roman"/>
-                <w:i/>
-                <w:iCs/>
-                <w:color w:val="333333"/>
-                <w:sz w:val="16"/>
-                <w:szCs w:val="16"/>
-                <w:lang w:eastAsia="zh-CN" w:bidi="ar"/>
-              </w:rPr>
-            </w:pPr>
-            <w:r>
-              <w:rPr>
-                <w:rFonts w:ascii="Times New Roman" w:hAnsi="Times New Roman" w:eastAsia="等线" w:cs="Times New Roman"/>
-                <w:i/>
-                <w:iCs/>
-                <w:color w:val="333333"/>
-                <w:sz w:val="16"/>
-                <w:szCs w:val="16"/>
-                <w:lang w:eastAsia="zh-CN" w:bidi="ar"/>
-              </w:rPr>
-              <w:t>{{r Gene[1] }}</w:t>
-            </w:r>
-          </w:p>
-        </w:tc>
-        <w:tc>
-          <w:tcPr>
-            <w:tcW w:w="1257" w:type="dxa"/>
-            <w:shd w:val="clear" w:color="auto" w:fill="auto"/>
-            <w:noWrap/>
-            <w:vAlign w:val="center"/>
-          </w:tcPr>
-          <w:p>
-            <w:pPr>
-              <w:widowControl/>
-              <w:rPr>
-                <w:rFonts w:ascii="Times New Roman" w:hAnsi="Times New Roman" w:eastAsia="等线" w:cs="Times New Roman"/>
-                <w:i/>
-                <w:iCs/>
-                <w:color w:val="333333"/>
-                <w:sz w:val="16"/>
-                <w:szCs w:val="16"/>
-                <w:lang w:eastAsia="zh-CN" w:bidi="ar"/>
-              </w:rPr>
-            </w:pPr>
-            <w:r>
-              <w:rPr>
-                <w:rFonts w:ascii="Times New Roman" w:hAnsi="Times New Roman" w:eastAsia="等线" w:cs="Times New Roman"/>
-                <w:i/>
-                <w:iCs/>
-                <w:color w:val="333333"/>
-                <w:sz w:val="16"/>
-                <w:szCs w:val="16"/>
-                <w:lang w:eastAsia="zh-CN" w:bidi="ar"/>
-              </w:rPr>
-              <w:t>{{r Gene[2] }}</w:t>
-            </w:r>
-          </w:p>
-        </w:tc>
-        <w:tc>
-          <w:tcPr>
-            <w:tcW w:w="1225" w:type="dxa"/>
-            <w:shd w:val="clear" w:color="auto" w:fill="auto"/>
-            <w:noWrap/>
-            <w:vAlign w:val="center"/>
-          </w:tcPr>
-          <w:p>
-            <w:pPr>
-              <w:widowControl/>
-              <w:rPr>
-                <w:rFonts w:ascii="Times New Roman" w:hAnsi="Times New Roman" w:eastAsia="等线" w:cs="Times New Roman"/>
-                <w:i/>
-                <w:iCs/>
-                <w:color w:val="333333"/>
-                <w:sz w:val="16"/>
-                <w:szCs w:val="16"/>
-                <w:lang w:eastAsia="zh-CN" w:bidi="ar"/>
-              </w:rPr>
-            </w:pPr>
-            <w:r>
-              <w:rPr>
-                <w:rFonts w:ascii="Times New Roman" w:hAnsi="Times New Roman" w:eastAsia="等线" w:cs="Times New Roman"/>
-                <w:i/>
-                <w:iCs/>
-                <w:color w:val="333333"/>
-                <w:sz w:val="16"/>
-                <w:szCs w:val="16"/>
-                <w:lang w:eastAsia="zh-CN" w:bidi="ar"/>
-              </w:rPr>
-              <w:t>{{r Gene[3] }}</w:t>
-            </w:r>
-          </w:p>
-        </w:tc>
-        <w:tc>
-          <w:tcPr>
-            <w:tcW w:w="1323" w:type="dxa"/>
-            <w:shd w:val="clear" w:color="auto" w:fill="auto"/>
-            <w:noWrap/>
-            <w:vAlign w:val="center"/>
-          </w:tcPr>
-          <w:p>
-            <w:pPr>
-              <w:widowControl/>
-              <w:rPr>
-                <w:rFonts w:ascii="Times New Roman" w:hAnsi="Times New Roman" w:eastAsia="等线" w:cs="Times New Roman"/>
-                <w:i/>
-                <w:iCs/>
-                <w:color w:val="333333"/>
-                <w:sz w:val="16"/>
-                <w:szCs w:val="16"/>
-                <w:lang w:eastAsia="zh-CN" w:bidi="ar"/>
-              </w:rPr>
-            </w:pPr>
-            <w:r>
-              <w:rPr>
-                <w:rFonts w:ascii="Times New Roman" w:hAnsi="Times New Roman" w:eastAsia="等线" w:cs="Times New Roman"/>
-                <w:i/>
-                <w:iCs/>
-                <w:color w:val="333333"/>
-                <w:sz w:val="16"/>
-                <w:szCs w:val="16"/>
-                <w:lang w:eastAsia="zh-CN" w:bidi="ar"/>
-              </w:rPr>
-              <w:t>{{r Gene[4] }}</w:t>
-            </w:r>
-          </w:p>
-        </w:tc>
-        <w:tc>
-          <w:tcPr>
-            <w:tcW w:w="1236" w:type="dxa"/>
-            <w:shd w:val="clear" w:color="auto" w:fill="auto"/>
-            <w:noWrap/>
-            <w:vAlign w:val="center"/>
-          </w:tcPr>
-          <w:p>
-            <w:pPr>
-              <w:widowControl/>
-              <w:rPr>
-                <w:rFonts w:ascii="Times New Roman" w:hAnsi="Times New Roman" w:eastAsia="等线" w:cs="Times New Roman"/>
-                <w:i/>
-                <w:iCs/>
-                <w:color w:val="333333"/>
-                <w:sz w:val="16"/>
-                <w:szCs w:val="16"/>
-                <w:lang w:eastAsia="zh-CN" w:bidi="ar"/>
-              </w:rPr>
-            </w:pPr>
-            <w:r>
-              <w:rPr>
-                <w:rFonts w:ascii="Times New Roman" w:hAnsi="Times New Roman" w:eastAsia="等线" w:cs="Times New Roman"/>
-                <w:i/>
-                <w:iCs/>
-                <w:color w:val="333333"/>
-                <w:sz w:val="16"/>
-                <w:szCs w:val="16"/>
-                <w:lang w:eastAsia="zh-CN" w:bidi="ar"/>
-              </w:rPr>
-              <w:t>{{r Gene[5] }}</w:t>
-            </w:r>
-          </w:p>
-        </w:tc>
-        <w:tc>
-          <w:tcPr>
-            <w:tcW w:w="1202" w:type="dxa"/>
-            <w:shd w:val="clear" w:color="auto" w:fill="auto"/>
-            <w:noWrap/>
-            <w:vAlign w:val="center"/>
-          </w:tcPr>
-          <w:p>
-            <w:pPr>
-              <w:widowControl/>
-              <w:rPr>
-                <w:rFonts w:ascii="Times New Roman" w:hAnsi="Times New Roman" w:eastAsia="等线" w:cs="Times New Roman"/>
-                <w:i/>
-                <w:iCs/>
-                <w:color w:val="333333"/>
-                <w:sz w:val="16"/>
-                <w:szCs w:val="16"/>
-                <w:lang w:eastAsia="zh-CN" w:bidi="ar"/>
-              </w:rPr>
-            </w:pPr>
-            <w:r>
-              <w:rPr>
-                <w:rFonts w:ascii="Times New Roman" w:hAnsi="Times New Roman" w:eastAsia="等线" w:cs="Times New Roman"/>
-                <w:i/>
-                <w:iCs/>
-                <w:color w:val="333333"/>
-                <w:sz w:val="16"/>
-                <w:szCs w:val="16"/>
-                <w:lang w:eastAsia="zh-CN" w:bidi="ar"/>
-              </w:rPr>
-              <w:t>{{r Gene[6] }}</w:t>
-            </w:r>
-          </w:p>
-        </w:tc>
-        <w:tc>
-          <w:tcPr>
-            <w:tcW w:w="1213" w:type="dxa"/>
-            <w:shd w:val="clear" w:color="auto" w:fill="auto"/>
-            <w:noWrap/>
-            <w:vAlign w:val="center"/>
-          </w:tcPr>
-          <w:p>
-            <w:pPr>
-              <w:widowControl/>
-              <w:rPr>
-                <w:rFonts w:ascii="Times New Roman" w:hAnsi="Times New Roman" w:eastAsia="等线" w:cs="Times New Roman"/>
-                <w:i/>
-                <w:iCs/>
-                <w:color w:val="333333"/>
-                <w:sz w:val="16"/>
-                <w:szCs w:val="16"/>
-                <w:lang w:eastAsia="zh-CN" w:bidi="ar"/>
-              </w:rPr>
-            </w:pPr>
-            <w:r>
-              <w:rPr>
-                <w:rFonts w:ascii="Times New Roman" w:hAnsi="Times New Roman" w:eastAsia="等线" w:cs="Times New Roman"/>
-                <w:i/>
-                <w:iCs/>
-                <w:color w:val="333333"/>
-                <w:sz w:val="16"/>
-                <w:szCs w:val="16"/>
-                <w:lang w:eastAsia="zh-CN" w:bidi="ar"/>
-              </w:rPr>
-              <w:t>{{r Gene[7] }}</w:t>
-            </w:r>
-          </w:p>
-        </w:tc>
-      </w:tr>
-      <w:tr>
-        <w:tblPrEx>
-          <w:tblBorders>
-            <w:top w:val="single" w:color="000000" w:themeColor="text1" w:sz="4" w:space="0"/>
-            <w:left w:val="single" w:color="000000" w:themeColor="text1" w:sz="4" w:space="0"/>
-            <w:bottom w:val="single" w:color="000000" w:themeColor="text1" w:sz="4" w:space="0"/>
-            <w:right w:val="single" w:color="000000" w:themeColor="text1" w:sz="4" w:space="0"/>
-            <w:insideH w:val="single" w:color="000000" w:themeColor="text1" w:sz="4" w:space="0"/>
-            <w:insideV w:val="single" w:color="000000" w:themeColor="text1" w:sz="4" w:space="0"/>
-          </w:tblBorders>
-          <w:shd w:val="clear" w:color="auto" w:fill="F1F1F1" w:themeFill="background1" w:themeFillShade="F2"/>
-          <w:tblCellMar>
-            <w:top w:w="0" w:type="dxa"/>
-            <w:left w:w="108" w:type="dxa"/>
-            <w:bottom w:w="0" w:type="dxa"/>
-            <w:right w:w="108" w:type="dxa"/>
-          </w:tblCellMar>
-        </w:tblPrEx>
-        <w:trPr>
-          <w:trHeight w:val="277" w:hRule="atLeast"/>
-        </w:trPr>
-        <w:tc>
-          <w:tcPr>
             <w:tcW w:w="9870" w:type="dxa"/>
             <w:gridSpan w:val="8"/>
             <w:shd w:val="clear" w:color="auto" w:fill="auto"/>
@@ -31753,8 +31772,8 @@
         </w:rPr>
       </w:pPr>
       <w:bookmarkStart w:id="94" w:name="_Toc10441"/>
-      <w:bookmarkStart w:id="95" w:name="_Toc15114"/>
-      <w:bookmarkStart w:id="96" w:name="_Toc3409"/>
+      <w:bookmarkStart w:id="95" w:name="_Toc3409"/>
+      <w:bookmarkStart w:id="96" w:name="_Toc15114"/>
       <w:bookmarkStart w:id="97" w:name="_Toc9322"/>
       <w:r>
         <w:rPr>
@@ -31974,15 +31993,15 @@
           <w:lang w:eastAsia="zh-CN"/>
         </w:rPr>
       </w:pPr>
-      <w:bookmarkStart w:id="98" w:name="_Toc21361"/>
-      <w:bookmarkStart w:id="99" w:name="_Toc31320"/>
-      <w:bookmarkStart w:id="100" w:name="_Toc21649"/>
-      <w:bookmarkStart w:id="101" w:name="_Toc19584_WPSOffice_Level1"/>
+      <w:bookmarkStart w:id="98" w:name="_Toc21649"/>
+      <w:bookmarkStart w:id="99" w:name="_Toc21361"/>
+      <w:bookmarkStart w:id="100" w:name="_Toc31320"/>
+      <w:bookmarkStart w:id="101" w:name="_Toc17792_WPSOffice_Level2"/>
       <w:bookmarkStart w:id="102" w:name="_Toc14611_WPSOffice_Level1"/>
       <w:bookmarkStart w:id="103" w:name="_Toc13275"/>
-      <w:bookmarkStart w:id="104" w:name="_Toc22162_WPSOffice_Level1"/>
-      <w:bookmarkStart w:id="105" w:name="_Toc22623"/>
-      <w:bookmarkStart w:id="106" w:name="_Toc17792_WPSOffice_Level2"/>
+      <w:bookmarkStart w:id="104" w:name="_Toc22623"/>
+      <w:bookmarkStart w:id="105" w:name="_Toc22162_WPSOffice_Level1"/>
+      <w:bookmarkStart w:id="106" w:name="_Toc19584_WPSOffice_Level1"/>
       <w:r>
         <w:rPr>
           <w:rFonts w:hint="eastAsia"/>
@@ -33378,7 +33397,7 @@
         <w:lang w:eastAsia="zh-CN"/>
       </w:rPr>
       <w:drawing>
-        <wp:anchor distT="0" distB="0" distL="0" distR="0" simplePos="0" relativeHeight="251661312" behindDoc="0" locked="0" layoutInCell="1" allowOverlap="1">
+        <wp:anchor distT="0" distB="0" distL="0" distR="0" simplePos="0" relativeHeight="251663360" behindDoc="0" locked="0" layoutInCell="1" allowOverlap="1">
           <wp:simplePos x="0" y="0"/>
           <wp:positionH relativeFrom="column">
             <wp:posOffset>4538980</wp:posOffset>
@@ -33538,7 +33557,7 @@
         <w:lang w:eastAsia="zh-CN"/>
       </w:rPr>
       <w:drawing>
-        <wp:anchor distT="0" distB="0" distL="0" distR="0" simplePos="0" relativeHeight="251662336" behindDoc="0" locked="0" layoutInCell="1" allowOverlap="1">
+        <wp:anchor distT="0" distB="0" distL="0" distR="0" simplePos="0" relativeHeight="251664384" behindDoc="0" locked="0" layoutInCell="1" allowOverlap="1">
           <wp:simplePos x="0" y="0"/>
           <wp:positionH relativeFrom="column">
             <wp:posOffset>4582795</wp:posOffset>
@@ -35772,6 +35791,7 @@
     <customSectPr/>
     <customSectPr/>
     <customSectPr/>
+    <customSectPr/>
   </customSectProps>
   <customShpExts>
     <customShpInfo spid="_x0000_s1026" textRotate="1"/>

--- a/WebContent/docx/淋巴瘤129基因报告-单样本-苏州市立医院-本部&北区.docx
+++ b/WebContent/docx/淋巴瘤129基因报告-单样本-苏州市立医院-本部&北区.docx
@@ -2471,11 +2471,11 @@
       </w:pPr>
       <w:bookmarkStart w:id="0" w:name="_Toc3619"/>
       <w:bookmarkStart w:id="1" w:name="_Toc10906"/>
-      <w:bookmarkStart w:id="2" w:name="_Toc21009_WPSOffice_Level1"/>
-      <w:bookmarkStart w:id="3" w:name="_Toc21669"/>
-      <w:bookmarkStart w:id="4" w:name="_Toc30143_WPSOffice_Level1"/>
-      <w:bookmarkStart w:id="5" w:name="_Toc24178_WPSOffice_Level1"/>
-      <w:bookmarkStart w:id="6" w:name="_Toc13806"/>
+      <w:bookmarkStart w:id="2" w:name="_Toc21669"/>
+      <w:bookmarkStart w:id="3" w:name="_Toc24178_WPSOffice_Level1"/>
+      <w:bookmarkStart w:id="4" w:name="_Toc13806"/>
+      <w:bookmarkStart w:id="5" w:name="_Toc21009_WPSOffice_Level1"/>
+      <w:bookmarkStart w:id="6" w:name="_Toc30143_WPSOffice_Level1"/>
     </w:p>
     <w:p>
       <w:pPr>
@@ -3378,13 +3378,13 @@
           </w14:shadow>
         </w:rPr>
       </w:pPr>
-      <w:bookmarkStart w:id="8" w:name="_Toc26731"/>
-      <w:bookmarkStart w:id="9" w:name="_Toc17451"/>
-      <w:bookmarkStart w:id="10" w:name="_Toc31917"/>
-      <w:bookmarkStart w:id="11" w:name="_Toc18062_WPSOffice_Level1"/>
-      <w:bookmarkStart w:id="12" w:name="_Toc11015_WPSOffice_Level1"/>
+      <w:bookmarkStart w:id="8" w:name="_Toc17451"/>
+      <w:bookmarkStart w:id="9" w:name="_Toc26731"/>
+      <w:bookmarkStart w:id="10" w:name="_Toc7021_WPSOffice_Level1"/>
+      <w:bookmarkStart w:id="11" w:name="_Toc11015_WPSOffice_Level1"/>
+      <w:bookmarkStart w:id="12" w:name="_Toc31917"/>
       <w:bookmarkStart w:id="13" w:name="_Toc29943"/>
-      <w:bookmarkStart w:id="14" w:name="_Toc7021_WPSOffice_Level1"/>
+      <w:bookmarkStart w:id="14" w:name="_Toc18062_WPSOffice_Level1"/>
       <w:bookmarkStart w:id="15" w:name="_Toc3823"/>
       <w:r>
         <w:rPr>
@@ -3657,14 +3657,14 @@
         </w:rPr>
       </w:pPr>
       <w:bookmarkStart w:id="17" w:name="_Toc149837253"/>
-      <w:bookmarkStart w:id="18" w:name="_Toc2887"/>
-      <w:bookmarkStart w:id="19" w:name="_Toc94"/>
+      <w:bookmarkStart w:id="18" w:name="_Toc94"/>
+      <w:bookmarkStart w:id="19" w:name="_Toc2887"/>
       <w:bookmarkStart w:id="20" w:name="_Toc23369_WPSOffice_Level1"/>
-      <w:bookmarkStart w:id="21" w:name="_Toc23052"/>
-      <w:bookmarkStart w:id="22" w:name="_Toc16576"/>
-      <w:bookmarkStart w:id="23" w:name="_Toc18058"/>
-      <w:bookmarkStart w:id="24" w:name="_Toc25920"/>
-      <w:bookmarkStart w:id="25" w:name="_Toc6221_WPSOffice_Level1"/>
+      <w:bookmarkStart w:id="21" w:name="_Toc6221_WPSOffice_Level1"/>
+      <w:bookmarkStart w:id="22" w:name="_Toc25920"/>
+      <w:bookmarkStart w:id="23" w:name="_Toc16576"/>
+      <w:bookmarkStart w:id="24" w:name="_Toc23052"/>
+      <w:bookmarkStart w:id="25" w:name="_Toc18058"/>
       <w:r>
         <w:rPr>
           <w:rStyle w:val="38"/>
@@ -3715,9 +3715,9 @@
           <w:lang w:eastAsia="zh-CN" w:bidi="ar"/>
         </w:rPr>
       </w:pPr>
-      <w:bookmarkStart w:id="26" w:name="_Toc2043"/>
+      <w:bookmarkStart w:id="26" w:name="_Toc689"/>
       <w:bookmarkStart w:id="27" w:name="_Toc149837254"/>
-      <w:bookmarkStart w:id="28" w:name="_Toc689"/>
+      <w:bookmarkStart w:id="28" w:name="_Toc2043"/>
       <w:r>
         <w:rPr>
           <w:rFonts w:hint="eastAsia"/>
@@ -5149,559 +5149,9 @@
         </w:rPr>
       </w:pPr>
     </w:p>
-    <w:tbl>
-      <w:tblPr>
-        <w:tblStyle w:val="33"/>
-        <w:tblW w:w="6772" w:type="dxa"/>
-        <w:jc w:val="right"/>
-        <w:tblLayout w:type="fixed"/>
-        <w:tblCellMar>
-          <w:top w:w="0" w:type="dxa"/>
-          <w:left w:w="0" w:type="dxa"/>
-          <w:bottom w:w="0" w:type="dxa"/>
-          <w:right w:w="0" w:type="dxa"/>
-        </w:tblCellMar>
-      </w:tblPr>
-      <w:tblGrid>
-        <w:gridCol w:w="1272"/>
-        <w:gridCol w:w="2040"/>
-        <w:gridCol w:w="1166"/>
-        <w:gridCol w:w="2294"/>
-      </w:tblGrid>
-      <w:tr>
-        <w:tblPrEx>
-          <w:tblCellMar>
-            <w:top w:w="0" w:type="dxa"/>
-            <w:left w:w="0" w:type="dxa"/>
-            <w:bottom w:w="0" w:type="dxa"/>
-            <w:right w:w="0" w:type="dxa"/>
-          </w:tblCellMar>
-        </w:tblPrEx>
-        <w:trPr>
-          <w:trHeight w:val="441" w:hRule="exact"/>
-          <w:jc w:val="right"/>
-        </w:trPr>
-        <w:tc>
-          <w:tcPr>
-            <w:tcW w:w="1272" w:type="dxa"/>
-            <w:vAlign w:val="center"/>
-          </w:tcPr>
-          <w:p>
-            <w:pPr>
-              <w:pStyle w:val="21"/>
-              <w:spacing w:before="13"/>
-              <w:ind w:left="13" w:right="95"/>
-              <w:jc w:val="both"/>
-              <w:rPr>
-                <w:rFonts w:ascii="Times New Roman" w:hAnsi="Times New Roman" w:cs="Times New Roman"/>
-                <w:b/>
-                <w:sz w:val="24"/>
-                <w:szCs w:val="24"/>
-              </w:rPr>
-            </w:pPr>
-            <w:r>
-              <w:rPr>
-                <w:rFonts w:ascii="Times New Roman" w:hAnsi="Times New Roman" w:cs="Times New Roman"/>
-                <w:b/>
-                <w:sz w:val="24"/>
-                <w:szCs w:val="24"/>
-              </w:rPr>
-              <w:t>检测人：</w:t>
-            </w:r>
-          </w:p>
-        </w:tc>
-        <w:tc>
-          <w:tcPr>
-            <w:tcW w:w="2040" w:type="dxa"/>
-            <w:vAlign w:val="center"/>
-          </w:tcPr>
-          <w:p>
-            <w:pPr>
-              <w:pStyle w:val="21"/>
-              <w:spacing w:before="13"/>
-              <w:jc w:val="both"/>
-              <w:rPr>
-                <w:rFonts w:ascii="Times New Roman" w:hAnsi="Times New Roman" w:cs="Times New Roman"/>
-                <w:b/>
-                <w:sz w:val="24"/>
-                <w:szCs w:val="24"/>
-              </w:rPr>
-            </w:pPr>
-            <w:r>
-              <w:rPr>
-                <w:sz w:val="22"/>
-              </w:rPr>
-              <mc:AlternateContent>
-                <mc:Choice Requires="wpg">
-                  <w:drawing>
-                    <wp:anchor distT="0" distB="0" distL="114300" distR="114300" simplePos="0" relativeHeight="251663360" behindDoc="0" locked="0" layoutInCell="1" allowOverlap="1">
-                      <wp:simplePos x="0" y="0"/>
-                      <wp:positionH relativeFrom="column">
-                        <wp:posOffset>0</wp:posOffset>
-                      </wp:positionH>
-                      <wp:positionV relativeFrom="paragraph">
-                        <wp:posOffset>-460375</wp:posOffset>
-                      </wp:positionV>
-                      <wp:extent cx="3080385" cy="1442720"/>
-                      <wp:effectExtent l="0" t="0" r="13335" b="5080"/>
-                      <wp:wrapNone/>
-                      <wp:docPr id="34" name="组合 34"/>
-                      <wp:cNvGraphicFramePr/>
-                      <a:graphic xmlns:a="http://schemas.openxmlformats.org/drawingml/2006/main">
-                        <a:graphicData uri="http://schemas.microsoft.com/office/word/2010/wordprocessingGroup">
-                          <wpg:wgp>
-                            <wpg:cNvGrpSpPr/>
-                            <wpg:grpSpPr>
-                              <a:xfrm>
-                                <a:off x="0" y="0"/>
-                                <a:ext cx="3080385" cy="1442720"/>
-                                <a:chOff x="17956" y="37747"/>
-                                <a:chExt cx="4851" cy="2272"/>
-                              </a:xfrm>
-                            </wpg:grpSpPr>
-                            <wpg:grpSp>
-                              <wpg:cNvPr id="35" name="组合 16"/>
-                              <wpg:cNvGrpSpPr/>
-                              <wpg:grpSpPr>
-                                <a:xfrm>
-                                  <a:off x="17956" y="38313"/>
-                                  <a:ext cx="4049" cy="646"/>
-                                  <a:chOff x="17956" y="38313"/>
-                                  <a:chExt cx="4049" cy="646"/>
-                                </a:xfrm>
-                              </wpg:grpSpPr>
-                              <pic:pic xmlns:pic="http://schemas.openxmlformats.org/drawingml/2006/picture">
-                                <pic:nvPicPr>
-                                  <pic:cNvPr id="12" name="图片 29" descr="IMG_256"/>
-                                  <pic:cNvPicPr>
-                                    <a:picLocks noChangeAspect="1"/>
-                                  </pic:cNvPicPr>
-                                </pic:nvPicPr>
-                                <pic:blipFill>
-                                  <a:blip r:embed="rId9">
-                                    <a:clrChange>
-                                      <a:clrFrom>
-                                        <a:srgbClr val="FFFFFF">
-                                          <a:alpha val="100000"/>
-                                        </a:srgbClr>
-                                      </a:clrFrom>
-                                      <a:clrTo>
-                                        <a:srgbClr val="FFFFFF">
-                                          <a:alpha val="100000"/>
-                                          <a:alpha val="0"/>
-                                        </a:srgbClr>
-                                      </a:clrTo>
-                                    </a:clrChange>
-                                  </a:blip>
-                                  <a:stretch>
-                                    <a:fillRect/>
-                                  </a:stretch>
-                                </pic:blipFill>
-                                <pic:spPr>
-                                  <a:xfrm>
-                                    <a:off x="21031" y="38313"/>
-                                    <a:ext cx="975" cy="570"/>
-                                  </a:xfrm>
-                                  <a:prstGeom prst="rect">
-                                    <a:avLst/>
-                                  </a:prstGeom>
-                                  <a:noFill/>
-                                  <a:ln w="9525">
-                                    <a:noFill/>
-                                  </a:ln>
-                                </pic:spPr>
-                              </pic:pic>
-                              <pic:pic xmlns:pic="http://schemas.openxmlformats.org/drawingml/2006/picture">
-                                <pic:nvPicPr>
-                                  <pic:cNvPr id="15" name="图片 15" descr="c9514d16fd70679bf0495aeebb03c72d_compress"/>
-                                  <pic:cNvPicPr>
-                                    <a:picLocks noChangeAspect="1"/>
-                                  </pic:cNvPicPr>
-                                </pic:nvPicPr>
-                                <pic:blipFill>
-                                  <a:blip r:embed="rId10"/>
-                                  <a:srcRect l="21003" t="56913" r="27176" b="26386"/>
-                                  <a:stretch>
-                                    <a:fillRect/>
-                                  </a:stretch>
-                                </pic:blipFill>
-                                <pic:spPr>
-                                  <a:xfrm>
-                                    <a:off x="17956" y="38485"/>
-                                    <a:ext cx="1550" cy="475"/>
-                                  </a:xfrm>
-                                  <a:prstGeom prst="rect">
-                                    <a:avLst/>
-                                  </a:prstGeom>
-                                </pic:spPr>
-                              </pic:pic>
-                            </wpg:grpSp>
-                            <pic:pic xmlns:pic="http://schemas.openxmlformats.org/drawingml/2006/picture">
-                              <pic:nvPicPr>
-                                <pic:cNvPr id="18" name="图片 25"/>
-                                <pic:cNvPicPr>
-                                  <a:picLocks noChangeAspect="1" noChangeArrowheads="1"/>
-                                </pic:cNvPicPr>
-                              </pic:nvPicPr>
-                              <pic:blipFill>
-                                <a:blip r:embed="rId11">
-                                  <a:extLst>
-                                    <a:ext uri="{28A0092B-C50C-407E-A947-70E740481C1C}">
-                                      <a14:useLocalDpi xmlns:a14="http://schemas.microsoft.com/office/drawing/2010/main" val="0"/>
-                                    </a:ext>
-                                  </a:extLst>
-                                </a:blip>
-                                <a:srcRect/>
-                                <a:stretch>
-                                  <a:fillRect/>
-                                </a:stretch>
-                              </pic:blipFill>
-                              <pic:spPr>
-                                <a:xfrm>
-                                  <a:off x="20535" y="37747"/>
-                                  <a:ext cx="2273" cy="2273"/>
-                                </a:xfrm>
-                                <a:prstGeom prst="rect">
-                                  <a:avLst/>
-                                </a:prstGeom>
-                                <a:noFill/>
-                                <a:ln>
-                                  <a:noFill/>
-                                </a:ln>
-                              </pic:spPr>
-                            </pic:pic>
-                          </wpg:wgp>
-                        </a:graphicData>
-                      </a:graphic>
-                    </wp:anchor>
-                  </w:drawing>
-                </mc:Choice>
-                <mc:Fallback>
-                  <w:pict>
-                    <v:group id="_x0000_s1026" o:spid="_x0000_s1026" o:spt="203" style="position:absolute;left:0pt;margin-left:0pt;margin-top:-36.25pt;height:113.6pt;width:242.55pt;z-index:251663360;mso-width-relative:page;mso-height-relative:page;" coordorigin="17956,37747" coordsize="4851,2272" o:gfxdata="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">
-                      <o:lock v:ext="edit" aspectratio="f"/>
-                      <v:group id="组合 16" o:spid="_x0000_s1026" o:spt="203" style="position:absolute;left:17956;top:38313;height:646;width:4049;" coordorigin="17956,38313" coordsize="4049,646" o:gfxdata="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">
-                        <o:lock v:ext="edit" aspectratio="f"/>
-                        <v:shape id="图片 29" o:spid="_x0000_s1026" o:spt="75" alt="IMG_256" type="#_x0000_t75" style="position:absolute;left:21031;top:38313;height:570;width:975;" filled="f" o:preferrelative="t" stroked="f" coordsize="21600,21600" o:gfxdata="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">
-                          <v:fill on="f" focussize="0,0"/>
-                          <v:stroke on="f"/>
-                          <v:imagedata r:id="rId9" chromakey="#FFFFFF" o:title=""/>
-                          <o:lock v:ext="edit" aspectratio="t"/>
-                        </v:shape>
-                        <v:shape id="_x0000_s1026" o:spid="_x0000_s1026" o:spt="75" alt="c9514d16fd70679bf0495aeebb03c72d_compress" type="#_x0000_t75" style="position:absolute;left:17956;top:38485;height:475;width:1550;" filled="f" o:preferrelative="t" stroked="f" coordsize="21600,21600" o:gfxdata="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">
-                          <v:fill on="f" focussize="0,0"/>
-                          <v:stroke on="f"/>
-                          <v:imagedata r:id="rId10" cropleft="13765f" croptop="37299f" cropright="17810f" cropbottom="17292f" o:title=""/>
-                          <o:lock v:ext="edit" aspectratio="t"/>
-                        </v:shape>
-                      </v:group>
-                      <v:shape id="图片 25" o:spid="_x0000_s1026" o:spt="75" type="#_x0000_t75" style="position:absolute;left:20535;top:37747;height:2273;width:2273;" filled="f" o:preferrelative="t" stroked="f" coordsize="21600,21600" o:gfxdata="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">
-                        <v:fill on="f" focussize="0,0"/>
-                        <v:stroke on="f"/>
-                        <v:imagedata r:id="rId11" o:title=""/>
-                        <o:lock v:ext="edit" aspectratio="t"/>
-                      </v:shape>
-                    </v:group>
-                  </w:pict>
-                </mc:Fallback>
-              </mc:AlternateContent>
-            </w:r>
-          </w:p>
-        </w:tc>
-        <w:tc>
-          <w:tcPr>
-            <w:tcW w:w="1166" w:type="dxa"/>
-            <w:vAlign w:val="center"/>
-          </w:tcPr>
-          <w:p>
-            <w:pPr>
-              <w:pStyle w:val="21"/>
-              <w:spacing w:before="13"/>
-              <w:jc w:val="both"/>
-              <w:rPr>
-                <w:rFonts w:ascii="Times New Roman" w:hAnsi="Times New Roman" w:cs="Times New Roman"/>
-                <w:b/>
-                <w:sz w:val="24"/>
-                <w:szCs w:val="24"/>
-              </w:rPr>
-            </w:pPr>
-            <w:r>
-              <w:rPr>
-                <w:rFonts w:ascii="Times New Roman" w:hAnsi="Times New Roman" w:cs="Times New Roman"/>
-                <w:b/>
-                <w:sz w:val="24"/>
-                <w:szCs w:val="24"/>
-              </w:rPr>
-              <w:t>复核人</w:t>
-            </w:r>
-            <w:r>
-              <w:rPr>
-                <w:rFonts w:ascii="Times New Roman" w:hAnsi="Times New Roman" w:cs="Times New Roman"/>
-                <w:b/>
-                <w:sz w:val="24"/>
-                <w:szCs w:val="24"/>
-                <w:lang w:eastAsia="zh-CN"/>
-              </w:rPr>
-              <w:t>：</w:t>
-            </w:r>
-          </w:p>
-        </w:tc>
-        <w:tc>
-          <w:tcPr>
-            <w:tcW w:w="2294" w:type="dxa"/>
-            <w:vAlign w:val="center"/>
-          </w:tcPr>
-          <w:p>
-            <w:pPr>
-              <w:pStyle w:val="21"/>
-              <w:spacing w:before="13"/>
-              <w:ind w:right="15"/>
-              <w:jc w:val="both"/>
-              <w:rPr>
-                <w:rFonts w:ascii="Times New Roman" w:hAnsi="Times New Roman" w:cs="Times New Roman"/>
-                <w:b/>
-                <w:sz w:val="24"/>
-                <w:szCs w:val="24"/>
-              </w:rPr>
-            </w:pPr>
-          </w:p>
-        </w:tc>
-      </w:tr>
-      <w:tr>
-        <w:tblPrEx>
-          <w:tblCellMar>
-            <w:top w:w="0" w:type="dxa"/>
-            <w:left w:w="0" w:type="dxa"/>
-            <w:bottom w:w="0" w:type="dxa"/>
-            <w:right w:w="0" w:type="dxa"/>
-          </w:tblCellMar>
-        </w:tblPrEx>
-        <w:trPr>
-          <w:trHeight w:val="457" w:hRule="exact"/>
-          <w:jc w:val="right"/>
-        </w:trPr>
-        <w:tc>
-          <w:tcPr>
-            <w:tcW w:w="1272" w:type="dxa"/>
-            <w:vAlign w:val="center"/>
-          </w:tcPr>
-          <w:p>
-            <w:pPr>
-              <w:pStyle w:val="21"/>
-              <w:spacing w:line="341" w:lineRule="exact"/>
-              <w:ind w:left="13" w:right="165"/>
-              <w:jc w:val="both"/>
-              <w:rPr>
-                <w:rFonts w:ascii="Times New Roman" w:hAnsi="Times New Roman" w:cs="Times New Roman"/>
-                <w:b/>
-                <w:sz w:val="24"/>
-                <w:szCs w:val="24"/>
-              </w:rPr>
-            </w:pPr>
-            <w:r>
-              <w:rPr>
-                <w:rFonts w:ascii="Times New Roman" w:hAnsi="Times New Roman" w:cs="Times New Roman"/>
-                <w:b/>
-                <w:sz w:val="24"/>
-                <w:szCs w:val="24"/>
-              </w:rPr>
-              <w:t>日</w:t>
-            </w:r>
-            <w:r>
-              <w:rPr>
-                <w:rFonts w:ascii="Times New Roman" w:hAnsi="Times New Roman" w:cs="Times New Roman"/>
-                <w:b/>
-                <w:sz w:val="24"/>
-                <w:szCs w:val="24"/>
-                <w:lang w:eastAsia="zh-CN"/>
-              </w:rPr>
-              <w:t xml:space="preserve">  </w:t>
-            </w:r>
-            <w:r>
-              <w:rPr>
-                <w:rFonts w:ascii="Times New Roman" w:hAnsi="Times New Roman" w:cs="Times New Roman"/>
-                <w:b/>
-                <w:sz w:val="24"/>
-                <w:szCs w:val="24"/>
-              </w:rPr>
-              <w:t>期：</w:t>
-            </w:r>
-          </w:p>
-        </w:tc>
-        <w:tc>
-          <w:tcPr>
-            <w:tcW w:w="2040" w:type="dxa"/>
-            <w:vAlign w:val="center"/>
-          </w:tcPr>
-          <w:p>
-            <w:pPr>
-              <w:pStyle w:val="21"/>
-              <w:spacing w:line="363" w:lineRule="exact"/>
-              <w:jc w:val="both"/>
-              <w:rPr>
-                <w:rFonts w:ascii="Times New Roman" w:hAnsi="Times New Roman" w:cs="Times New Roman"/>
-                <w:sz w:val="24"/>
-                <w:szCs w:val="24"/>
-              </w:rPr>
-            </w:pPr>
-            <w:r>
-              <w:rPr>
-                <w:rFonts w:ascii="Times New Roman" w:hAnsi="Times New Roman" w:cs="Times New Roman"/>
-                <w:kern w:val="2"/>
-                <w:sz w:val="24"/>
-                <w:szCs w:val="24"/>
-                <w:lang w:eastAsia="zh-CN"/>
-              </w:rPr>
-              <w:t>{{ reportdate }}</w:t>
-            </w:r>
-          </w:p>
-        </w:tc>
-        <w:tc>
-          <w:tcPr>
-            <w:tcW w:w="1166" w:type="dxa"/>
-            <w:vAlign w:val="center"/>
-          </w:tcPr>
-          <w:p>
-            <w:pPr>
-              <w:pStyle w:val="21"/>
-              <w:spacing w:line="341" w:lineRule="exact"/>
-              <w:jc w:val="both"/>
-              <w:rPr>
-                <w:rFonts w:ascii="Times New Roman" w:hAnsi="Times New Roman" w:cs="Times New Roman"/>
-                <w:b/>
-                <w:sz w:val="24"/>
-                <w:szCs w:val="24"/>
-              </w:rPr>
-            </w:pPr>
-            <w:r>
-              <w:rPr>
-                <w:rFonts w:ascii="Times New Roman" w:hAnsi="Times New Roman" w:cs="Times New Roman"/>
-                <w:b/>
-                <w:sz w:val="24"/>
-                <w:szCs w:val="24"/>
-              </w:rPr>
-              <w:t>日</w:t>
-            </w:r>
-            <w:r>
-              <w:rPr>
-                <w:rFonts w:ascii="Times New Roman" w:hAnsi="Times New Roman" w:cs="Times New Roman"/>
-                <w:b/>
-                <w:sz w:val="24"/>
-                <w:szCs w:val="24"/>
-                <w:lang w:eastAsia="zh-CN"/>
-              </w:rPr>
-              <w:t xml:space="preserve">  </w:t>
-            </w:r>
-            <w:r>
-              <w:rPr>
-                <w:rFonts w:ascii="Times New Roman" w:hAnsi="Times New Roman" w:cs="Times New Roman"/>
-                <w:b/>
-                <w:sz w:val="24"/>
-                <w:szCs w:val="24"/>
-              </w:rPr>
-              <w:t>期：</w:t>
-            </w:r>
-          </w:p>
-        </w:tc>
-        <w:tc>
-          <w:tcPr>
-            <w:tcW w:w="2294" w:type="dxa"/>
-            <w:vAlign w:val="center"/>
-          </w:tcPr>
-          <w:p>
-            <w:pPr>
-              <w:pStyle w:val="21"/>
-              <w:spacing w:line="363" w:lineRule="exact"/>
-              <w:ind w:right="15"/>
-              <w:jc w:val="both"/>
-              <w:rPr>
-                <w:rFonts w:ascii="Times New Roman" w:hAnsi="Times New Roman" w:cs="Times New Roman"/>
-                <w:sz w:val="24"/>
-                <w:szCs w:val="24"/>
-              </w:rPr>
-            </w:pPr>
-            <w:r>
-              <w:rPr>
-                <w:rFonts w:ascii="Times New Roman" w:hAnsi="Times New Roman" w:cs="Times New Roman"/>
-                <w:kern w:val="2"/>
-                <w:sz w:val="24"/>
-                <w:szCs w:val="24"/>
-                <w:lang w:eastAsia="zh-CN"/>
-              </w:rPr>
-              <w:t>{{ reportdate }}</w:t>
-            </w:r>
-          </w:p>
-        </w:tc>
-      </w:tr>
-    </w:tbl>
     <w:p>
       <w:pPr>
         <w:rPr>
-          <w:rFonts w:ascii="Times New Roman" w:hAnsi="Times New Roman" w:eastAsia="微软雅黑" w:cs="Times New Roman"/>
-          <w:sz w:val="24"/>
-          <w:szCs w:val="24"/>
-          <w:lang w:eastAsia="zh-CN"/>
-        </w:rPr>
-      </w:pPr>
-      <w:r>
-        <w:rPr>
-          <w:rFonts w:hint="eastAsia" w:ascii="Times New Roman" w:hAnsi="Times New Roman" w:eastAsia="微软雅黑" w:cs="Times New Roman"/>
-          <w:sz w:val="24"/>
-          <w:szCs w:val="24"/>
-          <w:lang w:eastAsia="zh-CN"/>
-        </w:rPr>
-        <w:t xml:space="preserve">{% endif %}{% if testedby == </w:t>
-      </w:r>
-      <w:r>
-        <w:rPr>
-          <w:rFonts w:ascii="Times New Roman" w:hAnsi="Times New Roman" w:eastAsia="微软雅黑" w:cs="Times New Roman"/>
-          <w:sz w:val="24"/>
-          <w:szCs w:val="24"/>
-          <w:lang w:eastAsia="zh-CN"/>
-        </w:rPr>
-        <w:t>“</w:t>
-      </w:r>
-      <w:r>
-        <w:rPr>
-          <w:rFonts w:hint="eastAsia" w:ascii="Times New Roman" w:hAnsi="Times New Roman" w:eastAsia="微软雅黑" w:cs="Times New Roman"/>
-          <w:sz w:val="24"/>
-          <w:szCs w:val="24"/>
-          <w:lang w:eastAsia="zh-CN"/>
-        </w:rPr>
-        <w:t>2</w:t>
-      </w:r>
-      <w:r>
-        <w:rPr>
-          <w:rFonts w:ascii="Times New Roman" w:hAnsi="Times New Roman" w:eastAsia="微软雅黑" w:cs="Times New Roman"/>
-          <w:sz w:val="24"/>
-          <w:szCs w:val="24"/>
-          <w:lang w:eastAsia="zh-CN"/>
-        </w:rPr>
-        <w:t>”</w:t>
-      </w:r>
-      <w:r>
-        <w:rPr>
-          <w:rFonts w:hint="eastAsia" w:ascii="Times New Roman" w:hAnsi="Times New Roman" w:eastAsia="微软雅黑" w:cs="Times New Roman"/>
-          <w:sz w:val="24"/>
-          <w:szCs w:val="24"/>
-          <w:lang w:eastAsia="zh-CN"/>
-        </w:rPr>
-        <w:t xml:space="preserve"> %}</w:t>
-      </w:r>
-    </w:p>
-    <w:p>
-      <w:pPr>
-        <w:rPr>
-          <w:rFonts w:hint="default"/>
-          <w:sz w:val="24"/>
-          <w:lang w:val="en-US" w:eastAsia="zh-CN"/>
-        </w:rPr>
-      </w:pPr>
-    </w:p>
-    <w:p>
-      <w:pPr>
-        <w:rPr>
-          <w:sz w:val="24"/>
           <w:lang w:eastAsia="zh-CN"/>
         </w:rPr>
       </w:pPr>
@@ -5791,18 +5241,18 @@
               <mc:AlternateContent>
                 <mc:Choice Requires="wpg">
                   <w:drawing>
-                    <wp:anchor distT="0" distB="0" distL="114300" distR="114300" simplePos="0" relativeHeight="251664384" behindDoc="0" locked="0" layoutInCell="1" allowOverlap="1">
+                    <wp:anchor distT="0" distB="0" distL="114300" distR="114300" simplePos="0" relativeHeight="251663360" behindDoc="0" locked="0" layoutInCell="1" allowOverlap="1">
                       <wp:simplePos x="0" y="0"/>
                       <wp:positionH relativeFrom="column">
-                        <wp:posOffset>0</wp:posOffset>
+                        <wp:posOffset>7620</wp:posOffset>
                       </wp:positionH>
                       <wp:positionV relativeFrom="paragraph">
-                        <wp:posOffset>-490855</wp:posOffset>
+                        <wp:posOffset>-480060</wp:posOffset>
                       </wp:positionV>
-                      <wp:extent cx="3135630" cy="1442720"/>
-                      <wp:effectExtent l="0" t="0" r="3810" b="5080"/>
+                      <wp:extent cx="3058160" cy="1442720"/>
+                      <wp:effectExtent l="0" t="0" r="0" b="0"/>
                       <wp:wrapNone/>
-                      <wp:docPr id="36" name="组合 36"/>
+                      <wp:docPr id="9" name="组合 9"/>
                       <wp:cNvGraphicFramePr/>
                       <a:graphic xmlns:a="http://schemas.openxmlformats.org/drawingml/2006/main">
                         <a:graphicData uri="http://schemas.microsoft.com/office/word/2010/wordprocessingGroup">
@@ -5811,49 +5261,25 @@
                             <wpg:grpSpPr>
                               <a:xfrm>
                                 <a:off x="0" y="0"/>
-                                <a:ext cx="3135630" cy="1442720"/>
-                                <a:chOff x="17956" y="39496"/>
-                                <a:chExt cx="4938" cy="2272"/>
+                                <a:ext cx="3058160" cy="1442720"/>
+                                <a:chOff x="19211" y="18842"/>
+                                <a:chExt cx="4816" cy="2272"/>
                               </a:xfrm>
                             </wpg:grpSpPr>
                             <wpg:grpSp>
-                              <wpg:cNvPr id="37" name="组合 30"/>
+                              <wpg:cNvPr id="10" name="组合 6"/>
                               <wpg:cNvGrpSpPr/>
                               <wpg:grpSpPr>
                                 <a:xfrm>
-                                  <a:off x="17956" y="40098"/>
-                                  <a:ext cx="4213" cy="570"/>
-                                  <a:chOff x="17956" y="40098"/>
-                                  <a:chExt cx="4213" cy="570"/>
+                                  <a:off x="19211" y="18842"/>
+                                  <a:ext cx="4816" cy="2273"/>
+                                  <a:chOff x="19199" y="18902"/>
+                                  <a:chExt cx="4816" cy="2273"/>
                                 </a:xfrm>
                               </wpg:grpSpPr>
                               <pic:pic xmlns:pic="http://schemas.openxmlformats.org/drawingml/2006/picture">
                                 <pic:nvPicPr>
-                                  <pic:cNvPr id="7" name="图片 1" descr="24f613a0-66be-430b-9e80-270d3393fac5"/>
-                                  <pic:cNvPicPr>
-                                    <a:picLocks noChangeAspect="1"/>
-                                  </pic:cNvPicPr>
-                                </pic:nvPicPr>
-                                <pic:blipFill>
-                                  <a:blip r:embed="rId12"/>
-                                  <a:srcRect l="43292" t="26660" r="21693" b="24394"/>
-                                  <a:stretch>
-                                    <a:fillRect/>
-                                  </a:stretch>
-                                </pic:blipFill>
-                                <pic:spPr>
-                                  <a:xfrm rot="16200000">
-                                    <a:off x="18366" y="39740"/>
-                                    <a:ext cx="506" cy="1327"/>
-                                  </a:xfrm>
-                                  <a:prstGeom prst="rect">
-                                    <a:avLst/>
-                                  </a:prstGeom>
-                                </pic:spPr>
-                              </pic:pic>
-                              <pic:pic xmlns:pic="http://schemas.openxmlformats.org/drawingml/2006/picture">
-                                <pic:nvPicPr>
-                                  <pic:cNvPr id="29" name="图片 29" descr="IMG_256"/>
+                                  <pic:cNvPr id="16" name="图片 6" descr="蔡冬雪"/>
                                   <pic:cNvPicPr>
                                     <a:picLocks noChangeAspect="1"/>
                                   </pic:cNvPicPr>
@@ -5874,20 +5300,51 @@
                                       </a:clrTo>
                                     </a:clrChange>
                                   </a:blip>
+                                  <a:srcRect l="18656" t="33322" r="18897" b="26699"/>
                                   <a:stretch>
                                     <a:fillRect/>
                                   </a:stretch>
                                 </pic:blipFill>
                                 <pic:spPr>
                                   <a:xfrm>
-                                    <a:off x="21195" y="40098"/>
-                                    <a:ext cx="975" cy="570"/>
+                                    <a:off x="19199" y="19551"/>
+                                    <a:ext cx="1261" cy="566"/>
+                                  </a:xfrm>
+                                  <a:prstGeom prst="rect">
+                                    <a:avLst/>
+                                  </a:prstGeom>
+                                </pic:spPr>
+                              </pic:pic>
+                              <pic:pic xmlns:pic="http://schemas.openxmlformats.org/drawingml/2006/picture">
+                                <pic:nvPicPr>
+                                  <pic:cNvPr id="21" name="图片 25"/>
+                                  <pic:cNvPicPr>
+                                    <a:picLocks noChangeAspect="1" noChangeArrowheads="1"/>
+                                  </pic:cNvPicPr>
+                                </pic:nvPicPr>
+                                <pic:blipFill>
+                                  <a:blip r:embed="rId10">
+                                    <a:extLst>
+                                      <a:ext uri="{28A0092B-C50C-407E-A947-70E740481C1C}">
+                                        <a14:useLocalDpi xmlns:a14="http://schemas.microsoft.com/office/drawing/2010/main" val="0"/>
+                                      </a:ext>
+                                    </a:extLst>
+                                  </a:blip>
+                                  <a:srcRect/>
+                                  <a:stretch>
+                                    <a:fillRect/>
+                                  </a:stretch>
+                                </pic:blipFill>
+                                <pic:spPr>
+                                  <a:xfrm>
+                                    <a:off x="21742" y="18902"/>
+                                    <a:ext cx="2273" cy="2273"/>
                                   </a:xfrm>
                                   <a:prstGeom prst="rect">
                                     <a:avLst/>
                                   </a:prstGeom>
                                   <a:noFill/>
-                                  <a:ln w="9525">
+                                  <a:ln>
                                     <a:noFill/>
                                   </a:ln>
                                 </pic:spPr>
@@ -5895,36 +5352,39 @@
                             </wpg:grpSp>
                             <pic:pic xmlns:pic="http://schemas.openxmlformats.org/drawingml/2006/picture">
                               <pic:nvPicPr>
-                                <pic:cNvPr id="31" name="图片 25"/>
+                                <pic:cNvPr id="11" name="图片 4" descr="王建丽"/>
                                 <pic:cNvPicPr>
-                                  <a:picLocks noChangeAspect="1" noChangeArrowheads="1"/>
+                                  <a:picLocks noChangeAspect="1"/>
                                 </pic:cNvPicPr>
                               </pic:nvPicPr>
                               <pic:blipFill>
                                 <a:blip r:embed="rId11">
-                                  <a:extLst>
-                                    <a:ext uri="{28A0092B-C50C-407E-A947-70E740481C1C}">
-                                      <a14:useLocalDpi xmlns:a14="http://schemas.microsoft.com/office/drawing/2010/main" val="0"/>
-                                    </a:ext>
-                                  </a:extLst>
+                                  <a:clrChange>
+                                    <a:clrFrom>
+                                      <a:srgbClr val="FFFFFF">
+                                        <a:alpha val="100000"/>
+                                      </a:srgbClr>
+                                    </a:clrFrom>
+                                    <a:clrTo>
+                                      <a:srgbClr val="FFFFFF">
+                                        <a:alpha val="100000"/>
+                                        <a:alpha val="0"/>
+                                      </a:srgbClr>
+                                    </a:clrTo>
+                                  </a:clrChange>
                                 </a:blip>
-                                <a:srcRect/>
                                 <a:stretch>
                                   <a:fillRect/>
                                 </a:stretch>
                               </pic:blipFill>
                               <pic:spPr>
                                 <a:xfrm>
-                                  <a:off x="20622" y="39496"/>
-                                  <a:ext cx="2273" cy="2273"/>
+                                  <a:off x="22261" y="19395"/>
+                                  <a:ext cx="1258" cy="713"/>
                                 </a:xfrm>
                                 <a:prstGeom prst="rect">
                                   <a:avLst/>
                                 </a:prstGeom>
-                                <a:noFill/>
-                                <a:ln>
-                                  <a:noFill/>
-                                </a:ln>
                               </pic:spPr>
                             </pic:pic>
                           </wpg:wgp>
@@ -5935,27 +5395,27 @@
                 </mc:Choice>
                 <mc:Fallback>
                   <w:pict>
-                    <v:group id="_x0000_s1026" o:spid="_x0000_s1026" o:spt="203" style="position:absolute;left:0pt;margin-left:0pt;margin-top:-38.65pt;height:113.6pt;width:246.9pt;z-index:251664384;mso-width-relative:page;mso-height-relative:page;" coordorigin="17956,39496" coordsize="4938,2272" o:gfxdata="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">
+                    <v:group id="_x0000_s1026" o:spid="_x0000_s1026" o:spt="203" style="position:absolute;left:0pt;margin-left:0.6pt;margin-top:-37.8pt;height:113.6pt;width:240.8pt;z-index:251663360;mso-width-relative:page;mso-height-relative:page;" coordorigin="19211,18842" coordsize="4816,2272" o:gfxdata="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">
                       <o:lock v:ext="edit" aspectratio="f"/>
-                      <v:group id="组合 30" o:spid="_x0000_s1026" o:spt="203" style="position:absolute;left:17956;top:40098;height:570;width:4213;" coordorigin="17956,40098" coordsize="4213,570" o:gfxdata="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">
+                      <v:group id="组合 6" o:spid="_x0000_s1026" o:spt="203" style="position:absolute;left:19211;top:18842;height:2273;width:4816;" coordorigin="19199,18902" coordsize="4816,2273" o:gfxdata="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">
                         <o:lock v:ext="edit" aspectratio="f"/>
-                        <v:shape id="图片 1" o:spid="_x0000_s1026" o:spt="75" alt="24f613a0-66be-430b-9e80-270d3393fac5" type="#_x0000_t75" style="position:absolute;left:18366;top:39740;height:1327;width:506;rotation:-5898240f;" filled="f" o:preferrelative="t" stroked="f" coordsize="21600,21600" o:gfxdata="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">
+                        <v:shape id="图片 6" o:spid="_x0000_s1026" o:spt="75" alt="蔡冬雪" type="#_x0000_t75" style="position:absolute;left:19199;top:19551;height:566;width:1261;" filled="f" o:preferrelative="t" stroked="f" coordsize="21600,21600" o:gfxdata="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">
                           <v:fill on="f" focussize="0,0"/>
                           <v:stroke on="f"/>
-                          <v:imagedata r:id="rId12" cropleft="28372f" croptop="17472f" cropright="14217f" cropbottom="15987f" o:title=""/>
+                          <v:imagedata r:id="rId9" cropleft="12226f" croptop="21838f" cropright="12384f" cropbottom="17497f" chromakey="#FFFFFF" o:title=""/>
                           <o:lock v:ext="edit" aspectratio="t"/>
                         </v:shape>
-                        <v:shape id="_x0000_s1026" o:spid="_x0000_s1026" o:spt="75" alt="IMG_256" type="#_x0000_t75" style="position:absolute;left:21195;top:40098;height:570;width:975;" filled="f" o:preferrelative="t" stroked="f" coordsize="21600,21600" o:gfxdata="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">
+                        <v:shape id="图片 25" o:spid="_x0000_s1026" o:spt="75" type="#_x0000_t75" style="position:absolute;left:21742;top:18902;height:2273;width:2273;" filled="f" o:preferrelative="t" stroked="f" coordsize="21600,21600" o:gfxdata="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">
                           <v:fill on="f" focussize="0,0"/>
                           <v:stroke on="f"/>
-                          <v:imagedata r:id="rId9" chromakey="#FFFFFF" o:title=""/>
+                          <v:imagedata r:id="rId10" o:title=""/>
                           <o:lock v:ext="edit" aspectratio="t"/>
                         </v:shape>
                       </v:group>
-                      <v:shape id="图片 25" o:spid="_x0000_s1026" o:spt="75" type="#_x0000_t75" style="position:absolute;left:20622;top:39496;height:2273;width:2273;" filled="f" o:preferrelative="t" stroked="f" coordsize="21600,21600" o:gfxdata="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">
+                      <v:shape id="图片 4" o:spid="_x0000_s1026" o:spt="75" alt="王建丽" type="#_x0000_t75" style="position:absolute;left:22261;top:19395;height:713;width:1258;" filled="f" o:preferrelative="t" stroked="f" coordsize="21600,21600" o:gfxdata="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">
                         <v:fill on="f" focussize="0,0"/>
                         <v:stroke on="f"/>
-                        <v:imagedata r:id="rId11" o:title=""/>
+                        <v:imagedata r:id="rId11" chromakey="#FFFFFF" o:title=""/>
                         <o:lock v:ext="edit" aspectratio="t"/>
                       </v:shape>
                     </v:group>
@@ -6225,7 +5685,7 @@
           <w:szCs w:val="24"/>
           <w:lang w:eastAsia="zh-CN"/>
         </w:rPr>
-        <w:t>3</w:t>
+        <w:t>2</w:t>
       </w:r>
       <w:r>
         <w:rPr>
@@ -6249,10 +5709,9 @@
     <w:p>
       <w:pPr>
         <w:rPr>
-          <w:rFonts w:ascii="Times New Roman" w:hAnsi="Times New Roman" w:eastAsia="微软雅黑" w:cs="Times New Roman"/>
+          <w:rFonts w:hint="default"/>
           <w:sz w:val="24"/>
-          <w:szCs w:val="24"/>
-          <w:lang w:eastAsia="zh-CN"/>
+          <w:lang w:val="en-US" w:eastAsia="zh-CN"/>
         </w:rPr>
       </w:pPr>
     </w:p>
@@ -6344,23 +5803,23 @@
             </w:pPr>
             <w:r>
               <w:rPr>
-                <w:sz w:val="24"/>
+                <w:sz w:val="22"/>
               </w:rPr>
               <mc:AlternateContent>
                 <mc:Choice Requires="wpg">
                   <w:drawing>
-                    <wp:anchor distT="0" distB="0" distL="114300" distR="114300" simplePos="0" relativeHeight="251665408" behindDoc="0" locked="0" layoutInCell="1" allowOverlap="1">
+                    <wp:anchor distT="0" distB="0" distL="114300" distR="114300" simplePos="0" relativeHeight="251664384" behindDoc="0" locked="0" layoutInCell="1" allowOverlap="1">
                       <wp:simplePos x="0" y="0"/>
                       <wp:positionH relativeFrom="column">
-                        <wp:posOffset>-59690</wp:posOffset>
+                        <wp:posOffset>0</wp:posOffset>
                       </wp:positionH>
                       <wp:positionV relativeFrom="paragraph">
-                        <wp:posOffset>-527685</wp:posOffset>
+                        <wp:posOffset>-370840</wp:posOffset>
                       </wp:positionV>
-                      <wp:extent cx="3114040" cy="1442720"/>
-                      <wp:effectExtent l="0" t="0" r="10160" b="5080"/>
+                      <wp:extent cx="3134360" cy="1443355"/>
+                      <wp:effectExtent l="0" t="0" r="0" b="0"/>
                       <wp:wrapNone/>
-                      <wp:docPr id="38" name="组合 38"/>
+                      <wp:docPr id="14" name="组合 14"/>
                       <wp:cNvGraphicFramePr/>
                       <a:graphic xmlns:a="http://schemas.openxmlformats.org/drawingml/2006/main">
                         <a:graphicData uri="http://schemas.microsoft.com/office/word/2010/wordprocessingGroup">
@@ -6369,92 +5828,31 @@
                             <wpg:grpSpPr>
                               <a:xfrm>
                                 <a:off x="0" y="0"/>
-                                <a:ext cx="3114040" cy="1442720"/>
-                                <a:chOff x="17862" y="41199"/>
-                                <a:chExt cx="4904" cy="2272"/>
+                                <a:ext cx="3134360" cy="1443355"/>
+                                <a:chOff x="19199" y="20810"/>
+                                <a:chExt cx="4936" cy="2273"/>
                               </a:xfrm>
                             </wpg:grpSpPr>
-                            <pic:pic xmlns:pic="http://schemas.openxmlformats.org/drawingml/2006/picture">
-                              <pic:nvPicPr>
-                                <pic:cNvPr id="6" name="图片 23"/>
-                                <pic:cNvPicPr>
-                                  <a:picLocks noChangeAspect="1" noChangeArrowheads="1"/>
-                                </pic:cNvPicPr>
-                              </pic:nvPicPr>
-                              <pic:blipFill>
-                                <a:blip r:embed="rId11">
-                                  <a:extLst>
-                                    <a:ext uri="{28A0092B-C50C-407E-A947-70E740481C1C}">
-                                      <a14:useLocalDpi xmlns:a14="http://schemas.microsoft.com/office/drawing/2010/main" val="0"/>
-                                    </a:ext>
-                                  </a:extLst>
-                                </a:blip>
-                                <a:srcRect/>
-                                <a:stretch>
-                                  <a:fillRect/>
-                                </a:stretch>
-                              </pic:blipFill>
-                              <pic:spPr>
-                                <a:xfrm>
-                                  <a:off x="20494" y="41199"/>
-                                  <a:ext cx="2273" cy="2273"/>
-                                </a:xfrm>
-                                <a:prstGeom prst="rect">
-                                  <a:avLst/>
-                                </a:prstGeom>
-                                <a:noFill/>
-                                <a:ln>
-                                  <a:noFill/>
-                                </a:ln>
-                              </pic:spPr>
-                            </pic:pic>
                             <wpg:grpSp>
-                              <wpg:cNvPr id="39" name="组合 23"/>
+                              <wpg:cNvPr id="15" name="组合 23"/>
                               <wpg:cNvGrpSpPr/>
                               <wpg:grpSpPr>
                                 <a:xfrm>
-                                  <a:off x="17862" y="41843"/>
-                                  <a:ext cx="4208" cy="652"/>
-                                  <a:chOff x="17862" y="41843"/>
-                                  <a:chExt cx="4208" cy="652"/>
+                                  <a:off x="19199" y="20810"/>
+                                  <a:ext cx="4936" cy="2273"/>
+                                  <a:chOff x="19199" y="20810"/>
+                                  <a:chExt cx="4936" cy="2273"/>
                                 </a:xfrm>
                               </wpg:grpSpPr>
                               <pic:pic xmlns:pic="http://schemas.openxmlformats.org/drawingml/2006/picture">
                                 <pic:nvPicPr>
-                                  <pic:cNvPr id="22" name="图片 59" descr="图片1"/>
+                                  <pic:cNvPr id="12" name="图片 1"/>
                                   <pic:cNvPicPr>
                                     <a:picLocks noChangeAspect="1"/>
                                   </pic:cNvPicPr>
                                 </pic:nvPicPr>
                                 <pic:blipFill>
-                                  <a:blip r:embed="rId13">
-                                    <a:biLevel thresh="50000"/>
-                                  </a:blip>
-                                  <a:srcRect l="7865" t="11797" r="5322" b="19074"/>
-                                  <a:stretch>
-                                    <a:fillRect/>
-                                  </a:stretch>
-                                </pic:blipFill>
-                                <pic:spPr>
-                                  <a:xfrm>
-                                    <a:off x="17862" y="41869"/>
-                                    <a:ext cx="1468" cy="627"/>
-                                  </a:xfrm>
-                                  <a:prstGeom prst="rect">
-                                    <a:avLst/>
-                                  </a:prstGeom>
-                                  <a:noFill/>
-                                </pic:spPr>
-                              </pic:pic>
-                              <pic:pic xmlns:pic="http://schemas.openxmlformats.org/drawingml/2006/picture">
-                                <pic:nvPicPr>
-                                  <pic:cNvPr id="21" name="图片 29" descr="IMG_256"/>
-                                  <pic:cNvPicPr>
-                                    <a:picLocks noChangeAspect="1"/>
-                                  </pic:cNvPicPr>
-                                </pic:nvPicPr>
-                                <pic:blipFill>
-                                  <a:blip r:embed="rId9">
+                                  <a:blip r:embed="rId12">
                                     <a:clrChange>
                                       <a:clrFrom>
                                         <a:srgbClr val="FFFFFF">
@@ -6469,25 +5867,97 @@
                                       </a:clrTo>
                                     </a:clrChange>
                                   </a:blip>
+                                  <a:srcRect l="10922" t="11667"/>
                                   <a:stretch>
                                     <a:fillRect/>
                                   </a:stretch>
                                 </pic:blipFill>
                                 <pic:spPr>
                                   <a:xfrm>
-                                    <a:off x="21096" y="41843"/>
-                                    <a:ext cx="975" cy="570"/>
+                                    <a:off x="19199" y="21203"/>
+                                    <a:ext cx="1672" cy="901"/>
                                   </a:xfrm>
                                   <a:prstGeom prst="rect">
                                     <a:avLst/>
                                   </a:prstGeom>
                                   <a:noFill/>
-                                  <a:ln w="9525">
+                                  <a:ln>
+                                    <a:noFill/>
+                                  </a:ln>
+                                </pic:spPr>
+                              </pic:pic>
+                              <pic:pic xmlns:pic="http://schemas.openxmlformats.org/drawingml/2006/picture">
+                                <pic:nvPicPr>
+                                  <pic:cNvPr id="18" name="图片 25"/>
+                                  <pic:cNvPicPr>
+                                    <a:picLocks noChangeAspect="1" noChangeArrowheads="1"/>
+                                  </pic:cNvPicPr>
+                                </pic:nvPicPr>
+                                <pic:blipFill>
+                                  <a:blip r:embed="rId10">
+                                    <a:extLst>
+                                      <a:ext uri="{28A0092B-C50C-407E-A947-70E740481C1C}">
+                                        <a14:useLocalDpi xmlns:a14="http://schemas.microsoft.com/office/drawing/2010/main" val="0"/>
+                                      </a:ext>
+                                    </a:extLst>
+                                  </a:blip>
+                                  <a:srcRect/>
+                                  <a:stretch>
+                                    <a:fillRect/>
+                                  </a:stretch>
+                                </pic:blipFill>
+                                <pic:spPr>
+                                  <a:xfrm>
+                                    <a:off x="21862" y="20810"/>
+                                    <a:ext cx="2273" cy="2273"/>
+                                  </a:xfrm>
+                                  <a:prstGeom prst="rect">
+                                    <a:avLst/>
+                                  </a:prstGeom>
+                                  <a:noFill/>
+                                  <a:ln>
                                     <a:noFill/>
                                   </a:ln>
                                 </pic:spPr>
                               </pic:pic>
                             </wpg:grpSp>
+                            <pic:pic xmlns:pic="http://schemas.openxmlformats.org/drawingml/2006/picture">
+                              <pic:nvPicPr>
+                                <pic:cNvPr id="13" name="图片 11" descr="王建丽"/>
+                                <pic:cNvPicPr>
+                                  <a:picLocks noChangeAspect="1"/>
+                                </pic:cNvPicPr>
+                              </pic:nvPicPr>
+                              <pic:blipFill>
+                                <a:blip r:embed="rId11">
+                                  <a:clrChange>
+                                    <a:clrFrom>
+                                      <a:srgbClr val="FFFFFF">
+                                        <a:alpha val="100000"/>
+                                      </a:srgbClr>
+                                    </a:clrFrom>
+                                    <a:clrTo>
+                                      <a:srgbClr val="FFFFFF">
+                                        <a:alpha val="100000"/>
+                                        <a:alpha val="0"/>
+                                      </a:srgbClr>
+                                    </a:clrTo>
+                                  </a:clrChange>
+                                </a:blip>
+                                <a:stretch>
+                                  <a:fillRect/>
+                                </a:stretch>
+                              </pic:blipFill>
+                              <pic:spPr>
+                                <a:xfrm>
+                                  <a:off x="22321" y="21215"/>
+                                  <a:ext cx="1488" cy="842"/>
+                                </a:xfrm>
+                                <a:prstGeom prst="rect">
+                                  <a:avLst/>
+                                </a:prstGeom>
+                              </pic:spPr>
+                            </pic:pic>
                           </wpg:wgp>
                         </a:graphicData>
                       </a:graphic>
@@ -6496,29 +5966,29 @@
                 </mc:Choice>
                 <mc:Fallback>
                   <w:pict>
-                    <v:group id="_x0000_s1026" o:spid="_x0000_s1026" o:spt="203" style="position:absolute;left:0pt;margin-left:-4.7pt;margin-top:-41.55pt;height:113.6pt;width:245.2pt;z-index:251665408;mso-width-relative:page;mso-height-relative:page;" coordorigin="17862,41199" coordsize="4904,2272" o:gfxdata="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">
+                    <v:group id="_x0000_s1026" o:spid="_x0000_s1026" o:spt="203" style="position:absolute;left:0pt;margin-left:0pt;margin-top:-29.2pt;height:113.65pt;width:246.8pt;z-index:251664384;mso-width-relative:page;mso-height-relative:page;" coordorigin="19199,20810" coordsize="4936,2273" o:gfxdata="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">
                       <o:lock v:ext="edit" aspectratio="f"/>
-                      <v:shape id="图片 23" o:spid="_x0000_s1026" o:spt="75" type="#_x0000_t75" style="position:absolute;left:20494;top:41199;height:2273;width:2273;" filled="f" o:preferrelative="t" stroked="f" coordsize="21600,21600" o:gfxdata="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">
-                        <v:fill on="f" focussize="0,0"/>
-                        <v:stroke on="f"/>
-                        <v:imagedata r:id="rId11" o:title=""/>
-                        <o:lock v:ext="edit" aspectratio="t"/>
-                      </v:shape>
-                      <v:group id="组合 23" o:spid="_x0000_s1026" o:spt="203" style="position:absolute;left:17862;top:41843;height:652;width:4208;" coordorigin="17862,41843" coordsize="4208,652" o:gfxdata="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">
+                      <v:group id="组合 23" o:spid="_x0000_s1026" o:spt="203" style="position:absolute;left:19199;top:20810;height:2273;width:4936;" coordorigin="19199,20810" coordsize="4936,2273" o:gfxdata="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">
                         <o:lock v:ext="edit" aspectratio="f"/>
-                        <v:shape id="图片 59" o:spid="_x0000_s1026" o:spt="75" alt="图片1" type="#_x0000_t75" style="position:absolute;left:17862;top:41869;height:627;width:1468;" filled="f" o:preferrelative="t" stroked="f" coordsize="21600,21600" o:gfxdata="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">
+                        <v:shape id="图片 1" o:spid="_x0000_s1026" o:spt="75" type="#_x0000_t75" style="position:absolute;left:19199;top:21203;height:901;width:1672;" filled="f" o:preferrelative="t" stroked="f" coordsize="21600,21600" o:gfxdata="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">
                           <v:fill on="f" focussize="0,0"/>
                           <v:stroke on="f"/>
-                          <v:imagedata r:id="rId13" cropleft="5154f" croptop="7731f" cropright="3488f" cropbottom="12500f" grayscale="t" bilevel="t" o:title=""/>
+                          <v:imagedata r:id="rId12" cropleft="7158f" croptop="7646f" chromakey="#FFFFFF" o:title=""/>
                           <o:lock v:ext="edit" aspectratio="t"/>
                         </v:shape>
-                        <v:shape id="图片 29" o:spid="_x0000_s1026" o:spt="75" alt="IMG_256" type="#_x0000_t75" style="position:absolute;left:21096;top:41843;height:570;width:975;" filled="f" o:preferrelative="t" stroked="f" coordsize="21600,21600" o:gfxdata="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">
+                        <v:shape id="图片 25" o:spid="_x0000_s1026" o:spt="75" type="#_x0000_t75" style="position:absolute;left:21862;top:20810;height:2273;width:2273;" filled="f" o:preferrelative="t" stroked="f" coordsize="21600,21600" o:gfxdata="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">
                           <v:fill on="f" focussize="0,0"/>
                           <v:stroke on="f"/>
-                          <v:imagedata r:id="rId9" chromakey="#FFFFFF" o:title=""/>
+                          <v:imagedata r:id="rId10" o:title=""/>
                           <o:lock v:ext="edit" aspectratio="t"/>
                         </v:shape>
                       </v:group>
+                      <v:shape id="图片 11" o:spid="_x0000_s1026" o:spt="75" alt="王建丽" type="#_x0000_t75" style="position:absolute;left:22321;top:21215;height:842;width:1488;" filled="f" o:preferrelative="t" stroked="f" coordsize="21600,21600" o:gfxdata="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">
+                        <v:fill on="f" focussize="0,0"/>
+                        <v:stroke on="f"/>
+                        <v:imagedata r:id="rId11" chromakey="#FFFFFF" o:title=""/>
+                        <o:lock v:ext="edit" aspectratio="t"/>
+                      </v:shape>
                     </v:group>
                   </w:pict>
                 </mc:Fallback>
@@ -6755,1317 +6225,6 @@
     <w:p>
       <w:pPr>
         <w:rPr>
-          <w:rFonts w:ascii="Times New Roman" w:hAnsi="Times New Roman" w:eastAsia="微软雅黑" w:cs="Times New Roman"/>
-          <w:sz w:val="24"/>
-          <w:szCs w:val="24"/>
-          <w:lang w:eastAsia="zh-CN"/>
-        </w:rPr>
-      </w:pPr>
-      <w:r>
-        <w:rPr>
-          <w:rFonts w:hint="eastAsia" w:ascii="Times New Roman" w:hAnsi="Times New Roman" w:eastAsia="微软雅黑" w:cs="Times New Roman"/>
-          <w:sz w:val="24"/>
-          <w:szCs w:val="24"/>
-          <w:lang w:eastAsia="zh-CN"/>
-        </w:rPr>
-        <w:t xml:space="preserve">{% endif %}{% if testedby == </w:t>
-      </w:r>
-      <w:r>
-        <w:rPr>
-          <w:rFonts w:ascii="Times New Roman" w:hAnsi="Times New Roman" w:eastAsia="微软雅黑" w:cs="Times New Roman"/>
-          <w:sz w:val="24"/>
-          <w:szCs w:val="24"/>
-          <w:lang w:eastAsia="zh-CN"/>
-        </w:rPr>
-        <w:t>“</w:t>
-      </w:r>
-      <w:r>
-        <w:rPr>
-          <w:rFonts w:hint="eastAsia" w:ascii="Times New Roman" w:hAnsi="Times New Roman" w:eastAsia="微软雅黑" w:cs="Times New Roman"/>
-          <w:sz w:val="24"/>
-          <w:szCs w:val="24"/>
-          <w:lang w:eastAsia="zh-CN"/>
-        </w:rPr>
-        <w:t>4</w:t>
-      </w:r>
-      <w:r>
-        <w:rPr>
-          <w:rFonts w:ascii="Times New Roman" w:hAnsi="Times New Roman" w:eastAsia="微软雅黑" w:cs="Times New Roman"/>
-          <w:sz w:val="24"/>
-          <w:szCs w:val="24"/>
-          <w:lang w:eastAsia="zh-CN"/>
-        </w:rPr>
-        <w:t>”</w:t>
-      </w:r>
-      <w:r>
-        <w:rPr>
-          <w:rFonts w:hint="eastAsia" w:ascii="Times New Roman" w:hAnsi="Times New Roman" w:eastAsia="微软雅黑" w:cs="Times New Roman"/>
-          <w:sz w:val="24"/>
-          <w:szCs w:val="24"/>
-          <w:lang w:eastAsia="zh-CN"/>
-        </w:rPr>
-        <w:t xml:space="preserve"> %}</w:t>
-      </w:r>
-    </w:p>
-    <w:p>
-      <w:pPr>
-        <w:rPr>
-          <w:rFonts w:ascii="Times New Roman" w:hAnsi="Times New Roman" w:eastAsia="微软雅黑" w:cs="Times New Roman"/>
-          <w:sz w:val="24"/>
-          <w:szCs w:val="24"/>
-          <w:lang w:eastAsia="zh-CN"/>
-        </w:rPr>
-      </w:pPr>
-    </w:p>
-    <w:p>
-      <w:pPr>
-        <w:rPr>
-          <w:rFonts w:ascii="Times New Roman" w:hAnsi="Times New Roman" w:eastAsia="微软雅黑" w:cs="Times New Roman"/>
-          <w:sz w:val="24"/>
-          <w:szCs w:val="24"/>
-          <w:lang w:eastAsia="zh-CN"/>
-        </w:rPr>
-      </w:pPr>
-    </w:p>
-    <w:tbl>
-      <w:tblPr>
-        <w:tblStyle w:val="33"/>
-        <w:tblW w:w="6772" w:type="dxa"/>
-        <w:jc w:val="right"/>
-        <w:tblLayout w:type="fixed"/>
-        <w:tblCellMar>
-          <w:top w:w="0" w:type="dxa"/>
-          <w:left w:w="0" w:type="dxa"/>
-          <w:bottom w:w="0" w:type="dxa"/>
-          <w:right w:w="0" w:type="dxa"/>
-        </w:tblCellMar>
-      </w:tblPr>
-      <w:tblGrid>
-        <w:gridCol w:w="1272"/>
-        <w:gridCol w:w="2040"/>
-        <w:gridCol w:w="1166"/>
-        <w:gridCol w:w="2294"/>
-      </w:tblGrid>
-      <w:tr>
-        <w:trPr>
-          <w:trHeight w:val="441" w:hRule="exact"/>
-          <w:jc w:val="right"/>
-        </w:trPr>
-        <w:tc>
-          <w:tcPr>
-            <w:tcW w:w="1272" w:type="dxa"/>
-            <w:vAlign w:val="center"/>
-          </w:tcPr>
-          <w:p>
-            <w:pPr>
-              <w:pStyle w:val="21"/>
-              <w:spacing w:before="13"/>
-              <w:ind w:left="13" w:right="95"/>
-              <w:jc w:val="both"/>
-              <w:rPr>
-                <w:rFonts w:ascii="Times New Roman" w:hAnsi="Times New Roman" w:cs="Times New Roman"/>
-                <w:b/>
-                <w:sz w:val="24"/>
-                <w:szCs w:val="24"/>
-              </w:rPr>
-            </w:pPr>
-            <w:r>
-              <w:rPr>
-                <w:rFonts w:ascii="Times New Roman" w:hAnsi="Times New Roman" w:cs="Times New Roman"/>
-                <w:b/>
-                <w:sz w:val="24"/>
-                <w:szCs w:val="24"/>
-              </w:rPr>
-              <w:t>检测人：</w:t>
-            </w:r>
-          </w:p>
-        </w:tc>
-        <w:tc>
-          <w:tcPr>
-            <w:tcW w:w="2040" w:type="dxa"/>
-            <w:vAlign w:val="center"/>
-          </w:tcPr>
-          <w:p>
-            <w:pPr>
-              <w:pStyle w:val="21"/>
-              <w:spacing w:before="13"/>
-              <w:jc w:val="both"/>
-              <w:rPr>
-                <w:rFonts w:ascii="Times New Roman" w:hAnsi="Times New Roman" w:cs="Times New Roman"/>
-                <w:b/>
-                <w:sz w:val="24"/>
-                <w:szCs w:val="24"/>
-              </w:rPr>
-            </w:pPr>
-            <w:r>
-              <w:rPr>
-                <w:sz w:val="24"/>
-              </w:rPr>
-              <mc:AlternateContent>
-                <mc:Choice Requires="wpg">
-                  <w:drawing>
-                    <wp:anchor distT="0" distB="0" distL="114300" distR="114300" simplePos="0" relativeHeight="251666432" behindDoc="0" locked="0" layoutInCell="1" allowOverlap="1">
-                      <wp:simplePos x="0" y="0"/>
-                      <wp:positionH relativeFrom="column">
-                        <wp:posOffset>12700</wp:posOffset>
-                      </wp:positionH>
-                      <wp:positionV relativeFrom="paragraph">
-                        <wp:posOffset>-514985</wp:posOffset>
-                      </wp:positionV>
-                      <wp:extent cx="3150235" cy="1442720"/>
-                      <wp:effectExtent l="0" t="0" r="4445" b="5080"/>
-                      <wp:wrapNone/>
-                      <wp:docPr id="40" name="组合 40"/>
-                      <wp:cNvGraphicFramePr/>
-                      <a:graphic xmlns:a="http://schemas.openxmlformats.org/drawingml/2006/main">
-                        <a:graphicData uri="http://schemas.microsoft.com/office/word/2010/wordprocessingGroup">
-                          <wpg:wgp>
-                            <wpg:cNvGrpSpPr/>
-                            <wpg:grpSpPr>
-                              <a:xfrm>
-                                <a:off x="0" y="0"/>
-                                <a:ext cx="3150235" cy="1442720"/>
-                                <a:chOff x="17976" y="42945"/>
-                                <a:chExt cx="4961" cy="2272"/>
-                              </a:xfrm>
-                            </wpg:grpSpPr>
-                            <pic:pic xmlns:pic="http://schemas.openxmlformats.org/drawingml/2006/picture">
-                              <pic:nvPicPr>
-                                <pic:cNvPr id="9" name="图片 25"/>
-                                <pic:cNvPicPr>
-                                  <a:picLocks noChangeAspect="1" noChangeArrowheads="1"/>
-                                </pic:cNvPicPr>
-                              </pic:nvPicPr>
-                              <pic:blipFill>
-                                <a:blip r:embed="rId11">
-                                  <a:extLst>
-                                    <a:ext uri="{28A0092B-C50C-407E-A947-70E740481C1C}">
-                                      <a14:useLocalDpi xmlns:a14="http://schemas.microsoft.com/office/drawing/2010/main" val="0"/>
-                                    </a:ext>
-                                  </a:extLst>
-                                </a:blip>
-                                <a:srcRect/>
-                                <a:stretch>
-                                  <a:fillRect/>
-                                </a:stretch>
-                              </pic:blipFill>
-                              <pic:spPr>
-                                <a:xfrm>
-                                  <a:off x="20665" y="42945"/>
-                                  <a:ext cx="2273" cy="2273"/>
-                                </a:xfrm>
-                                <a:prstGeom prst="rect">
-                                  <a:avLst/>
-                                </a:prstGeom>
-                                <a:noFill/>
-                                <a:ln>
-                                  <a:noFill/>
-                                </a:ln>
-                              </pic:spPr>
-                            </pic:pic>
-                            <wpg:grpSp>
-                              <wpg:cNvPr id="41" name="组合 27"/>
-                              <wpg:cNvGrpSpPr/>
-                              <wpg:grpSpPr>
-                                <a:xfrm>
-                                  <a:off x="17976" y="43614"/>
-                                  <a:ext cx="4551" cy="626"/>
-                                  <a:chOff x="17976" y="43614"/>
-                                  <a:chExt cx="4551" cy="626"/>
-                                </a:xfrm>
-                              </wpg:grpSpPr>
-                              <pic:pic xmlns:pic="http://schemas.openxmlformats.org/drawingml/2006/picture">
-                                <pic:nvPicPr>
-                                  <pic:cNvPr id="8" name="图片 29" descr="IMG_256"/>
-                                  <pic:cNvPicPr>
-                                    <a:picLocks noChangeAspect="1"/>
-                                  </pic:cNvPicPr>
-                                </pic:nvPicPr>
-                                <pic:blipFill>
-                                  <a:blip r:embed="rId9">
-                                    <a:clrChange>
-                                      <a:clrFrom>
-                                        <a:srgbClr val="FFFFFF">
-                                          <a:alpha val="100000"/>
-                                        </a:srgbClr>
-                                      </a:clrFrom>
-                                      <a:clrTo>
-                                        <a:srgbClr val="FFFFFF">
-                                          <a:alpha val="100000"/>
-                                          <a:alpha val="0"/>
-                                        </a:srgbClr>
-                                      </a:clrTo>
-                                    </a:clrChange>
-                                  </a:blip>
-                                  <a:stretch>
-                                    <a:fillRect/>
-                                  </a:stretch>
-                                </pic:blipFill>
-                                <pic:spPr>
-                                  <a:xfrm>
-                                    <a:off x="17976" y="43615"/>
-                                    <a:ext cx="975" cy="570"/>
-                                  </a:xfrm>
-                                  <a:prstGeom prst="rect">
-                                    <a:avLst/>
-                                  </a:prstGeom>
-                                  <a:noFill/>
-                                  <a:ln w="9525">
-                                    <a:noFill/>
-                                  </a:ln>
-                                </pic:spPr>
-                              </pic:pic>
-                              <pic:pic xmlns:pic="http://schemas.openxmlformats.org/drawingml/2006/picture">
-                                <pic:nvPicPr>
-                                  <pic:cNvPr id="26" name="图片 59" descr="图片1"/>
-                                  <pic:cNvPicPr>
-                                    <a:picLocks noChangeAspect="1"/>
-                                  </pic:cNvPicPr>
-                                </pic:nvPicPr>
-                                <pic:blipFill>
-                                  <a:blip r:embed="rId13">
-                                    <a:biLevel thresh="50000"/>
-                                  </a:blip>
-                                  <a:srcRect l="7865" t="11797" r="5322" b="19074"/>
-                                  <a:stretch>
-                                    <a:fillRect/>
-                                  </a:stretch>
-                                </pic:blipFill>
-                                <pic:spPr>
-                                  <a:xfrm>
-                                    <a:off x="21059" y="43614"/>
-                                    <a:ext cx="1468" cy="627"/>
-                                  </a:xfrm>
-                                  <a:prstGeom prst="rect">
-                                    <a:avLst/>
-                                  </a:prstGeom>
-                                  <a:noFill/>
-                                </pic:spPr>
-                              </pic:pic>
-                            </wpg:grpSp>
-                          </wpg:wgp>
-                        </a:graphicData>
-                      </a:graphic>
-                    </wp:anchor>
-                  </w:drawing>
-                </mc:Choice>
-                <mc:Fallback>
-                  <w:pict>
-                    <v:group id="_x0000_s1026" o:spid="_x0000_s1026" o:spt="203" style="position:absolute;left:0pt;margin-left:1pt;margin-top:-40.55pt;height:113.6pt;width:248.05pt;z-index:251666432;mso-width-relative:page;mso-height-relative:page;" coordorigin="17976,42945" coordsize="4961,2272" o:gfxdata="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">
-                      <o:lock v:ext="edit" aspectratio="f"/>
-                      <v:shape id="图片 25" o:spid="_x0000_s1026" o:spt="75" type="#_x0000_t75" style="position:absolute;left:20665;top:42945;height:2273;width:2273;" filled="f" o:preferrelative="t" stroked="f" coordsize="21600,21600" o:gfxdata="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">
-                        <v:fill on="f" focussize="0,0"/>
-                        <v:stroke on="f"/>
-                        <v:imagedata r:id="rId11" o:title=""/>
-                        <o:lock v:ext="edit" aspectratio="t"/>
-                      </v:shape>
-                      <v:group id="组合 27" o:spid="_x0000_s1026" o:spt="203" style="position:absolute;left:17976;top:43614;height:626;width:4551;" coordorigin="17976,43614" coordsize="4551,626" o:gfxdata="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">
-                        <o:lock v:ext="edit" aspectratio="f"/>
-                        <v:shape id="图片 29" o:spid="_x0000_s1026" o:spt="75" alt="IMG_256" type="#_x0000_t75" style="position:absolute;left:17976;top:43615;height:570;width:975;" filled="f" o:preferrelative="t" stroked="f" coordsize="21600,21600" o:gfxdata="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">
-                          <v:fill on="f" focussize="0,0"/>
-                          <v:stroke on="f"/>
-                          <v:imagedata r:id="rId9" chromakey="#FFFFFF" o:title=""/>
-                          <o:lock v:ext="edit" aspectratio="t"/>
-                        </v:shape>
-                        <v:shape id="图片 59" o:spid="_x0000_s1026" o:spt="75" alt="图片1" type="#_x0000_t75" style="position:absolute;left:21059;top:43614;height:627;width:1468;" filled="f" o:preferrelative="t" stroked="f" coordsize="21600,21600" o:gfxdata="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">
-                          <v:fill on="f" focussize="0,0"/>
-                          <v:stroke on="f"/>
-                          <v:imagedata r:id="rId13" cropleft="5154f" croptop="7731f" cropright="3488f" cropbottom="12500f" grayscale="t" bilevel="t" o:title=""/>
-                          <o:lock v:ext="edit" aspectratio="t"/>
-                        </v:shape>
-                      </v:group>
-                    </v:group>
-                  </w:pict>
-                </mc:Fallback>
-              </mc:AlternateContent>
-            </w:r>
-          </w:p>
-        </w:tc>
-        <w:tc>
-          <w:tcPr>
-            <w:tcW w:w="1166" w:type="dxa"/>
-            <w:vAlign w:val="center"/>
-          </w:tcPr>
-          <w:p>
-            <w:pPr>
-              <w:pStyle w:val="21"/>
-              <w:spacing w:before="13"/>
-              <w:jc w:val="both"/>
-              <w:rPr>
-                <w:rFonts w:ascii="Times New Roman" w:hAnsi="Times New Roman" w:cs="Times New Roman"/>
-                <w:b/>
-                <w:sz w:val="24"/>
-                <w:szCs w:val="24"/>
-              </w:rPr>
-            </w:pPr>
-            <w:r>
-              <w:rPr>
-                <w:rFonts w:ascii="Times New Roman" w:hAnsi="Times New Roman" w:cs="Times New Roman"/>
-                <w:b/>
-                <w:sz w:val="24"/>
-                <w:szCs w:val="24"/>
-              </w:rPr>
-              <w:t>复核人</w:t>
-            </w:r>
-            <w:r>
-              <w:rPr>
-                <w:rFonts w:ascii="Times New Roman" w:hAnsi="Times New Roman" w:cs="Times New Roman"/>
-                <w:b/>
-                <w:sz w:val="24"/>
-                <w:szCs w:val="24"/>
-                <w:lang w:eastAsia="zh-CN"/>
-              </w:rPr>
-              <w:t>：</w:t>
-            </w:r>
-          </w:p>
-        </w:tc>
-        <w:tc>
-          <w:tcPr>
-            <w:tcW w:w="2294" w:type="dxa"/>
-            <w:vAlign w:val="center"/>
-          </w:tcPr>
-          <w:p>
-            <w:pPr>
-              <w:pStyle w:val="21"/>
-              <w:spacing w:before="13"/>
-              <w:ind w:right="15"/>
-              <w:jc w:val="both"/>
-              <w:rPr>
-                <w:rFonts w:ascii="Times New Roman" w:hAnsi="Times New Roman" w:cs="Times New Roman"/>
-                <w:b/>
-                <w:sz w:val="24"/>
-                <w:szCs w:val="24"/>
-              </w:rPr>
-            </w:pPr>
-          </w:p>
-        </w:tc>
-      </w:tr>
-      <w:tr>
-        <w:tblPrEx>
-          <w:tblCellMar>
-            <w:top w:w="0" w:type="dxa"/>
-            <w:left w:w="0" w:type="dxa"/>
-            <w:bottom w:w="0" w:type="dxa"/>
-            <w:right w:w="0" w:type="dxa"/>
-          </w:tblCellMar>
-        </w:tblPrEx>
-        <w:trPr>
-          <w:trHeight w:val="457" w:hRule="exact"/>
-          <w:jc w:val="right"/>
-        </w:trPr>
-        <w:tc>
-          <w:tcPr>
-            <w:tcW w:w="1272" w:type="dxa"/>
-            <w:vAlign w:val="center"/>
-          </w:tcPr>
-          <w:p>
-            <w:pPr>
-              <w:pStyle w:val="21"/>
-              <w:spacing w:line="341" w:lineRule="exact"/>
-              <w:ind w:left="13" w:right="165"/>
-              <w:jc w:val="both"/>
-              <w:rPr>
-                <w:rFonts w:ascii="Times New Roman" w:hAnsi="Times New Roman" w:cs="Times New Roman"/>
-                <w:b/>
-                <w:sz w:val="24"/>
-                <w:szCs w:val="24"/>
-              </w:rPr>
-            </w:pPr>
-            <w:r>
-              <w:rPr>
-                <w:rFonts w:ascii="Times New Roman" w:hAnsi="Times New Roman" w:cs="Times New Roman"/>
-                <w:b/>
-                <w:sz w:val="24"/>
-                <w:szCs w:val="24"/>
-              </w:rPr>
-              <w:t>日</w:t>
-            </w:r>
-            <w:r>
-              <w:rPr>
-                <w:rFonts w:ascii="Times New Roman" w:hAnsi="Times New Roman" w:cs="Times New Roman"/>
-                <w:b/>
-                <w:sz w:val="24"/>
-                <w:szCs w:val="24"/>
-                <w:lang w:eastAsia="zh-CN"/>
-              </w:rPr>
-              <w:t xml:space="preserve">  </w:t>
-            </w:r>
-            <w:r>
-              <w:rPr>
-                <w:rFonts w:ascii="Times New Roman" w:hAnsi="Times New Roman" w:cs="Times New Roman"/>
-                <w:b/>
-                <w:sz w:val="24"/>
-                <w:szCs w:val="24"/>
-              </w:rPr>
-              <w:t>期：</w:t>
-            </w:r>
-          </w:p>
-        </w:tc>
-        <w:tc>
-          <w:tcPr>
-            <w:tcW w:w="2040" w:type="dxa"/>
-            <w:vAlign w:val="center"/>
-          </w:tcPr>
-          <w:p>
-            <w:pPr>
-              <w:pStyle w:val="21"/>
-              <w:spacing w:line="363" w:lineRule="exact"/>
-              <w:jc w:val="both"/>
-              <w:rPr>
-                <w:rFonts w:ascii="Times New Roman" w:hAnsi="Times New Roman" w:cs="Times New Roman"/>
-                <w:sz w:val="24"/>
-                <w:szCs w:val="24"/>
-              </w:rPr>
-            </w:pPr>
-            <w:r>
-              <w:rPr>
-                <w:rFonts w:ascii="Times New Roman" w:hAnsi="Times New Roman" w:cs="Times New Roman"/>
-                <w:kern w:val="2"/>
-                <w:sz w:val="24"/>
-                <w:szCs w:val="24"/>
-                <w:lang w:eastAsia="zh-CN"/>
-              </w:rPr>
-              <w:t>{{ reportdate }}</w:t>
-            </w:r>
-          </w:p>
-        </w:tc>
-        <w:tc>
-          <w:tcPr>
-            <w:tcW w:w="1166" w:type="dxa"/>
-            <w:vAlign w:val="center"/>
-          </w:tcPr>
-          <w:p>
-            <w:pPr>
-              <w:pStyle w:val="21"/>
-              <w:spacing w:line="341" w:lineRule="exact"/>
-              <w:jc w:val="both"/>
-              <w:rPr>
-                <w:rFonts w:ascii="Times New Roman" w:hAnsi="Times New Roman" w:cs="Times New Roman"/>
-                <w:b/>
-                <w:sz w:val="24"/>
-                <w:szCs w:val="24"/>
-              </w:rPr>
-            </w:pPr>
-            <w:r>
-              <w:rPr>
-                <w:rFonts w:ascii="Times New Roman" w:hAnsi="Times New Roman" w:cs="Times New Roman"/>
-                <w:b/>
-                <w:sz w:val="24"/>
-                <w:szCs w:val="24"/>
-              </w:rPr>
-              <w:t>日</w:t>
-            </w:r>
-            <w:r>
-              <w:rPr>
-                <w:rFonts w:ascii="Times New Roman" w:hAnsi="Times New Roman" w:cs="Times New Roman"/>
-                <w:b/>
-                <w:sz w:val="24"/>
-                <w:szCs w:val="24"/>
-                <w:lang w:eastAsia="zh-CN"/>
-              </w:rPr>
-              <w:t xml:space="preserve">  </w:t>
-            </w:r>
-            <w:r>
-              <w:rPr>
-                <w:rFonts w:ascii="Times New Roman" w:hAnsi="Times New Roman" w:cs="Times New Roman"/>
-                <w:b/>
-                <w:sz w:val="24"/>
-                <w:szCs w:val="24"/>
-              </w:rPr>
-              <w:t>期：</w:t>
-            </w:r>
-          </w:p>
-        </w:tc>
-        <w:tc>
-          <w:tcPr>
-            <w:tcW w:w="2294" w:type="dxa"/>
-            <w:vAlign w:val="center"/>
-          </w:tcPr>
-          <w:p>
-            <w:pPr>
-              <w:pStyle w:val="21"/>
-              <w:spacing w:line="363" w:lineRule="exact"/>
-              <w:ind w:right="15"/>
-              <w:jc w:val="both"/>
-              <w:rPr>
-                <w:rFonts w:ascii="Times New Roman" w:hAnsi="Times New Roman" w:cs="Times New Roman"/>
-                <w:sz w:val="24"/>
-                <w:szCs w:val="24"/>
-              </w:rPr>
-            </w:pPr>
-            <w:r>
-              <w:rPr>
-                <w:rFonts w:ascii="Times New Roman" w:hAnsi="Times New Roman" w:cs="Times New Roman"/>
-                <w:kern w:val="2"/>
-                <w:sz w:val="24"/>
-                <w:szCs w:val="24"/>
-                <w:lang w:eastAsia="zh-CN"/>
-              </w:rPr>
-              <w:t>{{ reportdate }}</w:t>
-            </w:r>
-          </w:p>
-        </w:tc>
-      </w:tr>
-    </w:tbl>
-    <w:p>
-      <w:pPr>
-        <w:rPr>
-          <w:rFonts w:ascii="Times New Roman" w:hAnsi="Times New Roman" w:eastAsia="微软雅黑" w:cs="Times New Roman"/>
-          <w:sz w:val="24"/>
-          <w:szCs w:val="24"/>
-          <w:lang w:eastAsia="zh-CN"/>
-        </w:rPr>
-      </w:pPr>
-      <w:r>
-        <w:rPr>
-          <w:rFonts w:hint="eastAsia" w:ascii="Times New Roman" w:hAnsi="Times New Roman" w:eastAsia="微软雅黑" w:cs="Times New Roman"/>
-          <w:sz w:val="24"/>
-          <w:szCs w:val="24"/>
-          <w:lang w:eastAsia="zh-CN"/>
-        </w:rPr>
-        <w:t xml:space="preserve">{% endif %}{% if testedby == </w:t>
-      </w:r>
-      <w:r>
-        <w:rPr>
-          <w:rFonts w:ascii="Times New Roman" w:hAnsi="Times New Roman" w:eastAsia="微软雅黑" w:cs="Times New Roman"/>
-          <w:sz w:val="24"/>
-          <w:szCs w:val="24"/>
-          <w:lang w:eastAsia="zh-CN"/>
-        </w:rPr>
-        <w:t>“</w:t>
-      </w:r>
-      <w:r>
-        <w:rPr>
-          <w:rFonts w:hint="eastAsia" w:ascii="Times New Roman" w:hAnsi="Times New Roman" w:eastAsia="微软雅黑" w:cs="Times New Roman"/>
-          <w:sz w:val="24"/>
-          <w:szCs w:val="24"/>
-          <w:lang w:eastAsia="zh-CN"/>
-        </w:rPr>
-        <w:t>5</w:t>
-      </w:r>
-      <w:r>
-        <w:rPr>
-          <w:rFonts w:ascii="Times New Roman" w:hAnsi="Times New Roman" w:eastAsia="微软雅黑" w:cs="Times New Roman"/>
-          <w:sz w:val="24"/>
-          <w:szCs w:val="24"/>
-          <w:lang w:eastAsia="zh-CN"/>
-        </w:rPr>
-        <w:t>”</w:t>
-      </w:r>
-      <w:r>
-        <w:rPr>
-          <w:rFonts w:hint="eastAsia" w:ascii="Times New Roman" w:hAnsi="Times New Roman" w:eastAsia="微软雅黑" w:cs="Times New Roman"/>
-          <w:sz w:val="24"/>
-          <w:szCs w:val="24"/>
-          <w:lang w:eastAsia="zh-CN"/>
-        </w:rPr>
-        <w:t xml:space="preserve"> %}</w:t>
-      </w:r>
-    </w:p>
-    <w:p>
-      <w:pPr>
-        <w:rPr>
-          <w:lang w:eastAsia="zh-CN"/>
-        </w:rPr>
-      </w:pPr>
-    </w:p>
-    <w:p>
-      <w:pPr>
-        <w:rPr>
-          <w:lang w:eastAsia="zh-CN"/>
-        </w:rPr>
-      </w:pPr>
-    </w:p>
-    <w:tbl>
-      <w:tblPr>
-        <w:tblStyle w:val="33"/>
-        <w:tblW w:w="6772" w:type="dxa"/>
-        <w:jc w:val="right"/>
-        <w:tblLayout w:type="fixed"/>
-        <w:tblCellMar>
-          <w:top w:w="0" w:type="dxa"/>
-          <w:left w:w="0" w:type="dxa"/>
-          <w:bottom w:w="0" w:type="dxa"/>
-          <w:right w:w="0" w:type="dxa"/>
-        </w:tblCellMar>
-      </w:tblPr>
-      <w:tblGrid>
-        <w:gridCol w:w="1272"/>
-        <w:gridCol w:w="2040"/>
-        <w:gridCol w:w="1166"/>
-        <w:gridCol w:w="2294"/>
-      </w:tblGrid>
-      <w:tr>
-        <w:tblPrEx>
-          <w:tblCellMar>
-            <w:top w:w="0" w:type="dxa"/>
-            <w:left w:w="0" w:type="dxa"/>
-            <w:bottom w:w="0" w:type="dxa"/>
-            <w:right w:w="0" w:type="dxa"/>
-          </w:tblCellMar>
-        </w:tblPrEx>
-        <w:trPr>
-          <w:trHeight w:val="441" w:hRule="exact"/>
-          <w:jc w:val="right"/>
-        </w:trPr>
-        <w:tc>
-          <w:tcPr>
-            <w:tcW w:w="1272" w:type="dxa"/>
-            <w:vAlign w:val="center"/>
-          </w:tcPr>
-          <w:p>
-            <w:pPr>
-              <w:pStyle w:val="21"/>
-              <w:spacing w:before="13"/>
-              <w:ind w:left="13" w:right="95"/>
-              <w:jc w:val="both"/>
-              <w:rPr>
-                <w:rFonts w:ascii="Times New Roman" w:hAnsi="Times New Roman" w:cs="Times New Roman"/>
-                <w:b/>
-                <w:sz w:val="24"/>
-                <w:szCs w:val="24"/>
-              </w:rPr>
-            </w:pPr>
-            <w:r>
-              <w:rPr>
-                <w:rFonts w:ascii="Times New Roman" w:hAnsi="Times New Roman" w:cs="Times New Roman"/>
-                <w:b/>
-                <w:sz w:val="24"/>
-                <w:szCs w:val="24"/>
-              </w:rPr>
-              <w:t>检测人：</w:t>
-            </w:r>
-          </w:p>
-        </w:tc>
-        <w:tc>
-          <w:tcPr>
-            <w:tcW w:w="2040" w:type="dxa"/>
-            <w:vAlign w:val="center"/>
-          </w:tcPr>
-          <w:p>
-            <w:pPr>
-              <w:pStyle w:val="21"/>
-              <w:spacing w:before="13"/>
-              <w:jc w:val="both"/>
-              <w:rPr>
-                <w:rFonts w:ascii="Times New Roman" w:hAnsi="Times New Roman" w:cs="Times New Roman"/>
-                <w:b/>
-                <w:sz w:val="24"/>
-                <w:szCs w:val="24"/>
-              </w:rPr>
-            </w:pPr>
-          </w:p>
-        </w:tc>
-        <w:tc>
-          <w:tcPr>
-            <w:tcW w:w="1166" w:type="dxa"/>
-            <w:vAlign w:val="center"/>
-          </w:tcPr>
-          <w:p>
-            <w:pPr>
-              <w:pStyle w:val="21"/>
-              <w:spacing w:before="13"/>
-              <w:jc w:val="both"/>
-              <w:rPr>
-                <w:rFonts w:ascii="Times New Roman" w:hAnsi="Times New Roman" w:cs="Times New Roman"/>
-                <w:b/>
-                <w:sz w:val="24"/>
-                <w:szCs w:val="24"/>
-              </w:rPr>
-            </w:pPr>
-            <w:r>
-              <w:rPr>
-                <w:rFonts w:ascii="Times New Roman" w:hAnsi="Times New Roman" w:cs="Times New Roman"/>
-                <w:b/>
-                <w:sz w:val="24"/>
-                <w:szCs w:val="24"/>
-              </w:rPr>
-              <w:t>复核人</w:t>
-            </w:r>
-            <w:r>
-              <w:rPr>
-                <w:rFonts w:ascii="Times New Roman" w:hAnsi="Times New Roman" w:cs="Times New Roman"/>
-                <w:b/>
-                <w:sz w:val="24"/>
-                <w:szCs w:val="24"/>
-                <w:lang w:eastAsia="zh-CN"/>
-              </w:rPr>
-              <w:t>：</w:t>
-            </w:r>
-          </w:p>
-        </w:tc>
-        <w:tc>
-          <w:tcPr>
-            <w:tcW w:w="2294" w:type="dxa"/>
-            <w:vAlign w:val="center"/>
-          </w:tcPr>
-          <w:p>
-            <w:pPr>
-              <w:pStyle w:val="21"/>
-              <w:spacing w:before="13"/>
-              <w:ind w:right="15"/>
-              <w:jc w:val="both"/>
-              <w:rPr>
-                <w:rFonts w:ascii="Times New Roman" w:hAnsi="Times New Roman" w:cs="Times New Roman"/>
-                <w:b/>
-                <w:sz w:val="24"/>
-                <w:szCs w:val="24"/>
-              </w:rPr>
-            </w:pPr>
-          </w:p>
-        </w:tc>
-      </w:tr>
-      <w:tr>
-        <w:tblPrEx>
-          <w:tblCellMar>
-            <w:top w:w="0" w:type="dxa"/>
-            <w:left w:w="0" w:type="dxa"/>
-            <w:bottom w:w="0" w:type="dxa"/>
-            <w:right w:w="0" w:type="dxa"/>
-          </w:tblCellMar>
-        </w:tblPrEx>
-        <w:trPr>
-          <w:trHeight w:val="457" w:hRule="exact"/>
-          <w:jc w:val="right"/>
-        </w:trPr>
-        <w:tc>
-          <w:tcPr>
-            <w:tcW w:w="1272" w:type="dxa"/>
-            <w:vAlign w:val="center"/>
-          </w:tcPr>
-          <w:p>
-            <w:pPr>
-              <w:pStyle w:val="21"/>
-              <w:spacing w:line="341" w:lineRule="exact"/>
-              <w:ind w:left="13" w:right="165"/>
-              <w:jc w:val="both"/>
-              <w:rPr>
-                <w:rFonts w:ascii="Times New Roman" w:hAnsi="Times New Roman" w:cs="Times New Roman"/>
-                <w:b/>
-                <w:sz w:val="24"/>
-                <w:szCs w:val="24"/>
-              </w:rPr>
-            </w:pPr>
-            <w:r>
-              <w:rPr>
-                <w:rFonts w:ascii="Times New Roman" w:hAnsi="Times New Roman" w:cs="Times New Roman"/>
-                <w:b/>
-                <w:sz w:val="24"/>
-                <w:szCs w:val="24"/>
-              </w:rPr>
-              <w:t>日</w:t>
-            </w:r>
-            <w:r>
-              <w:rPr>
-                <w:rFonts w:ascii="Times New Roman" w:hAnsi="Times New Roman" w:cs="Times New Roman"/>
-                <w:b/>
-                <w:sz w:val="24"/>
-                <w:szCs w:val="24"/>
-                <w:lang w:eastAsia="zh-CN"/>
-              </w:rPr>
-              <w:t xml:space="preserve">  </w:t>
-            </w:r>
-            <w:r>
-              <w:rPr>
-                <w:rFonts w:ascii="Times New Roman" w:hAnsi="Times New Roman" w:cs="Times New Roman"/>
-                <w:b/>
-                <w:sz w:val="24"/>
-                <w:szCs w:val="24"/>
-              </w:rPr>
-              <w:t>期：</w:t>
-            </w:r>
-          </w:p>
-        </w:tc>
-        <w:tc>
-          <w:tcPr>
-            <w:tcW w:w="2040" w:type="dxa"/>
-            <w:vAlign w:val="center"/>
-          </w:tcPr>
-          <w:p>
-            <w:pPr>
-              <w:pStyle w:val="21"/>
-              <w:spacing w:line="363" w:lineRule="exact"/>
-              <w:jc w:val="both"/>
-              <w:rPr>
-                <w:rFonts w:ascii="Times New Roman" w:hAnsi="Times New Roman" w:cs="Times New Roman"/>
-                <w:sz w:val="24"/>
-                <w:szCs w:val="24"/>
-              </w:rPr>
-            </w:pPr>
-            <w:r>
-              <w:rPr>
-                <w:rFonts w:ascii="Times New Roman" w:hAnsi="Times New Roman" w:cs="Times New Roman"/>
-                <w:kern w:val="2"/>
-                <w:sz w:val="24"/>
-                <w:szCs w:val="24"/>
-                <w:lang w:eastAsia="zh-CN"/>
-              </w:rPr>
-              <w:t>{{ reportdate }}</w:t>
-            </w:r>
-          </w:p>
-        </w:tc>
-        <w:tc>
-          <w:tcPr>
-            <w:tcW w:w="1166" w:type="dxa"/>
-            <w:vAlign w:val="center"/>
-          </w:tcPr>
-          <w:p>
-            <w:pPr>
-              <w:pStyle w:val="21"/>
-              <w:spacing w:line="341" w:lineRule="exact"/>
-              <w:jc w:val="both"/>
-              <w:rPr>
-                <w:rFonts w:ascii="Times New Roman" w:hAnsi="Times New Roman" w:cs="Times New Roman"/>
-                <w:b/>
-                <w:sz w:val="24"/>
-                <w:szCs w:val="24"/>
-              </w:rPr>
-            </w:pPr>
-            <w:r>
-              <w:rPr>
-                <w:rFonts w:ascii="Times New Roman" w:hAnsi="Times New Roman" w:cs="Times New Roman"/>
-                <w:b/>
-                <w:sz w:val="24"/>
-                <w:szCs w:val="24"/>
-              </w:rPr>
-              <w:t>日</w:t>
-            </w:r>
-            <w:r>
-              <w:rPr>
-                <w:rFonts w:ascii="Times New Roman" w:hAnsi="Times New Roman" w:cs="Times New Roman"/>
-                <w:b/>
-                <w:sz w:val="24"/>
-                <w:szCs w:val="24"/>
-                <w:lang w:eastAsia="zh-CN"/>
-              </w:rPr>
-              <w:t xml:space="preserve">  </w:t>
-            </w:r>
-            <w:r>
-              <w:rPr>
-                <w:rFonts w:ascii="Times New Roman" w:hAnsi="Times New Roman" w:cs="Times New Roman"/>
-                <w:b/>
-                <w:sz w:val="24"/>
-                <w:szCs w:val="24"/>
-              </w:rPr>
-              <w:t>期：</w:t>
-            </w:r>
-          </w:p>
-        </w:tc>
-        <w:tc>
-          <w:tcPr>
-            <w:tcW w:w="2294" w:type="dxa"/>
-            <w:vAlign w:val="center"/>
-          </w:tcPr>
-          <w:p>
-            <w:pPr>
-              <w:pStyle w:val="21"/>
-              <w:spacing w:line="363" w:lineRule="exact"/>
-              <w:ind w:right="15"/>
-              <w:jc w:val="both"/>
-              <w:rPr>
-                <w:rFonts w:ascii="Times New Roman" w:hAnsi="Times New Roman" w:cs="Times New Roman"/>
-                <w:sz w:val="24"/>
-                <w:szCs w:val="24"/>
-              </w:rPr>
-            </w:pPr>
-            <w:r>
-              <w:rPr>
-                <w:rFonts w:ascii="Times New Roman" w:hAnsi="Times New Roman" w:cs="Times New Roman"/>
-                <w:kern w:val="2"/>
-                <w:sz w:val="24"/>
-                <w:szCs w:val="24"/>
-                <w:lang w:eastAsia="zh-CN"/>
-              </w:rPr>
-              <w:t>{{ reportdate }}</w:t>
-            </w:r>
-          </w:p>
-        </w:tc>
-      </w:tr>
-    </w:tbl>
-    <w:p>
-      <w:pPr>
-        <w:rPr>
-          <w:rFonts w:ascii="Times New Roman" w:hAnsi="Times New Roman" w:eastAsia="微软雅黑" w:cs="Times New Roman"/>
-          <w:sz w:val="24"/>
-          <w:szCs w:val="24"/>
-          <w:lang w:eastAsia="zh-CN"/>
-        </w:rPr>
-      </w:pPr>
-      <w:r>
-        <w:rPr>
-          <w:rFonts w:hint="eastAsia" w:ascii="Times New Roman" w:hAnsi="Times New Roman" w:eastAsia="微软雅黑" w:cs="Times New Roman"/>
-          <w:sz w:val="24"/>
-          <w:szCs w:val="24"/>
-          <w:lang w:eastAsia="zh-CN"/>
-        </w:rPr>
-        <w:t xml:space="preserve">{% endif %}{% if testedby == </w:t>
-      </w:r>
-      <w:r>
-        <w:rPr>
-          <w:rFonts w:ascii="Times New Roman" w:hAnsi="Times New Roman" w:eastAsia="微软雅黑" w:cs="Times New Roman"/>
-          <w:sz w:val="24"/>
-          <w:szCs w:val="24"/>
-          <w:lang w:eastAsia="zh-CN"/>
-        </w:rPr>
-        <w:t>“</w:t>
-      </w:r>
-      <w:r>
-        <w:rPr>
-          <w:rFonts w:hint="eastAsia" w:ascii="Times New Roman" w:hAnsi="Times New Roman" w:eastAsia="微软雅黑" w:cs="Times New Roman"/>
-          <w:sz w:val="24"/>
-          <w:szCs w:val="24"/>
-          <w:lang w:eastAsia="zh-CN"/>
-        </w:rPr>
-        <w:t>6</w:t>
-      </w:r>
-      <w:r>
-        <w:rPr>
-          <w:rFonts w:ascii="Times New Roman" w:hAnsi="Times New Roman" w:eastAsia="微软雅黑" w:cs="Times New Roman"/>
-          <w:sz w:val="24"/>
-          <w:szCs w:val="24"/>
-          <w:lang w:eastAsia="zh-CN"/>
-        </w:rPr>
-        <w:t>”</w:t>
-      </w:r>
-      <w:r>
-        <w:rPr>
-          <w:rFonts w:hint="eastAsia" w:ascii="Times New Roman" w:hAnsi="Times New Roman" w:eastAsia="微软雅黑" w:cs="Times New Roman"/>
-          <w:sz w:val="24"/>
-          <w:szCs w:val="24"/>
-          <w:lang w:eastAsia="zh-CN"/>
-        </w:rPr>
-        <w:t xml:space="preserve"> %}</w:t>
-      </w:r>
-    </w:p>
-    <w:p>
-      <w:pPr>
-        <w:rPr>
-          <w:rFonts w:ascii="Times New Roman" w:hAnsi="Times New Roman" w:eastAsia="微软雅黑" w:cs="Times New Roman"/>
-          <w:sz w:val="24"/>
-          <w:szCs w:val="24"/>
-          <w:lang w:eastAsia="zh-CN"/>
-        </w:rPr>
-      </w:pPr>
-    </w:p>
-    <w:p>
-      <w:pPr>
-        <w:rPr>
-          <w:rFonts w:ascii="Times New Roman" w:hAnsi="Times New Roman" w:eastAsia="微软雅黑" w:cs="Times New Roman"/>
-          <w:sz w:val="24"/>
-          <w:szCs w:val="24"/>
-          <w:lang w:eastAsia="zh-CN"/>
-        </w:rPr>
-      </w:pPr>
-    </w:p>
-    <w:tbl>
-      <w:tblPr>
-        <w:tblStyle w:val="33"/>
-        <w:tblW w:w="6772" w:type="dxa"/>
-        <w:jc w:val="right"/>
-        <w:tblLayout w:type="fixed"/>
-        <w:tblCellMar>
-          <w:top w:w="0" w:type="dxa"/>
-          <w:left w:w="0" w:type="dxa"/>
-          <w:bottom w:w="0" w:type="dxa"/>
-          <w:right w:w="0" w:type="dxa"/>
-        </w:tblCellMar>
-      </w:tblPr>
-      <w:tblGrid>
-        <w:gridCol w:w="1272"/>
-        <w:gridCol w:w="2040"/>
-        <w:gridCol w:w="1166"/>
-        <w:gridCol w:w="2294"/>
-      </w:tblGrid>
-      <w:tr>
-        <w:tblPrEx>
-          <w:tblCellMar>
-            <w:top w:w="0" w:type="dxa"/>
-            <w:left w:w="0" w:type="dxa"/>
-            <w:bottom w:w="0" w:type="dxa"/>
-            <w:right w:w="0" w:type="dxa"/>
-          </w:tblCellMar>
-        </w:tblPrEx>
-        <w:trPr>
-          <w:trHeight w:val="441" w:hRule="exact"/>
-          <w:jc w:val="right"/>
-        </w:trPr>
-        <w:tc>
-          <w:tcPr>
-            <w:tcW w:w="1272" w:type="dxa"/>
-            <w:vAlign w:val="center"/>
-          </w:tcPr>
-          <w:p>
-            <w:pPr>
-              <w:pStyle w:val="21"/>
-              <w:spacing w:before="13"/>
-              <w:ind w:left="13" w:right="95"/>
-              <w:jc w:val="both"/>
-              <w:rPr>
-                <w:rFonts w:ascii="Times New Roman" w:hAnsi="Times New Roman" w:cs="Times New Roman"/>
-                <w:b/>
-                <w:sz w:val="24"/>
-                <w:szCs w:val="24"/>
-              </w:rPr>
-            </w:pPr>
-            <w:r>
-              <w:rPr>
-                <w:rFonts w:ascii="Times New Roman" w:hAnsi="Times New Roman" w:cs="Times New Roman"/>
-                <w:b/>
-                <w:sz w:val="24"/>
-                <w:szCs w:val="24"/>
-              </w:rPr>
-              <w:t>检测人：</w:t>
-            </w:r>
-          </w:p>
-        </w:tc>
-        <w:tc>
-          <w:tcPr>
-            <w:tcW w:w="2040" w:type="dxa"/>
-            <w:vAlign w:val="center"/>
-          </w:tcPr>
-          <w:p>
-            <w:pPr>
-              <w:pStyle w:val="21"/>
-              <w:spacing w:before="13"/>
-              <w:jc w:val="both"/>
-              <w:rPr>
-                <w:rFonts w:ascii="Times New Roman" w:hAnsi="Times New Roman" w:cs="Times New Roman"/>
-                <w:b/>
-                <w:sz w:val="24"/>
-                <w:szCs w:val="24"/>
-              </w:rPr>
-            </w:pPr>
-          </w:p>
-        </w:tc>
-        <w:tc>
-          <w:tcPr>
-            <w:tcW w:w="1166" w:type="dxa"/>
-            <w:vAlign w:val="center"/>
-          </w:tcPr>
-          <w:p>
-            <w:pPr>
-              <w:pStyle w:val="21"/>
-              <w:spacing w:before="13"/>
-              <w:jc w:val="both"/>
-              <w:rPr>
-                <w:rFonts w:ascii="Times New Roman" w:hAnsi="Times New Roman" w:cs="Times New Roman"/>
-                <w:b/>
-                <w:sz w:val="24"/>
-                <w:szCs w:val="24"/>
-              </w:rPr>
-            </w:pPr>
-            <w:r>
-              <w:rPr>
-                <w:rFonts w:ascii="Times New Roman" w:hAnsi="Times New Roman" w:cs="Times New Roman"/>
-                <w:b/>
-                <w:sz w:val="24"/>
-                <w:szCs w:val="24"/>
-              </w:rPr>
-              <w:t>复核人</w:t>
-            </w:r>
-            <w:r>
-              <w:rPr>
-                <w:rFonts w:ascii="Times New Roman" w:hAnsi="Times New Roman" w:cs="Times New Roman"/>
-                <w:b/>
-                <w:sz w:val="24"/>
-                <w:szCs w:val="24"/>
-                <w:lang w:eastAsia="zh-CN"/>
-              </w:rPr>
-              <w:t>：</w:t>
-            </w:r>
-          </w:p>
-        </w:tc>
-        <w:tc>
-          <w:tcPr>
-            <w:tcW w:w="2294" w:type="dxa"/>
-            <w:vAlign w:val="center"/>
-          </w:tcPr>
-          <w:p>
-            <w:pPr>
-              <w:pStyle w:val="21"/>
-              <w:spacing w:before="13"/>
-              <w:ind w:right="15"/>
-              <w:jc w:val="both"/>
-              <w:rPr>
-                <w:rFonts w:ascii="Times New Roman" w:hAnsi="Times New Roman" w:cs="Times New Roman"/>
-                <w:b/>
-                <w:sz w:val="24"/>
-                <w:szCs w:val="24"/>
-              </w:rPr>
-            </w:pPr>
-          </w:p>
-        </w:tc>
-      </w:tr>
-      <w:tr>
-        <w:tblPrEx>
-          <w:tblCellMar>
-            <w:top w:w="0" w:type="dxa"/>
-            <w:left w:w="0" w:type="dxa"/>
-            <w:bottom w:w="0" w:type="dxa"/>
-            <w:right w:w="0" w:type="dxa"/>
-          </w:tblCellMar>
-        </w:tblPrEx>
-        <w:trPr>
-          <w:trHeight w:val="457" w:hRule="exact"/>
-          <w:jc w:val="right"/>
-        </w:trPr>
-        <w:tc>
-          <w:tcPr>
-            <w:tcW w:w="1272" w:type="dxa"/>
-            <w:vAlign w:val="center"/>
-          </w:tcPr>
-          <w:p>
-            <w:pPr>
-              <w:pStyle w:val="21"/>
-              <w:spacing w:line="341" w:lineRule="exact"/>
-              <w:ind w:left="13" w:right="165"/>
-              <w:jc w:val="both"/>
-              <w:rPr>
-                <w:rFonts w:ascii="Times New Roman" w:hAnsi="Times New Roman" w:cs="Times New Roman"/>
-                <w:b/>
-                <w:sz w:val="24"/>
-                <w:szCs w:val="24"/>
-              </w:rPr>
-            </w:pPr>
-            <w:r>
-              <w:rPr>
-                <w:rFonts w:ascii="Times New Roman" w:hAnsi="Times New Roman" w:cs="Times New Roman"/>
-                <w:b/>
-                <w:sz w:val="24"/>
-                <w:szCs w:val="24"/>
-              </w:rPr>
-              <w:t>日</w:t>
-            </w:r>
-            <w:r>
-              <w:rPr>
-                <w:rFonts w:ascii="Times New Roman" w:hAnsi="Times New Roman" w:cs="Times New Roman"/>
-                <w:b/>
-                <w:sz w:val="24"/>
-                <w:szCs w:val="24"/>
-                <w:lang w:eastAsia="zh-CN"/>
-              </w:rPr>
-              <w:t xml:space="preserve">  </w:t>
-            </w:r>
-            <w:r>
-              <w:rPr>
-                <w:rFonts w:ascii="Times New Roman" w:hAnsi="Times New Roman" w:cs="Times New Roman"/>
-                <w:b/>
-                <w:sz w:val="24"/>
-                <w:szCs w:val="24"/>
-              </w:rPr>
-              <w:t>期：</w:t>
-            </w:r>
-          </w:p>
-        </w:tc>
-        <w:tc>
-          <w:tcPr>
-            <w:tcW w:w="2040" w:type="dxa"/>
-            <w:vAlign w:val="center"/>
-          </w:tcPr>
-          <w:p>
-            <w:pPr>
-              <w:pStyle w:val="21"/>
-              <w:spacing w:line="363" w:lineRule="exact"/>
-              <w:jc w:val="both"/>
-              <w:rPr>
-                <w:rFonts w:ascii="Times New Roman" w:hAnsi="Times New Roman" w:cs="Times New Roman"/>
-                <w:sz w:val="24"/>
-                <w:szCs w:val="24"/>
-              </w:rPr>
-            </w:pPr>
-            <w:r>
-              <w:rPr>
-                <w:rFonts w:ascii="Times New Roman" w:hAnsi="Times New Roman" w:cs="Times New Roman"/>
-                <w:kern w:val="2"/>
-                <w:sz w:val="24"/>
-                <w:szCs w:val="24"/>
-                <w:lang w:eastAsia="zh-CN"/>
-              </w:rPr>
-              <w:t>{{ reportdate }}</w:t>
-            </w:r>
-          </w:p>
-        </w:tc>
-        <w:tc>
-          <w:tcPr>
-            <w:tcW w:w="1166" w:type="dxa"/>
-            <w:vAlign w:val="center"/>
-          </w:tcPr>
-          <w:p>
-            <w:pPr>
-              <w:pStyle w:val="21"/>
-              <w:spacing w:line="341" w:lineRule="exact"/>
-              <w:jc w:val="both"/>
-              <w:rPr>
-                <w:rFonts w:ascii="Times New Roman" w:hAnsi="Times New Roman" w:cs="Times New Roman"/>
-                <w:b/>
-                <w:sz w:val="24"/>
-                <w:szCs w:val="24"/>
-              </w:rPr>
-            </w:pPr>
-            <w:r>
-              <w:rPr>
-                <w:rFonts w:ascii="Times New Roman" w:hAnsi="Times New Roman" w:cs="Times New Roman"/>
-                <w:b/>
-                <w:sz w:val="24"/>
-                <w:szCs w:val="24"/>
-              </w:rPr>
-              <w:t>日</w:t>
-            </w:r>
-            <w:r>
-              <w:rPr>
-                <w:rFonts w:ascii="Times New Roman" w:hAnsi="Times New Roman" w:cs="Times New Roman"/>
-                <w:b/>
-                <w:sz w:val="24"/>
-                <w:szCs w:val="24"/>
-                <w:lang w:eastAsia="zh-CN"/>
-              </w:rPr>
-              <w:t xml:space="preserve">  </w:t>
-            </w:r>
-            <w:r>
-              <w:rPr>
-                <w:rFonts w:ascii="Times New Roman" w:hAnsi="Times New Roman" w:cs="Times New Roman"/>
-                <w:b/>
-                <w:sz w:val="24"/>
-                <w:szCs w:val="24"/>
-              </w:rPr>
-              <w:t>期：</w:t>
-            </w:r>
-          </w:p>
-        </w:tc>
-        <w:tc>
-          <w:tcPr>
-            <w:tcW w:w="2294" w:type="dxa"/>
-            <w:vAlign w:val="center"/>
-          </w:tcPr>
-          <w:p>
-            <w:pPr>
-              <w:pStyle w:val="21"/>
-              <w:spacing w:line="363" w:lineRule="exact"/>
-              <w:ind w:right="15"/>
-              <w:jc w:val="both"/>
-              <w:rPr>
-                <w:rFonts w:ascii="Times New Roman" w:hAnsi="Times New Roman" w:cs="Times New Roman"/>
-                <w:sz w:val="24"/>
-                <w:szCs w:val="24"/>
-              </w:rPr>
-            </w:pPr>
-            <w:r>
-              <w:rPr>
-                <w:rFonts w:ascii="Times New Roman" w:hAnsi="Times New Roman" w:cs="Times New Roman"/>
-                <w:kern w:val="2"/>
-                <w:sz w:val="24"/>
-                <w:szCs w:val="24"/>
-                <w:lang w:eastAsia="zh-CN"/>
-              </w:rPr>
-              <w:t>{{ reportdate }}</w:t>
-            </w:r>
-          </w:p>
-        </w:tc>
-      </w:tr>
-    </w:tbl>
-    <w:p>
-      <w:pPr>
-        <w:rPr>
           <w:rFonts w:hint="eastAsia" w:ascii="Times New Roman" w:hAnsi="Times New Roman" w:eastAsia="微软雅黑" w:cs="Times New Roman"/>
           <w:sz w:val="24"/>
           <w:szCs w:val="24"/>
@@ -8091,8 +6250,16 @@
           <w:lang w:eastAsia="zh-CN"/>
         </w:rPr>
       </w:pPr>
-      <w:bookmarkStart w:id="107" w:name="_GoBack"/>
-      <w:bookmarkEnd w:id="107"/>
+    </w:p>
+    <w:p>
+      <w:pPr>
+        <w:rPr>
+          <w:rFonts w:hint="eastAsia" w:ascii="Times New Roman" w:hAnsi="Times New Roman" w:eastAsia="微软雅黑" w:cs="Times New Roman"/>
+          <w:sz w:val="24"/>
+          <w:szCs w:val="24"/>
+          <w:lang w:eastAsia="zh-CN"/>
+        </w:rPr>
+      </w:pPr>
     </w:p>
     <w:p>
       <w:pPr>
@@ -8131,6 +6298,8 @@
         </w:rPr>
         <w:br w:type="page"/>
       </w:r>
+      <w:bookmarkStart w:id="107" w:name="_GoBack"/>
+      <w:bookmarkEnd w:id="107"/>
     </w:p>
     <w:p>
       <w:pPr>
@@ -8162,13 +6331,13 @@
           </w14:shadow>
         </w:rPr>
       </w:pPr>
-      <w:bookmarkStart w:id="29" w:name="_Toc2781"/>
-      <w:bookmarkStart w:id="30" w:name="_Toc5980"/>
-      <w:bookmarkStart w:id="31" w:name="_Toc19898_WPSOffice_Level1"/>
-      <w:bookmarkStart w:id="32" w:name="_Toc22132"/>
-      <w:bookmarkStart w:id="33" w:name="_Toc11794"/>
-      <w:bookmarkStart w:id="34" w:name="_Toc24235"/>
-      <w:bookmarkStart w:id="35" w:name="_Toc20136_WPSOffice_Level1"/>
+      <w:bookmarkStart w:id="29" w:name="_Toc11794"/>
+      <w:bookmarkStart w:id="30" w:name="_Toc19898_WPSOffice_Level1"/>
+      <w:bookmarkStart w:id="31" w:name="_Toc22132"/>
+      <w:bookmarkStart w:id="32" w:name="_Toc5980"/>
+      <w:bookmarkStart w:id="33" w:name="_Toc24235"/>
+      <w:bookmarkStart w:id="34" w:name="_Toc20136_WPSOffice_Level1"/>
+      <w:bookmarkStart w:id="35" w:name="_Toc2781"/>
       <w:r>
         <w:rPr>
           <w:rStyle w:val="38"/>
@@ -8209,9 +6378,9 @@
         </w:rPr>
       </w:pPr>
       <w:bookmarkStart w:id="36" w:name="_Toc149826007"/>
-      <w:bookmarkStart w:id="37" w:name="_Toc26774"/>
-      <w:bookmarkStart w:id="38" w:name="_Toc149832732"/>
-      <w:bookmarkStart w:id="39" w:name="_Toc29970"/>
+      <w:bookmarkStart w:id="37" w:name="_Toc29970"/>
+      <w:bookmarkStart w:id="38" w:name="_Toc26774"/>
+      <w:bookmarkStart w:id="39" w:name="_Toc149832732"/>
       <w:bookmarkStart w:id="40" w:name="_Toc19748"/>
       <w:r>
         <w:rPr>
@@ -14458,6 +12627,12 @@
             <w:insideH w:val="single" w:color="A4A4A4" w:sz="4" w:space="0"/>
             <w:insideV w:val="single" w:color="A4A4A4" w:sz="4" w:space="0"/>
           </w:tblBorders>
+          <w:tblCellMar>
+            <w:top w:w="0" w:type="dxa"/>
+            <w:left w:w="0" w:type="dxa"/>
+            <w:bottom w:w="0" w:type="dxa"/>
+            <w:right w:w="0" w:type="dxa"/>
+          </w:tblCellMar>
         </w:tblPrEx>
         <w:trPr>
           <w:cantSplit/>
@@ -15693,13 +13868,13 @@
           <w:lang w:eastAsia="zh-CN"/>
         </w:rPr>
       </w:pPr>
-      <w:bookmarkStart w:id="44" w:name="_Toc23903"/>
-      <w:bookmarkStart w:id="45" w:name="_Toc25727"/>
-      <w:bookmarkStart w:id="46" w:name="_Toc32443_WPSOffice_Level1"/>
-      <w:bookmarkStart w:id="47" w:name="_Toc4331_WPSOffice_Level1"/>
-      <w:bookmarkStart w:id="48" w:name="_Toc180"/>
-      <w:bookmarkStart w:id="49" w:name="_Toc23846_WPSOffice_Level1"/>
-      <w:bookmarkStart w:id="50" w:name="_Toc11395"/>
+      <w:bookmarkStart w:id="44" w:name="_Toc11395"/>
+      <w:bookmarkStart w:id="45" w:name="_Toc32443_WPSOffice_Level1"/>
+      <w:bookmarkStart w:id="46" w:name="_Toc4331_WPSOffice_Level1"/>
+      <w:bookmarkStart w:id="47" w:name="_Toc23846_WPSOffice_Level1"/>
+      <w:bookmarkStart w:id="48" w:name="_Toc25727"/>
+      <w:bookmarkStart w:id="49" w:name="_Toc180"/>
+      <w:bookmarkStart w:id="50" w:name="_Toc23903"/>
       <w:r>
         <w:rPr>
           <w:rFonts w:hint="eastAsia" w:ascii="Times New Roman" w:hAnsi="Times New Roman" w:eastAsia="微软雅黑" w:cs="Times New Roman"/>
@@ -15760,10 +13935,10 @@
           <w:lang w:eastAsia="zh-CN"/>
         </w:rPr>
       </w:pPr>
-      <w:bookmarkStart w:id="51" w:name="_Toc20034"/>
-      <w:bookmarkStart w:id="52" w:name="_Toc11681"/>
-      <w:bookmarkStart w:id="53" w:name="_Toc10223"/>
-      <w:bookmarkStart w:id="54" w:name="_Toc106719764"/>
+      <w:bookmarkStart w:id="51" w:name="_Toc11681"/>
+      <w:bookmarkStart w:id="52" w:name="_Toc10223"/>
+      <w:bookmarkStart w:id="53" w:name="_Toc106719764"/>
+      <w:bookmarkStart w:id="54" w:name="_Toc20034"/>
       <w:r>
         <w:rPr>
           <w:rFonts w:hint="eastAsia"/>
@@ -18915,9 +17090,9 @@
         </w:rPr>
       </w:pPr>
       <w:bookmarkStart w:id="56" w:name="_Toc17813"/>
-      <w:bookmarkStart w:id="57" w:name="_Toc149832737"/>
-      <w:bookmarkStart w:id="58" w:name="_Toc8516"/>
-      <w:bookmarkStart w:id="59" w:name="_Toc149826013"/>
+      <w:bookmarkStart w:id="57" w:name="_Toc8516"/>
+      <w:bookmarkStart w:id="58" w:name="_Toc149826013"/>
+      <w:bookmarkStart w:id="59" w:name="_Toc149832737"/>
       <w:r>
         <w:rPr>
           <w:rFonts w:hint="eastAsia"/>
@@ -23684,6 +21859,12 @@
             <w:insideH w:val="dotted" w:color="45A3A7" w:sz="4" w:space="0"/>
             <w:insideV w:val="dotted" w:color="45A3A7" w:sz="4" w:space="0"/>
           </w:tblBorders>
+          <w:tblCellMar>
+            <w:top w:w="0" w:type="dxa"/>
+            <w:left w:w="108" w:type="dxa"/>
+            <w:bottom w:w="0" w:type="dxa"/>
+            <w:right w:w="108" w:type="dxa"/>
+          </w:tblCellMar>
         </w:tblPrEx>
         <w:trPr>
           <w:trHeight w:val="329" w:hRule="atLeast"/>
@@ -28470,6 +26651,12 @@
             <w:insideH w:val="dotted" w:color="45A3A7" w:sz="4" w:space="0"/>
             <w:insideV w:val="dotted" w:color="45A3A7" w:sz="4" w:space="0"/>
           </w:tblBorders>
+          <w:tblCellMar>
+            <w:top w:w="0" w:type="dxa"/>
+            <w:left w:w="108" w:type="dxa"/>
+            <w:bottom w:w="0" w:type="dxa"/>
+            <w:right w:w="108" w:type="dxa"/>
+          </w:tblCellMar>
         </w:tblPrEx>
         <w:trPr>
           <w:jc w:val="center"/>
@@ -28568,12 +26755,12 @@
           </w14:shadow>
         </w:rPr>
       </w:pPr>
-      <w:bookmarkStart w:id="61" w:name="_Toc28240"/>
-      <w:bookmarkStart w:id="62" w:name="_Toc27302"/>
+      <w:bookmarkStart w:id="61" w:name="_Toc21764_WPSOffice_Level1"/>
+      <w:bookmarkStart w:id="62" w:name="_Toc28240"/>
       <w:bookmarkStart w:id="63" w:name="_Toc13698"/>
-      <w:bookmarkStart w:id="64" w:name="_Toc11588"/>
-      <w:bookmarkStart w:id="65" w:name="_Toc1707_WPSOffice_Level1"/>
-      <w:bookmarkStart w:id="66" w:name="_Toc21764_WPSOffice_Level1"/>
+      <w:bookmarkStart w:id="64" w:name="_Toc27302"/>
+      <w:bookmarkStart w:id="65" w:name="_Toc11588"/>
+      <w:bookmarkStart w:id="66" w:name="_Toc1707_WPSOffice_Level1"/>
       <w:bookmarkStart w:id="67" w:name="_Toc13196_WPSOffice_Level1"/>
       <w:bookmarkStart w:id="68" w:name="_Toc2004"/>
       <w:r>
@@ -28618,9 +26805,9 @@
       <w:bookmarkStart w:id="69" w:name="_Toc14255_WPSOffice_Level1"/>
       <w:bookmarkStart w:id="70" w:name="_Toc25190"/>
       <w:bookmarkStart w:id="71" w:name="_Toc27853"/>
-      <w:bookmarkStart w:id="72" w:name="_Toc15840_WPSOffice_Level1"/>
-      <w:bookmarkStart w:id="73" w:name="_Toc24085_WPSOffice_Level1"/>
-      <w:bookmarkStart w:id="74" w:name="_Toc3674"/>
+      <w:bookmarkStart w:id="72" w:name="_Toc24085_WPSOffice_Level1"/>
+      <w:bookmarkStart w:id="73" w:name="_Toc3674"/>
+      <w:bookmarkStart w:id="74" w:name="_Toc15840_WPSOffice_Level1"/>
       <w:r>
         <w:rPr>
           <w:rFonts w:hint="eastAsia"/>
@@ -31201,9 +29388,9 @@
       <w:bookmarkStart w:id="76" w:name="_Toc16368_WPSOffice_Level1"/>
       <w:bookmarkStart w:id="77" w:name="_Toc11722"/>
       <w:bookmarkStart w:id="78" w:name="_Toc26865"/>
-      <w:bookmarkStart w:id="79" w:name="_Toc22484_WPSOffice_Level1"/>
-      <w:bookmarkStart w:id="80" w:name="_Toc7549"/>
-      <w:bookmarkStart w:id="81" w:name="_Toc28910_WPSOffice_Level1"/>
+      <w:bookmarkStart w:id="79" w:name="_Toc7549"/>
+      <w:bookmarkStart w:id="80" w:name="_Toc28910_WPSOffice_Level1"/>
+      <w:bookmarkStart w:id="81" w:name="_Toc22484_WPSOffice_Level1"/>
       <w:bookmarkStart w:id="82" w:name="_Toc19099"/>
       <w:r>
         <w:rPr>
@@ -31222,11 +29409,11 @@
       <w:bookmarkEnd w:id="80"/>
       <w:bookmarkEnd w:id="81"/>
       <w:bookmarkEnd w:id="82"/>
-      <w:bookmarkStart w:id="83" w:name="_Toc17111_WPSOffice_Level2"/>
-      <w:bookmarkStart w:id="84" w:name="_Toc6304_WPSOffice_Level2"/>
-      <w:bookmarkStart w:id="85" w:name="_Toc3488_WPSOffice_Level2"/>
-      <w:bookmarkStart w:id="86" w:name="_Toc31515_WPSOffice_Level2"/>
-      <w:bookmarkStart w:id="87" w:name="_Toc19280_WPSOffice_Level2"/>
+      <w:bookmarkStart w:id="83" w:name="_Toc19280_WPSOffice_Level2"/>
+      <w:bookmarkStart w:id="84" w:name="_Toc3488_WPSOffice_Level2"/>
+      <w:bookmarkStart w:id="85" w:name="_Toc31515_WPSOffice_Level2"/>
+      <w:bookmarkStart w:id="86" w:name="_Toc17111_WPSOffice_Level2"/>
+      <w:bookmarkStart w:id="87" w:name="_Toc6304_WPSOffice_Level2"/>
       <w:bookmarkStart w:id="88" w:name="_Toc6931_WPSOffice_Level2"/>
       <w:bookmarkStart w:id="89" w:name="_Toc11193_WPSOffice_Level2"/>
       <w:bookmarkStart w:id="90" w:name="_Toc28454_WPSOffice_Level1"/>
@@ -31315,9 +29502,9 @@
                 <w:lang w:eastAsia="zh-CN" w:bidi="ar"/>
               </w:rPr>
             </w:pPr>
-            <w:bookmarkStart w:id="91" w:name="_Toc5476"/>
-            <w:bookmarkStart w:id="92" w:name="_Toc20170_WPSOffice_Level1"/>
-            <w:bookmarkStart w:id="93" w:name="_Toc26985_WPSOffice_Level1"/>
+            <w:bookmarkStart w:id="91" w:name="_Toc26985_WPSOffice_Level1"/>
+            <w:bookmarkStart w:id="92" w:name="_Toc5476"/>
+            <w:bookmarkStart w:id="93" w:name="_Toc20170_WPSOffice_Level1"/>
             <w:r>
               <w:rPr>
                 <w:rFonts w:ascii="Times New Roman" w:hAnsi="Times New Roman" w:eastAsia="微软雅黑" w:cs="Times New Roman"/>
@@ -31340,7 +29527,6 @@
             <w:insideH w:val="single" w:color="000000" w:themeColor="text1" w:sz="4" w:space="0"/>
             <w:insideV w:val="single" w:color="000000" w:themeColor="text1" w:sz="4" w:space="0"/>
           </w:tblBorders>
-          <w:shd w:val="clear" w:color="auto" w:fill="F1F1F1" w:themeFill="background1" w:themeFillShade="F2"/>
           <w:tblCellMar>
             <w:top w:w="0" w:type="dxa"/>
             <w:left w:w="108" w:type="dxa"/>
@@ -31634,7 +29820,6 @@
             <w:insideH w:val="single" w:color="000000" w:themeColor="text1" w:sz="4" w:space="0"/>
             <w:insideV w:val="single" w:color="000000" w:themeColor="text1" w:sz="4" w:space="0"/>
           </w:tblBorders>
-          <w:shd w:val="clear" w:color="auto" w:fill="F1F1F1" w:themeFill="background1" w:themeFillShade="F2"/>
           <w:tblCellMar>
             <w:top w:w="0" w:type="dxa"/>
             <w:left w:w="108" w:type="dxa"/>
@@ -31977,11 +30162,11 @@
       <w:bookmarkStart w:id="98" w:name="_Toc21361"/>
       <w:bookmarkStart w:id="99" w:name="_Toc31320"/>
       <w:bookmarkStart w:id="100" w:name="_Toc21649"/>
-      <w:bookmarkStart w:id="101" w:name="_Toc19584_WPSOffice_Level1"/>
-      <w:bookmarkStart w:id="102" w:name="_Toc14611_WPSOffice_Level1"/>
-      <w:bookmarkStart w:id="103" w:name="_Toc13275"/>
-      <w:bookmarkStart w:id="104" w:name="_Toc22162_WPSOffice_Level1"/>
-      <w:bookmarkStart w:id="105" w:name="_Toc22623"/>
+      <w:bookmarkStart w:id="101" w:name="_Toc14611_WPSOffice_Level1"/>
+      <w:bookmarkStart w:id="102" w:name="_Toc19584_WPSOffice_Level1"/>
+      <w:bookmarkStart w:id="103" w:name="_Toc22162_WPSOffice_Level1"/>
+      <w:bookmarkStart w:id="104" w:name="_Toc22623"/>
+      <w:bookmarkStart w:id="105" w:name="_Toc13275"/>
       <w:bookmarkStart w:id="106" w:name="_Toc17792_WPSOffice_Level2"/>
       <w:r>
         <w:rPr>

--- a/WebContent/docx/淋巴瘤129基因报告-单样本-苏州市立医院-本部&北区.docx
+++ b/WebContent/docx/淋巴瘤129基因报告-单样本-苏州市立医院-本部&北区.docx
@@ -2469,13 +2469,13 @@
           <w:cols w:space="0" w:num="1"/>
         </w:sectPr>
       </w:pPr>
-      <w:bookmarkStart w:id="0" w:name="_Toc3619"/>
-      <w:bookmarkStart w:id="1" w:name="_Toc10906"/>
+      <w:bookmarkStart w:id="0" w:name="_Toc24178_WPSOffice_Level1"/>
+      <w:bookmarkStart w:id="1" w:name="_Toc13806"/>
       <w:bookmarkStart w:id="2" w:name="_Toc21669"/>
-      <w:bookmarkStart w:id="3" w:name="_Toc24178_WPSOffice_Level1"/>
-      <w:bookmarkStart w:id="4" w:name="_Toc13806"/>
-      <w:bookmarkStart w:id="5" w:name="_Toc21009_WPSOffice_Level1"/>
-      <w:bookmarkStart w:id="6" w:name="_Toc30143_WPSOffice_Level1"/>
+      <w:bookmarkStart w:id="3" w:name="_Toc21009_WPSOffice_Level1"/>
+      <w:bookmarkStart w:id="4" w:name="_Toc30143_WPSOffice_Level1"/>
+      <w:bookmarkStart w:id="5" w:name="_Toc3619"/>
+      <w:bookmarkStart w:id="6" w:name="_Toc10906"/>
     </w:p>
     <w:p>
       <w:pPr>
@@ -2565,12 +2565,6 @@
             <w:insideH w:val="single" w:color="A4A4A4" w:sz="4" w:space="0"/>
             <w:insideV w:val="single" w:color="A4A4A4" w:sz="4" w:space="0"/>
           </w:tblBorders>
-          <w:tblCellMar>
-            <w:top w:w="0" w:type="dxa"/>
-            <w:left w:w="108" w:type="dxa"/>
-            <w:bottom w:w="0" w:type="dxa"/>
-            <w:right w:w="108" w:type="dxa"/>
-          </w:tblCellMar>
         </w:tblPrEx>
         <w:trPr>
           <w:trHeight w:val="397" w:hRule="atLeast"/>
@@ -3378,12 +3372,12 @@
           </w14:shadow>
         </w:rPr>
       </w:pPr>
-      <w:bookmarkStart w:id="8" w:name="_Toc17451"/>
+      <w:bookmarkStart w:id="8" w:name="_Toc7021_WPSOffice_Level1"/>
       <w:bookmarkStart w:id="9" w:name="_Toc26731"/>
-      <w:bookmarkStart w:id="10" w:name="_Toc7021_WPSOffice_Level1"/>
+      <w:bookmarkStart w:id="10" w:name="_Toc17451"/>
       <w:bookmarkStart w:id="11" w:name="_Toc11015_WPSOffice_Level1"/>
-      <w:bookmarkStart w:id="12" w:name="_Toc31917"/>
-      <w:bookmarkStart w:id="13" w:name="_Toc29943"/>
+      <w:bookmarkStart w:id="12" w:name="_Toc29943"/>
+      <w:bookmarkStart w:id="13" w:name="_Toc31917"/>
       <w:bookmarkStart w:id="14" w:name="_Toc18062_WPSOffice_Level1"/>
       <w:bookmarkStart w:id="15" w:name="_Toc3823"/>
       <w:r>
@@ -3659,12 +3653,12 @@
       <w:bookmarkStart w:id="17" w:name="_Toc149837253"/>
       <w:bookmarkStart w:id="18" w:name="_Toc94"/>
       <w:bookmarkStart w:id="19" w:name="_Toc2887"/>
-      <w:bookmarkStart w:id="20" w:name="_Toc23369_WPSOffice_Level1"/>
-      <w:bookmarkStart w:id="21" w:name="_Toc6221_WPSOffice_Level1"/>
-      <w:bookmarkStart w:id="22" w:name="_Toc25920"/>
-      <w:bookmarkStart w:id="23" w:name="_Toc16576"/>
-      <w:bookmarkStart w:id="24" w:name="_Toc23052"/>
-      <w:bookmarkStart w:id="25" w:name="_Toc18058"/>
+      <w:bookmarkStart w:id="20" w:name="_Toc6221_WPSOffice_Level1"/>
+      <w:bookmarkStart w:id="21" w:name="_Toc23369_WPSOffice_Level1"/>
+      <w:bookmarkStart w:id="22" w:name="_Toc16576"/>
+      <w:bookmarkStart w:id="23" w:name="_Toc25920"/>
+      <w:bookmarkStart w:id="24" w:name="_Toc18058"/>
+      <w:bookmarkStart w:id="25" w:name="_Toc23052"/>
       <w:r>
         <w:rPr>
           <w:rStyle w:val="38"/>
@@ -3715,9 +3709,9 @@
           <w:lang w:eastAsia="zh-CN" w:bidi="ar"/>
         </w:rPr>
       </w:pPr>
-      <w:bookmarkStart w:id="26" w:name="_Toc689"/>
+      <w:bookmarkStart w:id="26" w:name="_Toc2043"/>
       <w:bookmarkStart w:id="27" w:name="_Toc149837254"/>
-      <w:bookmarkStart w:id="28" w:name="_Toc2043"/>
+      <w:bookmarkStart w:id="28" w:name="_Toc689"/>
       <w:r>
         <w:rPr>
           <w:rFonts w:hint="eastAsia"/>
@@ -5395,7 +5389,7 @@
                 </mc:Choice>
                 <mc:Fallback>
                   <w:pict>
-                    <v:group id="_x0000_s1026" o:spid="_x0000_s1026" o:spt="203" style="position:absolute;left:0pt;margin-left:0.6pt;margin-top:-37.8pt;height:113.6pt;width:240.8pt;z-index:251663360;mso-width-relative:page;mso-height-relative:page;" coordorigin="19211,18842" coordsize="4816,2272" o:gfxdata="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">
+                    <v:group id="_x0000_s1026" o:spid="_x0000_s1026" o:spt="203" style="position:absolute;left:0pt;margin-left:0.6pt;margin-top:-37.8pt;height:113.6pt;width:240.8pt;z-index:251663360;mso-width-relative:page;mso-height-relative:page;" coordorigin="19211,18842" coordsize="4816,2272" o:gfxdata="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">
                       <o:lock v:ext="edit" aspectratio="f"/>
                       <v:group id="组合 6" o:spid="_x0000_s1026" o:spt="203" style="position:absolute;left:19211;top:18842;height:2273;width:4816;" coordorigin="19199,18902" coordsize="4816,2273" o:gfxdata="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">
                         <o:lock v:ext="edit" aspectratio="f"/>
@@ -5485,14 +5479,6 @@
         </w:tc>
       </w:tr>
       <w:tr>
-        <w:tblPrEx>
-          <w:tblCellMar>
-            <w:top w:w="0" w:type="dxa"/>
-            <w:left w:w="0" w:type="dxa"/>
-            <w:bottom w:w="0" w:type="dxa"/>
-            <w:right w:w="0" w:type="dxa"/>
-          </w:tblCellMar>
-        </w:tblPrEx>
         <w:trPr>
           <w:trHeight w:val="457" w:hRule="exact"/>
           <w:jc w:val="right"/>
@@ -5966,7 +5952,7 @@
                 </mc:Choice>
                 <mc:Fallback>
                   <w:pict>
-                    <v:group id="_x0000_s1026" o:spid="_x0000_s1026" o:spt="203" style="position:absolute;left:0pt;margin-left:0pt;margin-top:-29.2pt;height:113.65pt;width:246.8pt;z-index:251664384;mso-width-relative:page;mso-height-relative:page;" coordorigin="19199,20810" coordsize="4936,2273" o:gfxdata="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">
+                    <v:group id="_x0000_s1026" o:spid="_x0000_s1026" o:spt="203" style="position:absolute;left:0pt;margin-left:0pt;margin-top:-29.2pt;height:113.65pt;width:246.8pt;z-index:251664384;mso-width-relative:page;mso-height-relative:page;" coordorigin="19199,20810" coordsize="4936,2273" o:gfxdata="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">
                       <o:lock v:ext="edit" aspectratio="f"/>
                       <v:group id="组合 23" o:spid="_x0000_s1026" o:spt="203" style="position:absolute;left:19199;top:20810;height:2273;width:4936;" coordorigin="19199,20810" coordsize="4936,2273" o:gfxdata="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">
                         <o:lock v:ext="edit" aspectratio="f"/>
@@ -6298,8 +6284,6 @@
         </w:rPr>
         <w:br w:type="page"/>
       </w:r>
-      <w:bookmarkStart w:id="107" w:name="_GoBack"/>
-      <w:bookmarkEnd w:id="107"/>
     </w:p>
     <w:p>
       <w:pPr>
@@ -6332,12 +6316,12 @@
         </w:rPr>
       </w:pPr>
       <w:bookmarkStart w:id="29" w:name="_Toc11794"/>
-      <w:bookmarkStart w:id="30" w:name="_Toc19898_WPSOffice_Level1"/>
-      <w:bookmarkStart w:id="31" w:name="_Toc22132"/>
-      <w:bookmarkStart w:id="32" w:name="_Toc5980"/>
-      <w:bookmarkStart w:id="33" w:name="_Toc24235"/>
+      <w:bookmarkStart w:id="30" w:name="_Toc2781"/>
+      <w:bookmarkStart w:id="31" w:name="_Toc5980"/>
+      <w:bookmarkStart w:id="32" w:name="_Toc19898_WPSOffice_Level1"/>
+      <w:bookmarkStart w:id="33" w:name="_Toc22132"/>
       <w:bookmarkStart w:id="34" w:name="_Toc20136_WPSOffice_Level1"/>
-      <w:bookmarkStart w:id="35" w:name="_Toc2781"/>
+      <w:bookmarkStart w:id="35" w:name="_Toc24235"/>
       <w:r>
         <w:rPr>
           <w:rStyle w:val="38"/>
@@ -6378,9 +6362,9 @@
         </w:rPr>
       </w:pPr>
       <w:bookmarkStart w:id="36" w:name="_Toc149826007"/>
-      <w:bookmarkStart w:id="37" w:name="_Toc29970"/>
-      <w:bookmarkStart w:id="38" w:name="_Toc26774"/>
-      <w:bookmarkStart w:id="39" w:name="_Toc149832732"/>
+      <w:bookmarkStart w:id="37" w:name="_Toc26774"/>
+      <w:bookmarkStart w:id="38" w:name="_Toc149832732"/>
+      <w:bookmarkStart w:id="39" w:name="_Toc29970"/>
       <w:bookmarkStart w:id="40" w:name="_Toc19748"/>
       <w:r>
         <w:rPr>
@@ -6861,89 +6845,6 @@
               </w:rPr>
               <w:t>变异丰度</w:t>
             </w:r>
-            <w:r>
-              <w:rPr>
-                <w:rFonts w:hint="eastAsia" w:ascii="微软雅黑" w:hAnsi="微软雅黑" w:eastAsia="微软雅黑" w:cs="微软雅黑"/>
-                <w:b/>
-                <w:color w:val="FFFFFF" w:themeColor="background1"/>
-                <w:sz w:val="21"/>
-                <w:szCs w:val="21"/>
-                <w:lang w:val="en-US" w:eastAsia="zh-CN"/>
-                <w14:textFill>
-                  <w14:solidFill>
-                    <w14:schemeClr w14:val="bg1"/>
-                  </w14:solidFill>
-                </w14:textFill>
-              </w:rPr>
-              <w:t>/</w:t>
-            </w:r>
-            <w:r>
-              <w:rPr>
-                <w:rFonts w:hint="eastAsia" w:ascii="Times New Roman" w:hAnsi="Times New Roman" w:eastAsia="微软雅黑" w:cs="Times New Roman"/>
-                <w:b/>
-                <w:color w:val="FFFFFF" w:themeColor="background1"/>
-                <w:sz w:val="21"/>
-                <w:szCs w:val="21"/>
-                <w:lang w:eastAsia="zh-CN"/>
-                <w14:textFill>
-                  <w14:solidFill>
-                    <w14:schemeClr w14:val="bg1"/>
-                  </w14:solidFill>
-                </w14:textFill>
-              </w:rPr>
-              <w:t>拷贝数{% if readsFlag == True %}</w:t>
-            </w:r>
-          </w:p>
-          <w:p>
-            <w:pPr>
-              <w:pStyle w:val="21"/>
-              <w:jc w:val="center"/>
-              <w:rPr>
-                <w:rFonts w:ascii="Times New Roman" w:hAnsi="Times New Roman" w:eastAsia="微软雅黑" w:cs="Times New Roman"/>
-                <w:b/>
-                <w:color w:val="FFFFFF" w:themeColor="background1"/>
-                <w:sz w:val="21"/>
-                <w:szCs w:val="21"/>
-                <w:lang w:eastAsia="zh-CN"/>
-                <w14:textFill>
-                  <w14:solidFill>
-                    <w14:schemeClr w14:val="bg1"/>
-                  </w14:solidFill>
-                </w14:textFill>
-              </w:rPr>
-            </w:pPr>
-            <w:r>
-              <w:rPr>
-                <w:rFonts w:hint="eastAsia" w:ascii="微软雅黑" w:hAnsi="微软雅黑" w:eastAsia="微软雅黑" w:cs="微软雅黑"/>
-                <w:b/>
-                <w:color w:val="FFFFFF" w:themeColor="background1"/>
-                <w:sz w:val="21"/>
-                <w:szCs w:val="21"/>
-                <w:lang w:val="en-US" w:eastAsia="zh-CN"/>
-                <w14:textFill>
-                  <w14:solidFill>
-                    <w14:schemeClr w14:val="bg1"/>
-                  </w14:solidFill>
-                </w14:textFill>
-              </w:rPr>
-              <w:t>/</w:t>
-            </w:r>
-            <w:r>
-              <w:rPr>
-                <w:rFonts w:hint="eastAsia" w:ascii="Times New Roman" w:hAnsi="Times New Roman" w:eastAsia="微软雅黑" w:cs="Times New Roman"/>
-                <w:b/>
-                <w:color w:val="FFFFFF" w:themeColor="background1"/>
-                <w:sz w:val="21"/>
-                <w:szCs w:val="21"/>
-                <w:lang w:eastAsia="zh-CN"/>
-                <w14:textFill>
-                  <w14:solidFill>
-                    <w14:schemeClr w14:val="bg1"/>
-                  </w14:solidFill>
-                </w14:textFill>
-              </w:rPr>
-              <w:t>reads数{%endif%}</w:t>
-            </w:r>
           </w:p>
         </w:tc>
         <w:tc>
@@ -11018,66 +10919,6 @@
           <w:lang w:eastAsia="zh-CN"/>
         </w:rPr>
         <w:t>变异丰度：在某位点产生突变的等位基因在该位点全部等位基因中所占比率。</w:t>
-      </w:r>
-    </w:p>
-    <w:p>
-      <w:pPr>
-        <w:pStyle w:val="6"/>
-        <w:numPr>
-          <w:ilvl w:val="0"/>
-          <w:numId w:val="7"/>
-        </w:numPr>
-        <w:rPr>
-          <w:rFonts w:ascii="Times New Roman" w:hAnsi="Times New Roman" w:eastAsia="微软雅黑" w:cs="Times New Roman"/>
-          <w:bCs/>
-          <w:lang w:eastAsia="zh-CN"/>
-        </w:rPr>
-      </w:pPr>
-      <w:r>
-        <w:rPr>
-          <w:rFonts w:hint="eastAsia" w:ascii="Times New Roman" w:hAnsi="Times New Roman" w:eastAsia="微软雅黑" w:cs="Times New Roman"/>
-          <w:bCs/>
-          <w:lang w:eastAsia="zh-CN"/>
-        </w:rPr>
-        <w:t>拷贝数：是指某⼀种基因或某⼀段特定的DNA序列在单倍体基因组中出现的数</w:t>
-      </w:r>
-      <w:r>
-        <w:rPr>
-          <w:rFonts w:hint="eastAsia" w:ascii="Times New Roman" w:hAnsi="Times New Roman" w:eastAsia="微软雅黑" w:cs="Times New Roman"/>
-          <w:bCs/>
-          <w:lang w:val="en-US" w:eastAsia="zh-CN"/>
-        </w:rPr>
-        <w:t>目</w:t>
-      </w:r>
-      <w:r>
-        <w:rPr>
-          <w:rFonts w:hint="eastAsia" w:ascii="Times New Roman" w:hAnsi="Times New Roman" w:eastAsia="微软雅黑" w:cs="Times New Roman"/>
-          <w:bCs/>
-          <w:lang w:eastAsia="zh-CN"/>
-        </w:rPr>
-        <w:t>。{% if readsFlag == True %}</w:t>
-      </w:r>
-    </w:p>
-    <w:p>
-      <w:pPr>
-        <w:pStyle w:val="6"/>
-        <w:numPr>
-          <w:ilvl w:val="0"/>
-          <w:numId w:val="7"/>
-        </w:numPr>
-        <w:rPr>
-          <w:rFonts w:ascii="Times New Roman" w:hAnsi="Times New Roman" w:eastAsia="微软雅黑" w:cs="Times New Roman"/>
-          <w:bCs/>
-          <w:lang w:eastAsia="zh-CN"/>
-        </w:rPr>
-      </w:pPr>
-      <w:r>
-        <w:rPr>
-          <w:rFonts w:hint="eastAsia" w:ascii="Times New Roman" w:hAnsi="Times New Roman" w:eastAsia="微软雅黑" w:cs="Times New Roman"/>
-          <w:bCs/>
-          <w:lang w:eastAsia="zh-CN"/>
-        </w:rPr>
-        <w:t>reads数：RNA层面检测到的支持融合基因的片段数。{% endif %}</w:t>
       </w:r>
     </w:p>
     <w:p>
@@ -11289,7 +11130,7 @@
         </w:tblPrEx>
         <w:trPr>
           <w:cantSplit/>
-          <w:trHeight w:val="1028" w:hRule="atLeast"/>
+          <w:trHeight w:val="567" w:hRule="atLeast"/>
           <w:tblHeader/>
         </w:trPr>
         <w:tc>
@@ -12568,8 +12409,8 @@
           <w:lang w:eastAsia="zh-CN"/>
         </w:rPr>
       </w:pPr>
-      <w:bookmarkStart w:id="42" w:name="_Toc11397"/>
-      <w:bookmarkStart w:id="43" w:name="_Toc4033"/>
+      <w:bookmarkStart w:id="42" w:name="_Toc4033"/>
+      <w:bookmarkStart w:id="43" w:name="_Toc11397"/>
       <w:r>
         <w:rPr>
           <w:rFonts w:hint="eastAsia"/>
@@ -12636,7 +12477,7 @@
         </w:tblPrEx>
         <w:trPr>
           <w:cantSplit/>
-          <w:trHeight w:val="1028" w:hRule="atLeast"/>
+          <w:trHeight w:val="567" w:hRule="atLeast"/>
           <w:tblHeader/>
         </w:trPr>
         <w:tc>
@@ -12668,6 +12509,7 @@
                 </w14:textFill>
               </w:rPr>
             </w:pPr>
+            <w:bookmarkStart w:id="107" w:name="_GoBack" w:colFirst="0" w:colLast="4"/>
             <w:r>
               <w:rPr>
                 <w:rFonts w:hint="eastAsia" w:ascii="Times New Roman" w:hAnsi="Times New Roman" w:eastAsia="微软雅黑" w:cs="Times New Roman"/>
@@ -12873,6 +12715,98 @@
                 </w14:textFill>
               </w:rPr>
               <w:t>证据等级</w:t>
+            </w:r>
+          </w:p>
+        </w:tc>
+      </w:tr>
+      <w:bookmarkEnd w:id="107"/>
+      <w:tr>
+        <w:tblPrEx>
+          <w:tblBorders>
+            <w:top w:val="single" w:color="A4A4A4" w:sz="4" w:space="0"/>
+            <w:left w:val="none" w:color="auto" w:sz="0" w:space="0"/>
+            <w:bottom w:val="single" w:color="A4A4A4" w:sz="4" w:space="0"/>
+            <w:right w:val="none" w:color="auto" w:sz="0" w:space="0"/>
+            <w:insideH w:val="single" w:color="A4A4A4" w:sz="4" w:space="0"/>
+            <w:insideV w:val="single" w:color="A4A4A4" w:sz="4" w:space="0"/>
+          </w:tblBorders>
+          <w:tblCellMar>
+            <w:top w:w="0" w:type="dxa"/>
+            <w:left w:w="0" w:type="dxa"/>
+            <w:bottom w:w="0" w:type="dxa"/>
+            <w:right w:w="0" w:type="dxa"/>
+          </w:tblCellMar>
+        </w:tblPrEx>
+        <w:trPr>
+          <w:cantSplit/>
+          <w:trHeight w:val="759" w:hRule="atLeast"/>
+        </w:trPr>
+        <w:tc>
+          <w:tcPr>
+            <w:tcW w:w="9781" w:type="dxa"/>
+            <w:gridSpan w:val="5"/>
+            <w:tcBorders>
+              <w:top w:val="nil"/>
+            </w:tcBorders>
+            <w:shd w:val="clear" w:color="auto" w:fill="auto"/>
+            <w:vAlign w:val="center"/>
+          </w:tcPr>
+          <w:p>
+            <w:pPr>
+              <w:spacing w:before="1" w:line="249" w:lineRule="auto"/>
+              <w:ind w:left="262" w:leftChars="0" w:right="131" w:rightChars="0"/>
+              <w:jc w:val="center"/>
+              <w:rPr>
+                <w:rFonts w:hint="eastAsia" w:ascii="Times New Roman" w:hAnsi="Times New Roman" w:eastAsia="微软雅黑" w:cs="Times New Roman"/>
+                <w:sz w:val="21"/>
+                <w:szCs w:val="21"/>
+                <w:lang w:eastAsia="zh-CN"/>
+              </w:rPr>
+            </w:pPr>
+            <w:r>
+              <w:rPr>
+                <w:rFonts w:hint="eastAsia" w:ascii="Times New Roman" w:hAnsi="Times New Roman" w:eastAsia="微软雅黑" w:cs="Times New Roman"/>
+                <w:sz w:val="21"/>
+                <w:szCs w:val="21"/>
+                <w:lang w:eastAsia="zh-CN"/>
+              </w:rPr>
+              <w:t xml:space="preserve">{%tr </w:t>
+            </w:r>
+            <w:r>
+              <w:rPr>
+                <w:rFonts w:hint="eastAsia" w:ascii="Times New Roman" w:hAnsi="Times New Roman" w:eastAsia="微软雅黑" w:cs="Times New Roman"/>
+                <w:sz w:val="21"/>
+                <w:szCs w:val="21"/>
+                <w:lang w:val="en-US" w:eastAsia="zh-CN"/>
+              </w:rPr>
+              <w:t>if</w:t>
+            </w:r>
+            <w:r>
+              <w:rPr>
+                <w:rFonts w:hint="eastAsia" w:ascii="Times New Roman" w:hAnsi="Times New Roman" w:eastAsia="微软雅黑" w:cs="Times New Roman"/>
+                <w:sz w:val="21"/>
+                <w:szCs w:val="21"/>
+                <w:lang w:eastAsia="zh-CN"/>
+              </w:rPr>
+              <w:t xml:space="preserve"> lymphomaTyping</w:t>
+            </w:r>
+            <w:r>
+              <w:rPr>
+                <w:rFonts w:hint="eastAsia" w:ascii="Times New Roman" w:hAnsi="Times New Roman" w:eastAsia="微软雅黑" w:cs="Times New Roman"/>
+                <w:sz w:val="21"/>
+                <w:szCs w:val="21"/>
+                <w:lang w:val="en-US" w:eastAsia="zh-CN"/>
+              </w:rPr>
+              <w:t>2</w:t>
+            </w:r>
+            <w:r>
+              <w:rPr>
+                <w:rFonts w:hint="eastAsia" w:ascii="Times New Roman" w:hAnsi="Times New Roman" w:eastAsia="微软雅黑" w:cs="Times New Roman"/>
+                <w:sz w:val="21"/>
+                <w:szCs w:val="21"/>
+                <w:lang w:eastAsia="zh-CN"/>
+              </w:rPr>
+              <w:t xml:space="preserve"> %}</w:t>
             </w:r>
           </w:p>
         </w:tc>
@@ -12915,19 +12849,19 @@
               <w:jc w:val="center"/>
               <w:rPr>
                 <w:rFonts w:hint="eastAsia" w:ascii="Times New Roman" w:hAnsi="Times New Roman" w:eastAsia="微软雅黑" w:cs="Times New Roman"/>
-                <w:sz w:val="21"/>
-                <w:szCs w:val="21"/>
-                <w:lang w:eastAsia="zh-CN"/>
-              </w:rPr>
-            </w:pPr>
-            <w:r>
-              <w:rPr>
-                <w:rFonts w:hint="eastAsia" w:ascii="Times New Roman" w:hAnsi="Times New Roman" w:eastAsia="微软雅黑" w:cs="Times New Roman"/>
-                <w:sz w:val="21"/>
-                <w:szCs w:val="21"/>
-                <w:lang w:eastAsia="zh-CN"/>
-              </w:rPr>
-              <w:t xml:space="preserve">{%tr </w:t>
+                <w:sz w:val="18"/>
+                <w:szCs w:val="18"/>
+                <w:lang w:eastAsia="zh-CN"/>
+              </w:rPr>
+            </w:pPr>
+            <w:r>
+              <w:rPr>
+                <w:rFonts w:hint="eastAsia" w:ascii="Times New Roman" w:hAnsi="Times New Roman" w:eastAsia="微软雅黑" w:cs="Times New Roman"/>
+                <w:sz w:val="21"/>
+                <w:szCs w:val="21"/>
+                <w:lang w:eastAsia="zh-CN"/>
+              </w:rPr>
+              <w:t xml:space="preserve">{%tr for </w:t>
             </w:r>
             <w:r>
               <w:rPr>
@@ -12936,16 +12870,16 @@
                 <w:szCs w:val="21"/>
                 <w:lang w:val="en-US" w:eastAsia="zh-CN"/>
               </w:rPr>
-              <w:t>if</w:t>
-            </w:r>
-            <w:r>
-              <w:rPr>
-                <w:rFonts w:hint="eastAsia" w:ascii="Times New Roman" w:hAnsi="Times New Roman" w:eastAsia="微软雅黑" w:cs="Times New Roman"/>
-                <w:sz w:val="21"/>
-                <w:szCs w:val="21"/>
-                <w:lang w:eastAsia="zh-CN"/>
-              </w:rPr>
-              <w:t xml:space="preserve"> lymphomaTyping</w:t>
+              <w:t>lt</w:t>
+            </w:r>
+            <w:r>
+              <w:rPr>
+                <w:rFonts w:hint="eastAsia" w:ascii="Times New Roman" w:hAnsi="Times New Roman" w:eastAsia="微软雅黑" w:cs="Times New Roman"/>
+                <w:sz w:val="21"/>
+                <w:szCs w:val="21"/>
+                <w:lang w:eastAsia="zh-CN"/>
+              </w:rPr>
+              <w:t xml:space="preserve"> in lymphomaTyping</w:t>
             </w:r>
             <w:r>
               <w:rPr>
@@ -12964,6 +12898,619 @@
                 <w:lang w:eastAsia="zh-CN"/>
               </w:rPr>
               <w:t xml:space="preserve"> %}</w:t>
+            </w:r>
+          </w:p>
+        </w:tc>
+      </w:tr>
+      <w:tr>
+        <w:tblPrEx>
+          <w:tblBorders>
+            <w:top w:val="single" w:color="A4A4A4" w:sz="4" w:space="0"/>
+            <w:left w:val="none" w:color="auto" w:sz="0" w:space="0"/>
+            <w:bottom w:val="single" w:color="A4A4A4" w:sz="4" w:space="0"/>
+            <w:right w:val="none" w:color="auto" w:sz="0" w:space="0"/>
+            <w:insideH w:val="single" w:color="A4A4A4" w:sz="4" w:space="0"/>
+            <w:insideV w:val="single" w:color="A4A4A4" w:sz="4" w:space="0"/>
+          </w:tblBorders>
+          <w:tblCellMar>
+            <w:top w:w="0" w:type="dxa"/>
+            <w:left w:w="0" w:type="dxa"/>
+            <w:bottom w:w="0" w:type="dxa"/>
+            <w:right w:w="0" w:type="dxa"/>
+          </w:tblCellMar>
+        </w:tblPrEx>
+        <w:trPr>
+          <w:cantSplit/>
+          <w:trHeight w:val="739" w:hRule="atLeast"/>
+        </w:trPr>
+        <w:tc>
+          <w:tcPr>
+            <w:tcW w:w="1702" w:type="dxa"/>
+            <w:tcBorders>
+              <w:top w:val="nil"/>
+            </w:tcBorders>
+            <w:shd w:val="clear" w:color="auto" w:fill="auto"/>
+            <w:vAlign w:val="center"/>
+          </w:tcPr>
+          <w:p>
+            <w:pPr>
+              <w:ind w:left="162" w:leftChars="0" w:right="163" w:rightChars="0"/>
+              <w:jc w:val="center"/>
+              <w:rPr>
+                <w:rFonts w:hint="eastAsia" w:ascii="Times New Roman" w:hAnsi="Times New Roman" w:eastAsia="微软雅黑" w:cs="Times New Roman"/>
+                <w:sz w:val="18"/>
+                <w:szCs w:val="18"/>
+                <w:lang w:eastAsia="zh-CN"/>
+              </w:rPr>
+            </w:pPr>
+            <w:r>
+              <w:rPr>
+                <w:rFonts w:hint="eastAsia" w:ascii="Times New Roman" w:hAnsi="Times New Roman" w:eastAsia="微软雅黑" w:cs="Times New Roman"/>
+                <w:sz w:val="21"/>
+                <w:szCs w:val="21"/>
+                <w:lang w:eastAsia="zh-CN"/>
+              </w:rPr>
+              <w:t xml:space="preserve">{{ </w:t>
+            </w:r>
+            <w:r>
+              <w:rPr>
+                <w:rFonts w:hint="eastAsia" w:ascii="Times New Roman" w:hAnsi="Times New Roman" w:eastAsia="微软雅黑" w:cs="Times New Roman"/>
+                <w:sz w:val="21"/>
+                <w:szCs w:val="21"/>
+                <w:lang w:val="en-US" w:eastAsia="zh-CN"/>
+              </w:rPr>
+              <w:t>lt</w:t>
+            </w:r>
+            <w:r>
+              <w:rPr>
+                <w:rFonts w:hint="eastAsia" w:ascii="Times New Roman" w:hAnsi="Times New Roman" w:eastAsia="微软雅黑" w:cs="Times New Roman"/>
+                <w:sz w:val="21"/>
+                <w:szCs w:val="21"/>
+                <w:lang w:eastAsia="zh-CN"/>
+              </w:rPr>
+              <w:t>.gene }}</w:t>
+            </w:r>
+          </w:p>
+        </w:tc>
+        <w:tc>
+          <w:tcPr>
+            <w:tcW w:w="1691" w:type="dxa"/>
+            <w:tcBorders>
+              <w:top w:val="nil"/>
+            </w:tcBorders>
+            <w:shd w:val="clear" w:color="auto" w:fill="auto"/>
+            <w:vAlign w:val="center"/>
+          </w:tcPr>
+          <w:p>
+            <w:pPr>
+              <w:jc w:val="center"/>
+              <w:rPr>
+                <w:rFonts w:hint="eastAsia" w:ascii="Times New Roman" w:hAnsi="Times New Roman" w:eastAsia="微软雅黑" w:cs="Times New Roman"/>
+                <w:bCs/>
+                <w:sz w:val="18"/>
+                <w:szCs w:val="18"/>
+                <w:lang w:eastAsia="zh-CN"/>
+              </w:rPr>
+            </w:pPr>
+            <w:r>
+              <w:rPr>
+                <w:rFonts w:hint="eastAsia" w:ascii="Times New Roman" w:hAnsi="Times New Roman" w:eastAsia="微软雅黑" w:cs="Times New Roman"/>
+                <w:sz w:val="21"/>
+                <w:szCs w:val="21"/>
+                <w:lang w:eastAsia="zh-CN"/>
+              </w:rPr>
+              <w:t xml:space="preserve">{{ </w:t>
+            </w:r>
+            <w:r>
+              <w:rPr>
+                <w:rFonts w:hint="eastAsia" w:ascii="Times New Roman" w:hAnsi="Times New Roman" w:eastAsia="微软雅黑" w:cs="Times New Roman"/>
+                <w:sz w:val="21"/>
+                <w:szCs w:val="21"/>
+                <w:lang w:val="en-US" w:eastAsia="zh-CN"/>
+              </w:rPr>
+              <w:t>lt</w:t>
+            </w:r>
+            <w:r>
+              <w:rPr>
+                <w:rFonts w:hint="eastAsia" w:ascii="Times New Roman" w:hAnsi="Times New Roman" w:eastAsia="微软雅黑" w:cs="Times New Roman"/>
+                <w:sz w:val="21"/>
+                <w:szCs w:val="21"/>
+                <w:lang w:eastAsia="zh-CN"/>
+              </w:rPr>
+              <w:t>.ori_variant }}</w:t>
+            </w:r>
+          </w:p>
+        </w:tc>
+        <w:tc>
+          <w:tcPr>
+            <w:tcW w:w="1992" w:type="dxa"/>
+            <w:tcBorders>
+              <w:top w:val="nil"/>
+            </w:tcBorders>
+            <w:shd w:val="clear" w:color="auto" w:fill="auto"/>
+            <w:vAlign w:val="center"/>
+          </w:tcPr>
+          <w:p>
+            <w:pPr>
+              <w:jc w:val="center"/>
+              <w:rPr>
+                <w:rFonts w:hint="eastAsia" w:ascii="Times New Roman" w:hAnsi="Times New Roman" w:eastAsia="微软雅黑" w:cs="Times New Roman"/>
+                <w:sz w:val="18"/>
+                <w:szCs w:val="18"/>
+                <w:lang w:eastAsia="zh-CN"/>
+              </w:rPr>
+            </w:pPr>
+            <w:r>
+              <w:rPr>
+                <w:rFonts w:hint="eastAsia" w:ascii="Times New Roman" w:hAnsi="Times New Roman" w:eastAsia="微软雅黑" w:cs="Times New Roman"/>
+                <w:sz w:val="21"/>
+                <w:szCs w:val="21"/>
+                <w:lang w:eastAsia="zh-CN"/>
+              </w:rPr>
+              <w:t xml:space="preserve">{{ </w:t>
+            </w:r>
+            <w:r>
+              <w:rPr>
+                <w:rFonts w:hint="eastAsia" w:ascii="Times New Roman" w:hAnsi="Times New Roman" w:eastAsia="微软雅黑" w:cs="Times New Roman"/>
+                <w:sz w:val="21"/>
+                <w:szCs w:val="21"/>
+                <w:lang w:val="en-US" w:eastAsia="zh-CN"/>
+              </w:rPr>
+              <w:t>lt</w:t>
+            </w:r>
+            <w:r>
+              <w:rPr>
+                <w:rFonts w:hint="eastAsia" w:ascii="Times New Roman" w:hAnsi="Times New Roman" w:eastAsia="微软雅黑" w:cs="Times New Roman"/>
+                <w:sz w:val="21"/>
+                <w:szCs w:val="21"/>
+                <w:lang w:eastAsia="zh-CN"/>
+              </w:rPr>
+              <w:t>.mutFreq }}</w:t>
+            </w:r>
+          </w:p>
+        </w:tc>
+        <w:tc>
+          <w:tcPr>
+            <w:tcW w:w="3150" w:type="dxa"/>
+            <w:tcBorders>
+              <w:top w:val="nil"/>
+            </w:tcBorders>
+            <w:shd w:val="clear" w:color="auto" w:fill="auto"/>
+            <w:vAlign w:val="center"/>
+          </w:tcPr>
+          <w:p>
+            <w:pPr>
+              <w:jc w:val="center"/>
+              <w:rPr>
+                <w:rFonts w:hint="eastAsia" w:ascii="Times New Roman" w:hAnsi="Times New Roman" w:eastAsia="微软雅黑" w:cs="Times New Roman"/>
+                <w:sz w:val="21"/>
+                <w:szCs w:val="21"/>
+                <w:lang w:eastAsia="zh-CN"/>
+              </w:rPr>
+            </w:pPr>
+            <w:r>
+              <w:rPr>
+                <w:rFonts w:hint="eastAsia" w:ascii="Times New Roman" w:hAnsi="Times New Roman" w:eastAsia="微软雅黑" w:cs="Times New Roman"/>
+                <w:sz w:val="21"/>
+                <w:szCs w:val="21"/>
+                <w:lang w:eastAsia="zh-CN"/>
+              </w:rPr>
+              <w:t xml:space="preserve">{% for i in </w:t>
+            </w:r>
+            <w:r>
+              <w:rPr>
+                <w:rFonts w:hint="eastAsia" w:ascii="Times New Roman" w:hAnsi="Times New Roman" w:eastAsia="微软雅黑" w:cs="Times New Roman"/>
+                <w:sz w:val="21"/>
+                <w:szCs w:val="21"/>
+                <w:lang w:val="en-US" w:eastAsia="zh-CN"/>
+              </w:rPr>
+              <w:t>lt</w:t>
+            </w:r>
+            <w:r>
+              <w:rPr>
+                <w:rFonts w:hint="eastAsia" w:ascii="Times New Roman" w:hAnsi="Times New Roman" w:eastAsia="微软雅黑" w:cs="Times New Roman"/>
+                <w:sz w:val="21"/>
+                <w:szCs w:val="21"/>
+                <w:lang w:eastAsia="zh-CN"/>
+              </w:rPr>
+              <w:t>.lymphoma_subtype</w:t>
+            </w:r>
+            <w:r>
+              <w:rPr>
+                <w:rFonts w:hint="eastAsia" w:ascii="Times New Roman" w:hAnsi="Times New Roman" w:eastAsia="微软雅黑" w:cs="Times New Roman"/>
+                <w:sz w:val="21"/>
+                <w:szCs w:val="21"/>
+                <w:lang w:val="en-US" w:eastAsia="zh-CN"/>
+              </w:rPr>
+              <w:t>2</w:t>
+            </w:r>
+            <w:r>
+              <w:rPr>
+                <w:rFonts w:hint="default" w:ascii="Times New Roman" w:hAnsi="Times New Roman" w:eastAsia="微软雅黑" w:cs="Times New Roman"/>
+                <w:sz w:val="21"/>
+                <w:szCs w:val="21"/>
+                <w:lang w:eastAsia="zh-CN"/>
+              </w:rPr>
+              <w:t xml:space="preserve"> | split("\n")</w:t>
+            </w:r>
+            <w:r>
+              <w:rPr>
+                <w:rFonts w:hint="eastAsia" w:ascii="Times New Roman" w:hAnsi="Times New Roman" w:eastAsia="微软雅黑" w:cs="Times New Roman"/>
+                <w:sz w:val="21"/>
+                <w:szCs w:val="21"/>
+                <w:lang w:eastAsia="zh-CN"/>
+              </w:rPr>
+              <w:t xml:space="preserve"> %}{%if loop.last%}{{ i }}{%else%}{{ i }}</w:t>
+            </w:r>
+          </w:p>
+          <w:p>
+            <w:pPr>
+              <w:spacing w:before="2"/>
+              <w:ind w:left="116" w:leftChars="0" w:right="116" w:rightChars="0"/>
+              <w:jc w:val="center"/>
+              <w:rPr>
+                <w:rFonts w:ascii="Times New Roman" w:hAnsi="Times New Roman" w:eastAsia="微软雅黑" w:cs="Times New Roman"/>
+                <w:bCs/>
+                <w:sz w:val="18"/>
+                <w:szCs w:val="18"/>
+                <w:lang w:eastAsia="zh-CN"/>
+              </w:rPr>
+            </w:pPr>
+            <w:r>
+              <w:rPr>
+                <w:rFonts w:hint="eastAsia" w:ascii="Times New Roman" w:hAnsi="Times New Roman" w:eastAsia="微软雅黑" w:cs="Times New Roman"/>
+                <w:sz w:val="21"/>
+                <w:szCs w:val="21"/>
+                <w:lang w:eastAsia="zh-CN"/>
+              </w:rPr>
+              <w:t>{%endif%}{% endfor%}</w:t>
+            </w:r>
+          </w:p>
+        </w:tc>
+        <w:tc>
+          <w:tcPr>
+            <w:tcW w:w="1246" w:type="dxa"/>
+            <w:tcBorders>
+              <w:top w:val="nil"/>
+            </w:tcBorders>
+            <w:shd w:val="clear" w:color="auto" w:fill="auto"/>
+            <w:vAlign w:val="center"/>
+          </w:tcPr>
+          <w:p>
+            <w:pPr>
+              <w:spacing w:before="1" w:line="249" w:lineRule="auto"/>
+              <w:ind w:left="262" w:leftChars="0" w:right="131" w:rightChars="0"/>
+              <w:jc w:val="center"/>
+              <w:rPr>
+                <w:rFonts w:hint="eastAsia" w:ascii="Times New Roman" w:hAnsi="Times New Roman" w:eastAsia="微软雅黑" w:cs="Times New Roman"/>
+                <w:sz w:val="18"/>
+                <w:szCs w:val="18"/>
+                <w:lang w:eastAsia="zh-CN"/>
+              </w:rPr>
+            </w:pPr>
+            <w:r>
+              <w:rPr>
+                <w:rFonts w:hint="eastAsia" w:ascii="Times New Roman" w:hAnsi="Times New Roman" w:eastAsia="微软雅黑" w:cs="Times New Roman"/>
+                <w:sz w:val="21"/>
+                <w:szCs w:val="21"/>
+                <w:lang w:eastAsia="zh-CN"/>
+              </w:rPr>
+              <w:t xml:space="preserve">{{ </w:t>
+            </w:r>
+            <w:r>
+              <w:rPr>
+                <w:rFonts w:hint="eastAsia" w:ascii="Times New Roman" w:hAnsi="Times New Roman" w:eastAsia="微软雅黑" w:cs="Times New Roman"/>
+                <w:sz w:val="21"/>
+                <w:szCs w:val="21"/>
+                <w:lang w:val="en-US" w:eastAsia="zh-CN"/>
+              </w:rPr>
+              <w:t>lt</w:t>
+            </w:r>
+            <w:r>
+              <w:rPr>
+                <w:rFonts w:hint="eastAsia" w:ascii="Times New Roman" w:hAnsi="Times New Roman" w:eastAsia="微软雅黑" w:cs="Times New Roman"/>
+                <w:sz w:val="21"/>
+                <w:szCs w:val="21"/>
+                <w:lang w:eastAsia="zh-CN"/>
+              </w:rPr>
+              <w:t>.evidence }}</w:t>
+            </w:r>
+          </w:p>
+        </w:tc>
+      </w:tr>
+      <w:tr>
+        <w:tblPrEx>
+          <w:tblBorders>
+            <w:top w:val="single" w:color="A4A4A4" w:sz="4" w:space="0"/>
+            <w:left w:val="none" w:color="auto" w:sz="0" w:space="0"/>
+            <w:bottom w:val="single" w:color="A4A4A4" w:sz="4" w:space="0"/>
+            <w:right w:val="none" w:color="auto" w:sz="0" w:space="0"/>
+            <w:insideH w:val="single" w:color="A4A4A4" w:sz="4" w:space="0"/>
+            <w:insideV w:val="single" w:color="A4A4A4" w:sz="4" w:space="0"/>
+          </w:tblBorders>
+          <w:tblCellMar>
+            <w:top w:w="0" w:type="dxa"/>
+            <w:left w:w="0" w:type="dxa"/>
+            <w:bottom w:w="0" w:type="dxa"/>
+            <w:right w:w="0" w:type="dxa"/>
+          </w:tblCellMar>
+        </w:tblPrEx>
+        <w:trPr>
+          <w:cantSplit/>
+          <w:trHeight w:val="739" w:hRule="atLeast"/>
+        </w:trPr>
+        <w:tc>
+          <w:tcPr>
+            <w:tcW w:w="9781" w:type="dxa"/>
+            <w:gridSpan w:val="5"/>
+            <w:tcBorders>
+              <w:top w:val="nil"/>
+            </w:tcBorders>
+            <w:shd w:val="clear" w:color="auto" w:fill="auto"/>
+            <w:vAlign w:val="center"/>
+          </w:tcPr>
+          <w:p>
+            <w:pPr>
+              <w:jc w:val="center"/>
+              <w:rPr>
+                <w:rFonts w:hint="eastAsia" w:ascii="Times New Roman" w:hAnsi="Times New Roman" w:eastAsia="微软雅黑" w:cs="Times New Roman"/>
+                <w:sz w:val="21"/>
+                <w:szCs w:val="21"/>
+                <w:lang w:eastAsia="zh-CN"/>
+              </w:rPr>
+            </w:pPr>
+            <w:r>
+              <w:rPr>
+                <w:rFonts w:hint="eastAsia" w:ascii="Times New Roman" w:hAnsi="Times New Roman" w:eastAsia="微软雅黑" w:cs="Times New Roman"/>
+                <w:sz w:val="21"/>
+                <w:szCs w:val="21"/>
+                <w:lang w:eastAsia="zh-CN"/>
+              </w:rPr>
+              <w:t>{%tr endf</w:t>
+            </w:r>
+            <w:r>
+              <w:rPr>
+                <w:rFonts w:hint="eastAsia" w:ascii="Times New Roman" w:hAnsi="Times New Roman" w:eastAsia="微软雅黑" w:cs="Times New Roman"/>
+                <w:sz w:val="21"/>
+                <w:szCs w:val="21"/>
+                <w:lang w:val="en-US" w:eastAsia="zh-CN"/>
+              </w:rPr>
+              <w:t>or</w:t>
+            </w:r>
+            <w:r>
+              <w:rPr>
+                <w:rFonts w:hint="eastAsia" w:ascii="Times New Roman" w:hAnsi="Times New Roman" w:eastAsia="微软雅黑" w:cs="Times New Roman"/>
+                <w:sz w:val="21"/>
+                <w:szCs w:val="21"/>
+                <w:lang w:eastAsia="zh-CN"/>
+              </w:rPr>
+              <w:t xml:space="preserve"> %}</w:t>
+            </w:r>
+          </w:p>
+        </w:tc>
+      </w:tr>
+      <w:tr>
+        <w:tblPrEx>
+          <w:tblBorders>
+            <w:top w:val="single" w:color="A4A4A4" w:sz="4" w:space="0"/>
+            <w:left w:val="none" w:color="auto" w:sz="0" w:space="0"/>
+            <w:bottom w:val="single" w:color="A4A4A4" w:sz="4" w:space="0"/>
+            <w:right w:val="none" w:color="auto" w:sz="0" w:space="0"/>
+            <w:insideH w:val="single" w:color="A4A4A4" w:sz="4" w:space="0"/>
+            <w:insideV w:val="single" w:color="A4A4A4" w:sz="4" w:space="0"/>
+          </w:tblBorders>
+          <w:tblCellMar>
+            <w:top w:w="0" w:type="dxa"/>
+            <w:left w:w="0" w:type="dxa"/>
+            <w:bottom w:w="0" w:type="dxa"/>
+            <w:right w:w="0" w:type="dxa"/>
+          </w:tblCellMar>
+        </w:tblPrEx>
+        <w:trPr>
+          <w:cantSplit/>
+          <w:trHeight w:val="739" w:hRule="atLeast"/>
+        </w:trPr>
+        <w:tc>
+          <w:tcPr>
+            <w:tcW w:w="9781" w:type="dxa"/>
+            <w:gridSpan w:val="5"/>
+            <w:tcBorders>
+              <w:top w:val="nil"/>
+            </w:tcBorders>
+            <w:shd w:val="clear" w:color="auto" w:fill="auto"/>
+            <w:vAlign w:val="center"/>
+          </w:tcPr>
+          <w:p>
+            <w:pPr>
+              <w:jc w:val="center"/>
+              <w:rPr>
+                <w:rFonts w:hint="eastAsia" w:ascii="Times New Roman" w:hAnsi="Times New Roman" w:eastAsia="微软雅黑" w:cs="Times New Roman"/>
+                <w:sz w:val="21"/>
+                <w:szCs w:val="21"/>
+                <w:lang w:eastAsia="zh-CN"/>
+              </w:rPr>
+            </w:pPr>
+            <w:r>
+              <w:rPr>
+                <w:rFonts w:hint="eastAsia" w:ascii="Times New Roman" w:hAnsi="Times New Roman" w:eastAsia="微软雅黑" w:cs="Times New Roman"/>
+                <w:sz w:val="21"/>
+                <w:szCs w:val="21"/>
+                <w:lang w:eastAsia="zh-CN"/>
+              </w:rPr>
+              <w:t>{%tr else %}</w:t>
+            </w:r>
+          </w:p>
+        </w:tc>
+      </w:tr>
+      <w:tr>
+        <w:tblPrEx>
+          <w:tblBorders>
+            <w:top w:val="single" w:color="A4A4A4" w:sz="4" w:space="0"/>
+            <w:left w:val="none" w:color="auto" w:sz="0" w:space="0"/>
+            <w:bottom w:val="single" w:color="A4A4A4" w:sz="4" w:space="0"/>
+            <w:right w:val="none" w:color="auto" w:sz="0" w:space="0"/>
+            <w:insideH w:val="single" w:color="A4A4A4" w:sz="4" w:space="0"/>
+            <w:insideV w:val="single" w:color="A4A4A4" w:sz="4" w:space="0"/>
+          </w:tblBorders>
+          <w:tblCellMar>
+            <w:top w:w="0" w:type="dxa"/>
+            <w:left w:w="0" w:type="dxa"/>
+            <w:bottom w:w="0" w:type="dxa"/>
+            <w:right w:w="0" w:type="dxa"/>
+          </w:tblCellMar>
+        </w:tblPrEx>
+        <w:trPr>
+          <w:cantSplit/>
+          <w:trHeight w:val="739" w:hRule="atLeast"/>
+        </w:trPr>
+        <w:tc>
+          <w:tcPr>
+            <w:tcW w:w="1702" w:type="dxa"/>
+            <w:tcBorders>
+              <w:top w:val="nil"/>
+            </w:tcBorders>
+            <w:shd w:val="clear" w:color="auto" w:fill="auto"/>
+            <w:vAlign w:val="center"/>
+          </w:tcPr>
+          <w:p>
+            <w:pPr>
+              <w:ind w:left="162" w:leftChars="0" w:right="163" w:rightChars="0"/>
+              <w:jc w:val="center"/>
+              <w:rPr>
+                <w:rFonts w:hint="eastAsia" w:ascii="Times New Roman" w:hAnsi="Times New Ro